--- a/3_Documentazione/da aggiungere alla doc sprint 3.docx
+++ b/3_Documentazione/da aggiungere alla doc sprint 3.docx
@@ -10,6 +10,7 @@
           <w:docPartUnique/>
         </w:docPartObj>
       </w:sdtPr>
+      <w:sdtEndPr/>
       <w:sdtContent>
         <w:p/>
         <w:p>
@@ -116,6 +117,7 @@
                                     <w:dataBinding w:prefixMappings="xmlns:ns0='http://purl.org/dc/elements/1.1/' xmlns:ns1='http://schemas.openxmlformats.org/package/2006/metadata/core-properties' " w:xpath="/ns1:coreProperties[1]/ns0:title[1]" w:storeItemID="{6C3C8BC8-F283-45AE-878A-BAB7291924A1}"/>
                                     <w:text/>
                                   </w:sdtPr>
+                                  <w:sdtEndPr/>
                                   <w:sdtContent>
                                     <w:r>
                                       <w:rPr>
@@ -142,6 +144,7 @@
                                   <w:dataBinding w:prefixMappings="xmlns:ns0='http://purl.org/dc/elements/1.1/' xmlns:ns1='http://schemas.openxmlformats.org/package/2006/metadata/core-properties' " w:xpath="/ns1:coreProperties[1]/ns0:subject[1]" w:storeItemID="{6C3C8BC8-F283-45AE-878A-BAB7291924A1}"/>
                                   <w:text/>
                                 </w:sdtPr>
+                                <w:sdtEndPr/>
                                 <w:sdtContent>
                                   <w:p>
                                     <w:pPr>
@@ -180,6 +183,7 @@
                                   <w:dataBinding w:prefixMappings="xmlns:ns0='http://purl.org/dc/elements/1.1/' xmlns:ns1='http://schemas.openxmlformats.org/package/2006/metadata/core-properties' " w:xpath="/ns1:coreProperties[1]/ns0:creator[1]" w:storeItemID="{6C3C8BC8-F283-45AE-878A-BAB7291924A1}"/>
                                   <w:text/>
                                 </w:sdtPr>
+                                <w:sdtEndPr/>
                                 <w:sdtContent>
                                   <w:p>
                                     <w:pPr>
@@ -256,6 +260,7 @@
                               <w:dataBinding w:prefixMappings="xmlns:ns0='http://purl.org/dc/elements/1.1/' xmlns:ns1='http://schemas.openxmlformats.org/package/2006/metadata/core-properties' " w:xpath="/ns1:coreProperties[1]/ns0:title[1]" w:storeItemID="{6C3C8BC8-F283-45AE-878A-BAB7291924A1}"/>
                               <w:text/>
                             </w:sdtPr>
+                            <w:sdtEndPr/>
                             <w:sdtContent>
                               <w:r>
                                 <w:rPr>
@@ -282,6 +287,7 @@
                             <w:dataBinding w:prefixMappings="xmlns:ns0='http://purl.org/dc/elements/1.1/' xmlns:ns1='http://schemas.openxmlformats.org/package/2006/metadata/core-properties' " w:xpath="/ns1:coreProperties[1]/ns0:subject[1]" w:storeItemID="{6C3C8BC8-F283-45AE-878A-BAB7291924A1}"/>
                             <w:text/>
                           </w:sdtPr>
+                          <w:sdtEndPr/>
                           <w:sdtContent>
                             <w:p>
                               <w:pPr>
@@ -320,6 +326,7 @@
                             <w:dataBinding w:prefixMappings="xmlns:ns0='http://purl.org/dc/elements/1.1/' xmlns:ns1='http://schemas.openxmlformats.org/package/2006/metadata/core-properties' " w:xpath="/ns1:coreProperties[1]/ns0:creator[1]" w:storeItemID="{6C3C8BC8-F283-45AE-878A-BAB7291924A1}"/>
                             <w:text/>
                           </w:sdtPr>
+                          <w:sdtEndPr/>
                           <w:sdtContent>
                             <w:p>
                               <w:pPr>
@@ -437,6 +444,7 @@
                                     <w:calendar w:val="gregorian"/>
                                   </w:date>
                                 </w:sdtPr>
+                                <w:sdtEndPr/>
                                 <w:sdtContent>
                                   <w:p>
                                     <w:pPr>
@@ -503,6 +511,7 @@
                               <w:calendar w:val="gregorian"/>
                             </w:date>
                           </w:sdtPr>
+                          <w:sdtEndPr/>
                           <w:sdtContent>
                             <w:p>
                               <w:pPr>
@@ -542,7 +551,11 @@
     <w:sdt>
       <w:sdtPr>
         <w:rPr>
-          <w:lang w:val="it-IT"/>
+          <w:rFonts w:asciiTheme="minorHAnsi" w:eastAsiaTheme="minorHAnsi" w:hAnsiTheme="minorHAnsi" w:cstheme="minorBidi"/>
+          <w:color w:val="auto"/>
+          <w:sz w:val="22"/>
+          <w:szCs w:val="22"/>
+          <w:lang w:val="it-IT" w:eastAsia="en-US"/>
         </w:rPr>
         <w:id w:val="-697465667"/>
         <w:docPartObj>
@@ -552,13 +565,8 @@
       </w:sdtPr>
       <w:sdtEndPr>
         <w:rPr>
-          <w:rFonts w:asciiTheme="minorHAnsi" w:eastAsiaTheme="minorHAnsi" w:hAnsiTheme="minorHAnsi" w:cstheme="minorBidi"/>
           <w:b/>
           <w:bCs/>
-          <w:color w:val="auto"/>
-          <w:sz w:val="22"/>
-          <w:szCs w:val="22"/>
-          <w:lang w:eastAsia="en-US"/>
         </w:rPr>
       </w:sdtEndPr>
       <w:sdtContent>
@@ -824,7 +832,7 @@
       <w:bookmarkStart w:id="0" w:name="_Toc195104102"/>
       <w:r>
         <w:lastRenderedPageBreak/>
-        <w:t>Aggiunta di un prodotto normale</w:t>
+        <w:t>Aggiunta di un prodotto</w:t>
       </w:r>
       <w:bookmarkEnd w:id="0"/>
     </w:p>
@@ -1015,24 +1023,14 @@
       <w:r>
         <w:t xml:space="preserve">Figura </w:t>
       </w:r>
-      <w:r>
-        <w:fldChar w:fldCharType="begin"/>
-      </w:r>
-      <w:r>
-        <w:instrText xml:space="preserve"> SEQ Figura \* ARABIC </w:instrText>
-      </w:r>
-      <w:r>
-        <w:fldChar w:fldCharType="separate"/>
-      </w:r>
-      <w:r>
-        <w:rPr>
-          <w:noProof/>
-        </w:rPr>
-        <w:t>1</w:t>
-      </w:r>
-      <w:r>
-        <w:fldChar w:fldCharType="end"/>
-      </w:r>
+      <w:fldSimple w:instr=" SEQ Figura \* ARABIC ">
+        <w:r>
+          <w:rPr>
+            <w:noProof/>
+          </w:rPr>
+          <w:t>1</w:t>
+        </w:r>
+      </w:fldSimple>
       <w:r>
         <w:t>: Pagina "</w:t>
       </w:r>
@@ -1109,24 +1107,14 @@
       <w:r>
         <w:t xml:space="preserve">Figura </w:t>
       </w:r>
-      <w:r>
-        <w:fldChar w:fldCharType="begin"/>
-      </w:r>
-      <w:r>
-        <w:instrText xml:space="preserve"> SEQ Figura \* ARABIC </w:instrText>
-      </w:r>
-      <w:r>
-        <w:fldChar w:fldCharType="separate"/>
-      </w:r>
-      <w:r>
-        <w:rPr>
-          <w:noProof/>
-        </w:rPr>
-        <w:t>2</w:t>
-      </w:r>
-      <w:r>
-        <w:fldChar w:fldCharType="end"/>
-      </w:r>
+      <w:fldSimple w:instr=" SEQ Figura \* ARABIC ">
+        <w:r>
+          <w:rPr>
+            <w:noProof/>
+          </w:rPr>
+          <w:t>2</w:t>
+        </w:r>
+      </w:fldSimple>
       <w:r>
         <w:t>: Conferma di creazione</w:t>
       </w:r>
@@ -1209,24 +1197,14 @@
       <w:r>
         <w:t xml:space="preserve">Figura </w:t>
       </w:r>
-      <w:r>
-        <w:fldChar w:fldCharType="begin"/>
-      </w:r>
-      <w:r>
-        <w:instrText xml:space="preserve"> SEQ Figura \* ARABIC </w:instrText>
-      </w:r>
-      <w:r>
-        <w:fldChar w:fldCharType="separate"/>
-      </w:r>
-      <w:r>
-        <w:rPr>
-          <w:noProof/>
-        </w:rPr>
-        <w:t>3</w:t>
-      </w:r>
-      <w:r>
-        <w:fldChar w:fldCharType="end"/>
-      </w:r>
+      <w:fldSimple w:instr=" SEQ Figura \* ARABIC ">
+        <w:r>
+          <w:rPr>
+            <w:noProof/>
+          </w:rPr>
+          <w:t>3</w:t>
+        </w:r>
+      </w:fldSimple>
       <w:r>
         <w:t>: Visualizzazione nell'elenco</w:t>
       </w:r>
@@ -1290,24 +1268,14 @@
       <w:r>
         <w:t xml:space="preserve">Figura </w:t>
       </w:r>
-      <w:r>
-        <w:fldChar w:fldCharType="begin"/>
-      </w:r>
-      <w:r>
-        <w:instrText xml:space="preserve"> SEQ Figura \* ARABIC </w:instrText>
-      </w:r>
-      <w:r>
-        <w:fldChar w:fldCharType="separate"/>
-      </w:r>
-      <w:r>
-        <w:rPr>
-          <w:noProof/>
-        </w:rPr>
-        <w:t>4</w:t>
-      </w:r>
-      <w:r>
-        <w:fldChar w:fldCharType="end"/>
-      </w:r>
+      <w:fldSimple w:instr=" SEQ Figura \* ARABIC ">
+        <w:r>
+          <w:rPr>
+            <w:noProof/>
+          </w:rPr>
+          <w:t>4</w:t>
+        </w:r>
+      </w:fldSimple>
       <w:r>
         <w:t>: Visualizzazione nel catalogo</w:t>
       </w:r>
@@ -1330,6 +1298,161 @@
         <w:pStyle w:val="Titolo1"/>
       </w:pPr>
       <w:bookmarkStart w:id="1" w:name="_Toc195104103"/>
+      <w:r>
+        <w:lastRenderedPageBreak/>
+        <w:t>Modifica di un prodotto</w:t>
+      </w:r>
+    </w:p>
+    <w:p>
+      <w:r>
+        <w:t>Per</w:t>
+      </w:r>
+      <w:r>
+        <w:t xml:space="preserve"> la modifica</w:t>
+      </w:r>
+      <w:bookmarkStart w:id="2" w:name="_GoBack"/>
+      <w:bookmarkEnd w:id="2"/>
+      <w:r>
+        <w:t xml:space="preserve"> di un prodotto</w:t>
+      </w:r>
+      <w:r>
+        <w:t xml:space="preserve"> bisogna accedere alla pagina “</w:t>
+      </w:r>
+      <w:proofErr w:type="spellStart"/>
+      <w:r>
+        <w:t>add</w:t>
+      </w:r>
+      <w:proofErr w:type="spellEnd"/>
+      <w:r>
+        <w:t>”,</w:t>
+      </w:r>
+      <w:r>
+        <w:t xml:space="preserve"> contenente un form </w:t>
+      </w:r>
+      <w:r>
+        <w:t>che richiede</w:t>
+      </w:r>
+      <w:r>
+        <w:t xml:space="preserve"> l’inserimento</w:t>
+      </w:r>
+      <w:r>
+        <w:t xml:space="preserve"> di informazioni</w:t>
+      </w:r>
+      <w:r>
+        <w:t xml:space="preserve"> e immagini del prodotto. Una volta inviati i dati, questi vengono passati tramite POST al metodo </w:t>
+      </w:r>
+      <w:proofErr w:type="gramStart"/>
+      <w:r>
+        <w:t>upload(</w:t>
+      </w:r>
+      <w:proofErr w:type="gramEnd"/>
+      <w:r>
+        <w:t xml:space="preserve">) del </w:t>
+      </w:r>
+      <w:proofErr w:type="spellStart"/>
+      <w:r>
+        <w:t>VendorController</w:t>
+      </w:r>
+      <w:proofErr w:type="spellEnd"/>
+      <w:r>
+        <w:t>.</w:t>
+      </w:r>
+    </w:p>
+    <w:p>
+      <w:r>
+        <w:t>Il sistema crea un nuovo record nella tabella products, e se sono presenti immagini:</w:t>
+      </w:r>
+    </w:p>
+    <w:p>
+      <w:pPr>
+        <w:numPr>
+          <w:ilvl w:val="0"/>
+          <w:numId w:val="1"/>
+        </w:numPr>
+        <w:spacing w:after="0"/>
+      </w:pPr>
+      <w:r>
+        <w:t>Vengono rinominate con un codice univoco.</w:t>
+      </w:r>
+    </w:p>
+    <w:p>
+      <w:pPr>
+        <w:numPr>
+          <w:ilvl w:val="0"/>
+          <w:numId w:val="1"/>
+        </w:numPr>
+        <w:spacing w:after="0"/>
+      </w:pPr>
+      <w:r>
+        <w:t>Salvate nella cartella public/</w:t>
+      </w:r>
+      <w:proofErr w:type="spellStart"/>
+      <w:r>
+        <w:t>productImages</w:t>
+      </w:r>
+      <w:proofErr w:type="spellEnd"/>
+      <w:r>
+        <w:t>/</w:t>
+      </w:r>
+      <w:r>
+        <w:t xml:space="preserve"> (tramite metodo</w:t>
+      </w:r>
+      <w:r>
+        <w:t xml:space="preserve"> “</w:t>
+      </w:r>
+      <w:r>
+        <w:t>store</w:t>
+      </w:r>
+      <w:r>
+        <w:t>”</w:t>
+      </w:r>
+      <w:r>
+        <w:t>)</w:t>
+      </w:r>
+      <w:r>
+        <w:t>.</w:t>
+      </w:r>
+    </w:p>
+    <w:p>
+      <w:pPr>
+        <w:numPr>
+          <w:ilvl w:val="0"/>
+          <w:numId w:val="1"/>
+        </w:numPr>
+        <w:spacing w:after="0"/>
+      </w:pPr>
+      <w:r>
+        <w:t>Il percorso relativo dell’immagine viene memorizzato nel database nella tabella images.</w:t>
+      </w:r>
+    </w:p>
+    <w:p>
+      <w:r>
+        <w:t>Se l’operazione va a buon fine, il vendor viene reindirizzato alla pagina precedente con un messaggio di conferma</w:t>
+      </w:r>
+      <w:r>
+        <w:t>, altrimenti uno di errore</w:t>
+      </w:r>
+      <w:r>
+        <w:t>.</w:t>
+      </w:r>
+    </w:p>
+    <w:p>
+      <w:pPr>
+        <w:rPr>
+          <w:rFonts w:asciiTheme="majorHAnsi" w:eastAsiaTheme="majorEastAsia" w:hAnsiTheme="majorHAnsi" w:cstheme="majorBidi"/>
+          <w:color w:val="2F5496" w:themeColor="accent1" w:themeShade="BF"/>
+          <w:sz w:val="32"/>
+          <w:szCs w:val="32"/>
+        </w:rPr>
+      </w:pPr>
+      <w:r>
+        <w:br w:type="page"/>
+      </w:r>
+    </w:p>
+    <w:p>
+      <w:pPr>
+        <w:pStyle w:val="Titolo1"/>
+      </w:pPr>
       <w:r>
         <w:lastRenderedPageBreak/>
         <w:t>Gestione errori</w:t>
@@ -1564,24 +1687,14 @@
       <w:r>
         <w:t xml:space="preserve">Figura </w:t>
       </w:r>
-      <w:r>
-        <w:fldChar w:fldCharType="begin"/>
-      </w:r>
-      <w:r>
-        <w:instrText xml:space="preserve"> SEQ Figura \* ARABIC </w:instrText>
-      </w:r>
-      <w:r>
-        <w:fldChar w:fldCharType="separate"/>
-      </w:r>
-      <w:r>
-        <w:rPr>
-          <w:noProof/>
-        </w:rPr>
-        <w:t>5</w:t>
-      </w:r>
-      <w:r>
-        <w:fldChar w:fldCharType="end"/>
-      </w:r>
+      <w:fldSimple w:instr=" SEQ Figura \* ARABIC ">
+        <w:r>
+          <w:rPr>
+            <w:noProof/>
+          </w:rPr>
+          <w:t>5</w:t>
+        </w:r>
+      </w:fldSimple>
       <w:r>
         <w:t xml:space="preserve">: </w:t>
       </w:r>
@@ -1649,24 +1762,14 @@
       <w:r>
         <w:t xml:space="preserve">Figura </w:t>
       </w:r>
-      <w:r>
-        <w:fldChar w:fldCharType="begin"/>
-      </w:r>
-      <w:r>
-        <w:instrText xml:space="preserve"> SEQ Figura \* ARABIC </w:instrText>
-      </w:r>
-      <w:r>
-        <w:fldChar w:fldCharType="separate"/>
-      </w:r>
-      <w:r>
-        <w:rPr>
-          <w:noProof/>
-        </w:rPr>
-        <w:t>6</w:t>
-      </w:r>
-      <w:r>
-        <w:fldChar w:fldCharType="end"/>
-      </w:r>
+      <w:fldSimple w:instr=" SEQ Figura \* ARABIC ">
+        <w:r>
+          <w:rPr>
+            <w:noProof/>
+          </w:rPr>
+          <w:t>6</w:t>
+        </w:r>
+      </w:fldSimple>
       <w:r>
         <w:t xml:space="preserve">: </w:t>
       </w:r>
@@ -1739,24 +1842,14 @@
       <w:r>
         <w:t xml:space="preserve">Figura </w:t>
       </w:r>
-      <w:r>
-        <w:fldChar w:fldCharType="begin"/>
-      </w:r>
-      <w:r>
-        <w:instrText xml:space="preserve"> SEQ Figura \* ARABIC </w:instrText>
-      </w:r>
-      <w:r>
-        <w:fldChar w:fldCharType="separate"/>
-      </w:r>
-      <w:r>
-        <w:rPr>
-          <w:noProof/>
-        </w:rPr>
-        <w:t>7</w:t>
-      </w:r>
-      <w:r>
-        <w:fldChar w:fldCharType="end"/>
-      </w:r>
+      <w:fldSimple w:instr=" SEQ Figura \* ARABIC ">
+        <w:r>
+          <w:rPr>
+            <w:noProof/>
+          </w:rPr>
+          <w:t>7</w:t>
+        </w:r>
+      </w:fldSimple>
       <w:r>
         <w:t xml:space="preserve">: </w:t>
       </w:r>
@@ -1832,24 +1925,14 @@
       <w:r>
         <w:t xml:space="preserve">Figura </w:t>
       </w:r>
-      <w:r>
-        <w:fldChar w:fldCharType="begin"/>
-      </w:r>
-      <w:r>
-        <w:instrText xml:space="preserve"> SEQ Figura \* ARABIC </w:instrText>
-      </w:r>
-      <w:r>
-        <w:fldChar w:fldCharType="separate"/>
-      </w:r>
-      <w:r>
-        <w:rPr>
-          <w:noProof/>
-        </w:rPr>
-        <w:t>8</w:t>
-      </w:r>
-      <w:r>
-        <w:fldChar w:fldCharType="end"/>
-      </w:r>
+      <w:fldSimple w:instr=" SEQ Figura \* ARABIC ">
+        <w:r>
+          <w:rPr>
+            <w:noProof/>
+          </w:rPr>
+          <w:t>8</w:t>
+        </w:r>
+      </w:fldSimple>
       <w:r>
         <w:t xml:space="preserve">: </w:t>
       </w:r>
@@ -1917,24 +2000,14 @@
       <w:r>
         <w:t xml:space="preserve">Figura </w:t>
       </w:r>
-      <w:r>
-        <w:fldChar w:fldCharType="begin"/>
-      </w:r>
-      <w:r>
-        <w:instrText xml:space="preserve"> SEQ Figura \* ARABIC </w:instrText>
-      </w:r>
-      <w:r>
-        <w:fldChar w:fldCharType="separate"/>
-      </w:r>
-      <w:r>
-        <w:rPr>
-          <w:noProof/>
-        </w:rPr>
-        <w:t>9</w:t>
-      </w:r>
-      <w:r>
-        <w:fldChar w:fldCharType="end"/>
-      </w:r>
+      <w:fldSimple w:instr=" SEQ Figura \* ARABIC ">
+        <w:r>
+          <w:rPr>
+            <w:noProof/>
+          </w:rPr>
+          <w:t>9</w:t>
+        </w:r>
+      </w:fldSimple>
       <w:r>
         <w:t xml:space="preserve">: </w:t>
       </w:r>
@@ -1951,14 +2024,12 @@
       <w:pPr>
         <w:pStyle w:val="Titolo1"/>
       </w:pPr>
-      <w:bookmarkStart w:id="2" w:name="_Toc195104104"/>
-      <w:bookmarkStart w:id="3" w:name="_GoBack"/>
-      <w:bookmarkEnd w:id="3"/>
+      <w:bookmarkStart w:id="3" w:name="_Toc195104104"/>
       <w:r>
         <w:lastRenderedPageBreak/>
         <w:t>Test</w:t>
       </w:r>
-      <w:bookmarkEnd w:id="2"/>
+      <w:bookmarkEnd w:id="3"/>
     </w:p>
     <w:p>
       <w:r>
@@ -2014,6 +2085,7 @@
         <w:docPartUnique/>
       </w:docPartObj>
     </w:sdtPr>
+    <w:sdtEndPr/>
     <w:sdtContent>
       <w:sdt>
         <w:sdtPr>
@@ -2023,6 +2095,7 @@
             <w:docPartUnique/>
           </w:docPartObj>
         </w:sdtPr>
+        <w:sdtEndPr/>
         <w:sdtContent>
           <w:p>
             <w:pPr>

--- a/3_Documentazione/da aggiungere alla doc sprint 3.docx
+++ b/3_Documentazione/da aggiungere alla doc sprint 3.docx
@@ -1023,14 +1023,24 @@
       <w:r>
         <w:t xml:space="preserve">Figura </w:t>
       </w:r>
-      <w:fldSimple w:instr=" SEQ Figura \* ARABIC ">
-        <w:r>
-          <w:rPr>
-            <w:noProof/>
-          </w:rPr>
-          <w:t>1</w:t>
-        </w:r>
-      </w:fldSimple>
+      <w:r>
+        <w:fldChar w:fldCharType="begin"/>
+      </w:r>
+      <w:r>
+        <w:instrText xml:space="preserve"> SEQ Figura \* ARABIC </w:instrText>
+      </w:r>
+      <w:r>
+        <w:fldChar w:fldCharType="separate"/>
+      </w:r>
+      <w:r>
+        <w:rPr>
+          <w:noProof/>
+        </w:rPr>
+        <w:t>1</w:t>
+      </w:r>
+      <w:r>
+        <w:fldChar w:fldCharType="end"/>
+      </w:r>
       <w:r>
         <w:t>: Pagina "</w:t>
       </w:r>
@@ -1107,14 +1117,24 @@
       <w:r>
         <w:t xml:space="preserve">Figura </w:t>
       </w:r>
-      <w:fldSimple w:instr=" SEQ Figura \* ARABIC ">
-        <w:r>
-          <w:rPr>
-            <w:noProof/>
-          </w:rPr>
-          <w:t>2</w:t>
-        </w:r>
-      </w:fldSimple>
+      <w:r>
+        <w:fldChar w:fldCharType="begin"/>
+      </w:r>
+      <w:r>
+        <w:instrText xml:space="preserve"> SEQ Figura \* ARABIC </w:instrText>
+      </w:r>
+      <w:r>
+        <w:fldChar w:fldCharType="separate"/>
+      </w:r>
+      <w:r>
+        <w:rPr>
+          <w:noProof/>
+        </w:rPr>
+        <w:t>2</w:t>
+      </w:r>
+      <w:r>
+        <w:fldChar w:fldCharType="end"/>
+      </w:r>
       <w:r>
         <w:t>: Conferma di creazione</w:t>
       </w:r>
@@ -1197,14 +1217,24 @@
       <w:r>
         <w:t xml:space="preserve">Figura </w:t>
       </w:r>
-      <w:fldSimple w:instr=" SEQ Figura \* ARABIC ">
-        <w:r>
-          <w:rPr>
-            <w:noProof/>
-          </w:rPr>
-          <w:t>3</w:t>
-        </w:r>
-      </w:fldSimple>
+      <w:r>
+        <w:fldChar w:fldCharType="begin"/>
+      </w:r>
+      <w:r>
+        <w:instrText xml:space="preserve"> SEQ Figura \* ARABIC </w:instrText>
+      </w:r>
+      <w:r>
+        <w:fldChar w:fldCharType="separate"/>
+      </w:r>
+      <w:r>
+        <w:rPr>
+          <w:noProof/>
+        </w:rPr>
+        <w:t>3</w:t>
+      </w:r>
+      <w:r>
+        <w:fldChar w:fldCharType="end"/>
+      </w:r>
       <w:r>
         <w:t>: Visualizzazione nell'elenco</w:t>
       </w:r>
@@ -1268,14 +1298,24 @@
       <w:r>
         <w:t xml:space="preserve">Figura </w:t>
       </w:r>
-      <w:fldSimple w:instr=" SEQ Figura \* ARABIC ">
-        <w:r>
-          <w:rPr>
-            <w:noProof/>
-          </w:rPr>
-          <w:t>4</w:t>
-        </w:r>
-      </w:fldSimple>
+      <w:r>
+        <w:fldChar w:fldCharType="begin"/>
+      </w:r>
+      <w:r>
+        <w:instrText xml:space="preserve"> SEQ Figura \* ARABIC </w:instrText>
+      </w:r>
+      <w:r>
+        <w:fldChar w:fldCharType="separate"/>
+      </w:r>
+      <w:r>
+        <w:rPr>
+          <w:noProof/>
+        </w:rPr>
+        <w:t>4</w:t>
+      </w:r>
+      <w:r>
+        <w:fldChar w:fldCharType="end"/>
+      </w:r>
       <w:r>
         <w:t>: Visualizzazione nel catalogo</w:t>
       </w:r>
@@ -1298,161 +1338,6 @@
         <w:pStyle w:val="Titolo1"/>
       </w:pPr>
       <w:bookmarkStart w:id="1" w:name="_Toc195104103"/>
-      <w:r>
-        <w:lastRenderedPageBreak/>
-        <w:t>Modifica di un prodotto</w:t>
-      </w:r>
-    </w:p>
-    <w:p>
-      <w:r>
-        <w:t>Per</w:t>
-      </w:r>
-      <w:r>
-        <w:t xml:space="preserve"> la modifica</w:t>
-      </w:r>
-      <w:bookmarkStart w:id="2" w:name="_GoBack"/>
-      <w:bookmarkEnd w:id="2"/>
-      <w:r>
-        <w:t xml:space="preserve"> di un prodotto</w:t>
-      </w:r>
-      <w:r>
-        <w:t xml:space="preserve"> bisogna accedere alla pagina “</w:t>
-      </w:r>
-      <w:proofErr w:type="spellStart"/>
-      <w:r>
-        <w:t>add</w:t>
-      </w:r>
-      <w:proofErr w:type="spellEnd"/>
-      <w:r>
-        <w:t>”,</w:t>
-      </w:r>
-      <w:r>
-        <w:t xml:space="preserve"> contenente un form </w:t>
-      </w:r>
-      <w:r>
-        <w:t>che richiede</w:t>
-      </w:r>
-      <w:r>
-        <w:t xml:space="preserve"> l’inserimento</w:t>
-      </w:r>
-      <w:r>
-        <w:t xml:space="preserve"> di informazioni</w:t>
-      </w:r>
-      <w:r>
-        <w:t xml:space="preserve"> e immagini del prodotto. Una volta inviati i dati, questi vengono passati tramite POST al metodo </w:t>
-      </w:r>
-      <w:proofErr w:type="gramStart"/>
-      <w:r>
-        <w:t>upload(</w:t>
-      </w:r>
-      <w:proofErr w:type="gramEnd"/>
-      <w:r>
-        <w:t xml:space="preserve">) del </w:t>
-      </w:r>
-      <w:proofErr w:type="spellStart"/>
-      <w:r>
-        <w:t>VendorController</w:t>
-      </w:r>
-      <w:proofErr w:type="spellEnd"/>
-      <w:r>
-        <w:t>.</w:t>
-      </w:r>
-    </w:p>
-    <w:p>
-      <w:r>
-        <w:t>Il sistema crea un nuovo record nella tabella products, e se sono presenti immagini:</w:t>
-      </w:r>
-    </w:p>
-    <w:p>
-      <w:pPr>
-        <w:numPr>
-          <w:ilvl w:val="0"/>
-          <w:numId w:val="1"/>
-        </w:numPr>
-        <w:spacing w:after="0"/>
-      </w:pPr>
-      <w:r>
-        <w:t>Vengono rinominate con un codice univoco.</w:t>
-      </w:r>
-    </w:p>
-    <w:p>
-      <w:pPr>
-        <w:numPr>
-          <w:ilvl w:val="0"/>
-          <w:numId w:val="1"/>
-        </w:numPr>
-        <w:spacing w:after="0"/>
-      </w:pPr>
-      <w:r>
-        <w:t>Salvate nella cartella public/</w:t>
-      </w:r>
-      <w:proofErr w:type="spellStart"/>
-      <w:r>
-        <w:t>productImages</w:t>
-      </w:r>
-      <w:proofErr w:type="spellEnd"/>
-      <w:r>
-        <w:t>/</w:t>
-      </w:r>
-      <w:r>
-        <w:t xml:space="preserve"> (tramite metodo</w:t>
-      </w:r>
-      <w:r>
-        <w:t xml:space="preserve"> “</w:t>
-      </w:r>
-      <w:r>
-        <w:t>store</w:t>
-      </w:r>
-      <w:r>
-        <w:t>”</w:t>
-      </w:r>
-      <w:r>
-        <w:t>)</w:t>
-      </w:r>
-      <w:r>
-        <w:t>.</w:t>
-      </w:r>
-    </w:p>
-    <w:p>
-      <w:pPr>
-        <w:numPr>
-          <w:ilvl w:val="0"/>
-          <w:numId w:val="1"/>
-        </w:numPr>
-        <w:spacing w:after="0"/>
-      </w:pPr>
-      <w:r>
-        <w:t>Il percorso relativo dell’immagine viene memorizzato nel database nella tabella images.</w:t>
-      </w:r>
-    </w:p>
-    <w:p>
-      <w:r>
-        <w:t>Se l’operazione va a buon fine, il vendor viene reindirizzato alla pagina precedente con un messaggio di conferma</w:t>
-      </w:r>
-      <w:r>
-        <w:t>, altrimenti uno di errore</w:t>
-      </w:r>
-      <w:r>
-        <w:t>.</w:t>
-      </w:r>
-    </w:p>
-    <w:p>
-      <w:pPr>
-        <w:rPr>
-          <w:rFonts w:asciiTheme="majorHAnsi" w:eastAsiaTheme="majorEastAsia" w:hAnsiTheme="majorHAnsi" w:cstheme="majorBidi"/>
-          <w:color w:val="2F5496" w:themeColor="accent1" w:themeShade="BF"/>
-          <w:sz w:val="32"/>
-          <w:szCs w:val="32"/>
-        </w:rPr>
-      </w:pPr>
-      <w:r>
-        <w:br w:type="page"/>
-      </w:r>
-    </w:p>
-    <w:p>
-      <w:pPr>
-        <w:pStyle w:val="Titolo1"/>
-      </w:pPr>
       <w:r>
         <w:lastRenderedPageBreak/>
         <w:t>Gestione errori</w:t>
@@ -1687,14 +1572,24 @@
       <w:r>
         <w:t xml:space="preserve">Figura </w:t>
       </w:r>
-      <w:fldSimple w:instr=" SEQ Figura \* ARABIC ">
-        <w:r>
-          <w:rPr>
-            <w:noProof/>
-          </w:rPr>
-          <w:t>5</w:t>
-        </w:r>
-      </w:fldSimple>
+      <w:r>
+        <w:fldChar w:fldCharType="begin"/>
+      </w:r>
+      <w:r>
+        <w:instrText xml:space="preserve"> SEQ Figura \* ARABIC </w:instrText>
+      </w:r>
+      <w:r>
+        <w:fldChar w:fldCharType="separate"/>
+      </w:r>
+      <w:r>
+        <w:rPr>
+          <w:noProof/>
+        </w:rPr>
+        <w:t>5</w:t>
+      </w:r>
+      <w:r>
+        <w:fldChar w:fldCharType="end"/>
+      </w:r>
       <w:r>
         <w:t xml:space="preserve">: </w:t>
       </w:r>
@@ -1762,14 +1657,24 @@
       <w:r>
         <w:t xml:space="preserve">Figura </w:t>
       </w:r>
-      <w:fldSimple w:instr=" SEQ Figura \* ARABIC ">
-        <w:r>
-          <w:rPr>
-            <w:noProof/>
-          </w:rPr>
-          <w:t>6</w:t>
-        </w:r>
-      </w:fldSimple>
+      <w:r>
+        <w:fldChar w:fldCharType="begin"/>
+      </w:r>
+      <w:r>
+        <w:instrText xml:space="preserve"> SEQ Figura \* ARABIC </w:instrText>
+      </w:r>
+      <w:r>
+        <w:fldChar w:fldCharType="separate"/>
+      </w:r>
+      <w:r>
+        <w:rPr>
+          <w:noProof/>
+        </w:rPr>
+        <w:t>6</w:t>
+      </w:r>
+      <w:r>
+        <w:fldChar w:fldCharType="end"/>
+      </w:r>
       <w:r>
         <w:t xml:space="preserve">: </w:t>
       </w:r>
@@ -1842,14 +1747,24 @@
       <w:r>
         <w:t xml:space="preserve">Figura </w:t>
       </w:r>
-      <w:fldSimple w:instr=" SEQ Figura \* ARABIC ">
-        <w:r>
-          <w:rPr>
-            <w:noProof/>
-          </w:rPr>
-          <w:t>7</w:t>
-        </w:r>
-      </w:fldSimple>
+      <w:r>
+        <w:fldChar w:fldCharType="begin"/>
+      </w:r>
+      <w:r>
+        <w:instrText xml:space="preserve"> SEQ Figura \* ARABIC </w:instrText>
+      </w:r>
+      <w:r>
+        <w:fldChar w:fldCharType="separate"/>
+      </w:r>
+      <w:r>
+        <w:rPr>
+          <w:noProof/>
+        </w:rPr>
+        <w:t>7</w:t>
+      </w:r>
+      <w:r>
+        <w:fldChar w:fldCharType="end"/>
+      </w:r>
       <w:r>
         <w:t xml:space="preserve">: </w:t>
       </w:r>
@@ -1925,14 +1840,24 @@
       <w:r>
         <w:t xml:space="preserve">Figura </w:t>
       </w:r>
-      <w:fldSimple w:instr=" SEQ Figura \* ARABIC ">
-        <w:r>
-          <w:rPr>
-            <w:noProof/>
-          </w:rPr>
-          <w:t>8</w:t>
-        </w:r>
-      </w:fldSimple>
+      <w:r>
+        <w:fldChar w:fldCharType="begin"/>
+      </w:r>
+      <w:r>
+        <w:instrText xml:space="preserve"> SEQ Figura \* ARABIC </w:instrText>
+      </w:r>
+      <w:r>
+        <w:fldChar w:fldCharType="separate"/>
+      </w:r>
+      <w:r>
+        <w:rPr>
+          <w:noProof/>
+        </w:rPr>
+        <w:t>8</w:t>
+      </w:r>
+      <w:r>
+        <w:fldChar w:fldCharType="end"/>
+      </w:r>
       <w:r>
         <w:t xml:space="preserve">: </w:t>
       </w:r>
@@ -2000,14 +1925,24 @@
       <w:r>
         <w:t xml:space="preserve">Figura </w:t>
       </w:r>
-      <w:fldSimple w:instr=" SEQ Figura \* ARABIC ">
-        <w:r>
-          <w:rPr>
-            <w:noProof/>
-          </w:rPr>
-          <w:t>9</w:t>
-        </w:r>
-      </w:fldSimple>
+      <w:r>
+        <w:fldChar w:fldCharType="begin"/>
+      </w:r>
+      <w:r>
+        <w:instrText xml:space="preserve"> SEQ Figura \* ARABIC </w:instrText>
+      </w:r>
+      <w:r>
+        <w:fldChar w:fldCharType="separate"/>
+      </w:r>
+      <w:r>
+        <w:rPr>
+          <w:noProof/>
+        </w:rPr>
+        <w:t>9</w:t>
+      </w:r>
+      <w:r>
+        <w:fldChar w:fldCharType="end"/>
+      </w:r>
       <w:r>
         <w:t xml:space="preserve">: </w:t>
       </w:r>
@@ -2024,12 +1959,72 @@
       <w:pPr>
         <w:pStyle w:val="Titolo1"/>
       </w:pPr>
-      <w:bookmarkStart w:id="3" w:name="_Toc195104104"/>
+      <w:bookmarkStart w:id="2" w:name="_Toc195104104"/>
+      <w:r>
+        <w:lastRenderedPageBreak/>
+        <w:t>Paginazione AJAX</w:t>
+      </w:r>
+    </w:p>
+    <w:p>
+      <w:r>
+        <w:t>La paginazione tramite AJAX serve a distribuire il carico di lavoro del database, per evitare che vengano scaricate tutte le informazioni ogni volta</w:t>
+      </w:r>
+      <w:r>
+        <w:t>. Nel nostro caso stampiamo 12 prodotti per pagina</w:t>
+      </w:r>
+      <w:r>
+        <w:t xml:space="preserve">, navigabile con una </w:t>
+      </w:r>
+      <w:proofErr w:type="spellStart"/>
+      <w:r>
+        <w:t>navbar</w:t>
+      </w:r>
+      <w:proofErr w:type="spellEnd"/>
+      <w:r>
+        <w:t xml:space="preserve"> di un template di bootstrap</w:t>
+      </w:r>
+      <w:r>
+        <w:t xml:space="preserve"> (</w:t>
+      </w:r>
+      <w:proofErr w:type="spellStart"/>
+      <w:r>
+        <w:t>tailwind.blade.php</w:t>
+      </w:r>
+      <w:proofErr w:type="spellEnd"/>
+      <w:r>
+        <w:t>)</w:t>
+      </w:r>
+      <w:r>
+        <w:t>.</w:t>
+      </w:r>
+      <w:r>
+        <w:t xml:space="preserve"> </w:t>
+      </w:r>
+      <w:bookmarkStart w:id="3" w:name="_GoBack"/>
+      <w:bookmarkEnd w:id="3"/>
+    </w:p>
+    <w:p>
+      <w:pPr>
+        <w:rPr>
+          <w:rFonts w:asciiTheme="majorHAnsi" w:eastAsiaTheme="majorEastAsia" w:hAnsiTheme="majorHAnsi" w:cstheme="majorBidi"/>
+          <w:color w:val="2F5496" w:themeColor="accent1" w:themeShade="BF"/>
+          <w:sz w:val="32"/>
+          <w:szCs w:val="32"/>
+        </w:rPr>
+      </w:pPr>
+      <w:r>
+        <w:br w:type="page"/>
+      </w:r>
+    </w:p>
+    <w:p>
+      <w:pPr>
+        <w:pStyle w:val="Titolo1"/>
+      </w:pPr>
       <w:r>
         <w:lastRenderedPageBreak/>
         <w:t>Test</w:t>
       </w:r>
-      <w:bookmarkEnd w:id="3"/>
+      <w:bookmarkEnd w:id="2"/>
     </w:p>
     <w:p>
       <w:r>

--- a/3_Documentazione/da aggiungere alla doc sprint 3.docx
+++ b/3_Documentazione/da aggiungere alla doc sprint 3.docx
@@ -1,6 +1,6 @@
 
 <file path=word/document.xml><?xml version="1.0" encoding="utf-8"?>
-<w:document xmlns:wpc="http://schemas.microsoft.com/office/word/2010/wordprocessingCanvas" xmlns:cx="http://schemas.microsoft.com/office/drawing/2014/chartex" xmlns:cx1="http://schemas.microsoft.com/office/drawing/2015/9/8/chartex" xmlns:cx2="http://schemas.microsoft.com/office/drawing/2015/10/21/chartex" xmlns:cx3="http://schemas.microsoft.com/office/drawing/2016/5/9/chartex" xmlns:cx4="http://schemas.microsoft.com/office/drawing/2016/5/10/chartex" xmlns:cx5="http://schemas.microsoft.com/office/drawing/2016/5/11/chartex" xmlns:cx6="http://schemas.microsoft.com/office/drawing/2016/5/12/chartex" xmlns:cx7="http://schemas.microsoft.com/office/drawing/2016/5/13/chartex" xmlns:cx8="http://schemas.microsoft.com/office/drawing/2016/5/14/chartex" xmlns:mc="http://schemas.openxmlformats.org/markup-compatibility/2006" xmlns:aink="http://schemas.microsoft.com/office/drawing/2016/ink" xmlns:am3d="http://schemas.microsoft.com/office/drawing/2017/model3d" xmlns:o="urn:schemas-microsoft-com:office:office" xmlns:r="http://schemas.openxmlformats.org/officeDocument/2006/relationships" xmlns:m="http://schemas.openxmlformats.org/officeDocument/2006/math" xmlns:v="urn:schemas-microsoft-com:vml" xmlns:wp14="http://schemas.microsoft.com/office/word/2010/wordprocessingDrawing" xmlns:wp="http://schemas.openxmlformats.org/drawingml/2006/wordprocessingDrawing" xmlns:w10="urn:schemas-microsoft-com:office:word" xmlns:w="http://schemas.openxmlformats.org/wordprocessingml/2006/main" xmlns:w14="http://schemas.microsoft.com/office/word/2010/wordml" xmlns:w15="http://schemas.microsoft.com/office/word/2012/wordml" xmlns:w16cid="http://schemas.microsoft.com/office/word/2016/wordml/cid" xmlns:w16se="http://schemas.microsoft.com/office/word/2015/wordml/symex" xmlns:wpg="http://schemas.microsoft.com/office/word/2010/wordprocessingGroup" xmlns:wpi="http://schemas.microsoft.com/office/word/2010/wordprocessingInk" xmlns:wne="http://schemas.microsoft.com/office/word/2006/wordml" xmlns:wps="http://schemas.microsoft.com/office/word/2010/wordprocessingShape" mc:Ignorable="w14 w15 w16se w16cid wp14">
+<w:document xmlns:wpc="http://schemas.microsoft.com/office/word/2010/wordprocessingCanvas" xmlns:cx="http://schemas.microsoft.com/office/drawing/2014/chartex" xmlns:cx1="http://schemas.microsoft.com/office/drawing/2015/9/8/chartex" xmlns:cx2="http://schemas.microsoft.com/office/drawing/2015/10/21/chartex" xmlns:cx3="http://schemas.microsoft.com/office/drawing/2016/5/9/chartex" xmlns:cx4="http://schemas.microsoft.com/office/drawing/2016/5/10/chartex" xmlns:cx5="http://schemas.microsoft.com/office/drawing/2016/5/11/chartex" xmlns:cx6="http://schemas.microsoft.com/office/drawing/2016/5/12/chartex" xmlns:cx7="http://schemas.microsoft.com/office/drawing/2016/5/13/chartex" xmlns:cx8="http://schemas.microsoft.com/office/drawing/2016/5/14/chartex" xmlns:mc="http://schemas.openxmlformats.org/markup-compatibility/2006" xmlns:aink="http://schemas.microsoft.com/office/drawing/2016/ink" xmlns:am3d="http://schemas.microsoft.com/office/drawing/2017/model3d" xmlns:o="urn:schemas-microsoft-com:office:office" xmlns:oel="http://schemas.microsoft.com/office/2019/extlst" xmlns:r="http://schemas.openxmlformats.org/officeDocument/2006/relationships" xmlns:m="http://schemas.openxmlformats.org/officeDocument/2006/math" xmlns:v="urn:schemas-microsoft-com:vml" xmlns:wp14="http://schemas.microsoft.com/office/word/2010/wordprocessingDrawing" xmlns:wp="http://schemas.openxmlformats.org/drawingml/2006/wordprocessingDrawing" xmlns:w10="urn:schemas-microsoft-com:office:word" xmlns:w="http://schemas.openxmlformats.org/wordprocessingml/2006/main" xmlns:w14="http://schemas.microsoft.com/office/word/2010/wordml" xmlns:w15="http://schemas.microsoft.com/office/word/2012/wordml" xmlns:w16cex="http://schemas.microsoft.com/office/word/2018/wordml/cex" xmlns:w16cid="http://schemas.microsoft.com/office/word/2016/wordml/cid" xmlns:w16="http://schemas.microsoft.com/office/word/2018/wordml" xmlns:w16du="http://schemas.microsoft.com/office/word/2023/wordml/word16du" xmlns:w16sdtdh="http://schemas.microsoft.com/office/word/2020/wordml/sdtdatahash" xmlns:w16sdtfl="http://schemas.microsoft.com/office/word/2024/wordml/sdtformatlock" xmlns:w16se="http://schemas.microsoft.com/office/word/2015/wordml/symex" xmlns:wpg="http://schemas.microsoft.com/office/word/2010/wordprocessingGroup" xmlns:wpi="http://schemas.microsoft.com/office/word/2010/wordprocessingInk" xmlns:wne="http://schemas.microsoft.com/office/word/2006/wordml" xmlns:wps="http://schemas.microsoft.com/office/word/2010/wordprocessingShape" mc:Ignorable="w14 w15 w16se w16cid w16 w16cex w16sdtdh w16sdtfl w16du wp14">
   <w:body>
     <w:sdt>
       <w:sdtPr>
@@ -10,7 +10,6 @@
           <w:docPartUnique/>
         </w:docPartObj>
       </w:sdtPr>
-      <w:sdtEndPr/>
       <w:sdtContent>
         <w:p/>
         <w:p>
@@ -117,7 +116,6 @@
                                     <w:dataBinding w:prefixMappings="xmlns:ns0='http://purl.org/dc/elements/1.1/' xmlns:ns1='http://schemas.openxmlformats.org/package/2006/metadata/core-properties' " w:xpath="/ns1:coreProperties[1]/ns0:title[1]" w:storeItemID="{6C3C8BC8-F283-45AE-878A-BAB7291924A1}"/>
                                     <w:text/>
                                   </w:sdtPr>
-                                  <w:sdtEndPr/>
                                   <w:sdtContent>
                                     <w:r>
                                       <w:rPr>
@@ -144,7 +142,6 @@
                                   <w:dataBinding w:prefixMappings="xmlns:ns0='http://purl.org/dc/elements/1.1/' xmlns:ns1='http://schemas.openxmlformats.org/package/2006/metadata/core-properties' " w:xpath="/ns1:coreProperties[1]/ns0:subject[1]" w:storeItemID="{6C3C8BC8-F283-45AE-878A-BAB7291924A1}"/>
                                   <w:text/>
                                 </w:sdtPr>
-                                <w:sdtEndPr/>
                                 <w:sdtContent>
                                   <w:p>
                                     <w:pPr>
@@ -183,7 +180,6 @@
                                   <w:dataBinding w:prefixMappings="xmlns:ns0='http://purl.org/dc/elements/1.1/' xmlns:ns1='http://schemas.openxmlformats.org/package/2006/metadata/core-properties' " w:xpath="/ns1:coreProperties[1]/ns0:creator[1]" w:storeItemID="{6C3C8BC8-F283-45AE-878A-BAB7291924A1}"/>
                                   <w:text/>
                                 </w:sdtPr>
-                                <w:sdtEndPr/>
                                 <w:sdtContent>
                                   <w:p>
                                     <w:pPr>
@@ -234,7 +230,7 @@
                     <v:stroke joinstyle="miter"/>
                     <v:path gradientshapeok="t" o:connecttype="rect"/>
                   </v:shapetype>
-                  <v:shape id="Casella di testo 131" o:spid="_x0000_s1026" type="#_x0000_t202" style="position:absolute;margin-left:0;margin-top:0;width:369pt;height:529.2pt;z-index:251660288;visibility:visible;mso-wrap-style:square;mso-width-percent:790;mso-height-percent:350;mso-left-percent:77;mso-top-percent:540;mso-wrap-distance-left:14.4pt;mso-wrap-distance-top:0;mso-wrap-distance-right:14.4pt;mso-wrap-distance-bottom:0;mso-position-horizontal-relative:margin;mso-position-vertical-relative:page;mso-width-percent:790;mso-height-percent:350;mso-left-percent:77;mso-top-percent:540;mso-width-relative:margin;mso-height-relative:page;v-text-anchor:top" o:gfxdata="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" filled="f" stroked="f" strokeweight=".5pt">
+                  <v:shape id="Casella di testo 131" o:spid="_x0000_s1026" type="#_x0000_t202" style="position:absolute;margin-left:0;margin-top:0;width:369pt;height:529.2pt;z-index:251660288;visibility:visible;mso-wrap-style:square;mso-width-percent:790;mso-height-percent:350;mso-left-percent:77;mso-top-percent:540;mso-wrap-distance-left:14.4pt;mso-wrap-distance-top:0;mso-wrap-distance-right:14.4pt;mso-wrap-distance-bottom:0;mso-position-horizontal-relative:margin;mso-position-vertical-relative:page;mso-width-percent:790;mso-height-percent:350;mso-left-percent:77;mso-top-percent:540;mso-width-relative:margin;mso-height-relative:page;v-text-anchor:top" o:gfxdata="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" filled="f" stroked="f" strokeweight=".5pt">
                     <v:textbox style="mso-fit-shape-to-text:t" inset="0,0,0,0">
                       <w:txbxContent>
                         <w:p>
@@ -260,7 +256,6 @@
                               <w:dataBinding w:prefixMappings="xmlns:ns0='http://purl.org/dc/elements/1.1/' xmlns:ns1='http://schemas.openxmlformats.org/package/2006/metadata/core-properties' " w:xpath="/ns1:coreProperties[1]/ns0:title[1]" w:storeItemID="{6C3C8BC8-F283-45AE-878A-BAB7291924A1}"/>
                               <w:text/>
                             </w:sdtPr>
-                            <w:sdtEndPr/>
                             <w:sdtContent>
                               <w:r>
                                 <w:rPr>
@@ -287,7 +282,6 @@
                             <w:dataBinding w:prefixMappings="xmlns:ns0='http://purl.org/dc/elements/1.1/' xmlns:ns1='http://schemas.openxmlformats.org/package/2006/metadata/core-properties' " w:xpath="/ns1:coreProperties[1]/ns0:subject[1]" w:storeItemID="{6C3C8BC8-F283-45AE-878A-BAB7291924A1}"/>
                             <w:text/>
                           </w:sdtPr>
-                          <w:sdtEndPr/>
                           <w:sdtContent>
                             <w:p>
                               <w:pPr>
@@ -326,7 +320,6 @@
                             <w:dataBinding w:prefixMappings="xmlns:ns0='http://purl.org/dc/elements/1.1/' xmlns:ns1='http://schemas.openxmlformats.org/package/2006/metadata/core-properties' " w:xpath="/ns1:coreProperties[1]/ns0:creator[1]" w:storeItemID="{6C3C8BC8-F283-45AE-878A-BAB7291924A1}"/>
                             <w:text/>
                           </w:sdtPr>
-                          <w:sdtEndPr/>
                           <w:sdtContent>
                             <w:p>
                               <w:pPr>
@@ -444,7 +437,6 @@
                                     <w:calendar w:val="gregorian"/>
                                   </w:date>
                                 </w:sdtPr>
-                                <w:sdtEndPr/>
                                 <w:sdtContent>
                                   <w:p>
                                     <w:pPr>
@@ -489,7 +481,7 @@
               </mc:Choice>
               <mc:Fallback>
                 <w:pict>
-                  <v:rect w14:anchorId="278F02FD" id="Rettangolo 132" o:spid="_x0000_s1027" style="position:absolute;margin-left:-4.4pt;margin-top:0;width:46.8pt;height:77.75pt;z-index:251659264;visibility:visible;mso-wrap-style:square;mso-width-percent:76;mso-height-percent:98;mso-top-percent:23;mso-wrap-distance-left:9pt;mso-wrap-distance-top:0;mso-wrap-distance-right:9pt;mso-wrap-distance-bottom:0;mso-position-horizontal:right;mso-position-horizontal-relative:margin;mso-position-vertical-relative:page;mso-width-percent:76;mso-height-percent:98;mso-top-percent:23;mso-width-relative:page;mso-height-relative:page;v-text-anchor:bottom" o:gfxdata="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" fillcolor="#4472c4 [3204]" stroked="f" strokeweight="1pt">
+                  <v:rect w14:anchorId="278F02FD" id="Rettangolo 132" o:spid="_x0000_s1027" style="position:absolute;margin-left:-4.4pt;margin-top:0;width:46.8pt;height:77.75pt;z-index:251659264;visibility:visible;mso-wrap-style:square;mso-width-percent:76;mso-height-percent:98;mso-top-percent:23;mso-wrap-distance-left:9pt;mso-wrap-distance-top:0;mso-wrap-distance-right:9pt;mso-wrap-distance-bottom:0;mso-position-horizontal:right;mso-position-horizontal-relative:margin;mso-position-vertical-relative:page;mso-width-percent:76;mso-height-percent:98;mso-top-percent:23;mso-width-relative:page;mso-height-relative:page;v-text-anchor:bottom" o:gfxdata="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" fillcolor="#4472c4 [3204]" stroked="f" strokeweight="1pt">
                     <o:lock v:ext="edit" aspectratio="t"/>
                     <v:textbox inset="3.6pt,,3.6pt">
                       <w:txbxContent>
@@ -511,7 +503,6 @@
                               <w:calendar w:val="gregorian"/>
                             </w:date>
                           </w:sdtPr>
-                          <w:sdtEndPr/>
                           <w:sdtContent>
                             <w:p>
                               <w:pPr>
@@ -855,7 +846,15 @@
         <w:t>”,</w:t>
       </w:r>
       <w:r>
-        <w:t xml:space="preserve"> contenente un form </w:t>
+        <w:t xml:space="preserve"> contenente un </w:t>
+      </w:r>
+      <w:proofErr w:type="spellStart"/>
+      <w:r>
+        <w:t>form</w:t>
+      </w:r>
+      <w:proofErr w:type="spellEnd"/>
+      <w:r>
+        <w:t xml:space="preserve"> </w:t>
       </w:r>
       <w:r>
         <w:t>che richiede</w:t>
@@ -989,7 +988,7 @@
                     <pic:cNvPicPr/>
                   </pic:nvPicPr>
                   <pic:blipFill>
-                    <a:blip r:embed="rId8"/>
+                    <a:blip r:embed="rId9"/>
                     <a:stretch>
                       <a:fillRect/>
                     </a:stretch>
@@ -1083,7 +1082,7 @@
                     <pic:cNvPicPr/>
                   </pic:nvPicPr>
                   <pic:blipFill>
-                    <a:blip r:embed="rId9"/>
+                    <a:blip r:embed="rId10"/>
                     <a:stretch>
                       <a:fillRect/>
                     </a:stretch>
@@ -1183,7 +1182,7 @@
                     <pic:cNvPicPr/>
                   </pic:nvPicPr>
                   <pic:blipFill>
-                    <a:blip r:embed="rId10"/>
+                    <a:blip r:embed="rId11"/>
                     <a:stretch>
                       <a:fillRect/>
                     </a:stretch>
@@ -1264,7 +1263,7 @@
                     <pic:cNvPicPr/>
                   </pic:nvPicPr>
                   <pic:blipFill>
-                    <a:blip r:embed="rId11"/>
+                    <a:blip r:embed="rId12"/>
                     <a:stretch>
                       <a:fillRect/>
                     </a:stretch>
@@ -1538,7 +1537,7 @@
                     <pic:cNvPicPr/>
                   </pic:nvPicPr>
                   <pic:blipFill>
-                    <a:blip r:embed="rId12"/>
+                    <a:blip r:embed="rId13"/>
                     <a:stretch>
                       <a:fillRect/>
                     </a:stretch>
@@ -1623,7 +1622,7 @@
                     <pic:cNvPicPr/>
                   </pic:nvPicPr>
                   <pic:blipFill>
-                    <a:blip r:embed="rId13"/>
+                    <a:blip r:embed="rId14"/>
                     <a:stretch>
                       <a:fillRect/>
                     </a:stretch>
@@ -1713,7 +1712,7 @@
                     <pic:cNvPicPr/>
                   </pic:nvPicPr>
                   <pic:blipFill>
-                    <a:blip r:embed="rId14"/>
+                    <a:blip r:embed="rId15"/>
                     <a:stretch>
                       <a:fillRect/>
                     </a:stretch>
@@ -1777,7 +1776,15 @@
       </w:r>
       <w:proofErr w:type="spellEnd"/>
       <w:r>
-        <w:t>” dal form)</w:t>
+        <w:t xml:space="preserve">” dal </w:t>
+      </w:r>
+      <w:proofErr w:type="spellStart"/>
+      <w:r>
+        <w:t>form</w:t>
+      </w:r>
+      <w:proofErr w:type="spellEnd"/>
+      <w:r>
+        <w:t>)</w:t>
       </w:r>
     </w:p>
     <w:p/>
@@ -1806,7 +1813,7 @@
                     <pic:cNvPicPr/>
                   </pic:nvPicPr>
                   <pic:blipFill>
-                    <a:blip r:embed="rId15"/>
+                    <a:blip r:embed="rId16"/>
                     <a:stretch>
                       <a:fillRect/>
                     </a:stretch>
@@ -1891,7 +1898,7 @@
                     <pic:cNvPicPr/>
                   </pic:nvPicPr>
                   <pic:blipFill>
-                    <a:blip r:embed="rId16"/>
+                    <a:blip r:embed="rId17"/>
                     <a:stretch>
                       <a:fillRect/>
                     </a:stretch>
@@ -2000,8 +2007,197 @@
       <w:r>
         <w:t xml:space="preserve"> </w:t>
       </w:r>
-      <w:bookmarkStart w:id="3" w:name="_GoBack"/>
-      <w:bookmarkEnd w:id="3"/>
+    </w:p>
+    <w:p>
+      <w:r>
+        <w:t>Nel percorso app/http/Controllers è stato creato un Controller chiamato “</w:t>
+      </w:r>
+      <w:proofErr w:type="spellStart"/>
+      <w:r>
+        <w:t>CatalogController</w:t>
+      </w:r>
+      <w:proofErr w:type="spellEnd"/>
+      <w:r>
+        <w:t>” che possiede un metodo index che si occupa di quanto descritto in precedenza.</w:t>
+      </w:r>
+    </w:p>
+    <w:p>
+      <w:pPr>
+        <w:keepNext/>
+        <w:jc w:val="center"/>
+      </w:pPr>
+      <w:r>
+        <w:rPr>
+          <w:noProof/>
+        </w:rPr>
+        <w:drawing>
+          <wp:inline distT="0" distB="0" distL="0" distR="0" wp14:anchorId="472B36B6" wp14:editId="300465EF">
+            <wp:extent cx="4749502" cy="3760967"/>
+            <wp:effectExtent l="0" t="0" r="0" b="0"/>
+            <wp:docPr id="1952014732" name="Immagine 1"/>
+            <wp:cNvGraphicFramePr>
+              <a:graphicFrameLocks xmlns:a="http://schemas.openxmlformats.org/drawingml/2006/main" noChangeAspect="1"/>
+            </wp:cNvGraphicFramePr>
+            <a:graphic xmlns:a="http://schemas.openxmlformats.org/drawingml/2006/main">
+              <a:graphicData uri="http://schemas.openxmlformats.org/drawingml/2006/picture">
+                <pic:pic xmlns:pic="http://schemas.openxmlformats.org/drawingml/2006/picture">
+                  <pic:nvPicPr>
+                    <pic:cNvPr id="1952014732" name=""/>
+                    <pic:cNvPicPr/>
+                  </pic:nvPicPr>
+                  <pic:blipFill>
+                    <a:blip r:embed="rId18"/>
+                    <a:stretch>
+                      <a:fillRect/>
+                    </a:stretch>
+                  </pic:blipFill>
+                  <pic:spPr>
+                    <a:xfrm>
+                      <a:off x="0" y="0"/>
+                      <a:ext cx="4761445" cy="3770424"/>
+                    </a:xfrm>
+                    <a:prstGeom prst="rect">
+                      <a:avLst/>
+                    </a:prstGeom>
+                  </pic:spPr>
+                </pic:pic>
+              </a:graphicData>
+            </a:graphic>
+          </wp:inline>
+        </w:drawing>
+      </w:r>
+    </w:p>
+    <w:p>
+      <w:pPr>
+        <w:pStyle w:val="Didascalia"/>
+        <w:jc w:val="center"/>
+      </w:pPr>
+      <w:r>
+        <w:t xml:space="preserve">Figura </w:t>
+      </w:r>
+      <w:r>
+        <w:fldChar w:fldCharType="begin"/>
+      </w:r>
+      <w:r>
+        <w:instrText xml:space="preserve"> SEQ Figura \* ARABIC </w:instrText>
+      </w:r>
+      <w:r>
+        <w:fldChar w:fldCharType="separate"/>
+      </w:r>
+      <w:r>
+        <w:rPr>
+          <w:noProof/>
+        </w:rPr>
+        <w:t>10</w:t>
+      </w:r>
+      <w:r>
+        <w:fldChar w:fldCharType="end"/>
+      </w:r>
+      <w:r>
+        <w:t xml:space="preserve">: Metodo index del </w:t>
+      </w:r>
+      <w:proofErr w:type="spellStart"/>
+      <w:r>
+        <w:t>CatalogController</w:t>
+      </w:r>
+      <w:proofErr w:type="spellEnd"/>
+    </w:p>
+    <w:p>
+      <w:r>
+        <w:t xml:space="preserve">All’interno del file </w:t>
+      </w:r>
+      <w:proofErr w:type="spellStart"/>
+      <w:r>
+        <w:t>web.php</w:t>
+      </w:r>
+      <w:proofErr w:type="spellEnd"/>
+      <w:r>
+        <w:t xml:space="preserve"> è stata aggiunta una rotta dedicata per le richieste AJAX, la quale va a richiamare il metodo index del </w:t>
+      </w:r>
+      <w:proofErr w:type="spellStart"/>
+      <w:r>
+        <w:t>CatalogController</w:t>
+      </w:r>
+      <w:proofErr w:type="spellEnd"/>
+      <w:r>
+        <w:t>.</w:t>
+      </w:r>
+    </w:p>
+    <w:p>
+      <w:pPr>
+        <w:keepNext/>
+        <w:jc w:val="center"/>
+      </w:pPr>
+      <w:r>
+        <w:rPr>
+          <w:noProof/>
+        </w:rPr>
+        <w:drawing>
+          <wp:inline distT="0" distB="0" distL="0" distR="0" wp14:anchorId="5EB90879" wp14:editId="3EF2E01D">
+            <wp:extent cx="4644529" cy="588397"/>
+            <wp:effectExtent l="0" t="0" r="3810" b="2540"/>
+            <wp:docPr id="956636656" name="Immagine 1"/>
+            <wp:cNvGraphicFramePr>
+              <a:graphicFrameLocks xmlns:a="http://schemas.openxmlformats.org/drawingml/2006/main" noChangeAspect="1"/>
+            </wp:cNvGraphicFramePr>
+            <a:graphic xmlns:a="http://schemas.openxmlformats.org/drawingml/2006/main">
+              <a:graphicData uri="http://schemas.openxmlformats.org/drawingml/2006/picture">
+                <pic:pic xmlns:pic="http://schemas.openxmlformats.org/drawingml/2006/picture">
+                  <pic:nvPicPr>
+                    <pic:cNvPr id="956636656" name=""/>
+                    <pic:cNvPicPr/>
+                  </pic:nvPicPr>
+                  <pic:blipFill>
+                    <a:blip r:embed="rId19"/>
+                    <a:stretch>
+                      <a:fillRect/>
+                    </a:stretch>
+                  </pic:blipFill>
+                  <pic:spPr>
+                    <a:xfrm>
+                      <a:off x="0" y="0"/>
+                      <a:ext cx="4718769" cy="597802"/>
+                    </a:xfrm>
+                    <a:prstGeom prst="rect">
+                      <a:avLst/>
+                    </a:prstGeom>
+                  </pic:spPr>
+                </pic:pic>
+              </a:graphicData>
+            </a:graphic>
+          </wp:inline>
+        </w:drawing>
+      </w:r>
+    </w:p>
+    <w:p>
+      <w:pPr>
+        <w:pStyle w:val="Didascalia"/>
+        <w:jc w:val="center"/>
+      </w:pPr>
+      <w:r>
+        <w:t xml:space="preserve">Figura </w:t>
+      </w:r>
+      <w:r>
+        <w:fldChar w:fldCharType="begin"/>
+      </w:r>
+      <w:r>
+        <w:instrText xml:space="preserve"> SEQ Figura \* ARABIC </w:instrText>
+      </w:r>
+      <w:r>
+        <w:fldChar w:fldCharType="separate"/>
+      </w:r>
+      <w:r>
+        <w:rPr>
+          <w:noProof/>
+        </w:rPr>
+        <w:t>11</w:t>
+      </w:r>
+      <w:r>
+        <w:fldChar w:fldCharType="end"/>
+      </w:r>
+      <w:r>
+        <w:t>: Rotta per richieste AJAX</w:t>
+      </w:r>
     </w:p>
     <w:p>
       <w:pPr>
@@ -2022,18 +2218,2856 @@
       </w:pPr>
       <w:r>
         <w:lastRenderedPageBreak/>
+        <w:t>Visualizzazione dettagli del prodotto</w:t>
+      </w:r>
+    </w:p>
+    <w:p>
+      <w:r>
+        <w:t>Quando si sfoglia il catalogo è possibile cliccare sull’opzione “Dettagli”</w:t>
+      </w:r>
+      <w:r>
+        <w:t xml:space="preserve">. Una volta fatto si apre una card che mostra i dettagli del prodotto. Per rendere questo possibile è stata creata una sezione apposita all’interno del file </w:t>
+      </w:r>
+      <w:proofErr w:type="spellStart"/>
+      <w:r>
+        <w:t>product.blade.php</w:t>
+      </w:r>
+      <w:proofErr w:type="spellEnd"/>
+      <w:r>
+        <w:t>.</w:t>
+      </w:r>
+    </w:p>
+    <w:p>
+      <w:r>
+        <w:t>All’interno del Controller “</w:t>
+      </w:r>
+      <w:proofErr w:type="spellStart"/>
+      <w:r>
+        <w:t>ProductController</w:t>
+      </w:r>
+      <w:proofErr w:type="spellEnd"/>
+      <w:r>
+        <w:t xml:space="preserve">” è stato creato un metodo </w:t>
+      </w:r>
+      <w:proofErr w:type="spellStart"/>
+      <w:r>
+        <w:t>get</w:t>
+      </w:r>
+      <w:proofErr w:type="spellEnd"/>
+      <w:r>
+        <w:t xml:space="preserve"> che estrapola le informazioni specifiche del determinato prodotto di cui si sono voluti visualizzare i dettagli (tramite id del prodotto).</w:t>
+      </w:r>
+    </w:p>
+    <w:p>
+      <w:r>
+        <w:t>Esso estrapola le immagini riguardanti quel determinato prodotto, le taglie e le quantità.</w:t>
+      </w:r>
+    </w:p>
+    <w:p>
+      <w:pPr>
+        <w:keepNext/>
+        <w:jc w:val="center"/>
+      </w:pPr>
+      <w:r>
+        <w:rPr>
+          <w:noProof/>
+        </w:rPr>
+        <w:drawing>
+          <wp:inline distT="0" distB="0" distL="0" distR="0" wp14:anchorId="3548BC6E" wp14:editId="4EE81375">
+            <wp:extent cx="5216055" cy="2576638"/>
+            <wp:effectExtent l="0" t="0" r="3810" b="0"/>
+            <wp:docPr id="243413805" name="Immagine 1"/>
+            <wp:cNvGraphicFramePr>
+              <a:graphicFrameLocks xmlns:a="http://schemas.openxmlformats.org/drawingml/2006/main" noChangeAspect="1"/>
+            </wp:cNvGraphicFramePr>
+            <a:graphic xmlns:a="http://schemas.openxmlformats.org/drawingml/2006/main">
+              <a:graphicData uri="http://schemas.openxmlformats.org/drawingml/2006/picture">
+                <pic:pic xmlns:pic="http://schemas.openxmlformats.org/drawingml/2006/picture">
+                  <pic:nvPicPr>
+                    <pic:cNvPr id="243413805" name=""/>
+                    <pic:cNvPicPr/>
+                  </pic:nvPicPr>
+                  <pic:blipFill>
+                    <a:blip r:embed="rId20"/>
+                    <a:stretch>
+                      <a:fillRect/>
+                    </a:stretch>
+                  </pic:blipFill>
+                  <pic:spPr>
+                    <a:xfrm>
+                      <a:off x="0" y="0"/>
+                      <a:ext cx="5232801" cy="2584910"/>
+                    </a:xfrm>
+                    <a:prstGeom prst="rect">
+                      <a:avLst/>
+                    </a:prstGeom>
+                  </pic:spPr>
+                </pic:pic>
+              </a:graphicData>
+            </a:graphic>
+          </wp:inline>
+        </w:drawing>
+      </w:r>
+    </w:p>
+    <w:p>
+      <w:pPr>
+        <w:pStyle w:val="Didascalia"/>
+        <w:jc w:val="center"/>
+      </w:pPr>
+      <w:r>
+        <w:t xml:space="preserve">Figura </w:t>
+      </w:r>
+      <w:r>
+        <w:fldChar w:fldCharType="begin"/>
+      </w:r>
+      <w:r>
+        <w:instrText xml:space="preserve"> SEQ Figura \* ARABIC </w:instrText>
+      </w:r>
+      <w:r>
+        <w:fldChar w:fldCharType="separate"/>
+      </w:r>
+      <w:r>
+        <w:rPr>
+          <w:noProof/>
+        </w:rPr>
+        <w:t>12</w:t>
+      </w:r>
+      <w:r>
+        <w:fldChar w:fldCharType="end"/>
+      </w:r>
+      <w:r>
+        <w:t xml:space="preserve">: Metodo </w:t>
+      </w:r>
+      <w:proofErr w:type="spellStart"/>
+      <w:r>
+        <w:t>get</w:t>
+      </w:r>
+      <w:proofErr w:type="spellEnd"/>
+      <w:r>
+        <w:t xml:space="preserve"> del </w:t>
+      </w:r>
+      <w:proofErr w:type="spellStart"/>
+      <w:r>
+        <w:t>ProductController</w:t>
+      </w:r>
+      <w:proofErr w:type="spellEnd"/>
+    </w:p>
+    <w:p>
+      <w:r>
+        <w:t xml:space="preserve">Nel file </w:t>
+      </w:r>
+      <w:proofErr w:type="spellStart"/>
+      <w:r>
+        <w:t>web.php</w:t>
+      </w:r>
+      <w:proofErr w:type="spellEnd"/>
+      <w:r>
+        <w:t xml:space="preserve"> è stata aggiunta una rotta apposita che fa riferimento a questo metodo:</w:t>
+      </w:r>
+    </w:p>
+    <w:p>
+      <w:pPr>
+        <w:keepNext/>
+        <w:jc w:val="center"/>
+      </w:pPr>
+      <w:r>
+        <w:rPr>
+          <w:noProof/>
+        </w:rPr>
+        <w:drawing>
+          <wp:inline distT="0" distB="0" distL="0" distR="0" wp14:anchorId="0F4C4A5D" wp14:editId="187C20F0">
+            <wp:extent cx="4802588" cy="520669"/>
+            <wp:effectExtent l="0" t="0" r="0" b="0"/>
+            <wp:docPr id="150065111" name="Immagine 1"/>
+            <wp:cNvGraphicFramePr>
+              <a:graphicFrameLocks xmlns:a="http://schemas.openxmlformats.org/drawingml/2006/main" noChangeAspect="1"/>
+            </wp:cNvGraphicFramePr>
+            <a:graphic xmlns:a="http://schemas.openxmlformats.org/drawingml/2006/main">
+              <a:graphicData uri="http://schemas.openxmlformats.org/drawingml/2006/picture">
+                <pic:pic xmlns:pic="http://schemas.openxmlformats.org/drawingml/2006/picture">
+                  <pic:nvPicPr>
+                    <pic:cNvPr id="150065111" name=""/>
+                    <pic:cNvPicPr/>
+                  </pic:nvPicPr>
+                  <pic:blipFill>
+                    <a:blip r:embed="rId21"/>
+                    <a:stretch>
+                      <a:fillRect/>
+                    </a:stretch>
+                  </pic:blipFill>
+                  <pic:spPr>
+                    <a:xfrm>
+                      <a:off x="0" y="0"/>
+                      <a:ext cx="4843756" cy="525132"/>
+                    </a:xfrm>
+                    <a:prstGeom prst="rect">
+                      <a:avLst/>
+                    </a:prstGeom>
+                  </pic:spPr>
+                </pic:pic>
+              </a:graphicData>
+            </a:graphic>
+          </wp:inline>
+        </w:drawing>
+      </w:r>
+    </w:p>
+    <w:p>
+      <w:pPr>
+        <w:pStyle w:val="Didascalia"/>
+        <w:jc w:val="center"/>
+      </w:pPr>
+      <w:r>
+        <w:t xml:space="preserve">Figura </w:t>
+      </w:r>
+      <w:r>
+        <w:fldChar w:fldCharType="begin"/>
+      </w:r>
+      <w:r>
+        <w:instrText xml:space="preserve"> SEQ Figura \* ARABIC </w:instrText>
+      </w:r>
+      <w:r>
+        <w:fldChar w:fldCharType="separate"/>
+      </w:r>
+      <w:r>
+        <w:rPr>
+          <w:noProof/>
+        </w:rPr>
+        <w:t>13</w:t>
+      </w:r>
+      <w:r>
+        <w:fldChar w:fldCharType="end"/>
+      </w:r>
+      <w:r>
+        <w:t xml:space="preserve">: Rotta per metodo </w:t>
+      </w:r>
+      <w:proofErr w:type="spellStart"/>
+      <w:r>
+        <w:t>get</w:t>
+      </w:r>
+      <w:proofErr w:type="spellEnd"/>
+      <w:r>
+        <w:t xml:space="preserve"> del prodotto</w:t>
+      </w:r>
+    </w:p>
+    <w:p>
+      <w:r>
+        <w:t xml:space="preserve">Inoltre, nel file </w:t>
+      </w:r>
+      <w:proofErr w:type="spellStart"/>
+      <w:r>
+        <w:t>product.blade.php</w:t>
+      </w:r>
+      <w:proofErr w:type="spellEnd"/>
+      <w:r>
+        <w:t xml:space="preserve"> è stato aggiunto un controllo per visualizzare il numero di prodotti con la relativa taglia e verificare se sono esauriti oppure disponibili.</w:t>
+      </w:r>
+    </w:p>
+    <w:p>
+      <w:pPr>
+        <w:keepNext/>
+        <w:jc w:val="center"/>
+      </w:pPr>
+      <w:r>
+        <w:rPr>
+          <w:noProof/>
+        </w:rPr>
+        <w:drawing>
+          <wp:inline distT="0" distB="0" distL="0" distR="0" wp14:anchorId="4963E054" wp14:editId="29EEA190">
+            <wp:extent cx="4506877" cy="2019631"/>
+            <wp:effectExtent l="0" t="0" r="8255" b="0"/>
+            <wp:docPr id="197993116" name="Immagine 1"/>
+            <wp:cNvGraphicFramePr>
+              <a:graphicFrameLocks xmlns:a="http://schemas.openxmlformats.org/drawingml/2006/main" noChangeAspect="1"/>
+            </wp:cNvGraphicFramePr>
+            <a:graphic xmlns:a="http://schemas.openxmlformats.org/drawingml/2006/main">
+              <a:graphicData uri="http://schemas.openxmlformats.org/drawingml/2006/picture">
+                <pic:pic xmlns:pic="http://schemas.openxmlformats.org/drawingml/2006/picture">
+                  <pic:nvPicPr>
+                    <pic:cNvPr id="197993116" name=""/>
+                    <pic:cNvPicPr/>
+                  </pic:nvPicPr>
+                  <pic:blipFill>
+                    <a:blip r:embed="rId22"/>
+                    <a:stretch>
+                      <a:fillRect/>
+                    </a:stretch>
+                  </pic:blipFill>
+                  <pic:spPr>
+                    <a:xfrm>
+                      <a:off x="0" y="0"/>
+                      <a:ext cx="4517659" cy="2024463"/>
+                    </a:xfrm>
+                    <a:prstGeom prst="rect">
+                      <a:avLst/>
+                    </a:prstGeom>
+                  </pic:spPr>
+                </pic:pic>
+              </a:graphicData>
+            </a:graphic>
+          </wp:inline>
+        </w:drawing>
+      </w:r>
+    </w:p>
+    <w:p>
+      <w:pPr>
+        <w:pStyle w:val="Didascalia"/>
+        <w:jc w:val="center"/>
+      </w:pPr>
+      <w:r>
+        <w:t xml:space="preserve">Figura </w:t>
+      </w:r>
+      <w:r>
+        <w:fldChar w:fldCharType="begin"/>
+      </w:r>
+      <w:r>
+        <w:instrText xml:space="preserve"> SEQ Figura \* ARABIC </w:instrText>
+      </w:r>
+      <w:r>
+        <w:fldChar w:fldCharType="separate"/>
+      </w:r>
+      <w:r>
+        <w:rPr>
+          <w:noProof/>
+        </w:rPr>
+        <w:t>14</w:t>
+      </w:r>
+      <w:r>
+        <w:fldChar w:fldCharType="end"/>
+      </w:r>
+      <w:r>
+        <w:t>: Controllo per disponibilità prodotto</w:t>
+      </w:r>
+    </w:p>
+    <w:p>
+      <w:pPr>
+        <w:pStyle w:val="Titolo1"/>
+      </w:pPr>
+      <w:r>
+        <w:lastRenderedPageBreak/>
         <w:t>Test</w:t>
       </w:r>
       <w:bookmarkEnd w:id="2"/>
     </w:p>
+    <w:tbl>
+      <w:tblPr>
+        <w:tblW w:w="9521" w:type="dxa"/>
+        <w:tblInd w:w="-5" w:type="dxa"/>
+        <w:tblBorders>
+          <w:top w:val="single" w:sz="4" w:space="0" w:color="auto"/>
+          <w:left w:val="single" w:sz="4" w:space="0" w:color="auto"/>
+          <w:bottom w:val="single" w:sz="4" w:space="0" w:color="auto"/>
+          <w:right w:val="single" w:sz="4" w:space="0" w:color="auto"/>
+          <w:insideH w:val="single" w:sz="4" w:space="0" w:color="auto"/>
+          <w:insideV w:val="single" w:sz="4" w:space="0" w:color="auto"/>
+        </w:tblBorders>
+        <w:tblLook w:val="01E0" w:firstRow="1" w:lastRow="1" w:firstColumn="1" w:lastColumn="1" w:noHBand="0" w:noVBand="0"/>
+      </w:tblPr>
+      <w:tblGrid>
+        <w:gridCol w:w="2050"/>
+        <w:gridCol w:w="1562"/>
+        <w:gridCol w:w="1267"/>
+        <w:gridCol w:w="4642"/>
+      </w:tblGrid>
+      <w:tr>
+        <w:tc>
+          <w:tcPr>
+            <w:tcW w:w="2050" w:type="dxa"/>
+            <w:tcBorders>
+              <w:bottom w:val="single" w:sz="4" w:space="0" w:color="auto"/>
+              <w:right w:val="single" w:sz="4" w:space="0" w:color="auto"/>
+            </w:tcBorders>
+            <w:shd w:val="pct25" w:color="auto" w:fill="auto"/>
+          </w:tcPr>
+          <w:p>
+            <w:pPr>
+              <w:pStyle w:val="BodyTextChar"/>
+              <w:rPr>
+                <w:rFonts w:ascii="Times New Roman" w:hAnsi="Times New Roman"/>
+                <w:b/>
+                <w:sz w:val="18"/>
+                <w:szCs w:val="18"/>
+              </w:rPr>
+            </w:pPr>
+            <w:r>
+              <w:rPr>
+                <w:rFonts w:ascii="Times New Roman" w:hAnsi="Times New Roman"/>
+                <w:b/>
+                <w:sz w:val="18"/>
+                <w:szCs w:val="18"/>
+              </w:rPr>
+              <w:t>Test Case:</w:t>
+            </w:r>
+          </w:p>
+          <w:p>
+            <w:pPr>
+              <w:pStyle w:val="Corpotesto"/>
+              <w:rPr>
+                <w:rFonts w:ascii="Times New Roman" w:hAnsi="Times New Roman"/>
+                <w:sz w:val="18"/>
+                <w:szCs w:val="18"/>
+                <w:lang w:val="en-GB" w:eastAsia="en-US"/>
+              </w:rPr>
+            </w:pPr>
+            <w:proofErr w:type="spellStart"/>
+            <w:r>
+              <w:rPr>
+                <w:rFonts w:ascii="Times New Roman" w:hAnsi="Times New Roman"/>
+                <w:b/>
+                <w:sz w:val="18"/>
+                <w:szCs w:val="18"/>
+                <w:lang w:val="en-GB" w:eastAsia="en-US"/>
+              </w:rPr>
+              <w:t>Riferimento</w:t>
+            </w:r>
+            <w:proofErr w:type="spellEnd"/>
+            <w:r>
+              <w:rPr>
+                <w:rFonts w:ascii="Times New Roman" w:hAnsi="Times New Roman"/>
+                <w:sz w:val="18"/>
+                <w:szCs w:val="18"/>
+                <w:lang w:val="en-GB" w:eastAsia="en-US"/>
+              </w:rPr>
+              <w:t xml:space="preserve">: </w:t>
+            </w:r>
+          </w:p>
+        </w:tc>
+        <w:tc>
+          <w:tcPr>
+            <w:tcW w:w="1562" w:type="dxa"/>
+            <w:tcBorders>
+              <w:left w:val="single" w:sz="4" w:space="0" w:color="auto"/>
+              <w:bottom w:val="single" w:sz="4" w:space="0" w:color="auto"/>
+              <w:right w:val="single" w:sz="4" w:space="0" w:color="auto"/>
+            </w:tcBorders>
+          </w:tcPr>
+          <w:p>
+            <w:pPr>
+              <w:pStyle w:val="BodyTextChar"/>
+              <w:rPr>
+                <w:rFonts w:ascii="Times New Roman" w:hAnsi="Times New Roman"/>
+                <w:sz w:val="18"/>
+                <w:szCs w:val="18"/>
+              </w:rPr>
+            </w:pPr>
+            <w:r>
+              <w:rPr>
+                <w:rFonts w:ascii="Times New Roman" w:hAnsi="Times New Roman"/>
+                <w:sz w:val="18"/>
+                <w:szCs w:val="18"/>
+              </w:rPr>
+              <w:t>TC-001</w:t>
+            </w:r>
+          </w:p>
+          <w:p>
+            <w:pPr>
+              <w:rPr>
+                <w:rFonts w:ascii="Times New Roman" w:hAnsi="Times New Roman" w:cs="Times New Roman"/>
+                <w:sz w:val="18"/>
+                <w:szCs w:val="18"/>
+                <w:lang w:val="en-GB"/>
+              </w:rPr>
+            </w:pPr>
+            <w:r>
+              <w:rPr>
+                <w:rFonts w:ascii="Times New Roman" w:hAnsi="Times New Roman" w:cs="Times New Roman"/>
+                <w:sz w:val="18"/>
+                <w:szCs w:val="18"/>
+              </w:rPr>
+              <w:t>REQ-</w:t>
+            </w:r>
+          </w:p>
+        </w:tc>
+        <w:tc>
+          <w:tcPr>
+            <w:tcW w:w="1267" w:type="dxa"/>
+            <w:tcBorders>
+              <w:left w:val="single" w:sz="4" w:space="0" w:color="auto"/>
+              <w:bottom w:val="single" w:sz="4" w:space="0" w:color="auto"/>
+              <w:right w:val="single" w:sz="4" w:space="0" w:color="auto"/>
+            </w:tcBorders>
+            <w:shd w:val="pct25" w:color="auto" w:fill="auto"/>
+          </w:tcPr>
+          <w:p>
+            <w:pPr>
+              <w:pStyle w:val="BodyTextChar"/>
+              <w:rPr>
+                <w:rFonts w:ascii="Times New Roman" w:hAnsi="Times New Roman"/>
+                <w:b/>
+                <w:sz w:val="18"/>
+                <w:szCs w:val="18"/>
+              </w:rPr>
+            </w:pPr>
+            <w:r>
+              <w:rPr>
+                <w:rFonts w:ascii="Times New Roman" w:hAnsi="Times New Roman"/>
+                <w:b/>
+                <w:sz w:val="18"/>
+                <w:szCs w:val="18"/>
+              </w:rPr>
+              <w:t>Nome:</w:t>
+            </w:r>
+          </w:p>
+        </w:tc>
+        <w:tc>
+          <w:tcPr>
+            <w:tcW w:w="4642" w:type="dxa"/>
+            <w:tcBorders>
+              <w:left w:val="single" w:sz="4" w:space="0" w:color="auto"/>
+              <w:bottom w:val="single" w:sz="4" w:space="0" w:color="auto"/>
+            </w:tcBorders>
+          </w:tcPr>
+          <w:p>
+            <w:pPr>
+              <w:rPr>
+                <w:rFonts w:ascii="Times New Roman" w:hAnsi="Times New Roman" w:cs="Times New Roman"/>
+                <w:sz w:val="18"/>
+                <w:szCs w:val="18"/>
+              </w:rPr>
+            </w:pPr>
+            <w:r>
+              <w:rPr>
+                <w:rFonts w:ascii="Times New Roman" w:hAnsi="Times New Roman" w:cs="Times New Roman"/>
+                <w:sz w:val="18"/>
+                <w:szCs w:val="18"/>
+              </w:rPr>
+              <w:t xml:space="preserve">Verificare </w:t>
+            </w:r>
+            <w:r>
+              <w:rPr>
+                <w:rFonts w:ascii="Times New Roman" w:hAnsi="Times New Roman" w:cs="Times New Roman"/>
+                <w:sz w:val="18"/>
+                <w:szCs w:val="18"/>
+              </w:rPr>
+              <w:t xml:space="preserve">i dettagli del prodotto </w:t>
+            </w:r>
+            <w:r>
+              <w:rPr>
+                <w:rFonts w:ascii="Times New Roman" w:hAnsi="Times New Roman" w:cs="Times New Roman"/>
+                <w:sz w:val="18"/>
+                <w:szCs w:val="18"/>
+              </w:rPr>
+              <w:t>scelto</w:t>
+            </w:r>
+            <w:r>
+              <w:rPr>
+                <w:rFonts w:ascii="Times New Roman" w:hAnsi="Times New Roman" w:cs="Times New Roman"/>
+                <w:sz w:val="18"/>
+                <w:szCs w:val="18"/>
+              </w:rPr>
+              <w:t>.</w:t>
+            </w:r>
+          </w:p>
+          <w:p>
+            <w:pPr>
+              <w:pStyle w:val="BodyTextChar"/>
+              <w:rPr>
+                <w:rFonts w:ascii="Times New Roman" w:hAnsi="Times New Roman"/>
+                <w:sz w:val="18"/>
+                <w:szCs w:val="18"/>
+                <w:lang w:val="it-IT"/>
+              </w:rPr>
+            </w:pPr>
+          </w:p>
+        </w:tc>
+      </w:tr>
+      <w:tr>
+        <w:tc>
+          <w:tcPr>
+            <w:tcW w:w="2050" w:type="dxa"/>
+            <w:tcBorders>
+              <w:right w:val="single" w:sz="4" w:space="0" w:color="auto"/>
+            </w:tcBorders>
+            <w:shd w:val="pct25" w:color="auto" w:fill="auto"/>
+          </w:tcPr>
+          <w:p>
+            <w:pPr>
+              <w:pStyle w:val="BodyTextChar"/>
+              <w:rPr>
+                <w:rFonts w:ascii="Times New Roman" w:hAnsi="Times New Roman"/>
+                <w:b/>
+                <w:sz w:val="18"/>
+                <w:szCs w:val="18"/>
+              </w:rPr>
+            </w:pPr>
+            <w:proofErr w:type="spellStart"/>
+            <w:r>
+              <w:rPr>
+                <w:rFonts w:ascii="Times New Roman" w:hAnsi="Times New Roman"/>
+                <w:b/>
+                <w:sz w:val="18"/>
+                <w:szCs w:val="18"/>
+              </w:rPr>
+              <w:t>Descrizione</w:t>
+            </w:r>
+            <w:proofErr w:type="spellEnd"/>
+            <w:r>
+              <w:rPr>
+                <w:rFonts w:ascii="Times New Roman" w:hAnsi="Times New Roman"/>
+                <w:b/>
+                <w:sz w:val="18"/>
+                <w:szCs w:val="18"/>
+              </w:rPr>
+              <w:t>:</w:t>
+            </w:r>
+          </w:p>
+        </w:tc>
+        <w:tc>
+          <w:tcPr>
+            <w:tcW w:w="7471" w:type="dxa"/>
+            <w:gridSpan w:val="3"/>
+            <w:tcBorders>
+              <w:left w:val="single" w:sz="4" w:space="0" w:color="auto"/>
+            </w:tcBorders>
+          </w:tcPr>
+          <w:p>
+            <w:pPr>
+              <w:pStyle w:val="BodyTextChar"/>
+              <w:rPr>
+                <w:rFonts w:ascii="Times New Roman" w:hAnsi="Times New Roman"/>
+                <w:sz w:val="18"/>
+                <w:szCs w:val="18"/>
+                <w:lang w:val="it-IT"/>
+              </w:rPr>
+            </w:pPr>
+            <w:r>
+              <w:rPr>
+                <w:rFonts w:ascii="Times New Roman" w:hAnsi="Times New Roman"/>
+                <w:sz w:val="18"/>
+                <w:szCs w:val="18"/>
+                <w:lang w:val="it-IT"/>
+              </w:rPr>
+              <w:t>Verificare che, se si clicca sull’opzione “Dettagli” di un determinato prodotto, venga aperta la scheda riguardante il prodotto scelto, con i rispettivi dettagli</w:t>
+            </w:r>
+            <w:r>
+              <w:rPr>
+                <w:rFonts w:ascii="Times New Roman" w:hAnsi="Times New Roman"/>
+                <w:sz w:val="18"/>
+                <w:szCs w:val="18"/>
+                <w:lang w:val="it-IT"/>
+              </w:rPr>
+              <w:t>.</w:t>
+            </w:r>
+          </w:p>
+        </w:tc>
+      </w:tr>
+      <w:tr>
+        <w:tc>
+          <w:tcPr>
+            <w:tcW w:w="2050" w:type="dxa"/>
+            <w:tcBorders>
+              <w:right w:val="single" w:sz="4" w:space="0" w:color="auto"/>
+            </w:tcBorders>
+            <w:shd w:val="pct25" w:color="auto" w:fill="auto"/>
+          </w:tcPr>
+          <w:p>
+            <w:pPr>
+              <w:pStyle w:val="BodyTextChar"/>
+              <w:rPr>
+                <w:rFonts w:ascii="Times New Roman" w:hAnsi="Times New Roman"/>
+                <w:b/>
+                <w:sz w:val="18"/>
+                <w:szCs w:val="18"/>
+              </w:rPr>
+            </w:pPr>
+            <w:proofErr w:type="spellStart"/>
+            <w:r>
+              <w:rPr>
+                <w:rFonts w:ascii="Times New Roman" w:hAnsi="Times New Roman"/>
+                <w:b/>
+                <w:sz w:val="18"/>
+                <w:szCs w:val="18"/>
+              </w:rPr>
+              <w:t>Prerequisiti</w:t>
+            </w:r>
+            <w:proofErr w:type="spellEnd"/>
+            <w:r>
+              <w:rPr>
+                <w:rFonts w:ascii="Times New Roman" w:hAnsi="Times New Roman"/>
+                <w:b/>
+                <w:sz w:val="18"/>
+                <w:szCs w:val="18"/>
+              </w:rPr>
+              <w:t>:</w:t>
+            </w:r>
+          </w:p>
+        </w:tc>
+        <w:tc>
+          <w:tcPr>
+            <w:tcW w:w="7471" w:type="dxa"/>
+            <w:gridSpan w:val="3"/>
+            <w:tcBorders>
+              <w:left w:val="single" w:sz="4" w:space="0" w:color="auto"/>
+            </w:tcBorders>
+          </w:tcPr>
+          <w:p>
+            <w:pPr>
+              <w:pStyle w:val="BodyTextChar"/>
+              <w:rPr>
+                <w:rFonts w:ascii="Times New Roman" w:hAnsi="Times New Roman"/>
+                <w:sz w:val="18"/>
+                <w:szCs w:val="18"/>
+              </w:rPr>
+            </w:pPr>
+            <w:r>
+              <w:rPr>
+                <w:rFonts w:ascii="Times New Roman" w:hAnsi="Times New Roman"/>
+                <w:sz w:val="18"/>
+                <w:szCs w:val="18"/>
+              </w:rPr>
+              <w:t xml:space="preserve">Avere un database </w:t>
+            </w:r>
+            <w:proofErr w:type="spellStart"/>
+            <w:r>
+              <w:rPr>
+                <w:rFonts w:ascii="Times New Roman" w:hAnsi="Times New Roman"/>
+                <w:sz w:val="18"/>
+                <w:szCs w:val="18"/>
+              </w:rPr>
+              <w:t>funzionante</w:t>
+            </w:r>
+            <w:proofErr w:type="spellEnd"/>
+          </w:p>
+        </w:tc>
+      </w:tr>
+      <w:tr>
+        <w:tc>
+          <w:tcPr>
+            <w:tcW w:w="2050" w:type="dxa"/>
+            <w:tcBorders>
+              <w:right w:val="single" w:sz="4" w:space="0" w:color="auto"/>
+            </w:tcBorders>
+            <w:shd w:val="pct25" w:color="auto" w:fill="auto"/>
+          </w:tcPr>
+          <w:p>
+            <w:pPr>
+              <w:pStyle w:val="BodyTextChar"/>
+              <w:rPr>
+                <w:rFonts w:ascii="Times New Roman" w:hAnsi="Times New Roman"/>
+                <w:b/>
+                <w:sz w:val="18"/>
+                <w:szCs w:val="18"/>
+              </w:rPr>
+            </w:pPr>
+            <w:proofErr w:type="spellStart"/>
+            <w:r>
+              <w:rPr>
+                <w:rFonts w:ascii="Times New Roman" w:hAnsi="Times New Roman"/>
+                <w:b/>
+                <w:sz w:val="18"/>
+                <w:szCs w:val="18"/>
+              </w:rPr>
+              <w:t>Procedura</w:t>
+            </w:r>
+            <w:proofErr w:type="spellEnd"/>
+            <w:r>
+              <w:rPr>
+                <w:rFonts w:ascii="Times New Roman" w:hAnsi="Times New Roman"/>
+                <w:b/>
+                <w:sz w:val="18"/>
+                <w:szCs w:val="18"/>
+              </w:rPr>
+              <w:t>:</w:t>
+            </w:r>
+          </w:p>
+        </w:tc>
+        <w:tc>
+          <w:tcPr>
+            <w:tcW w:w="7471" w:type="dxa"/>
+            <w:gridSpan w:val="3"/>
+            <w:tcBorders>
+              <w:left w:val="single" w:sz="4" w:space="0" w:color="auto"/>
+            </w:tcBorders>
+          </w:tcPr>
+          <w:p>
+            <w:pPr>
+              <w:pStyle w:val="BodyTextChar"/>
+              <w:numPr>
+                <w:ilvl w:val="0"/>
+                <w:numId w:val="3"/>
+              </w:numPr>
+              <w:rPr>
+                <w:rFonts w:ascii="Times New Roman" w:hAnsi="Times New Roman"/>
+                <w:sz w:val="18"/>
+                <w:szCs w:val="18"/>
+              </w:rPr>
+            </w:pPr>
+            <w:proofErr w:type="spellStart"/>
+            <w:r>
+              <w:rPr>
+                <w:rFonts w:ascii="Times New Roman" w:hAnsi="Times New Roman"/>
+                <w:sz w:val="18"/>
+                <w:szCs w:val="18"/>
+              </w:rPr>
+              <w:t>Avviare</w:t>
+            </w:r>
+            <w:proofErr w:type="spellEnd"/>
+            <w:r>
+              <w:rPr>
+                <w:rFonts w:ascii="Times New Roman" w:hAnsi="Times New Roman"/>
+                <w:sz w:val="18"/>
+                <w:szCs w:val="18"/>
+              </w:rPr>
+              <w:t xml:space="preserve"> il </w:t>
+            </w:r>
+            <w:proofErr w:type="spellStart"/>
+            <w:r>
+              <w:rPr>
+                <w:rFonts w:ascii="Times New Roman" w:hAnsi="Times New Roman"/>
+                <w:sz w:val="18"/>
+                <w:szCs w:val="18"/>
+              </w:rPr>
+              <w:t>progetto</w:t>
+            </w:r>
+            <w:proofErr w:type="spellEnd"/>
+            <w:r>
+              <w:rPr>
+                <w:rFonts w:ascii="Times New Roman" w:hAnsi="Times New Roman"/>
+                <w:sz w:val="18"/>
+                <w:szCs w:val="18"/>
+              </w:rPr>
+              <w:t xml:space="preserve"> -&gt; </w:t>
+            </w:r>
+            <w:proofErr w:type="spellStart"/>
+            <w:r>
+              <w:rPr>
+                <w:rFonts w:ascii="Times New Roman" w:hAnsi="Times New Roman"/>
+                <w:sz w:val="18"/>
+                <w:szCs w:val="18"/>
+              </w:rPr>
+              <w:t>php</w:t>
+            </w:r>
+            <w:proofErr w:type="spellEnd"/>
+            <w:r>
+              <w:rPr>
+                <w:rFonts w:ascii="Times New Roman" w:hAnsi="Times New Roman"/>
+                <w:sz w:val="18"/>
+                <w:szCs w:val="18"/>
+              </w:rPr>
+              <w:t xml:space="preserve"> artisan serve</w:t>
+            </w:r>
+          </w:p>
+          <w:p>
+            <w:pPr>
+              <w:pStyle w:val="BodyTextChar"/>
+              <w:numPr>
+                <w:ilvl w:val="0"/>
+                <w:numId w:val="3"/>
+              </w:numPr>
+              <w:rPr>
+                <w:rFonts w:ascii="Times New Roman" w:hAnsi="Times New Roman"/>
+                <w:sz w:val="18"/>
+                <w:szCs w:val="18"/>
+              </w:rPr>
+            </w:pPr>
+            <w:r>
+              <w:rPr>
+                <w:rFonts w:ascii="Times New Roman" w:hAnsi="Times New Roman"/>
+                <w:sz w:val="18"/>
+                <w:szCs w:val="18"/>
+              </w:rPr>
+              <w:t xml:space="preserve">Nella home page, </w:t>
+            </w:r>
+            <w:proofErr w:type="spellStart"/>
+            <w:r>
+              <w:rPr>
+                <w:rFonts w:ascii="Times New Roman" w:hAnsi="Times New Roman"/>
+                <w:sz w:val="18"/>
+                <w:szCs w:val="18"/>
+              </w:rPr>
+              <w:t>cliccare</w:t>
+            </w:r>
+            <w:proofErr w:type="spellEnd"/>
+            <w:r>
+              <w:rPr>
+                <w:rFonts w:ascii="Times New Roman" w:hAnsi="Times New Roman"/>
+                <w:sz w:val="18"/>
+                <w:szCs w:val="18"/>
+              </w:rPr>
+              <w:t xml:space="preserve"> </w:t>
+            </w:r>
+            <w:proofErr w:type="spellStart"/>
+            <w:r>
+              <w:rPr>
+                <w:rFonts w:ascii="Times New Roman" w:hAnsi="Times New Roman"/>
+                <w:sz w:val="18"/>
+                <w:szCs w:val="18"/>
+              </w:rPr>
+              <w:t>sulla</w:t>
+            </w:r>
+            <w:proofErr w:type="spellEnd"/>
+            <w:r>
+              <w:rPr>
+                <w:rFonts w:ascii="Times New Roman" w:hAnsi="Times New Roman"/>
+                <w:sz w:val="18"/>
+                <w:szCs w:val="18"/>
+              </w:rPr>
+              <w:t xml:space="preserve"> </w:t>
+            </w:r>
+            <w:proofErr w:type="spellStart"/>
+            <w:r>
+              <w:rPr>
+                <w:rFonts w:ascii="Times New Roman" w:hAnsi="Times New Roman"/>
+                <w:sz w:val="18"/>
+                <w:szCs w:val="18"/>
+              </w:rPr>
+              <w:t>scheda</w:t>
+            </w:r>
+            <w:proofErr w:type="spellEnd"/>
+            <w:r>
+              <w:rPr>
+                <w:rFonts w:ascii="Times New Roman" w:hAnsi="Times New Roman"/>
+                <w:sz w:val="18"/>
+                <w:szCs w:val="18"/>
+              </w:rPr>
+              <w:t xml:space="preserve"> “</w:t>
+            </w:r>
+            <w:proofErr w:type="spellStart"/>
+            <w:r>
+              <w:rPr>
+                <w:rFonts w:ascii="Times New Roman" w:hAnsi="Times New Roman"/>
+                <w:sz w:val="18"/>
+                <w:szCs w:val="18"/>
+              </w:rPr>
+              <w:t>catalog</w:t>
+            </w:r>
+            <w:proofErr w:type="spellEnd"/>
+            <w:r>
+              <w:rPr>
+                <w:rFonts w:ascii="Times New Roman" w:hAnsi="Times New Roman"/>
+                <w:sz w:val="18"/>
+                <w:szCs w:val="18"/>
+              </w:rPr>
+              <w:t xml:space="preserve">” </w:t>
+            </w:r>
+            <w:proofErr w:type="spellStart"/>
+            <w:r>
+              <w:rPr>
+                <w:rFonts w:ascii="Times New Roman" w:hAnsi="Times New Roman"/>
+                <w:sz w:val="18"/>
+                <w:szCs w:val="18"/>
+              </w:rPr>
+              <w:t>della</w:t>
+            </w:r>
+            <w:proofErr w:type="spellEnd"/>
+            <w:r>
+              <w:rPr>
+                <w:rFonts w:ascii="Times New Roman" w:hAnsi="Times New Roman"/>
+                <w:sz w:val="18"/>
+                <w:szCs w:val="18"/>
+              </w:rPr>
+              <w:t xml:space="preserve"> navbar</w:t>
+            </w:r>
+          </w:p>
+          <w:p>
+            <w:pPr>
+              <w:pStyle w:val="Corpotesto"/>
+              <w:numPr>
+                <w:ilvl w:val="0"/>
+                <w:numId w:val="3"/>
+              </w:numPr>
+              <w:rPr>
+                <w:rFonts w:ascii="Times New Roman" w:hAnsi="Times New Roman"/>
+                <w:sz w:val="18"/>
+                <w:szCs w:val="18"/>
+                <w:lang w:val="en-GB" w:eastAsia="en-US"/>
+              </w:rPr>
+            </w:pPr>
+            <w:proofErr w:type="spellStart"/>
+            <w:r>
+              <w:rPr>
+                <w:rFonts w:ascii="Times New Roman" w:hAnsi="Times New Roman"/>
+                <w:sz w:val="18"/>
+                <w:szCs w:val="18"/>
+                <w:lang w:val="en-GB" w:eastAsia="en-US"/>
+              </w:rPr>
+              <w:t>Scegliere</w:t>
+            </w:r>
+            <w:proofErr w:type="spellEnd"/>
+            <w:r>
+              <w:rPr>
+                <w:rFonts w:ascii="Times New Roman" w:hAnsi="Times New Roman"/>
+                <w:sz w:val="18"/>
+                <w:szCs w:val="18"/>
+                <w:lang w:val="en-GB" w:eastAsia="en-US"/>
+              </w:rPr>
+              <w:t xml:space="preserve"> un </w:t>
+            </w:r>
+            <w:proofErr w:type="spellStart"/>
+            <w:r>
+              <w:rPr>
+                <w:rFonts w:ascii="Times New Roman" w:hAnsi="Times New Roman"/>
+                <w:sz w:val="18"/>
+                <w:szCs w:val="18"/>
+                <w:lang w:val="en-GB" w:eastAsia="en-US"/>
+              </w:rPr>
+              <w:t>prodotto</w:t>
+            </w:r>
+            <w:proofErr w:type="spellEnd"/>
+            <w:r>
+              <w:rPr>
+                <w:rFonts w:ascii="Times New Roman" w:hAnsi="Times New Roman"/>
+                <w:sz w:val="18"/>
+                <w:szCs w:val="18"/>
+                <w:lang w:val="en-GB" w:eastAsia="en-US"/>
+              </w:rPr>
+              <w:t xml:space="preserve"> e </w:t>
+            </w:r>
+            <w:proofErr w:type="spellStart"/>
+            <w:r>
+              <w:rPr>
+                <w:rFonts w:ascii="Times New Roman" w:hAnsi="Times New Roman"/>
+                <w:sz w:val="18"/>
+                <w:szCs w:val="18"/>
+                <w:lang w:val="en-GB" w:eastAsia="en-US"/>
+              </w:rPr>
+              <w:t>cliccare</w:t>
+            </w:r>
+            <w:proofErr w:type="spellEnd"/>
+            <w:r>
+              <w:rPr>
+                <w:rFonts w:ascii="Times New Roman" w:hAnsi="Times New Roman"/>
+                <w:sz w:val="18"/>
+                <w:szCs w:val="18"/>
+                <w:lang w:val="en-GB" w:eastAsia="en-US"/>
+              </w:rPr>
+              <w:t xml:space="preserve"> </w:t>
+            </w:r>
+            <w:proofErr w:type="spellStart"/>
+            <w:r>
+              <w:rPr>
+                <w:rFonts w:ascii="Times New Roman" w:hAnsi="Times New Roman"/>
+                <w:sz w:val="18"/>
+                <w:szCs w:val="18"/>
+                <w:lang w:val="en-GB" w:eastAsia="en-US"/>
+              </w:rPr>
+              <w:t>sull’opzione</w:t>
+            </w:r>
+            <w:proofErr w:type="spellEnd"/>
+            <w:r>
+              <w:rPr>
+                <w:rFonts w:ascii="Times New Roman" w:hAnsi="Times New Roman"/>
+                <w:sz w:val="18"/>
+                <w:szCs w:val="18"/>
+                <w:lang w:val="en-GB" w:eastAsia="en-US"/>
+              </w:rPr>
+              <w:t xml:space="preserve"> “</w:t>
+            </w:r>
+            <w:proofErr w:type="spellStart"/>
+            <w:r>
+              <w:rPr>
+                <w:rFonts w:ascii="Times New Roman" w:hAnsi="Times New Roman"/>
+                <w:sz w:val="18"/>
+                <w:szCs w:val="18"/>
+                <w:lang w:val="en-GB" w:eastAsia="en-US"/>
+              </w:rPr>
+              <w:t>Dettagli</w:t>
+            </w:r>
+            <w:proofErr w:type="spellEnd"/>
+            <w:r>
+              <w:rPr>
+                <w:rFonts w:ascii="Times New Roman" w:hAnsi="Times New Roman"/>
+                <w:sz w:val="18"/>
+                <w:szCs w:val="18"/>
+                <w:lang w:val="en-GB" w:eastAsia="en-US"/>
+              </w:rPr>
+              <w:t>”</w:t>
+            </w:r>
+          </w:p>
+        </w:tc>
+      </w:tr>
+      <w:tr>
+        <w:tc>
+          <w:tcPr>
+            <w:tcW w:w="2050" w:type="dxa"/>
+            <w:tcBorders>
+              <w:right w:val="single" w:sz="4" w:space="0" w:color="auto"/>
+            </w:tcBorders>
+            <w:shd w:val="pct25" w:color="auto" w:fill="auto"/>
+          </w:tcPr>
+          <w:p>
+            <w:pPr>
+              <w:pStyle w:val="BodyTextChar"/>
+              <w:rPr>
+                <w:rFonts w:ascii="Times New Roman" w:hAnsi="Times New Roman"/>
+                <w:b/>
+                <w:sz w:val="18"/>
+                <w:szCs w:val="18"/>
+              </w:rPr>
+            </w:pPr>
+            <w:proofErr w:type="spellStart"/>
+            <w:r>
+              <w:rPr>
+                <w:rFonts w:ascii="Times New Roman" w:hAnsi="Times New Roman"/>
+                <w:b/>
+                <w:sz w:val="18"/>
+                <w:szCs w:val="18"/>
+              </w:rPr>
+              <w:t>Risultati</w:t>
+            </w:r>
+            <w:proofErr w:type="spellEnd"/>
+            <w:r>
+              <w:rPr>
+                <w:rFonts w:ascii="Times New Roman" w:hAnsi="Times New Roman"/>
+                <w:b/>
+                <w:sz w:val="18"/>
+                <w:szCs w:val="18"/>
+              </w:rPr>
+              <w:t xml:space="preserve"> </w:t>
+            </w:r>
+            <w:proofErr w:type="spellStart"/>
+            <w:r>
+              <w:rPr>
+                <w:rFonts w:ascii="Times New Roman" w:hAnsi="Times New Roman"/>
+                <w:b/>
+                <w:sz w:val="18"/>
+                <w:szCs w:val="18"/>
+              </w:rPr>
+              <w:t>attesi</w:t>
+            </w:r>
+            <w:proofErr w:type="spellEnd"/>
+            <w:r>
+              <w:rPr>
+                <w:rFonts w:ascii="Times New Roman" w:hAnsi="Times New Roman"/>
+                <w:b/>
+                <w:sz w:val="18"/>
+                <w:szCs w:val="18"/>
+              </w:rPr>
+              <w:t>:</w:t>
+            </w:r>
+          </w:p>
+        </w:tc>
+        <w:tc>
+          <w:tcPr>
+            <w:tcW w:w="7471" w:type="dxa"/>
+            <w:gridSpan w:val="3"/>
+            <w:tcBorders>
+              <w:left w:val="single" w:sz="4" w:space="0" w:color="auto"/>
+            </w:tcBorders>
+          </w:tcPr>
+          <w:p>
+            <w:pPr>
+              <w:pStyle w:val="BodyTextChar"/>
+              <w:rPr>
+                <w:rFonts w:ascii="Times New Roman" w:hAnsi="Times New Roman"/>
+                <w:sz w:val="18"/>
+                <w:szCs w:val="18"/>
+                <w:lang w:val="it-IT"/>
+              </w:rPr>
+            </w:pPr>
+            <w:r>
+              <w:rPr>
+                <w:rFonts w:ascii="Times New Roman" w:hAnsi="Times New Roman"/>
+                <w:sz w:val="18"/>
+                <w:szCs w:val="18"/>
+                <w:lang w:val="it-IT"/>
+              </w:rPr>
+              <w:t>Devono venir visualizzati i dettagli del prodotto scelto</w:t>
+            </w:r>
+            <w:r>
+              <w:rPr>
+                <w:rFonts w:ascii="Times New Roman" w:hAnsi="Times New Roman"/>
+                <w:sz w:val="18"/>
+                <w:szCs w:val="18"/>
+                <w:lang w:val="it-IT"/>
+              </w:rPr>
+              <w:t>.</w:t>
+            </w:r>
+          </w:p>
+        </w:tc>
+      </w:tr>
+    </w:tbl>
+    <w:p/>
+    <w:tbl>
+      <w:tblPr>
+        <w:tblW w:w="9521" w:type="dxa"/>
+        <w:tblInd w:w="-5" w:type="dxa"/>
+        <w:tblBorders>
+          <w:top w:val="single" w:sz="4" w:space="0" w:color="auto"/>
+          <w:left w:val="single" w:sz="4" w:space="0" w:color="auto"/>
+          <w:bottom w:val="single" w:sz="4" w:space="0" w:color="auto"/>
+          <w:right w:val="single" w:sz="4" w:space="0" w:color="auto"/>
+          <w:insideH w:val="single" w:sz="4" w:space="0" w:color="auto"/>
+          <w:insideV w:val="single" w:sz="4" w:space="0" w:color="auto"/>
+        </w:tblBorders>
+        <w:tblLook w:val="01E0" w:firstRow="1" w:lastRow="1" w:firstColumn="1" w:lastColumn="1" w:noHBand="0" w:noVBand="0"/>
+      </w:tblPr>
+      <w:tblGrid>
+        <w:gridCol w:w="2050"/>
+        <w:gridCol w:w="1562"/>
+        <w:gridCol w:w="1267"/>
+        <w:gridCol w:w="4642"/>
+      </w:tblGrid>
+      <w:tr>
+        <w:tc>
+          <w:tcPr>
+            <w:tcW w:w="2050" w:type="dxa"/>
+            <w:tcBorders>
+              <w:bottom w:val="single" w:sz="4" w:space="0" w:color="auto"/>
+              <w:right w:val="single" w:sz="4" w:space="0" w:color="auto"/>
+            </w:tcBorders>
+            <w:shd w:val="pct25" w:color="auto" w:fill="auto"/>
+          </w:tcPr>
+          <w:p>
+            <w:pPr>
+              <w:pStyle w:val="BodyTextChar"/>
+              <w:rPr>
+                <w:rFonts w:ascii="Times New Roman" w:hAnsi="Times New Roman"/>
+                <w:b/>
+                <w:sz w:val="18"/>
+                <w:szCs w:val="18"/>
+              </w:rPr>
+            </w:pPr>
+            <w:r>
+              <w:rPr>
+                <w:rFonts w:ascii="Times New Roman" w:hAnsi="Times New Roman"/>
+                <w:b/>
+                <w:sz w:val="18"/>
+                <w:szCs w:val="18"/>
+              </w:rPr>
+              <w:t>Test Case:</w:t>
+            </w:r>
+          </w:p>
+          <w:p>
+            <w:pPr>
+              <w:pStyle w:val="Corpotesto"/>
+              <w:rPr>
+                <w:rFonts w:ascii="Times New Roman" w:hAnsi="Times New Roman"/>
+                <w:sz w:val="18"/>
+                <w:szCs w:val="18"/>
+                <w:lang w:val="en-GB" w:eastAsia="en-US"/>
+              </w:rPr>
+            </w:pPr>
+            <w:proofErr w:type="spellStart"/>
+            <w:r>
+              <w:rPr>
+                <w:rFonts w:ascii="Times New Roman" w:hAnsi="Times New Roman"/>
+                <w:b/>
+                <w:sz w:val="18"/>
+                <w:szCs w:val="18"/>
+                <w:lang w:val="en-GB" w:eastAsia="en-US"/>
+              </w:rPr>
+              <w:t>Riferimento</w:t>
+            </w:r>
+            <w:proofErr w:type="spellEnd"/>
+            <w:r>
+              <w:rPr>
+                <w:rFonts w:ascii="Times New Roman" w:hAnsi="Times New Roman"/>
+                <w:sz w:val="18"/>
+                <w:szCs w:val="18"/>
+                <w:lang w:val="en-GB" w:eastAsia="en-US"/>
+              </w:rPr>
+              <w:t xml:space="preserve">: </w:t>
+            </w:r>
+          </w:p>
+        </w:tc>
+        <w:tc>
+          <w:tcPr>
+            <w:tcW w:w="1562" w:type="dxa"/>
+            <w:tcBorders>
+              <w:left w:val="single" w:sz="4" w:space="0" w:color="auto"/>
+              <w:bottom w:val="single" w:sz="4" w:space="0" w:color="auto"/>
+              <w:right w:val="single" w:sz="4" w:space="0" w:color="auto"/>
+            </w:tcBorders>
+          </w:tcPr>
+          <w:p>
+            <w:pPr>
+              <w:pStyle w:val="BodyTextChar"/>
+              <w:rPr>
+                <w:rFonts w:ascii="Times New Roman" w:hAnsi="Times New Roman"/>
+                <w:sz w:val="18"/>
+                <w:szCs w:val="18"/>
+              </w:rPr>
+            </w:pPr>
+            <w:r>
+              <w:rPr>
+                <w:rFonts w:ascii="Times New Roman" w:hAnsi="Times New Roman"/>
+                <w:sz w:val="18"/>
+                <w:szCs w:val="18"/>
+              </w:rPr>
+              <w:t>TC-00</w:t>
+            </w:r>
+            <w:r>
+              <w:rPr>
+                <w:rFonts w:ascii="Times New Roman" w:hAnsi="Times New Roman"/>
+                <w:sz w:val="18"/>
+                <w:szCs w:val="18"/>
+              </w:rPr>
+              <w:t>2</w:t>
+            </w:r>
+          </w:p>
+          <w:p>
+            <w:pPr>
+              <w:rPr>
+                <w:rFonts w:ascii="Times New Roman" w:hAnsi="Times New Roman" w:cs="Times New Roman"/>
+                <w:sz w:val="18"/>
+                <w:szCs w:val="18"/>
+                <w:lang w:val="en-GB"/>
+              </w:rPr>
+            </w:pPr>
+            <w:r>
+              <w:rPr>
+                <w:rFonts w:ascii="Times New Roman" w:hAnsi="Times New Roman" w:cs="Times New Roman"/>
+                <w:sz w:val="18"/>
+                <w:szCs w:val="18"/>
+              </w:rPr>
+              <w:t>REQ-</w:t>
+            </w:r>
+          </w:p>
+        </w:tc>
+        <w:tc>
+          <w:tcPr>
+            <w:tcW w:w="1267" w:type="dxa"/>
+            <w:tcBorders>
+              <w:left w:val="single" w:sz="4" w:space="0" w:color="auto"/>
+              <w:bottom w:val="single" w:sz="4" w:space="0" w:color="auto"/>
+              <w:right w:val="single" w:sz="4" w:space="0" w:color="auto"/>
+            </w:tcBorders>
+            <w:shd w:val="pct25" w:color="auto" w:fill="auto"/>
+          </w:tcPr>
+          <w:p>
+            <w:pPr>
+              <w:pStyle w:val="BodyTextChar"/>
+              <w:rPr>
+                <w:rFonts w:ascii="Times New Roman" w:hAnsi="Times New Roman"/>
+                <w:b/>
+                <w:sz w:val="18"/>
+                <w:szCs w:val="18"/>
+              </w:rPr>
+            </w:pPr>
+            <w:r>
+              <w:rPr>
+                <w:rFonts w:ascii="Times New Roman" w:hAnsi="Times New Roman"/>
+                <w:b/>
+                <w:sz w:val="18"/>
+                <w:szCs w:val="18"/>
+              </w:rPr>
+              <w:t>Nome:</w:t>
+            </w:r>
+          </w:p>
+        </w:tc>
+        <w:tc>
+          <w:tcPr>
+            <w:tcW w:w="4642" w:type="dxa"/>
+            <w:tcBorders>
+              <w:left w:val="single" w:sz="4" w:space="0" w:color="auto"/>
+              <w:bottom w:val="single" w:sz="4" w:space="0" w:color="auto"/>
+            </w:tcBorders>
+          </w:tcPr>
+          <w:p>
+            <w:pPr>
+              <w:rPr>
+                <w:rFonts w:ascii="Times New Roman" w:hAnsi="Times New Roman" w:cs="Times New Roman"/>
+                <w:sz w:val="18"/>
+                <w:szCs w:val="18"/>
+              </w:rPr>
+            </w:pPr>
+            <w:r>
+              <w:rPr>
+                <w:rFonts w:ascii="Times New Roman" w:hAnsi="Times New Roman" w:cs="Times New Roman"/>
+                <w:sz w:val="18"/>
+                <w:szCs w:val="18"/>
+              </w:rPr>
+              <w:t>Verificare che venga effettuato un display dell’immagine di default del prodotto.</w:t>
+            </w:r>
+          </w:p>
+          <w:p>
+            <w:pPr>
+              <w:pStyle w:val="BodyTextChar"/>
+              <w:rPr>
+                <w:rFonts w:ascii="Times New Roman" w:hAnsi="Times New Roman"/>
+                <w:sz w:val="18"/>
+                <w:szCs w:val="18"/>
+                <w:lang w:val="it-IT"/>
+              </w:rPr>
+            </w:pPr>
+          </w:p>
+        </w:tc>
+      </w:tr>
+      <w:tr>
+        <w:tc>
+          <w:tcPr>
+            <w:tcW w:w="2050" w:type="dxa"/>
+            <w:tcBorders>
+              <w:right w:val="single" w:sz="4" w:space="0" w:color="auto"/>
+            </w:tcBorders>
+            <w:shd w:val="pct25" w:color="auto" w:fill="auto"/>
+          </w:tcPr>
+          <w:p>
+            <w:pPr>
+              <w:pStyle w:val="BodyTextChar"/>
+              <w:rPr>
+                <w:rFonts w:ascii="Times New Roman" w:hAnsi="Times New Roman"/>
+                <w:b/>
+                <w:sz w:val="18"/>
+                <w:szCs w:val="18"/>
+              </w:rPr>
+            </w:pPr>
+            <w:proofErr w:type="spellStart"/>
+            <w:r>
+              <w:rPr>
+                <w:rFonts w:ascii="Times New Roman" w:hAnsi="Times New Roman"/>
+                <w:b/>
+                <w:sz w:val="18"/>
+                <w:szCs w:val="18"/>
+              </w:rPr>
+              <w:t>Descrizione</w:t>
+            </w:r>
+            <w:proofErr w:type="spellEnd"/>
+            <w:r>
+              <w:rPr>
+                <w:rFonts w:ascii="Times New Roman" w:hAnsi="Times New Roman"/>
+                <w:b/>
+                <w:sz w:val="18"/>
+                <w:szCs w:val="18"/>
+              </w:rPr>
+              <w:t>:</w:t>
+            </w:r>
+          </w:p>
+        </w:tc>
+        <w:tc>
+          <w:tcPr>
+            <w:tcW w:w="7471" w:type="dxa"/>
+            <w:gridSpan w:val="3"/>
+            <w:tcBorders>
+              <w:left w:val="single" w:sz="4" w:space="0" w:color="auto"/>
+            </w:tcBorders>
+          </w:tcPr>
+          <w:p>
+            <w:pPr>
+              <w:pStyle w:val="BodyTextChar"/>
+              <w:rPr>
+                <w:rFonts w:ascii="Times New Roman" w:hAnsi="Times New Roman"/>
+                <w:sz w:val="18"/>
+                <w:szCs w:val="18"/>
+                <w:lang w:val="it-IT"/>
+              </w:rPr>
+            </w:pPr>
+            <w:r>
+              <w:rPr>
+                <w:rFonts w:ascii="Times New Roman" w:hAnsi="Times New Roman"/>
+                <w:sz w:val="18"/>
+                <w:szCs w:val="18"/>
+                <w:lang w:val="it-IT"/>
+              </w:rPr>
+              <w:t>All’interno della scheda dei dettagli del prodotto, verificare che, qualora l’immagine di quest’ultimo non fosse disponibile, ad esempio all’interno del database, venga inserita un’immagine di default.</w:t>
+            </w:r>
+          </w:p>
+        </w:tc>
+      </w:tr>
+      <w:tr>
+        <w:tc>
+          <w:tcPr>
+            <w:tcW w:w="2050" w:type="dxa"/>
+            <w:tcBorders>
+              <w:right w:val="single" w:sz="4" w:space="0" w:color="auto"/>
+            </w:tcBorders>
+            <w:shd w:val="pct25" w:color="auto" w:fill="auto"/>
+          </w:tcPr>
+          <w:p>
+            <w:pPr>
+              <w:pStyle w:val="BodyTextChar"/>
+              <w:rPr>
+                <w:rFonts w:ascii="Times New Roman" w:hAnsi="Times New Roman"/>
+                <w:b/>
+                <w:sz w:val="18"/>
+                <w:szCs w:val="18"/>
+              </w:rPr>
+            </w:pPr>
+            <w:proofErr w:type="spellStart"/>
+            <w:r>
+              <w:rPr>
+                <w:rFonts w:ascii="Times New Roman" w:hAnsi="Times New Roman"/>
+                <w:b/>
+                <w:sz w:val="18"/>
+                <w:szCs w:val="18"/>
+              </w:rPr>
+              <w:t>Prerequisiti</w:t>
+            </w:r>
+            <w:proofErr w:type="spellEnd"/>
+            <w:r>
+              <w:rPr>
+                <w:rFonts w:ascii="Times New Roman" w:hAnsi="Times New Roman"/>
+                <w:b/>
+                <w:sz w:val="18"/>
+                <w:szCs w:val="18"/>
+              </w:rPr>
+              <w:t>:</w:t>
+            </w:r>
+          </w:p>
+        </w:tc>
+        <w:tc>
+          <w:tcPr>
+            <w:tcW w:w="7471" w:type="dxa"/>
+            <w:gridSpan w:val="3"/>
+            <w:tcBorders>
+              <w:left w:val="single" w:sz="4" w:space="0" w:color="auto"/>
+            </w:tcBorders>
+          </w:tcPr>
+          <w:p>
+            <w:pPr>
+              <w:pStyle w:val="BodyTextChar"/>
+              <w:rPr>
+                <w:rFonts w:ascii="Times New Roman" w:hAnsi="Times New Roman"/>
+                <w:sz w:val="18"/>
+                <w:szCs w:val="18"/>
+              </w:rPr>
+            </w:pPr>
+            <w:r>
+              <w:rPr>
+                <w:rFonts w:ascii="Times New Roman" w:hAnsi="Times New Roman"/>
+                <w:sz w:val="18"/>
+                <w:szCs w:val="18"/>
+              </w:rPr>
+              <w:t xml:space="preserve">Avere un database </w:t>
+            </w:r>
+            <w:proofErr w:type="spellStart"/>
+            <w:r>
+              <w:rPr>
+                <w:rFonts w:ascii="Times New Roman" w:hAnsi="Times New Roman"/>
+                <w:sz w:val="18"/>
+                <w:szCs w:val="18"/>
+              </w:rPr>
+              <w:t>funzionante</w:t>
+            </w:r>
+            <w:proofErr w:type="spellEnd"/>
+          </w:p>
+        </w:tc>
+      </w:tr>
+      <w:tr>
+        <w:tc>
+          <w:tcPr>
+            <w:tcW w:w="2050" w:type="dxa"/>
+            <w:tcBorders>
+              <w:right w:val="single" w:sz="4" w:space="0" w:color="auto"/>
+            </w:tcBorders>
+            <w:shd w:val="pct25" w:color="auto" w:fill="auto"/>
+          </w:tcPr>
+          <w:p>
+            <w:pPr>
+              <w:pStyle w:val="BodyTextChar"/>
+              <w:rPr>
+                <w:rFonts w:ascii="Times New Roman" w:hAnsi="Times New Roman"/>
+                <w:b/>
+                <w:sz w:val="18"/>
+                <w:szCs w:val="18"/>
+              </w:rPr>
+            </w:pPr>
+            <w:proofErr w:type="spellStart"/>
+            <w:r>
+              <w:rPr>
+                <w:rFonts w:ascii="Times New Roman" w:hAnsi="Times New Roman"/>
+                <w:b/>
+                <w:sz w:val="18"/>
+                <w:szCs w:val="18"/>
+              </w:rPr>
+              <w:t>Procedura</w:t>
+            </w:r>
+            <w:proofErr w:type="spellEnd"/>
+            <w:r>
+              <w:rPr>
+                <w:rFonts w:ascii="Times New Roman" w:hAnsi="Times New Roman"/>
+                <w:b/>
+                <w:sz w:val="18"/>
+                <w:szCs w:val="18"/>
+              </w:rPr>
+              <w:t>:</w:t>
+            </w:r>
+          </w:p>
+        </w:tc>
+        <w:tc>
+          <w:tcPr>
+            <w:tcW w:w="7471" w:type="dxa"/>
+            <w:gridSpan w:val="3"/>
+            <w:tcBorders>
+              <w:left w:val="single" w:sz="4" w:space="0" w:color="auto"/>
+            </w:tcBorders>
+          </w:tcPr>
+          <w:p>
+            <w:pPr>
+              <w:pStyle w:val="BodyTextChar"/>
+              <w:numPr>
+                <w:ilvl w:val="0"/>
+                <w:numId w:val="4"/>
+              </w:numPr>
+              <w:rPr>
+                <w:rFonts w:ascii="Times New Roman" w:hAnsi="Times New Roman"/>
+                <w:sz w:val="18"/>
+                <w:szCs w:val="18"/>
+              </w:rPr>
+            </w:pPr>
+            <w:proofErr w:type="spellStart"/>
+            <w:r>
+              <w:rPr>
+                <w:rFonts w:ascii="Times New Roman" w:hAnsi="Times New Roman"/>
+                <w:sz w:val="18"/>
+                <w:szCs w:val="18"/>
+              </w:rPr>
+              <w:t>Avviare</w:t>
+            </w:r>
+            <w:proofErr w:type="spellEnd"/>
+            <w:r>
+              <w:rPr>
+                <w:rFonts w:ascii="Times New Roman" w:hAnsi="Times New Roman"/>
+                <w:sz w:val="18"/>
+                <w:szCs w:val="18"/>
+              </w:rPr>
+              <w:t xml:space="preserve"> il </w:t>
+            </w:r>
+            <w:proofErr w:type="spellStart"/>
+            <w:r>
+              <w:rPr>
+                <w:rFonts w:ascii="Times New Roman" w:hAnsi="Times New Roman"/>
+                <w:sz w:val="18"/>
+                <w:szCs w:val="18"/>
+              </w:rPr>
+              <w:t>progetto</w:t>
+            </w:r>
+            <w:proofErr w:type="spellEnd"/>
+            <w:r>
+              <w:rPr>
+                <w:rFonts w:ascii="Times New Roman" w:hAnsi="Times New Roman"/>
+                <w:sz w:val="18"/>
+                <w:szCs w:val="18"/>
+              </w:rPr>
+              <w:t xml:space="preserve"> -&gt; </w:t>
+            </w:r>
+            <w:proofErr w:type="spellStart"/>
+            <w:r>
+              <w:rPr>
+                <w:rFonts w:ascii="Times New Roman" w:hAnsi="Times New Roman"/>
+                <w:sz w:val="18"/>
+                <w:szCs w:val="18"/>
+              </w:rPr>
+              <w:t>php</w:t>
+            </w:r>
+            <w:proofErr w:type="spellEnd"/>
+            <w:r>
+              <w:rPr>
+                <w:rFonts w:ascii="Times New Roman" w:hAnsi="Times New Roman"/>
+                <w:sz w:val="18"/>
+                <w:szCs w:val="18"/>
+              </w:rPr>
+              <w:t xml:space="preserve"> artisan serve</w:t>
+            </w:r>
+          </w:p>
+          <w:p>
+            <w:pPr>
+              <w:pStyle w:val="BodyTextChar"/>
+              <w:numPr>
+                <w:ilvl w:val="0"/>
+                <w:numId w:val="4"/>
+              </w:numPr>
+              <w:rPr>
+                <w:rFonts w:ascii="Times New Roman" w:hAnsi="Times New Roman"/>
+                <w:sz w:val="18"/>
+                <w:szCs w:val="18"/>
+              </w:rPr>
+            </w:pPr>
+            <w:r>
+              <w:rPr>
+                <w:rFonts w:ascii="Times New Roman" w:hAnsi="Times New Roman"/>
+                <w:sz w:val="18"/>
+                <w:szCs w:val="18"/>
+              </w:rPr>
+              <w:t xml:space="preserve">Nella home page, </w:t>
+            </w:r>
+            <w:proofErr w:type="spellStart"/>
+            <w:r>
+              <w:rPr>
+                <w:rFonts w:ascii="Times New Roman" w:hAnsi="Times New Roman"/>
+                <w:sz w:val="18"/>
+                <w:szCs w:val="18"/>
+              </w:rPr>
+              <w:t>cliccare</w:t>
+            </w:r>
+            <w:proofErr w:type="spellEnd"/>
+            <w:r>
+              <w:rPr>
+                <w:rFonts w:ascii="Times New Roman" w:hAnsi="Times New Roman"/>
+                <w:sz w:val="18"/>
+                <w:szCs w:val="18"/>
+              </w:rPr>
+              <w:t xml:space="preserve"> </w:t>
+            </w:r>
+            <w:proofErr w:type="spellStart"/>
+            <w:r>
+              <w:rPr>
+                <w:rFonts w:ascii="Times New Roman" w:hAnsi="Times New Roman"/>
+                <w:sz w:val="18"/>
+                <w:szCs w:val="18"/>
+              </w:rPr>
+              <w:t>sulla</w:t>
+            </w:r>
+            <w:proofErr w:type="spellEnd"/>
+            <w:r>
+              <w:rPr>
+                <w:rFonts w:ascii="Times New Roman" w:hAnsi="Times New Roman"/>
+                <w:sz w:val="18"/>
+                <w:szCs w:val="18"/>
+              </w:rPr>
+              <w:t xml:space="preserve"> </w:t>
+            </w:r>
+            <w:proofErr w:type="spellStart"/>
+            <w:r>
+              <w:rPr>
+                <w:rFonts w:ascii="Times New Roman" w:hAnsi="Times New Roman"/>
+                <w:sz w:val="18"/>
+                <w:szCs w:val="18"/>
+              </w:rPr>
+              <w:t>scheda</w:t>
+            </w:r>
+            <w:proofErr w:type="spellEnd"/>
+            <w:r>
+              <w:rPr>
+                <w:rFonts w:ascii="Times New Roman" w:hAnsi="Times New Roman"/>
+                <w:sz w:val="18"/>
+                <w:szCs w:val="18"/>
+              </w:rPr>
+              <w:t xml:space="preserve"> “</w:t>
+            </w:r>
+            <w:proofErr w:type="spellStart"/>
+            <w:r>
+              <w:rPr>
+                <w:rFonts w:ascii="Times New Roman" w:hAnsi="Times New Roman"/>
+                <w:sz w:val="18"/>
+                <w:szCs w:val="18"/>
+              </w:rPr>
+              <w:t>catalog</w:t>
+            </w:r>
+            <w:proofErr w:type="spellEnd"/>
+            <w:r>
+              <w:rPr>
+                <w:rFonts w:ascii="Times New Roman" w:hAnsi="Times New Roman"/>
+                <w:sz w:val="18"/>
+                <w:szCs w:val="18"/>
+              </w:rPr>
+              <w:t xml:space="preserve">” </w:t>
+            </w:r>
+            <w:proofErr w:type="spellStart"/>
+            <w:r>
+              <w:rPr>
+                <w:rFonts w:ascii="Times New Roman" w:hAnsi="Times New Roman"/>
+                <w:sz w:val="18"/>
+                <w:szCs w:val="18"/>
+              </w:rPr>
+              <w:t>della</w:t>
+            </w:r>
+            <w:proofErr w:type="spellEnd"/>
+            <w:r>
+              <w:rPr>
+                <w:rFonts w:ascii="Times New Roman" w:hAnsi="Times New Roman"/>
+                <w:sz w:val="18"/>
+                <w:szCs w:val="18"/>
+              </w:rPr>
+              <w:t xml:space="preserve"> navbar</w:t>
+            </w:r>
+          </w:p>
+          <w:p>
+            <w:pPr>
+              <w:pStyle w:val="Corpotesto"/>
+              <w:numPr>
+                <w:ilvl w:val="0"/>
+                <w:numId w:val="4"/>
+              </w:numPr>
+              <w:rPr>
+                <w:rFonts w:ascii="Times New Roman" w:hAnsi="Times New Roman"/>
+                <w:sz w:val="18"/>
+                <w:szCs w:val="18"/>
+                <w:lang w:val="en-GB" w:eastAsia="en-US"/>
+              </w:rPr>
+            </w:pPr>
+            <w:proofErr w:type="spellStart"/>
+            <w:r>
+              <w:rPr>
+                <w:rFonts w:ascii="Times New Roman" w:hAnsi="Times New Roman"/>
+                <w:sz w:val="18"/>
+                <w:szCs w:val="18"/>
+                <w:lang w:val="en-GB" w:eastAsia="en-US"/>
+              </w:rPr>
+              <w:t>Scegliere</w:t>
+            </w:r>
+            <w:proofErr w:type="spellEnd"/>
+            <w:r>
+              <w:rPr>
+                <w:rFonts w:ascii="Times New Roman" w:hAnsi="Times New Roman"/>
+                <w:sz w:val="18"/>
+                <w:szCs w:val="18"/>
+                <w:lang w:val="en-GB" w:eastAsia="en-US"/>
+              </w:rPr>
+              <w:t xml:space="preserve"> un </w:t>
+            </w:r>
+            <w:proofErr w:type="spellStart"/>
+            <w:r>
+              <w:rPr>
+                <w:rFonts w:ascii="Times New Roman" w:hAnsi="Times New Roman"/>
+                <w:sz w:val="18"/>
+                <w:szCs w:val="18"/>
+                <w:lang w:val="en-GB" w:eastAsia="en-US"/>
+              </w:rPr>
+              <w:t>prodotto</w:t>
+            </w:r>
+            <w:proofErr w:type="spellEnd"/>
+            <w:r>
+              <w:rPr>
+                <w:rFonts w:ascii="Times New Roman" w:hAnsi="Times New Roman"/>
+                <w:sz w:val="18"/>
+                <w:szCs w:val="18"/>
+                <w:lang w:val="en-GB" w:eastAsia="en-US"/>
+              </w:rPr>
+              <w:t xml:space="preserve"> e </w:t>
+            </w:r>
+            <w:proofErr w:type="spellStart"/>
+            <w:r>
+              <w:rPr>
+                <w:rFonts w:ascii="Times New Roman" w:hAnsi="Times New Roman"/>
+                <w:sz w:val="18"/>
+                <w:szCs w:val="18"/>
+                <w:lang w:val="en-GB" w:eastAsia="en-US"/>
+              </w:rPr>
+              <w:t>cliccare</w:t>
+            </w:r>
+            <w:proofErr w:type="spellEnd"/>
+            <w:r>
+              <w:rPr>
+                <w:rFonts w:ascii="Times New Roman" w:hAnsi="Times New Roman"/>
+                <w:sz w:val="18"/>
+                <w:szCs w:val="18"/>
+                <w:lang w:val="en-GB" w:eastAsia="en-US"/>
+              </w:rPr>
+              <w:t xml:space="preserve"> </w:t>
+            </w:r>
+            <w:proofErr w:type="spellStart"/>
+            <w:r>
+              <w:rPr>
+                <w:rFonts w:ascii="Times New Roman" w:hAnsi="Times New Roman"/>
+                <w:sz w:val="18"/>
+                <w:szCs w:val="18"/>
+                <w:lang w:val="en-GB" w:eastAsia="en-US"/>
+              </w:rPr>
+              <w:t>sull’opzione</w:t>
+            </w:r>
+            <w:proofErr w:type="spellEnd"/>
+            <w:r>
+              <w:rPr>
+                <w:rFonts w:ascii="Times New Roman" w:hAnsi="Times New Roman"/>
+                <w:sz w:val="18"/>
+                <w:szCs w:val="18"/>
+                <w:lang w:val="en-GB" w:eastAsia="en-US"/>
+              </w:rPr>
+              <w:t xml:space="preserve"> “</w:t>
+            </w:r>
+            <w:proofErr w:type="spellStart"/>
+            <w:r>
+              <w:rPr>
+                <w:rFonts w:ascii="Times New Roman" w:hAnsi="Times New Roman"/>
+                <w:sz w:val="18"/>
+                <w:szCs w:val="18"/>
+                <w:lang w:val="en-GB" w:eastAsia="en-US"/>
+              </w:rPr>
+              <w:t>Dettagli</w:t>
+            </w:r>
+            <w:proofErr w:type="spellEnd"/>
+            <w:r>
+              <w:rPr>
+                <w:rFonts w:ascii="Times New Roman" w:hAnsi="Times New Roman"/>
+                <w:sz w:val="18"/>
+                <w:szCs w:val="18"/>
+                <w:lang w:val="en-GB" w:eastAsia="en-US"/>
+              </w:rPr>
+              <w:t>”</w:t>
+            </w:r>
+          </w:p>
+        </w:tc>
+      </w:tr>
+      <w:tr>
+        <w:tc>
+          <w:tcPr>
+            <w:tcW w:w="2050" w:type="dxa"/>
+            <w:tcBorders>
+              <w:right w:val="single" w:sz="4" w:space="0" w:color="auto"/>
+            </w:tcBorders>
+            <w:shd w:val="pct25" w:color="auto" w:fill="auto"/>
+          </w:tcPr>
+          <w:p>
+            <w:pPr>
+              <w:pStyle w:val="BodyTextChar"/>
+              <w:rPr>
+                <w:rFonts w:ascii="Times New Roman" w:hAnsi="Times New Roman"/>
+                <w:b/>
+                <w:sz w:val="18"/>
+                <w:szCs w:val="18"/>
+              </w:rPr>
+            </w:pPr>
+            <w:proofErr w:type="spellStart"/>
+            <w:r>
+              <w:rPr>
+                <w:rFonts w:ascii="Times New Roman" w:hAnsi="Times New Roman"/>
+                <w:b/>
+                <w:sz w:val="18"/>
+                <w:szCs w:val="18"/>
+              </w:rPr>
+              <w:t>Risultati</w:t>
+            </w:r>
+            <w:proofErr w:type="spellEnd"/>
+            <w:r>
+              <w:rPr>
+                <w:rFonts w:ascii="Times New Roman" w:hAnsi="Times New Roman"/>
+                <w:b/>
+                <w:sz w:val="18"/>
+                <w:szCs w:val="18"/>
+              </w:rPr>
+              <w:t xml:space="preserve"> </w:t>
+            </w:r>
+            <w:proofErr w:type="spellStart"/>
+            <w:r>
+              <w:rPr>
+                <w:rFonts w:ascii="Times New Roman" w:hAnsi="Times New Roman"/>
+                <w:b/>
+                <w:sz w:val="18"/>
+                <w:szCs w:val="18"/>
+              </w:rPr>
+              <w:t>attesi</w:t>
+            </w:r>
+            <w:proofErr w:type="spellEnd"/>
+            <w:r>
+              <w:rPr>
+                <w:rFonts w:ascii="Times New Roman" w:hAnsi="Times New Roman"/>
+                <w:b/>
+                <w:sz w:val="18"/>
+                <w:szCs w:val="18"/>
+              </w:rPr>
+              <w:t>:</w:t>
+            </w:r>
+          </w:p>
+        </w:tc>
+        <w:tc>
+          <w:tcPr>
+            <w:tcW w:w="7471" w:type="dxa"/>
+            <w:gridSpan w:val="3"/>
+            <w:tcBorders>
+              <w:left w:val="single" w:sz="4" w:space="0" w:color="auto"/>
+            </w:tcBorders>
+          </w:tcPr>
+          <w:p>
+            <w:pPr>
+              <w:pStyle w:val="BodyTextChar"/>
+              <w:rPr>
+                <w:rFonts w:ascii="Times New Roman" w:hAnsi="Times New Roman"/>
+                <w:sz w:val="18"/>
+                <w:szCs w:val="18"/>
+                <w:lang w:val="it-IT"/>
+              </w:rPr>
+            </w:pPr>
+            <w:r>
+              <w:rPr>
+                <w:rFonts w:ascii="Times New Roman" w:hAnsi="Times New Roman"/>
+                <w:sz w:val="18"/>
+                <w:szCs w:val="18"/>
+                <w:lang w:val="it-IT"/>
+              </w:rPr>
+              <w:t>Se l’immagine del prodotto scelto non è disponibile, deve essere visualizzata quella di default.</w:t>
+            </w:r>
+          </w:p>
+        </w:tc>
+      </w:tr>
+    </w:tbl>
+    <w:p/>
+    <w:tbl>
+      <w:tblPr>
+        <w:tblStyle w:val="Grigliatabella"/>
+        <w:tblW w:w="0" w:type="auto"/>
+        <w:tblLook w:val="04A0" w:firstRow="1" w:lastRow="0" w:firstColumn="1" w:lastColumn="0" w:noHBand="0" w:noVBand="1"/>
+      </w:tblPr>
+      <w:tblGrid>
+        <w:gridCol w:w="1010"/>
+        <w:gridCol w:w="1047"/>
+        <w:gridCol w:w="5876"/>
+        <w:gridCol w:w="1560"/>
+      </w:tblGrid>
+      <w:tr>
+        <w:tc>
+          <w:tcPr>
+            <w:tcW w:w="1010" w:type="dxa"/>
+            <w:shd w:val="clear" w:color="auto" w:fill="D9D9D9" w:themeFill="background1" w:themeFillShade="D9"/>
+            <w:vAlign w:val="center"/>
+          </w:tcPr>
+          <w:p>
+            <w:pPr>
+              <w:jc w:val="center"/>
+              <w:rPr>
+                <w:sz w:val="18"/>
+                <w:szCs w:val="18"/>
+                <w:lang w:val="it-IT"/>
+              </w:rPr>
+            </w:pPr>
+            <w:r>
+              <w:rPr>
+                <w:sz w:val="18"/>
+                <w:szCs w:val="18"/>
+                <w:lang w:val="it-IT"/>
+              </w:rPr>
+              <w:t>Test Case</w:t>
+            </w:r>
+          </w:p>
+        </w:tc>
+        <w:tc>
+          <w:tcPr>
+            <w:tcW w:w="1047" w:type="dxa"/>
+            <w:shd w:val="clear" w:color="auto" w:fill="D9D9D9" w:themeFill="background1" w:themeFillShade="D9"/>
+            <w:vAlign w:val="center"/>
+          </w:tcPr>
+          <w:p>
+            <w:pPr>
+              <w:jc w:val="center"/>
+              <w:rPr>
+                <w:sz w:val="18"/>
+                <w:szCs w:val="18"/>
+                <w:lang w:val="it-IT"/>
+              </w:rPr>
+            </w:pPr>
+            <w:r>
+              <w:rPr>
+                <w:sz w:val="18"/>
+                <w:szCs w:val="18"/>
+                <w:lang w:val="it-IT"/>
+              </w:rPr>
+              <w:t>Risultato</w:t>
+            </w:r>
+          </w:p>
+        </w:tc>
+        <w:tc>
+          <w:tcPr>
+            <w:tcW w:w="5876" w:type="dxa"/>
+            <w:shd w:val="clear" w:color="auto" w:fill="D9D9D9" w:themeFill="background1" w:themeFillShade="D9"/>
+            <w:vAlign w:val="center"/>
+          </w:tcPr>
+          <w:p>
+            <w:pPr>
+              <w:jc w:val="center"/>
+              <w:rPr>
+                <w:sz w:val="18"/>
+                <w:szCs w:val="18"/>
+                <w:lang w:val="it-IT"/>
+              </w:rPr>
+            </w:pPr>
+            <w:r>
+              <w:rPr>
+                <w:sz w:val="18"/>
+                <w:szCs w:val="18"/>
+                <w:lang w:val="it-IT"/>
+              </w:rPr>
+              <w:t>Descrizione</w:t>
+            </w:r>
+          </w:p>
+        </w:tc>
+        <w:tc>
+          <w:tcPr>
+            <w:tcW w:w="1560" w:type="dxa"/>
+            <w:shd w:val="clear" w:color="auto" w:fill="D9D9D9" w:themeFill="background1" w:themeFillShade="D9"/>
+            <w:vAlign w:val="center"/>
+          </w:tcPr>
+          <w:p>
+            <w:pPr>
+              <w:jc w:val="center"/>
+              <w:rPr>
+                <w:rFonts w:ascii="Arial" w:hAnsi="Arial" w:cs="Arial"/>
+                <w:sz w:val="18"/>
+                <w:szCs w:val="18"/>
+                <w:lang w:val="it-IT"/>
+              </w:rPr>
+            </w:pPr>
+            <w:r>
+              <w:rPr>
+                <w:rFonts w:ascii="Arial" w:hAnsi="Arial" w:cs="Arial"/>
+                <w:sz w:val="18"/>
+                <w:szCs w:val="18"/>
+                <w:lang w:val="it-IT"/>
+              </w:rPr>
+              <w:t>Periodicità</w:t>
+            </w:r>
+          </w:p>
+        </w:tc>
+      </w:tr>
+      <w:tr>
+        <w:trPr>
+          <w:trHeight w:val="5871"/>
+        </w:trPr>
+        <w:tc>
+          <w:tcPr>
+            <w:tcW w:w="1010" w:type="dxa"/>
+            <w:vAlign w:val="center"/>
+          </w:tcPr>
+          <w:p>
+            <w:pPr>
+              <w:rPr>
+                <w:sz w:val="18"/>
+                <w:szCs w:val="18"/>
+                <w:lang w:val="it-IT"/>
+              </w:rPr>
+            </w:pPr>
+            <w:r>
+              <w:rPr>
+                <w:sz w:val="18"/>
+                <w:szCs w:val="18"/>
+                <w:lang w:val="it-IT"/>
+              </w:rPr>
+              <w:t>TC-001</w:t>
+            </w:r>
+          </w:p>
+        </w:tc>
+        <w:tc>
+          <w:tcPr>
+            <w:tcW w:w="1047" w:type="dxa"/>
+            <w:shd w:val="clear" w:color="auto" w:fill="92D050"/>
+            <w:vAlign w:val="center"/>
+          </w:tcPr>
+          <w:p>
+            <w:pPr>
+              <w:rPr>
+                <w:sz w:val="18"/>
+                <w:szCs w:val="18"/>
+                <w:lang w:val="it-IT"/>
+              </w:rPr>
+            </w:pPr>
+            <w:r>
+              <w:rPr>
+                <w:sz w:val="18"/>
+                <w:szCs w:val="18"/>
+                <w:lang w:val="it-IT"/>
+              </w:rPr>
+              <w:t>RIUSCITO</w:t>
+            </w:r>
+          </w:p>
+        </w:tc>
+        <w:tc>
+          <w:tcPr>
+            <w:tcW w:w="5876" w:type="dxa"/>
+          </w:tcPr>
+          <w:p>
+            <w:pPr>
+              <w:rPr>
+                <w:sz w:val="18"/>
+                <w:szCs w:val="18"/>
+              </w:rPr>
+            </w:pPr>
+            <w:r>
+              <w:rPr>
+                <w:sz w:val="18"/>
+                <w:szCs w:val="18"/>
+              </w:rPr>
+              <w:t xml:space="preserve">Verificare </w:t>
+            </w:r>
+            <w:r>
+              <w:rPr>
+                <w:sz w:val="18"/>
+                <w:szCs w:val="18"/>
+              </w:rPr>
+              <w:t>i dettagli del prodotto scelto.</w:t>
+            </w:r>
+          </w:p>
+          <w:p>
+            <w:pPr>
+              <w:rPr>
+                <w:sz w:val="18"/>
+                <w:szCs w:val="18"/>
+              </w:rPr>
+            </w:pPr>
+          </w:p>
+          <w:p>
+            <w:pPr>
+              <w:rPr>
+                <w:b/>
+                <w:bCs/>
+                <w:sz w:val="18"/>
+                <w:szCs w:val="18"/>
+                <w:lang w:val="it-IT"/>
+              </w:rPr>
+            </w:pPr>
+            <w:r>
+              <w:rPr>
+                <w:b/>
+                <w:bCs/>
+                <w:sz w:val="18"/>
+                <w:szCs w:val="18"/>
+                <w:lang w:val="it-IT"/>
+              </w:rPr>
+              <w:t>Risultato atteso</w:t>
+            </w:r>
+          </w:p>
+          <w:p>
+            <w:pPr>
+              <w:rPr>
+                <w:bCs/>
+                <w:sz w:val="18"/>
+                <w:szCs w:val="18"/>
+              </w:rPr>
+            </w:pPr>
+            <w:r>
+              <w:rPr>
+                <w:bCs/>
+                <w:sz w:val="18"/>
+                <w:szCs w:val="18"/>
+              </w:rPr>
+              <w:t>I dettagli del prodotto mostrati, devono essere coerenti nel contesto.</w:t>
+            </w:r>
+          </w:p>
+          <w:p>
+            <w:pPr>
+              <w:rPr>
+                <w:bCs/>
+                <w:sz w:val="18"/>
+                <w:szCs w:val="18"/>
+              </w:rPr>
+            </w:pPr>
+          </w:p>
+          <w:p>
+            <w:pPr>
+              <w:rPr>
+                <w:b/>
+                <w:bCs/>
+                <w:sz w:val="18"/>
+                <w:szCs w:val="18"/>
+              </w:rPr>
+            </w:pPr>
+            <w:r>
+              <w:rPr>
+                <w:b/>
+                <w:bCs/>
+                <w:sz w:val="18"/>
+                <w:szCs w:val="18"/>
+              </w:rPr>
+              <w:t>Risultato effettivo</w:t>
+            </w:r>
+          </w:p>
+          <w:p>
+            <w:pPr>
+              <w:rPr>
+                <w:sz w:val="18"/>
+                <w:szCs w:val="18"/>
+              </w:rPr>
+            </w:pPr>
+            <w:r>
+              <w:rPr>
+                <w:sz w:val="18"/>
+                <w:szCs w:val="18"/>
+              </w:rPr>
+              <w:t>I dettagli del prodotto sono coerenti in relazione a quest’ultimo.</w:t>
+            </w:r>
+          </w:p>
+          <w:p>
+            <w:pPr>
+              <w:jc w:val="center"/>
+              <w:rPr>
+                <w:sz w:val="18"/>
+                <w:szCs w:val="18"/>
+              </w:rPr>
+            </w:pPr>
+          </w:p>
+          <w:p>
+            <w:pPr>
+              <w:rPr>
+                <w:sz w:val="18"/>
+                <w:szCs w:val="18"/>
+              </w:rPr>
+            </w:pPr>
+            <w:r>
+              <w:rPr>
+                <w:noProof/>
+              </w:rPr>
+              <w:drawing>
+                <wp:anchor distT="0" distB="0" distL="114300" distR="114300" simplePos="0" relativeHeight="251663360" behindDoc="0" locked="0" layoutInCell="1" allowOverlap="1" wp14:anchorId="6E209067" wp14:editId="0C681CEA">
+                  <wp:simplePos x="0" y="0"/>
+                  <wp:positionH relativeFrom="column">
+                    <wp:posOffset>334811</wp:posOffset>
+                  </wp:positionH>
+                  <wp:positionV relativeFrom="paragraph">
+                    <wp:posOffset>99143</wp:posOffset>
+                  </wp:positionV>
+                  <wp:extent cx="2423923" cy="2268247"/>
+                  <wp:effectExtent l="0" t="0" r="0" b="0"/>
+                  <wp:wrapThrough wrapText="bothSides">
+                    <wp:wrapPolygon edited="0">
+                      <wp:start x="0" y="0"/>
+                      <wp:lineTo x="0" y="21406"/>
+                      <wp:lineTo x="21391" y="21406"/>
+                      <wp:lineTo x="21391" y="0"/>
+                      <wp:lineTo x="0" y="0"/>
+                    </wp:wrapPolygon>
+                  </wp:wrapThrough>
+                  <wp:docPr id="1887221343" name="Immagine 1" descr="Immagine che contiene testo, elettronica, schermata, Carattere&#10;&#10;Il contenuto generato dall'IA potrebbe non essere corretto."/>
+                  <wp:cNvGraphicFramePr>
+                    <a:graphicFrameLocks xmlns:a="http://schemas.openxmlformats.org/drawingml/2006/main" noChangeAspect="1"/>
+                  </wp:cNvGraphicFramePr>
+                  <a:graphic xmlns:a="http://schemas.openxmlformats.org/drawingml/2006/main">
+                    <a:graphicData uri="http://schemas.openxmlformats.org/drawingml/2006/picture">
+                      <pic:pic xmlns:pic="http://schemas.openxmlformats.org/drawingml/2006/picture">
+                        <pic:nvPicPr>
+                          <pic:cNvPr id="1887221343" name="Immagine 1" descr="Immagine che contiene testo, elettronica, schermata, Carattere&#10;&#10;Il contenuto generato dall'IA potrebbe non essere corretto."/>
+                          <pic:cNvPicPr/>
+                        </pic:nvPicPr>
+                        <pic:blipFill>
+                          <a:blip r:embed="rId23" cstate="print">
+                            <a:extLst>
+                              <a:ext uri="{28A0092B-C50C-407E-A947-70E740481C1C}">
+                                <a14:useLocalDpi xmlns:a14="http://schemas.microsoft.com/office/drawing/2010/main" val="0"/>
+                              </a:ext>
+                            </a:extLst>
+                          </a:blip>
+                          <a:stretch>
+                            <a:fillRect/>
+                          </a:stretch>
+                        </pic:blipFill>
+                        <pic:spPr>
+                          <a:xfrm>
+                            <a:off x="0" y="0"/>
+                            <a:ext cx="2423923" cy="2268247"/>
+                          </a:xfrm>
+                          <a:prstGeom prst="rect">
+                            <a:avLst/>
+                          </a:prstGeom>
+                        </pic:spPr>
+                      </pic:pic>
+                    </a:graphicData>
+                  </a:graphic>
+                </wp:anchor>
+              </w:drawing>
+            </w:r>
+          </w:p>
+          <w:p>
+            <w:pPr>
+              <w:rPr>
+                <w:sz w:val="18"/>
+                <w:szCs w:val="18"/>
+                <w:lang w:val="it-IT"/>
+              </w:rPr>
+            </w:pPr>
+          </w:p>
+          <w:p>
+            <w:pPr>
+              <w:rPr>
+                <w:sz w:val="18"/>
+                <w:szCs w:val="18"/>
+                <w:lang w:val="it-IT"/>
+              </w:rPr>
+            </w:pPr>
+          </w:p>
+          <w:p>
+            <w:pPr>
+              <w:jc w:val="center"/>
+              <w:rPr>
+                <w:sz w:val="18"/>
+                <w:szCs w:val="18"/>
+                <w:lang w:val="it-IT"/>
+              </w:rPr>
+            </w:pPr>
+          </w:p>
+          <w:p>
+            <w:pPr>
+              <w:rPr>
+                <w:sz w:val="18"/>
+                <w:szCs w:val="18"/>
+                <w:lang w:val="it-IT"/>
+              </w:rPr>
+            </w:pPr>
+          </w:p>
+          <w:p>
+            <w:pPr>
+              <w:rPr>
+                <w:sz w:val="18"/>
+                <w:szCs w:val="18"/>
+                <w:lang w:val="it-IT"/>
+              </w:rPr>
+            </w:pPr>
+          </w:p>
+          <w:p>
+            <w:pPr>
+              <w:rPr>
+                <w:sz w:val="18"/>
+                <w:szCs w:val="18"/>
+                <w:lang w:val="it-IT"/>
+              </w:rPr>
+            </w:pPr>
+          </w:p>
+          <w:p>
+            <w:pPr>
+              <w:rPr>
+                <w:sz w:val="18"/>
+                <w:szCs w:val="18"/>
+                <w:lang w:val="it-IT"/>
+              </w:rPr>
+            </w:pPr>
+          </w:p>
+        </w:tc>
+        <w:tc>
+          <w:tcPr>
+            <w:tcW w:w="1560" w:type="dxa"/>
+            <w:vAlign w:val="center"/>
+          </w:tcPr>
+          <w:p>
+            <w:pPr>
+              <w:keepNext/>
+              <w:jc w:val="center"/>
+              <w:rPr>
+                <w:sz w:val="18"/>
+                <w:szCs w:val="18"/>
+                <w:lang w:val="it-IT"/>
+              </w:rPr>
+            </w:pPr>
+            <w:r>
+              <w:rPr>
+                <w:sz w:val="18"/>
+                <w:szCs w:val="18"/>
+                <w:lang w:val="it-IT"/>
+              </w:rPr>
+              <w:t>Episodico</w:t>
+            </w:r>
+          </w:p>
+        </w:tc>
+      </w:tr>
+    </w:tbl>
     <w:p>
       <w:r>
-        <w:t>…</w:t>
+        <w:br w:type="page"/>
       </w:r>
     </w:p>
+    <w:tbl>
+      <w:tblPr>
+        <w:tblStyle w:val="Grigliatabella"/>
+        <w:tblW w:w="0" w:type="auto"/>
+        <w:tblLook w:val="04A0" w:firstRow="1" w:lastRow="0" w:firstColumn="1" w:lastColumn="0" w:noHBand="0" w:noVBand="1"/>
+      </w:tblPr>
+      <w:tblGrid>
+        <w:gridCol w:w="787"/>
+        <w:gridCol w:w="1047"/>
+        <w:gridCol w:w="6486"/>
+        <w:gridCol w:w="1308"/>
+      </w:tblGrid>
+      <w:tr>
+        <w:tc>
+          <w:tcPr>
+            <w:tcW w:w="1010" w:type="dxa"/>
+            <w:shd w:val="clear" w:color="auto" w:fill="D9D9D9" w:themeFill="background1" w:themeFillShade="D9"/>
+            <w:vAlign w:val="center"/>
+          </w:tcPr>
+          <w:p>
+            <w:pPr>
+              <w:jc w:val="center"/>
+              <w:rPr>
+                <w:sz w:val="18"/>
+                <w:szCs w:val="18"/>
+                <w:lang w:val="it-IT"/>
+              </w:rPr>
+            </w:pPr>
+            <w:r>
+              <w:rPr>
+                <w:sz w:val="18"/>
+                <w:szCs w:val="18"/>
+                <w:lang w:val="it-IT"/>
+              </w:rPr>
+              <w:lastRenderedPageBreak/>
+              <w:t>Test Case</w:t>
+            </w:r>
+          </w:p>
+        </w:tc>
+        <w:tc>
+          <w:tcPr>
+            <w:tcW w:w="1047" w:type="dxa"/>
+            <w:shd w:val="clear" w:color="auto" w:fill="D9D9D9" w:themeFill="background1" w:themeFillShade="D9"/>
+            <w:vAlign w:val="center"/>
+          </w:tcPr>
+          <w:p>
+            <w:pPr>
+              <w:jc w:val="center"/>
+              <w:rPr>
+                <w:sz w:val="18"/>
+                <w:szCs w:val="18"/>
+                <w:lang w:val="it-IT"/>
+              </w:rPr>
+            </w:pPr>
+            <w:r>
+              <w:rPr>
+                <w:sz w:val="18"/>
+                <w:szCs w:val="18"/>
+                <w:lang w:val="it-IT"/>
+              </w:rPr>
+              <w:t>Risultato</w:t>
+            </w:r>
+          </w:p>
+        </w:tc>
+        <w:tc>
+          <w:tcPr>
+            <w:tcW w:w="5876" w:type="dxa"/>
+            <w:shd w:val="clear" w:color="auto" w:fill="D9D9D9" w:themeFill="background1" w:themeFillShade="D9"/>
+            <w:vAlign w:val="center"/>
+          </w:tcPr>
+          <w:p>
+            <w:pPr>
+              <w:jc w:val="center"/>
+              <w:rPr>
+                <w:sz w:val="18"/>
+                <w:szCs w:val="18"/>
+                <w:lang w:val="it-IT"/>
+              </w:rPr>
+            </w:pPr>
+            <w:r>
+              <w:rPr>
+                <w:sz w:val="18"/>
+                <w:szCs w:val="18"/>
+                <w:lang w:val="it-IT"/>
+              </w:rPr>
+              <w:t>Descrizione</w:t>
+            </w:r>
+          </w:p>
+        </w:tc>
+        <w:tc>
+          <w:tcPr>
+            <w:tcW w:w="1560" w:type="dxa"/>
+            <w:shd w:val="clear" w:color="auto" w:fill="D9D9D9" w:themeFill="background1" w:themeFillShade="D9"/>
+            <w:vAlign w:val="center"/>
+          </w:tcPr>
+          <w:p>
+            <w:pPr>
+              <w:jc w:val="center"/>
+              <w:rPr>
+                <w:rFonts w:ascii="Arial" w:hAnsi="Arial" w:cs="Arial"/>
+                <w:sz w:val="18"/>
+                <w:szCs w:val="18"/>
+                <w:lang w:val="it-IT"/>
+              </w:rPr>
+            </w:pPr>
+            <w:r>
+              <w:rPr>
+                <w:rFonts w:ascii="Arial" w:hAnsi="Arial" w:cs="Arial"/>
+                <w:sz w:val="18"/>
+                <w:szCs w:val="18"/>
+                <w:lang w:val="it-IT"/>
+              </w:rPr>
+              <w:t>Periodicità</w:t>
+            </w:r>
+          </w:p>
+        </w:tc>
+      </w:tr>
+      <w:tr>
+        <w:trPr>
+          <w:trHeight w:val="5871"/>
+        </w:trPr>
+        <w:tc>
+          <w:tcPr>
+            <w:tcW w:w="1010" w:type="dxa"/>
+            <w:vAlign w:val="center"/>
+          </w:tcPr>
+          <w:p>
+            <w:pPr>
+              <w:rPr>
+                <w:sz w:val="18"/>
+                <w:szCs w:val="18"/>
+                <w:lang w:val="it-IT"/>
+              </w:rPr>
+            </w:pPr>
+            <w:r>
+              <w:rPr>
+                <w:sz w:val="18"/>
+                <w:szCs w:val="18"/>
+                <w:lang w:val="it-IT"/>
+              </w:rPr>
+              <w:t>TC-00</w:t>
+            </w:r>
+            <w:r>
+              <w:rPr>
+                <w:sz w:val="18"/>
+                <w:szCs w:val="18"/>
+                <w:lang w:val="it-IT"/>
+              </w:rPr>
+              <w:t>2</w:t>
+            </w:r>
+          </w:p>
+        </w:tc>
+        <w:tc>
+          <w:tcPr>
+            <w:tcW w:w="1047" w:type="dxa"/>
+            <w:shd w:val="clear" w:color="auto" w:fill="92D050"/>
+            <w:vAlign w:val="center"/>
+          </w:tcPr>
+          <w:p>
+            <w:pPr>
+              <w:rPr>
+                <w:sz w:val="18"/>
+                <w:szCs w:val="18"/>
+                <w:lang w:val="it-IT"/>
+              </w:rPr>
+            </w:pPr>
+            <w:r>
+              <w:rPr>
+                <w:sz w:val="18"/>
+                <w:szCs w:val="18"/>
+                <w:lang w:val="it-IT"/>
+              </w:rPr>
+              <w:t>RIUSCITO</w:t>
+            </w:r>
+          </w:p>
+        </w:tc>
+        <w:tc>
+          <w:tcPr>
+            <w:tcW w:w="5876" w:type="dxa"/>
+          </w:tcPr>
+          <w:p>
+            <w:pPr>
+              <w:rPr>
+                <w:sz w:val="18"/>
+                <w:szCs w:val="18"/>
+              </w:rPr>
+            </w:pPr>
+            <w:r>
+              <w:rPr>
+                <w:sz w:val="18"/>
+                <w:szCs w:val="18"/>
+              </w:rPr>
+              <w:t>Verificare che venga effettuato un display dell’immagine di default del prodotto.</w:t>
+            </w:r>
+          </w:p>
+          <w:p>
+            <w:pPr>
+              <w:rPr>
+                <w:sz w:val="18"/>
+                <w:szCs w:val="18"/>
+              </w:rPr>
+            </w:pPr>
+          </w:p>
+          <w:p>
+            <w:pPr>
+              <w:rPr>
+                <w:b/>
+                <w:bCs/>
+                <w:sz w:val="18"/>
+                <w:szCs w:val="18"/>
+                <w:lang w:val="it-IT"/>
+              </w:rPr>
+            </w:pPr>
+            <w:r>
+              <w:rPr>
+                <w:b/>
+                <w:bCs/>
+                <w:sz w:val="18"/>
+                <w:szCs w:val="18"/>
+                <w:lang w:val="it-IT"/>
+              </w:rPr>
+              <w:t>Risultato atteso</w:t>
+            </w:r>
+          </w:p>
+          <w:p>
+            <w:pPr>
+              <w:rPr>
+                <w:bCs/>
+                <w:sz w:val="18"/>
+                <w:szCs w:val="18"/>
+              </w:rPr>
+            </w:pPr>
+            <w:r>
+              <w:rPr>
+                <w:bCs/>
+                <w:sz w:val="18"/>
+                <w:szCs w:val="18"/>
+              </w:rPr>
+              <w:t>Verificare che, qualora l’immagine del prodotto non fosse disponibile, ne venga visualizzata una di default.</w:t>
+            </w:r>
+          </w:p>
+          <w:p>
+            <w:pPr>
+              <w:rPr>
+                <w:bCs/>
+                <w:sz w:val="18"/>
+                <w:szCs w:val="18"/>
+              </w:rPr>
+            </w:pPr>
+          </w:p>
+          <w:p>
+            <w:pPr>
+              <w:rPr>
+                <w:b/>
+                <w:bCs/>
+                <w:sz w:val="18"/>
+                <w:szCs w:val="18"/>
+              </w:rPr>
+            </w:pPr>
+            <w:r>
+              <w:rPr>
+                <w:b/>
+                <w:bCs/>
+                <w:sz w:val="18"/>
+                <w:szCs w:val="18"/>
+              </w:rPr>
+              <w:t>Risultato effettivo</w:t>
+            </w:r>
+          </w:p>
+          <w:p>
+            <w:pPr>
+              <w:rPr>
+                <w:sz w:val="18"/>
+                <w:szCs w:val="18"/>
+              </w:rPr>
+            </w:pPr>
+            <w:r>
+              <w:rPr>
+                <w:sz w:val="18"/>
+                <w:szCs w:val="18"/>
+              </w:rPr>
+              <w:t xml:space="preserve">Viene visualizzata un’immagine di default per i prodotti a cui non risulta relazionata immagine alcuna. </w:t>
+            </w:r>
+          </w:p>
+          <w:p>
+            <w:pPr>
+              <w:jc w:val="center"/>
+              <w:rPr>
+                <w:sz w:val="18"/>
+                <w:szCs w:val="18"/>
+              </w:rPr>
+            </w:pPr>
+          </w:p>
+          <w:p>
+            <w:pPr>
+              <w:rPr>
+                <w:sz w:val="18"/>
+                <w:szCs w:val="18"/>
+              </w:rPr>
+            </w:pPr>
+            <w:r>
+              <w:rPr>
+                <w:noProof/>
+              </w:rPr>
+              <w:drawing>
+                <wp:inline distT="0" distB="0" distL="0" distR="0" wp14:anchorId="03661157" wp14:editId="471CDA18">
+                  <wp:extent cx="3981229" cy="2025726"/>
+                  <wp:effectExtent l="0" t="0" r="635" b="0"/>
+                  <wp:docPr id="707663956" name="Immagine 1"/>
+                  <wp:cNvGraphicFramePr>
+                    <a:graphicFrameLocks xmlns:a="http://schemas.openxmlformats.org/drawingml/2006/main" noChangeAspect="1"/>
+                  </wp:cNvGraphicFramePr>
+                  <a:graphic xmlns:a="http://schemas.openxmlformats.org/drawingml/2006/main">
+                    <a:graphicData uri="http://schemas.openxmlformats.org/drawingml/2006/picture">
+                      <pic:pic xmlns:pic="http://schemas.openxmlformats.org/drawingml/2006/picture">
+                        <pic:nvPicPr>
+                          <pic:cNvPr id="707663956" name=""/>
+                          <pic:cNvPicPr/>
+                        </pic:nvPicPr>
+                        <pic:blipFill>
+                          <a:blip r:embed="rId24"/>
+                          <a:stretch>
+                            <a:fillRect/>
+                          </a:stretch>
+                        </pic:blipFill>
+                        <pic:spPr>
+                          <a:xfrm>
+                            <a:off x="0" y="0"/>
+                            <a:ext cx="3989318" cy="2029842"/>
+                          </a:xfrm>
+                          <a:prstGeom prst="rect">
+                            <a:avLst/>
+                          </a:prstGeom>
+                        </pic:spPr>
+                      </pic:pic>
+                    </a:graphicData>
+                  </a:graphic>
+                </wp:inline>
+              </w:drawing>
+            </w:r>
+          </w:p>
+          <w:p>
+            <w:pPr>
+              <w:rPr>
+                <w:sz w:val="18"/>
+                <w:szCs w:val="18"/>
+                <w:lang w:val="it-IT"/>
+              </w:rPr>
+            </w:pPr>
+          </w:p>
+          <w:p>
+            <w:pPr>
+              <w:rPr>
+                <w:sz w:val="18"/>
+                <w:szCs w:val="18"/>
+                <w:lang w:val="it-IT"/>
+              </w:rPr>
+            </w:pPr>
+          </w:p>
+          <w:p>
+            <w:pPr>
+              <w:jc w:val="center"/>
+              <w:rPr>
+                <w:sz w:val="18"/>
+                <w:szCs w:val="18"/>
+                <w:lang w:val="it-IT"/>
+              </w:rPr>
+            </w:pPr>
+          </w:p>
+          <w:p>
+            <w:pPr>
+              <w:rPr>
+                <w:sz w:val="18"/>
+                <w:szCs w:val="18"/>
+                <w:lang w:val="it-IT"/>
+              </w:rPr>
+            </w:pPr>
+          </w:p>
+          <w:p>
+            <w:pPr>
+              <w:rPr>
+                <w:sz w:val="18"/>
+                <w:szCs w:val="18"/>
+                <w:lang w:val="it-IT"/>
+              </w:rPr>
+            </w:pPr>
+          </w:p>
+          <w:p>
+            <w:pPr>
+              <w:rPr>
+                <w:sz w:val="18"/>
+                <w:szCs w:val="18"/>
+                <w:lang w:val="it-IT"/>
+              </w:rPr>
+            </w:pPr>
+          </w:p>
+          <w:p>
+            <w:pPr>
+              <w:rPr>
+                <w:sz w:val="18"/>
+                <w:szCs w:val="18"/>
+                <w:lang w:val="it-IT"/>
+              </w:rPr>
+            </w:pPr>
+          </w:p>
+        </w:tc>
+        <w:tc>
+          <w:tcPr>
+            <w:tcW w:w="1560" w:type="dxa"/>
+            <w:vAlign w:val="center"/>
+          </w:tcPr>
+          <w:p>
+            <w:pPr>
+              <w:keepNext/>
+              <w:jc w:val="center"/>
+              <w:rPr>
+                <w:sz w:val="18"/>
+                <w:szCs w:val="18"/>
+                <w:lang w:val="it-IT"/>
+              </w:rPr>
+            </w:pPr>
+            <w:r>
+              <w:rPr>
+                <w:sz w:val="18"/>
+                <w:szCs w:val="18"/>
+                <w:lang w:val="it-IT"/>
+              </w:rPr>
+              <w:t>Episodico</w:t>
+            </w:r>
+          </w:p>
+        </w:tc>
+      </w:tr>
+    </w:tbl>
+    <w:p/>
+    <w:p/>
     <w:sectPr>
-      <w:headerReference w:type="default" r:id="rId17"/>
-      <w:footerReference w:type="default" r:id="rId18"/>
+      <w:headerReference w:type="default" r:id="rId25"/>
+      <w:footerReference w:type="default" r:id="rId26"/>
       <w:pgSz w:w="11906" w:h="16838"/>
       <w:pgMar w:top="1417" w:right="1134" w:bottom="1134" w:left="1134" w:header="708" w:footer="708" w:gutter="0"/>
       <w:pgNumType w:start="0"/>
@@ -2046,7 +5080,7 @@
 </file>
 
 <file path=word/endnotes.xml><?xml version="1.0" encoding="utf-8"?>
-<w:endnotes xmlns:wpc="http://schemas.microsoft.com/office/word/2010/wordprocessingCanvas" xmlns:cx="http://schemas.microsoft.com/office/drawing/2014/chartex" xmlns:cx1="http://schemas.microsoft.com/office/drawing/2015/9/8/chartex" xmlns:cx2="http://schemas.microsoft.com/office/drawing/2015/10/21/chartex" xmlns:cx3="http://schemas.microsoft.com/office/drawing/2016/5/9/chartex" xmlns:cx4="http://schemas.microsoft.com/office/drawing/2016/5/10/chartex" xmlns:cx5="http://schemas.microsoft.com/office/drawing/2016/5/11/chartex" xmlns:cx6="http://schemas.microsoft.com/office/drawing/2016/5/12/chartex" xmlns:cx7="http://schemas.microsoft.com/office/drawing/2016/5/13/chartex" xmlns:cx8="http://schemas.microsoft.com/office/drawing/2016/5/14/chartex" xmlns:mc="http://schemas.openxmlformats.org/markup-compatibility/2006" xmlns:aink="http://schemas.microsoft.com/office/drawing/2016/ink" xmlns:am3d="http://schemas.microsoft.com/office/drawing/2017/model3d" xmlns:o="urn:schemas-microsoft-com:office:office" xmlns:r="http://schemas.openxmlformats.org/officeDocument/2006/relationships" xmlns:m="http://schemas.openxmlformats.org/officeDocument/2006/math" xmlns:v="urn:schemas-microsoft-com:vml" xmlns:wp14="http://schemas.microsoft.com/office/word/2010/wordprocessingDrawing" xmlns:wp="http://schemas.openxmlformats.org/drawingml/2006/wordprocessingDrawing" xmlns:w10="urn:schemas-microsoft-com:office:word" xmlns:w="http://schemas.openxmlformats.org/wordprocessingml/2006/main" xmlns:w14="http://schemas.microsoft.com/office/word/2010/wordml" xmlns:w15="http://schemas.microsoft.com/office/word/2012/wordml" xmlns:w16cid="http://schemas.microsoft.com/office/word/2016/wordml/cid" xmlns:w16se="http://schemas.microsoft.com/office/word/2015/wordml/symex" xmlns:wpg="http://schemas.microsoft.com/office/word/2010/wordprocessingGroup" xmlns:wpi="http://schemas.microsoft.com/office/word/2010/wordprocessingInk" xmlns:wne="http://schemas.microsoft.com/office/word/2006/wordml" xmlns:wps="http://schemas.microsoft.com/office/word/2010/wordprocessingShape" mc:Ignorable="w14 w15 w16se w16cid wp14">
+<w:endnotes xmlns:wpc="http://schemas.microsoft.com/office/word/2010/wordprocessingCanvas" xmlns:cx="http://schemas.microsoft.com/office/drawing/2014/chartex" xmlns:cx1="http://schemas.microsoft.com/office/drawing/2015/9/8/chartex" xmlns:cx2="http://schemas.microsoft.com/office/drawing/2015/10/21/chartex" xmlns:cx3="http://schemas.microsoft.com/office/drawing/2016/5/9/chartex" xmlns:cx4="http://schemas.microsoft.com/office/drawing/2016/5/10/chartex" xmlns:cx5="http://schemas.microsoft.com/office/drawing/2016/5/11/chartex" xmlns:cx6="http://schemas.microsoft.com/office/drawing/2016/5/12/chartex" xmlns:cx7="http://schemas.microsoft.com/office/drawing/2016/5/13/chartex" xmlns:cx8="http://schemas.microsoft.com/office/drawing/2016/5/14/chartex" xmlns:mc="http://schemas.openxmlformats.org/markup-compatibility/2006" xmlns:aink="http://schemas.microsoft.com/office/drawing/2016/ink" xmlns:am3d="http://schemas.microsoft.com/office/drawing/2017/model3d" xmlns:o="urn:schemas-microsoft-com:office:office" xmlns:oel="http://schemas.microsoft.com/office/2019/extlst" xmlns:r="http://schemas.openxmlformats.org/officeDocument/2006/relationships" xmlns:m="http://schemas.openxmlformats.org/officeDocument/2006/math" xmlns:v="urn:schemas-microsoft-com:vml" xmlns:wp14="http://schemas.microsoft.com/office/word/2010/wordprocessingDrawing" xmlns:wp="http://schemas.openxmlformats.org/drawingml/2006/wordprocessingDrawing" xmlns:w10="urn:schemas-microsoft-com:office:word" xmlns:w="http://schemas.openxmlformats.org/wordprocessingml/2006/main" xmlns:w14="http://schemas.microsoft.com/office/word/2010/wordml" xmlns:w15="http://schemas.microsoft.com/office/word/2012/wordml" xmlns:w16cex="http://schemas.microsoft.com/office/word/2018/wordml/cex" xmlns:w16cid="http://schemas.microsoft.com/office/word/2016/wordml/cid" xmlns:w16="http://schemas.microsoft.com/office/word/2018/wordml" xmlns:w16du="http://schemas.microsoft.com/office/word/2023/wordml/word16du" xmlns:w16sdtdh="http://schemas.microsoft.com/office/word/2020/wordml/sdtdatahash" xmlns:w16sdtfl="http://schemas.microsoft.com/office/word/2024/wordml/sdtformatlock" xmlns:w16se="http://schemas.microsoft.com/office/word/2015/wordml/symex" xmlns:wpg="http://schemas.microsoft.com/office/word/2010/wordprocessingGroup" xmlns:wpi="http://schemas.microsoft.com/office/word/2010/wordprocessingInk" xmlns:wne="http://schemas.microsoft.com/office/word/2006/wordml" xmlns:wps="http://schemas.microsoft.com/office/word/2010/wordprocessingShape" mc:Ignorable="w14 w15 w16se w16cid w16 w16cex w16sdtdh w16sdtfl w16du wp14">
   <w:endnote w:type="separator" w:id="-1">
     <w:p>
       <w:pPr>
@@ -2071,7 +5105,7 @@
 </file>
 
 <file path=word/footer1.xml><?xml version="1.0" encoding="utf-8"?>
-<w:ftr xmlns:wpc="http://schemas.microsoft.com/office/word/2010/wordprocessingCanvas" xmlns:cx="http://schemas.microsoft.com/office/drawing/2014/chartex" xmlns:cx1="http://schemas.microsoft.com/office/drawing/2015/9/8/chartex" xmlns:cx2="http://schemas.microsoft.com/office/drawing/2015/10/21/chartex" xmlns:cx3="http://schemas.microsoft.com/office/drawing/2016/5/9/chartex" xmlns:cx4="http://schemas.microsoft.com/office/drawing/2016/5/10/chartex" xmlns:cx5="http://schemas.microsoft.com/office/drawing/2016/5/11/chartex" xmlns:cx6="http://schemas.microsoft.com/office/drawing/2016/5/12/chartex" xmlns:cx7="http://schemas.microsoft.com/office/drawing/2016/5/13/chartex" xmlns:cx8="http://schemas.microsoft.com/office/drawing/2016/5/14/chartex" xmlns:mc="http://schemas.openxmlformats.org/markup-compatibility/2006" xmlns:aink="http://schemas.microsoft.com/office/drawing/2016/ink" xmlns:am3d="http://schemas.microsoft.com/office/drawing/2017/model3d" xmlns:o="urn:schemas-microsoft-com:office:office" xmlns:r="http://schemas.openxmlformats.org/officeDocument/2006/relationships" xmlns:m="http://schemas.openxmlformats.org/officeDocument/2006/math" xmlns:v="urn:schemas-microsoft-com:vml" xmlns:wp14="http://schemas.microsoft.com/office/word/2010/wordprocessingDrawing" xmlns:wp="http://schemas.openxmlformats.org/drawingml/2006/wordprocessingDrawing" xmlns:w10="urn:schemas-microsoft-com:office:word" xmlns:w="http://schemas.openxmlformats.org/wordprocessingml/2006/main" xmlns:w14="http://schemas.microsoft.com/office/word/2010/wordml" xmlns:w15="http://schemas.microsoft.com/office/word/2012/wordml" xmlns:w16cid="http://schemas.microsoft.com/office/word/2016/wordml/cid" xmlns:w16se="http://schemas.microsoft.com/office/word/2015/wordml/symex" xmlns:wpg="http://schemas.microsoft.com/office/word/2010/wordprocessingGroup" xmlns:wpi="http://schemas.microsoft.com/office/word/2010/wordprocessingInk" xmlns:wne="http://schemas.microsoft.com/office/word/2006/wordml" xmlns:wps="http://schemas.microsoft.com/office/word/2010/wordprocessingShape" mc:Ignorable="w14 w15 w16se w16cid wp14">
+<w:ftr xmlns:wpc="http://schemas.microsoft.com/office/word/2010/wordprocessingCanvas" xmlns:cx="http://schemas.microsoft.com/office/drawing/2014/chartex" xmlns:cx1="http://schemas.microsoft.com/office/drawing/2015/9/8/chartex" xmlns:cx2="http://schemas.microsoft.com/office/drawing/2015/10/21/chartex" xmlns:cx3="http://schemas.microsoft.com/office/drawing/2016/5/9/chartex" xmlns:cx4="http://schemas.microsoft.com/office/drawing/2016/5/10/chartex" xmlns:cx5="http://schemas.microsoft.com/office/drawing/2016/5/11/chartex" xmlns:cx6="http://schemas.microsoft.com/office/drawing/2016/5/12/chartex" xmlns:cx7="http://schemas.microsoft.com/office/drawing/2016/5/13/chartex" xmlns:cx8="http://schemas.microsoft.com/office/drawing/2016/5/14/chartex" xmlns:mc="http://schemas.openxmlformats.org/markup-compatibility/2006" xmlns:aink="http://schemas.microsoft.com/office/drawing/2016/ink" xmlns:am3d="http://schemas.microsoft.com/office/drawing/2017/model3d" xmlns:o="urn:schemas-microsoft-com:office:office" xmlns:oel="http://schemas.microsoft.com/office/2019/extlst" xmlns:r="http://schemas.openxmlformats.org/officeDocument/2006/relationships" xmlns:m="http://schemas.openxmlformats.org/officeDocument/2006/math" xmlns:v="urn:schemas-microsoft-com:vml" xmlns:wp14="http://schemas.microsoft.com/office/word/2010/wordprocessingDrawing" xmlns:wp="http://schemas.openxmlformats.org/drawingml/2006/wordprocessingDrawing" xmlns:w10="urn:schemas-microsoft-com:office:word" xmlns:w="http://schemas.openxmlformats.org/wordprocessingml/2006/main" xmlns:w14="http://schemas.microsoft.com/office/word/2010/wordml" xmlns:w15="http://schemas.microsoft.com/office/word/2012/wordml" xmlns:w16cex="http://schemas.microsoft.com/office/word/2018/wordml/cex" xmlns:w16cid="http://schemas.microsoft.com/office/word/2016/wordml/cid" xmlns:w16="http://schemas.microsoft.com/office/word/2018/wordml" xmlns:w16du="http://schemas.microsoft.com/office/word/2023/wordml/word16du" xmlns:w16sdtdh="http://schemas.microsoft.com/office/word/2020/wordml/sdtdatahash" xmlns:w16sdtfl="http://schemas.microsoft.com/office/word/2024/wordml/sdtformatlock" xmlns:w16se="http://schemas.microsoft.com/office/word/2015/wordml/symex" xmlns:wpg="http://schemas.microsoft.com/office/word/2010/wordprocessingGroup" xmlns:wpi="http://schemas.microsoft.com/office/word/2010/wordprocessingInk" xmlns:wne="http://schemas.microsoft.com/office/word/2006/wordml" xmlns:wps="http://schemas.microsoft.com/office/word/2010/wordprocessingShape" mc:Ignorable="w14 w15 w16se w16cid w16 w16cex w16sdtdh w16sdtfl w16du wp14">
   <w:sdt>
     <w:sdtPr>
       <w:id w:val="2031689795"/>
@@ -2080,7 +5114,6 @@
         <w:docPartUnique/>
       </w:docPartObj>
     </w:sdtPr>
-    <w:sdtEndPr/>
     <w:sdtContent>
       <w:sdt>
         <w:sdtPr>
@@ -2090,7 +5123,6 @@
             <w:docPartUnique/>
           </w:docPartObj>
         </w:sdtPr>
-        <w:sdtEndPr/>
         <w:sdtContent>
           <w:p>
             <w:pPr>
@@ -2186,7 +5218,7 @@
 </file>
 
 <file path=word/footnotes.xml><?xml version="1.0" encoding="utf-8"?>
-<w:footnotes xmlns:wpc="http://schemas.microsoft.com/office/word/2010/wordprocessingCanvas" xmlns:cx="http://schemas.microsoft.com/office/drawing/2014/chartex" xmlns:cx1="http://schemas.microsoft.com/office/drawing/2015/9/8/chartex" xmlns:cx2="http://schemas.microsoft.com/office/drawing/2015/10/21/chartex" xmlns:cx3="http://schemas.microsoft.com/office/drawing/2016/5/9/chartex" xmlns:cx4="http://schemas.microsoft.com/office/drawing/2016/5/10/chartex" xmlns:cx5="http://schemas.microsoft.com/office/drawing/2016/5/11/chartex" xmlns:cx6="http://schemas.microsoft.com/office/drawing/2016/5/12/chartex" xmlns:cx7="http://schemas.microsoft.com/office/drawing/2016/5/13/chartex" xmlns:cx8="http://schemas.microsoft.com/office/drawing/2016/5/14/chartex" xmlns:mc="http://schemas.openxmlformats.org/markup-compatibility/2006" xmlns:aink="http://schemas.microsoft.com/office/drawing/2016/ink" xmlns:am3d="http://schemas.microsoft.com/office/drawing/2017/model3d" xmlns:o="urn:schemas-microsoft-com:office:office" xmlns:r="http://schemas.openxmlformats.org/officeDocument/2006/relationships" xmlns:m="http://schemas.openxmlformats.org/officeDocument/2006/math" xmlns:v="urn:schemas-microsoft-com:vml" xmlns:wp14="http://schemas.microsoft.com/office/word/2010/wordprocessingDrawing" xmlns:wp="http://schemas.openxmlformats.org/drawingml/2006/wordprocessingDrawing" xmlns:w10="urn:schemas-microsoft-com:office:word" xmlns:w="http://schemas.openxmlformats.org/wordprocessingml/2006/main" xmlns:w14="http://schemas.microsoft.com/office/word/2010/wordml" xmlns:w15="http://schemas.microsoft.com/office/word/2012/wordml" xmlns:w16cid="http://schemas.microsoft.com/office/word/2016/wordml/cid" xmlns:w16se="http://schemas.microsoft.com/office/word/2015/wordml/symex" xmlns:wpg="http://schemas.microsoft.com/office/word/2010/wordprocessingGroup" xmlns:wpi="http://schemas.microsoft.com/office/word/2010/wordprocessingInk" xmlns:wne="http://schemas.microsoft.com/office/word/2006/wordml" xmlns:wps="http://schemas.microsoft.com/office/word/2010/wordprocessingShape" mc:Ignorable="w14 w15 w16se w16cid wp14">
+<w:footnotes xmlns:wpc="http://schemas.microsoft.com/office/word/2010/wordprocessingCanvas" xmlns:cx="http://schemas.microsoft.com/office/drawing/2014/chartex" xmlns:cx1="http://schemas.microsoft.com/office/drawing/2015/9/8/chartex" xmlns:cx2="http://schemas.microsoft.com/office/drawing/2015/10/21/chartex" xmlns:cx3="http://schemas.microsoft.com/office/drawing/2016/5/9/chartex" xmlns:cx4="http://schemas.microsoft.com/office/drawing/2016/5/10/chartex" xmlns:cx5="http://schemas.microsoft.com/office/drawing/2016/5/11/chartex" xmlns:cx6="http://schemas.microsoft.com/office/drawing/2016/5/12/chartex" xmlns:cx7="http://schemas.microsoft.com/office/drawing/2016/5/13/chartex" xmlns:cx8="http://schemas.microsoft.com/office/drawing/2016/5/14/chartex" xmlns:mc="http://schemas.openxmlformats.org/markup-compatibility/2006" xmlns:aink="http://schemas.microsoft.com/office/drawing/2016/ink" xmlns:am3d="http://schemas.microsoft.com/office/drawing/2017/model3d" xmlns:o="urn:schemas-microsoft-com:office:office" xmlns:oel="http://schemas.microsoft.com/office/2019/extlst" xmlns:r="http://schemas.openxmlformats.org/officeDocument/2006/relationships" xmlns:m="http://schemas.openxmlformats.org/officeDocument/2006/math" xmlns:v="urn:schemas-microsoft-com:vml" xmlns:wp14="http://schemas.microsoft.com/office/word/2010/wordprocessingDrawing" xmlns:wp="http://schemas.openxmlformats.org/drawingml/2006/wordprocessingDrawing" xmlns:w10="urn:schemas-microsoft-com:office:word" xmlns:w="http://schemas.openxmlformats.org/wordprocessingml/2006/main" xmlns:w14="http://schemas.microsoft.com/office/word/2010/wordml" xmlns:w15="http://schemas.microsoft.com/office/word/2012/wordml" xmlns:w16cex="http://schemas.microsoft.com/office/word/2018/wordml/cex" xmlns:w16cid="http://schemas.microsoft.com/office/word/2016/wordml/cid" xmlns:w16="http://schemas.microsoft.com/office/word/2018/wordml" xmlns:w16du="http://schemas.microsoft.com/office/word/2023/wordml/word16du" xmlns:w16sdtdh="http://schemas.microsoft.com/office/word/2020/wordml/sdtdatahash" xmlns:w16sdtfl="http://schemas.microsoft.com/office/word/2024/wordml/sdtformatlock" xmlns:w16se="http://schemas.microsoft.com/office/word/2015/wordml/symex" xmlns:wpg="http://schemas.microsoft.com/office/word/2010/wordprocessingGroup" xmlns:wpi="http://schemas.microsoft.com/office/word/2010/wordprocessingInk" xmlns:wne="http://schemas.microsoft.com/office/word/2006/wordml" xmlns:wps="http://schemas.microsoft.com/office/word/2010/wordprocessingShape" mc:Ignorable="w14 w15 w16se w16cid w16 w16cex w16sdtdh w16sdtfl w16du wp14">
   <w:footnote w:type="separator" w:id="-1">
     <w:p>
       <w:pPr>
@@ -2211,7 +5243,7 @@
 </file>
 
 <file path=word/header1.xml><?xml version="1.0" encoding="utf-8"?>
-<w:hdr xmlns:wpc="http://schemas.microsoft.com/office/word/2010/wordprocessingCanvas" xmlns:cx="http://schemas.microsoft.com/office/drawing/2014/chartex" xmlns:cx1="http://schemas.microsoft.com/office/drawing/2015/9/8/chartex" xmlns:cx2="http://schemas.microsoft.com/office/drawing/2015/10/21/chartex" xmlns:cx3="http://schemas.microsoft.com/office/drawing/2016/5/9/chartex" xmlns:cx4="http://schemas.microsoft.com/office/drawing/2016/5/10/chartex" xmlns:cx5="http://schemas.microsoft.com/office/drawing/2016/5/11/chartex" xmlns:cx6="http://schemas.microsoft.com/office/drawing/2016/5/12/chartex" xmlns:cx7="http://schemas.microsoft.com/office/drawing/2016/5/13/chartex" xmlns:cx8="http://schemas.microsoft.com/office/drawing/2016/5/14/chartex" xmlns:mc="http://schemas.openxmlformats.org/markup-compatibility/2006" xmlns:aink="http://schemas.microsoft.com/office/drawing/2016/ink" xmlns:am3d="http://schemas.microsoft.com/office/drawing/2017/model3d" xmlns:o="urn:schemas-microsoft-com:office:office" xmlns:r="http://schemas.openxmlformats.org/officeDocument/2006/relationships" xmlns:m="http://schemas.openxmlformats.org/officeDocument/2006/math" xmlns:v="urn:schemas-microsoft-com:vml" xmlns:wp14="http://schemas.microsoft.com/office/word/2010/wordprocessingDrawing" xmlns:wp="http://schemas.openxmlformats.org/drawingml/2006/wordprocessingDrawing" xmlns:w10="urn:schemas-microsoft-com:office:word" xmlns:w="http://schemas.openxmlformats.org/wordprocessingml/2006/main" xmlns:w14="http://schemas.microsoft.com/office/word/2010/wordml" xmlns:w15="http://schemas.microsoft.com/office/word/2012/wordml" xmlns:w16cid="http://schemas.microsoft.com/office/word/2016/wordml/cid" xmlns:w16se="http://schemas.microsoft.com/office/word/2015/wordml/symex" xmlns:wpg="http://schemas.microsoft.com/office/word/2010/wordprocessingGroup" xmlns:wpi="http://schemas.microsoft.com/office/word/2010/wordprocessingInk" xmlns:wne="http://schemas.microsoft.com/office/word/2006/wordml" xmlns:wps="http://schemas.microsoft.com/office/word/2010/wordprocessingShape" mc:Ignorable="w14 w15 w16se w16cid wp14">
+<w:hdr xmlns:wpc="http://schemas.microsoft.com/office/word/2010/wordprocessingCanvas" xmlns:cx="http://schemas.microsoft.com/office/drawing/2014/chartex" xmlns:cx1="http://schemas.microsoft.com/office/drawing/2015/9/8/chartex" xmlns:cx2="http://schemas.microsoft.com/office/drawing/2015/10/21/chartex" xmlns:cx3="http://schemas.microsoft.com/office/drawing/2016/5/9/chartex" xmlns:cx4="http://schemas.microsoft.com/office/drawing/2016/5/10/chartex" xmlns:cx5="http://schemas.microsoft.com/office/drawing/2016/5/11/chartex" xmlns:cx6="http://schemas.microsoft.com/office/drawing/2016/5/12/chartex" xmlns:cx7="http://schemas.microsoft.com/office/drawing/2016/5/13/chartex" xmlns:cx8="http://schemas.microsoft.com/office/drawing/2016/5/14/chartex" xmlns:mc="http://schemas.openxmlformats.org/markup-compatibility/2006" xmlns:aink="http://schemas.microsoft.com/office/drawing/2016/ink" xmlns:am3d="http://schemas.microsoft.com/office/drawing/2017/model3d" xmlns:o="urn:schemas-microsoft-com:office:office" xmlns:oel="http://schemas.microsoft.com/office/2019/extlst" xmlns:r="http://schemas.openxmlformats.org/officeDocument/2006/relationships" xmlns:m="http://schemas.openxmlformats.org/officeDocument/2006/math" xmlns:v="urn:schemas-microsoft-com:vml" xmlns:wp14="http://schemas.microsoft.com/office/word/2010/wordprocessingDrawing" xmlns:wp="http://schemas.openxmlformats.org/drawingml/2006/wordprocessingDrawing" xmlns:w10="urn:schemas-microsoft-com:office:word" xmlns:w="http://schemas.openxmlformats.org/wordprocessingml/2006/main" xmlns:w14="http://schemas.microsoft.com/office/word/2010/wordml" xmlns:w15="http://schemas.microsoft.com/office/word/2012/wordml" xmlns:w16cex="http://schemas.microsoft.com/office/word/2018/wordml/cex" xmlns:w16cid="http://schemas.microsoft.com/office/word/2016/wordml/cid" xmlns:w16="http://schemas.microsoft.com/office/word/2018/wordml" xmlns:w16du="http://schemas.microsoft.com/office/word/2023/wordml/word16du" xmlns:w16sdtdh="http://schemas.microsoft.com/office/word/2020/wordml/sdtdatahash" xmlns:w16sdtfl="http://schemas.microsoft.com/office/word/2024/wordml/sdtformatlock" xmlns:w16se="http://schemas.microsoft.com/office/word/2015/wordml/symex" xmlns:wpg="http://schemas.microsoft.com/office/word/2010/wordprocessingGroup" xmlns:wpi="http://schemas.microsoft.com/office/word/2010/wordprocessingInk" xmlns:wne="http://schemas.microsoft.com/office/word/2006/wordml" xmlns:wps="http://schemas.microsoft.com/office/word/2010/wordprocessingShape" mc:Ignorable="w14 w15 w16se w16cid w16 w16cex w16sdtdh w16sdtfl w16du wp14">
   <w:p>
     <w:pPr>
       <w:pStyle w:val="Intestazione"/>
@@ -2256,7 +5288,7 @@
 </file>
 
 <file path=word/numbering.xml><?xml version="1.0" encoding="utf-8"?>
-<w:numbering xmlns:wpc="http://schemas.microsoft.com/office/word/2010/wordprocessingCanvas" xmlns:cx="http://schemas.microsoft.com/office/drawing/2014/chartex" xmlns:cx1="http://schemas.microsoft.com/office/drawing/2015/9/8/chartex" xmlns:cx2="http://schemas.microsoft.com/office/drawing/2015/10/21/chartex" xmlns:cx3="http://schemas.microsoft.com/office/drawing/2016/5/9/chartex" xmlns:cx4="http://schemas.microsoft.com/office/drawing/2016/5/10/chartex" xmlns:cx5="http://schemas.microsoft.com/office/drawing/2016/5/11/chartex" xmlns:cx6="http://schemas.microsoft.com/office/drawing/2016/5/12/chartex" xmlns:cx7="http://schemas.microsoft.com/office/drawing/2016/5/13/chartex" xmlns:cx8="http://schemas.microsoft.com/office/drawing/2016/5/14/chartex" xmlns:mc="http://schemas.openxmlformats.org/markup-compatibility/2006" xmlns:aink="http://schemas.microsoft.com/office/drawing/2016/ink" xmlns:am3d="http://schemas.microsoft.com/office/drawing/2017/model3d" xmlns:o="urn:schemas-microsoft-com:office:office" xmlns:r="http://schemas.openxmlformats.org/officeDocument/2006/relationships" xmlns:m="http://schemas.openxmlformats.org/officeDocument/2006/math" xmlns:v="urn:schemas-microsoft-com:vml" xmlns:wp14="http://schemas.microsoft.com/office/word/2010/wordprocessingDrawing" xmlns:wp="http://schemas.openxmlformats.org/drawingml/2006/wordprocessingDrawing" xmlns:w10="urn:schemas-microsoft-com:office:word" xmlns:w="http://schemas.openxmlformats.org/wordprocessingml/2006/main" xmlns:w14="http://schemas.microsoft.com/office/word/2010/wordml" xmlns:w15="http://schemas.microsoft.com/office/word/2012/wordml" xmlns:w16cid="http://schemas.microsoft.com/office/word/2016/wordml/cid" xmlns:w16se="http://schemas.microsoft.com/office/word/2015/wordml/symex" xmlns:wpg="http://schemas.microsoft.com/office/word/2010/wordprocessingGroup" xmlns:wpi="http://schemas.microsoft.com/office/word/2010/wordprocessingInk" xmlns:wne="http://schemas.microsoft.com/office/word/2006/wordml" xmlns:wps="http://schemas.microsoft.com/office/word/2010/wordprocessingShape" mc:Ignorable="w14 w15 w16se w16cid wp14">
+<w:numbering xmlns:wpc="http://schemas.microsoft.com/office/word/2010/wordprocessingCanvas" xmlns:cx="http://schemas.microsoft.com/office/drawing/2014/chartex" xmlns:cx1="http://schemas.microsoft.com/office/drawing/2015/9/8/chartex" xmlns:cx2="http://schemas.microsoft.com/office/drawing/2015/10/21/chartex" xmlns:cx3="http://schemas.microsoft.com/office/drawing/2016/5/9/chartex" xmlns:cx4="http://schemas.microsoft.com/office/drawing/2016/5/10/chartex" xmlns:cx5="http://schemas.microsoft.com/office/drawing/2016/5/11/chartex" xmlns:cx6="http://schemas.microsoft.com/office/drawing/2016/5/12/chartex" xmlns:cx7="http://schemas.microsoft.com/office/drawing/2016/5/13/chartex" xmlns:cx8="http://schemas.microsoft.com/office/drawing/2016/5/14/chartex" xmlns:mc="http://schemas.openxmlformats.org/markup-compatibility/2006" xmlns:aink="http://schemas.microsoft.com/office/drawing/2016/ink" xmlns:am3d="http://schemas.microsoft.com/office/drawing/2017/model3d" xmlns:o="urn:schemas-microsoft-com:office:office" xmlns:oel="http://schemas.microsoft.com/office/2019/extlst" xmlns:r="http://schemas.openxmlformats.org/officeDocument/2006/relationships" xmlns:m="http://schemas.openxmlformats.org/officeDocument/2006/math" xmlns:v="urn:schemas-microsoft-com:vml" xmlns:wp14="http://schemas.microsoft.com/office/word/2010/wordprocessingDrawing" xmlns:wp="http://schemas.openxmlformats.org/drawingml/2006/wordprocessingDrawing" xmlns:w10="urn:schemas-microsoft-com:office:word" xmlns:w="http://schemas.openxmlformats.org/wordprocessingml/2006/main" xmlns:w14="http://schemas.microsoft.com/office/word/2010/wordml" xmlns:w15="http://schemas.microsoft.com/office/word/2012/wordml" xmlns:w16cex="http://schemas.microsoft.com/office/word/2018/wordml/cex" xmlns:w16cid="http://schemas.microsoft.com/office/word/2016/wordml/cid" xmlns:w16="http://schemas.microsoft.com/office/word/2018/wordml" xmlns:w16du="http://schemas.microsoft.com/office/word/2023/wordml/word16du" xmlns:w16sdtdh="http://schemas.microsoft.com/office/word/2020/wordml/sdtdatahash" xmlns:w16sdtfl="http://schemas.microsoft.com/office/word/2024/wordml/sdtformatlock" xmlns:w16se="http://schemas.microsoft.com/office/word/2015/wordml/symex" xmlns:wpg="http://schemas.microsoft.com/office/word/2010/wordprocessingGroup" xmlns:wpi="http://schemas.microsoft.com/office/word/2010/wordprocessingInk" xmlns:wne="http://schemas.microsoft.com/office/word/2006/wordml" xmlns:wps="http://schemas.microsoft.com/office/word/2010/wordprocessingShape" mc:Ignorable="w14 w15 w16se w16cid w16 w16cex w16sdtdh w16sdtfl w16du wp14">
   <w:abstractNum w:abstractNumId="0" w15:restartNumberingAfterBreak="0">
     <w:nsid w:val="20DD04AA"/>
     <w:multiLevelType w:val="multilevel"/>
@@ -2407,6 +5439,92 @@
     </w:lvl>
   </w:abstractNum>
   <w:abstractNum w:abstractNumId="1" w15:restartNumberingAfterBreak="0">
+    <w:nsid w:val="2AD67D30"/>
+    <w:multiLevelType w:val="hybridMultilevel"/>
+    <w:tmpl w:val="82CA0146"/>
+    <w:lvl w:ilvl="0" w:tplc="0810000F">
+      <w:start w:val="1"/>
+      <w:numFmt w:val="decimal"/>
+      <w:lvlText w:val="%1."/>
+      <w:lvlJc w:val="left"/>
+      <w:pPr>
+        <w:ind w:left="720" w:hanging="360"/>
+      </w:pPr>
+    </w:lvl>
+    <w:lvl w:ilvl="1" w:tplc="08100019" w:tentative="1">
+      <w:start w:val="1"/>
+      <w:numFmt w:val="lowerLetter"/>
+      <w:lvlText w:val="%2."/>
+      <w:lvlJc w:val="left"/>
+      <w:pPr>
+        <w:ind w:left="1440" w:hanging="360"/>
+      </w:pPr>
+    </w:lvl>
+    <w:lvl w:ilvl="2" w:tplc="0810001B" w:tentative="1">
+      <w:start w:val="1"/>
+      <w:numFmt w:val="lowerRoman"/>
+      <w:lvlText w:val="%3."/>
+      <w:lvlJc w:val="right"/>
+      <w:pPr>
+        <w:ind w:left="2160" w:hanging="180"/>
+      </w:pPr>
+    </w:lvl>
+    <w:lvl w:ilvl="3" w:tplc="0810000F" w:tentative="1">
+      <w:start w:val="1"/>
+      <w:numFmt w:val="decimal"/>
+      <w:lvlText w:val="%4."/>
+      <w:lvlJc w:val="left"/>
+      <w:pPr>
+        <w:ind w:left="2880" w:hanging="360"/>
+      </w:pPr>
+    </w:lvl>
+    <w:lvl w:ilvl="4" w:tplc="08100019" w:tentative="1">
+      <w:start w:val="1"/>
+      <w:numFmt w:val="lowerLetter"/>
+      <w:lvlText w:val="%5."/>
+      <w:lvlJc w:val="left"/>
+      <w:pPr>
+        <w:ind w:left="3600" w:hanging="360"/>
+      </w:pPr>
+    </w:lvl>
+    <w:lvl w:ilvl="5" w:tplc="0810001B" w:tentative="1">
+      <w:start w:val="1"/>
+      <w:numFmt w:val="lowerRoman"/>
+      <w:lvlText w:val="%6."/>
+      <w:lvlJc w:val="right"/>
+      <w:pPr>
+        <w:ind w:left="4320" w:hanging="180"/>
+      </w:pPr>
+    </w:lvl>
+    <w:lvl w:ilvl="6" w:tplc="0810000F" w:tentative="1">
+      <w:start w:val="1"/>
+      <w:numFmt w:val="decimal"/>
+      <w:lvlText w:val="%7."/>
+      <w:lvlJc w:val="left"/>
+      <w:pPr>
+        <w:ind w:left="5040" w:hanging="360"/>
+      </w:pPr>
+    </w:lvl>
+    <w:lvl w:ilvl="7" w:tplc="08100019" w:tentative="1">
+      <w:start w:val="1"/>
+      <w:numFmt w:val="lowerLetter"/>
+      <w:lvlText w:val="%8."/>
+      <w:lvlJc w:val="left"/>
+      <w:pPr>
+        <w:ind w:left="5760" w:hanging="360"/>
+      </w:pPr>
+    </w:lvl>
+    <w:lvl w:ilvl="8" w:tplc="0810001B" w:tentative="1">
+      <w:start w:val="1"/>
+      <w:numFmt w:val="lowerRoman"/>
+      <w:lvlText w:val="%9."/>
+      <w:lvlJc w:val="right"/>
+      <w:pPr>
+        <w:ind w:left="6480" w:hanging="180"/>
+      </w:pPr>
+    </w:lvl>
+  </w:abstractNum>
+  <w:abstractNum w:abstractNumId="2" w15:restartNumberingAfterBreak="0">
     <w:nsid w:val="329D7C3E"/>
     <w:multiLevelType w:val="hybridMultilevel"/>
     <w:tmpl w:val="56E4CEE4"/>
@@ -2519,17 +5637,109 @@
       </w:rPr>
     </w:lvl>
   </w:abstractNum>
-  <w:num w:numId="1">
+  <w:abstractNum w:abstractNumId="3" w15:restartNumberingAfterBreak="0">
+    <w:nsid w:val="7E64196E"/>
+    <w:multiLevelType w:val="hybridMultilevel"/>
+    <w:tmpl w:val="82CA0146"/>
+    <w:lvl w:ilvl="0" w:tplc="FFFFFFFF">
+      <w:start w:val="1"/>
+      <w:numFmt w:val="decimal"/>
+      <w:lvlText w:val="%1."/>
+      <w:lvlJc w:val="left"/>
+      <w:pPr>
+        <w:ind w:left="720" w:hanging="360"/>
+      </w:pPr>
+    </w:lvl>
+    <w:lvl w:ilvl="1" w:tplc="FFFFFFFF" w:tentative="1">
+      <w:start w:val="1"/>
+      <w:numFmt w:val="lowerLetter"/>
+      <w:lvlText w:val="%2."/>
+      <w:lvlJc w:val="left"/>
+      <w:pPr>
+        <w:ind w:left="1440" w:hanging="360"/>
+      </w:pPr>
+    </w:lvl>
+    <w:lvl w:ilvl="2" w:tplc="FFFFFFFF" w:tentative="1">
+      <w:start w:val="1"/>
+      <w:numFmt w:val="lowerRoman"/>
+      <w:lvlText w:val="%3."/>
+      <w:lvlJc w:val="right"/>
+      <w:pPr>
+        <w:ind w:left="2160" w:hanging="180"/>
+      </w:pPr>
+    </w:lvl>
+    <w:lvl w:ilvl="3" w:tplc="FFFFFFFF" w:tentative="1">
+      <w:start w:val="1"/>
+      <w:numFmt w:val="decimal"/>
+      <w:lvlText w:val="%4."/>
+      <w:lvlJc w:val="left"/>
+      <w:pPr>
+        <w:ind w:left="2880" w:hanging="360"/>
+      </w:pPr>
+    </w:lvl>
+    <w:lvl w:ilvl="4" w:tplc="FFFFFFFF" w:tentative="1">
+      <w:start w:val="1"/>
+      <w:numFmt w:val="lowerLetter"/>
+      <w:lvlText w:val="%5."/>
+      <w:lvlJc w:val="left"/>
+      <w:pPr>
+        <w:ind w:left="3600" w:hanging="360"/>
+      </w:pPr>
+    </w:lvl>
+    <w:lvl w:ilvl="5" w:tplc="FFFFFFFF" w:tentative="1">
+      <w:start w:val="1"/>
+      <w:numFmt w:val="lowerRoman"/>
+      <w:lvlText w:val="%6."/>
+      <w:lvlJc w:val="right"/>
+      <w:pPr>
+        <w:ind w:left="4320" w:hanging="180"/>
+      </w:pPr>
+    </w:lvl>
+    <w:lvl w:ilvl="6" w:tplc="FFFFFFFF" w:tentative="1">
+      <w:start w:val="1"/>
+      <w:numFmt w:val="decimal"/>
+      <w:lvlText w:val="%7."/>
+      <w:lvlJc w:val="left"/>
+      <w:pPr>
+        <w:ind w:left="5040" w:hanging="360"/>
+      </w:pPr>
+    </w:lvl>
+    <w:lvl w:ilvl="7" w:tplc="FFFFFFFF" w:tentative="1">
+      <w:start w:val="1"/>
+      <w:numFmt w:val="lowerLetter"/>
+      <w:lvlText w:val="%8."/>
+      <w:lvlJc w:val="left"/>
+      <w:pPr>
+        <w:ind w:left="5760" w:hanging="360"/>
+      </w:pPr>
+    </w:lvl>
+    <w:lvl w:ilvl="8" w:tplc="FFFFFFFF" w:tentative="1">
+      <w:start w:val="1"/>
+      <w:numFmt w:val="lowerRoman"/>
+      <w:lvlText w:val="%9."/>
+      <w:lvlJc w:val="right"/>
+      <w:pPr>
+        <w:ind w:left="6480" w:hanging="180"/>
+      </w:pPr>
+    </w:lvl>
+  </w:abstractNum>
+  <w:num w:numId="1" w16cid:durableId="719019378">
     <w:abstractNumId w:val="0"/>
   </w:num>
-  <w:num w:numId="2">
+  <w:num w:numId="2" w16cid:durableId="1544444664">
+    <w:abstractNumId w:val="2"/>
+  </w:num>
+  <w:num w:numId="3" w16cid:durableId="296104928">
     <w:abstractNumId w:val="1"/>
+  </w:num>
+  <w:num w:numId="4" w16cid:durableId="1130442375">
+    <w:abstractNumId w:val="3"/>
   </w:num>
 </w:numbering>
 </file>
 
 <file path=word/styles.xml><?xml version="1.0" encoding="utf-8"?>
-<w:styles xmlns:mc="http://schemas.openxmlformats.org/markup-compatibility/2006" xmlns:r="http://schemas.openxmlformats.org/officeDocument/2006/relationships" xmlns:w="http://schemas.openxmlformats.org/wordprocessingml/2006/main" xmlns:w14="http://schemas.microsoft.com/office/word/2010/wordml" xmlns:w15="http://schemas.microsoft.com/office/word/2012/wordml" xmlns:w16cid="http://schemas.microsoft.com/office/word/2016/wordml/cid" xmlns:w16se="http://schemas.microsoft.com/office/word/2015/wordml/symex" mc:Ignorable="w14 w15 w16se w16cid">
+<w:styles xmlns:mc="http://schemas.openxmlformats.org/markup-compatibility/2006" xmlns:r="http://schemas.openxmlformats.org/officeDocument/2006/relationships" xmlns:w="http://schemas.openxmlformats.org/wordprocessingml/2006/main" xmlns:w14="http://schemas.microsoft.com/office/word/2010/wordml" xmlns:w15="http://schemas.microsoft.com/office/word/2012/wordml" xmlns:w16cex="http://schemas.microsoft.com/office/word/2018/wordml/cex" xmlns:w16cid="http://schemas.microsoft.com/office/word/2016/wordml/cid" xmlns:w16="http://schemas.microsoft.com/office/word/2018/wordml" xmlns:w16du="http://schemas.microsoft.com/office/word/2023/wordml/word16du" xmlns:w16sdtdh="http://schemas.microsoft.com/office/word/2020/wordml/sdtdatahash" xmlns:w16sdtfl="http://schemas.microsoft.com/office/word/2024/wordml/sdtformatlock" xmlns:w16se="http://schemas.microsoft.com/office/word/2015/wordml/symex" mc:Ignorable="w14 w15 w16se w16cid w16 w16cex w16sdtdh w16sdtfl w16du">
   <w:docDefaults>
     <w:rPrDefault>
       <w:rPr>
@@ -2545,7 +5755,7 @@
       </w:pPr>
     </w:pPrDefault>
   </w:docDefaults>
-  <w:latentStyles w:defLockedState="0" w:defUIPriority="99" w:defSemiHidden="0" w:defUnhideWhenUsed="0" w:defQFormat="0" w:count="375">
+  <w:latentStyles w:defLockedState="0" w:defUIPriority="99" w:defSemiHidden="0" w:defUnhideWhenUsed="0" w:defQFormat="0" w:count="376">
     <w:lsdException w:name="Normal" w:uiPriority="0" w:qFormat="1"/>
     <w:lsdException w:name="heading 1" w:uiPriority="9" w:qFormat="1"/>
     <w:lsdException w:name="heading 2" w:semiHidden="1" w:uiPriority="9" w:unhideWhenUsed="1" w:qFormat="1"/>
@@ -2700,7 +5910,7 @@
     <w:lsdException w:name="Table Web 2" w:semiHidden="1" w:unhideWhenUsed="1"/>
     <w:lsdException w:name="Table Web 3" w:semiHidden="1" w:unhideWhenUsed="1"/>
     <w:lsdException w:name="Balloon Text" w:semiHidden="1" w:unhideWhenUsed="1"/>
-    <w:lsdException w:name="Table Grid" w:uiPriority="39"/>
+    <w:lsdException w:name="Table Grid" w:uiPriority="0"/>
     <w:lsdException w:name="Table Theme" w:semiHidden="1" w:unhideWhenUsed="1"/>
     <w:lsdException w:name="Placeholder Text" w:semiHidden="1"/>
     <w:lsdException w:name="No Spacing" w:uiPriority="1" w:qFormat="1"/>
@@ -2921,6 +6131,7 @@
     <w:lsdException w:name="Smart Hyperlink" w:semiHidden="1" w:unhideWhenUsed="1"/>
     <w:lsdException w:name="Hashtag" w:semiHidden="1" w:unhideWhenUsed="1"/>
     <w:lsdException w:name="Unresolved Mention" w:semiHidden="1" w:unhideWhenUsed="1"/>
+    <w:lsdException w:name="Smart Link" w:semiHidden="1" w:unhideWhenUsed="1"/>
   </w:latentStyles>
   <w:style w:type="paragraph" w:default="1" w:styleId="Normale">
     <w:name w:val="Normal"/>
@@ -3212,6 +6423,91 @@
       <w:szCs w:val="20"/>
       <w:lang w:eastAsia="it-IT"/>
     </w:rPr>
+  </w:style>
+  <w:style w:type="paragraph" w:customStyle="1" w:styleId="BodyTextChar">
+    <w:name w:val="Body Text Char"/>
+    <w:aliases w:val="Body Text Char Char Char Char, Char Char Char Char,Body Text Char Char Char,Body Text Char Char,Body Text Char1 Char,Body Text Char1 Char Char Char,Body Text Char Char1 Char Char Char"/>
+    <w:basedOn w:val="Normale"/>
+    <w:next w:val="Corpotesto"/>
+    <w:link w:val="CorpodeltestoCarattere"/>
+    <w:rsid w:val="005E1F3A"/>
+    <w:pPr>
+      <w:spacing w:after="120"/>
+    </w:pPr>
+    <w:rPr>
+      <w:rFonts w:ascii="Arial" w:eastAsia="Times New Roman" w:hAnsi="Arial" w:cs="Times New Roman"/>
+      <w:sz w:val="21"/>
+      <w:szCs w:val="21"/>
+      <w:lang w:val="en-GB"/>
+    </w:rPr>
+  </w:style>
+  <w:style w:type="character" w:customStyle="1" w:styleId="CorpodeltestoCarattere">
+    <w:name w:val="Corpo del testo Carattere"/>
+    <w:aliases w:val="Body Text Char Carattere,Body Text Char Char Char Char Carattere, Char Char Char Char Carattere,Body Text Char Char Char Carattere,Body Text Char Char Carattere,Body Text Char1 Char Carattere"/>
+    <w:link w:val="BodyTextChar"/>
+    <w:rsid w:val="005E1F3A"/>
+    <w:rPr>
+      <w:rFonts w:ascii="Arial" w:eastAsia="Times New Roman" w:hAnsi="Arial" w:cs="Times New Roman"/>
+      <w:sz w:val="21"/>
+      <w:szCs w:val="21"/>
+      <w:lang w:val="en-GB"/>
+    </w:rPr>
+  </w:style>
+  <w:style w:type="paragraph" w:styleId="Corpotesto">
+    <w:name w:val="Body Text"/>
+    <w:basedOn w:val="Normale"/>
+    <w:link w:val="CorpotestoCarattere"/>
+    <w:uiPriority w:val="99"/>
+    <w:semiHidden/>
+    <w:unhideWhenUsed/>
+    <w:rsid w:val="005E1F3A"/>
+    <w:pPr>
+      <w:spacing w:after="120" w:line="240" w:lineRule="auto"/>
+    </w:pPr>
+    <w:rPr>
+      <w:rFonts w:ascii="Arial" w:eastAsia="Times New Roman" w:hAnsi="Arial" w:cs="Times New Roman"/>
+      <w:sz w:val="20"/>
+      <w:szCs w:val="20"/>
+      <w:lang w:eastAsia="it-IT"/>
+    </w:rPr>
+  </w:style>
+  <w:style w:type="character" w:customStyle="1" w:styleId="CorpotestoCarattere">
+    <w:name w:val="Corpo testo Carattere"/>
+    <w:basedOn w:val="Carpredefinitoparagrafo"/>
+    <w:link w:val="Corpotesto"/>
+    <w:uiPriority w:val="99"/>
+    <w:semiHidden/>
+    <w:rsid w:val="005E1F3A"/>
+    <w:rPr>
+      <w:rFonts w:ascii="Arial" w:eastAsia="Times New Roman" w:hAnsi="Arial" w:cs="Times New Roman"/>
+      <w:sz w:val="20"/>
+      <w:szCs w:val="20"/>
+      <w:lang w:eastAsia="it-IT"/>
+    </w:rPr>
+  </w:style>
+  <w:style w:type="table" w:styleId="Grigliatabella">
+    <w:name w:val="Table Grid"/>
+    <w:basedOn w:val="Tabellanormale"/>
+    <w:rsid w:val="00CF2F2E"/>
+    <w:pPr>
+      <w:spacing w:after="0" w:line="240" w:lineRule="auto"/>
+    </w:pPr>
+    <w:rPr>
+      <w:rFonts w:ascii="Times New Roman" w:eastAsia="Times New Roman" w:hAnsi="Times New Roman" w:cs="Times New Roman"/>
+      <w:sz w:val="20"/>
+      <w:szCs w:val="20"/>
+      <w:lang w:eastAsia="it-CH"/>
+    </w:rPr>
+    <w:tblPr>
+      <w:tblBorders>
+        <w:top w:val="single" w:sz="4" w:space="0" w:color="auto"/>
+        <w:left w:val="single" w:sz="4" w:space="0" w:color="auto"/>
+        <w:bottom w:val="single" w:sz="4" w:space="0" w:color="auto"/>
+        <w:right w:val="single" w:sz="4" w:space="0" w:color="auto"/>
+        <w:insideH w:val="single" w:sz="4" w:space="0" w:color="auto"/>
+        <w:insideV w:val="single" w:sz="4" w:space="0" w:color="auto"/>
+      </w:tblBorders>
+    </w:tblPr>
   </w:style>
 </w:styles>
 </file>
@@ -3522,10 +6818,22 @@
 </CoverPageProperties>
 </file>
 
+<file path=customXml/item2.xml><?xml version="1.0" encoding="utf-8"?>
+<b:Sources xmlns:b="http://schemas.openxmlformats.org/officeDocument/2006/bibliography" xmlns="http://schemas.openxmlformats.org/officeDocument/2006/bibliography" SelectedStyle="\APASixthEditionOfficeOnline.xsl" StyleName="APA" Version="6"/>
+</file>
+
 <file path=customXml/itemProps1.xml><?xml version="1.0" encoding="utf-8"?>
 <ds:datastoreItem xmlns:ds="http://schemas.openxmlformats.org/officeDocument/2006/customXml" ds:itemID="{55AF091B-3C7A-41E3-B477-F2FDAA23CFDA}">
   <ds:schemaRefs>
     <ds:schemaRef ds:uri="http://schemas.microsoft.com/office/2006/coverPageProps"/>
   </ds:schemaRefs>
 </ds:datastoreItem>
+</file>
+
+<file path=customXml/itemProps2.xml><?xml version="1.0" encoding="utf-8"?>
+<ds:datastoreItem xmlns:ds="http://schemas.openxmlformats.org/officeDocument/2006/customXml" ds:itemID="{52FD75F9-6AF2-4A59-BDA5-549E517B0F8E}">
+  <ds:schemaRefs>
+    <ds:schemaRef ds:uri="http://schemas.openxmlformats.org/officeDocument/2006/bibliography"/>
+  </ds:schemaRefs>
+</ds:datastoreItem>
 </file>
--- a/3_Documentazione/da aggiungere alla doc sprint 3.docx
+++ b/3_Documentazione/da aggiungere alla doc sprint 3.docx
@@ -1,21 +1,31 @@
 
 <file path=word/document.xml><?xml version="1.0" encoding="utf-8"?>
-<w:document xmlns:wpc="http://schemas.microsoft.com/office/word/2010/wordprocessingCanvas" xmlns:cx="http://schemas.microsoft.com/office/drawing/2014/chartex" xmlns:cx1="http://schemas.microsoft.com/office/drawing/2015/9/8/chartex" xmlns:cx2="http://schemas.microsoft.com/office/drawing/2015/10/21/chartex" xmlns:cx3="http://schemas.microsoft.com/office/drawing/2016/5/9/chartex" xmlns:cx4="http://schemas.microsoft.com/office/drawing/2016/5/10/chartex" xmlns:cx5="http://schemas.microsoft.com/office/drawing/2016/5/11/chartex" xmlns:cx6="http://schemas.microsoft.com/office/drawing/2016/5/12/chartex" xmlns:cx7="http://schemas.microsoft.com/office/drawing/2016/5/13/chartex" xmlns:cx8="http://schemas.microsoft.com/office/drawing/2016/5/14/chartex" xmlns:mc="http://schemas.openxmlformats.org/markup-compatibility/2006" xmlns:aink="http://schemas.microsoft.com/office/drawing/2016/ink" xmlns:am3d="http://schemas.microsoft.com/office/drawing/2017/model3d" xmlns:o="urn:schemas-microsoft-com:office:office" xmlns:oel="http://schemas.microsoft.com/office/2019/extlst" xmlns:r="http://schemas.openxmlformats.org/officeDocument/2006/relationships" xmlns:m="http://schemas.openxmlformats.org/officeDocument/2006/math" xmlns:v="urn:schemas-microsoft-com:vml" xmlns:wp14="http://schemas.microsoft.com/office/word/2010/wordprocessingDrawing" xmlns:wp="http://schemas.openxmlformats.org/drawingml/2006/wordprocessingDrawing" xmlns:w10="urn:schemas-microsoft-com:office:word" xmlns:w="http://schemas.openxmlformats.org/wordprocessingml/2006/main" xmlns:w14="http://schemas.microsoft.com/office/word/2010/wordml" xmlns:w15="http://schemas.microsoft.com/office/word/2012/wordml" xmlns:w16cex="http://schemas.microsoft.com/office/word/2018/wordml/cex" xmlns:w16cid="http://schemas.microsoft.com/office/word/2016/wordml/cid" xmlns:w16="http://schemas.microsoft.com/office/word/2018/wordml" xmlns:w16du="http://schemas.microsoft.com/office/word/2023/wordml/word16du" xmlns:w16sdtdh="http://schemas.microsoft.com/office/word/2020/wordml/sdtdatahash" xmlns:w16sdtfl="http://schemas.microsoft.com/office/word/2024/wordml/sdtformatlock" xmlns:w16se="http://schemas.microsoft.com/office/word/2015/wordml/symex" xmlns:wpg="http://schemas.microsoft.com/office/word/2010/wordprocessingGroup" xmlns:wpi="http://schemas.microsoft.com/office/word/2010/wordprocessingInk" xmlns:wne="http://schemas.microsoft.com/office/word/2006/wordml" xmlns:wps="http://schemas.microsoft.com/office/word/2010/wordprocessingShape" mc:Ignorable="w14 w15 w16se w16cid w16 w16cex w16sdtdh w16sdtfl w16du wp14">
+<w:document xmlns:wpc="http://schemas.microsoft.com/office/word/2010/wordprocessingCanvas" xmlns:cx="http://schemas.microsoft.com/office/drawing/2014/chartex" xmlns:cx1="http://schemas.microsoft.com/office/drawing/2015/9/8/chartex" xmlns:cx2="http://schemas.microsoft.com/office/drawing/2015/10/21/chartex" xmlns:cx3="http://schemas.microsoft.com/office/drawing/2016/5/9/chartex" xmlns:cx4="http://schemas.microsoft.com/office/drawing/2016/5/10/chartex" xmlns:cx5="http://schemas.microsoft.com/office/drawing/2016/5/11/chartex" xmlns:cx6="http://schemas.microsoft.com/office/drawing/2016/5/12/chartex" xmlns:cx7="http://schemas.microsoft.com/office/drawing/2016/5/13/chartex" xmlns:cx8="http://schemas.microsoft.com/office/drawing/2016/5/14/chartex" xmlns:mc="http://schemas.openxmlformats.org/markup-compatibility/2006" xmlns:aink="http://schemas.microsoft.com/office/drawing/2016/ink" xmlns:am3d="http://schemas.microsoft.com/office/drawing/2017/model3d" xmlns:o="urn:schemas-microsoft-com:office:office" xmlns:r="http://schemas.openxmlformats.org/officeDocument/2006/relationships" xmlns:m="http://schemas.openxmlformats.org/officeDocument/2006/math" xmlns:v="urn:schemas-microsoft-com:vml" xmlns:wp14="http://schemas.microsoft.com/office/word/2010/wordprocessingDrawing" xmlns:wp="http://schemas.openxmlformats.org/drawingml/2006/wordprocessingDrawing" xmlns:w10="urn:schemas-microsoft-com:office:word" xmlns:w="http://schemas.openxmlformats.org/wordprocessingml/2006/main" xmlns:w14="http://schemas.microsoft.com/office/word/2010/wordml" xmlns:w15="http://schemas.microsoft.com/office/word/2012/wordml" xmlns:w16cid="http://schemas.microsoft.com/office/word/2016/wordml/cid" xmlns:w16se="http://schemas.microsoft.com/office/word/2015/wordml/symex" xmlns:wpg="http://schemas.microsoft.com/office/word/2010/wordprocessingGroup" xmlns:wpi="http://schemas.microsoft.com/office/word/2010/wordprocessingInk" xmlns:wne="http://schemas.microsoft.com/office/word/2006/wordml" xmlns:wps="http://schemas.microsoft.com/office/word/2010/wordprocessingShape" mc:Ignorable="w14 w15 w16se w16cid wp14">
   <w:body>
     <w:sdt>
       <w:sdtPr>
+        <w:rPr>
+          <w:rFonts w:cstheme="minorHAnsi"/>
+        </w:rPr>
         <w:id w:val="438726218"/>
         <w:docPartObj>
           <w:docPartGallery w:val="Cover Pages"/>
           <w:docPartUnique/>
         </w:docPartObj>
       </w:sdtPr>
+      <w:sdtEndPr/>
       <w:sdtContent>
-        <w:p/>
         <w:p>
           <w:pPr>
             <w:rPr>
-              <w:rFonts w:asciiTheme="majorHAnsi" w:eastAsiaTheme="majorEastAsia" w:hAnsiTheme="majorHAnsi" w:cstheme="majorBidi"/>
+              <w:rFonts w:cstheme="minorHAnsi"/>
+            </w:rPr>
+          </w:pPr>
+        </w:p>
+        <w:p>
+          <w:pPr>
+            <w:rPr>
+              <w:rFonts w:eastAsiaTheme="majorEastAsia" w:cstheme="minorHAnsi"/>
               <w:color w:val="2F5496" w:themeColor="accent1" w:themeShade="BF"/>
               <w:sz w:val="32"/>
               <w:szCs w:val="32"/>
@@ -23,6 +33,7 @@
           </w:pPr>
           <w:r>
             <w:rPr>
+              <w:rFonts w:cstheme="minorHAnsi"/>
               <w:noProof/>
             </w:rPr>
             <mc:AlternateContent>
@@ -116,6 +127,7 @@
                                     <w:dataBinding w:prefixMappings="xmlns:ns0='http://purl.org/dc/elements/1.1/' xmlns:ns1='http://schemas.openxmlformats.org/package/2006/metadata/core-properties' " w:xpath="/ns1:coreProperties[1]/ns0:title[1]" w:storeItemID="{6C3C8BC8-F283-45AE-878A-BAB7291924A1}"/>
                                     <w:text/>
                                   </w:sdtPr>
+                                  <w:sdtEndPr/>
                                   <w:sdtContent>
                                     <w:r>
                                       <w:rPr>
@@ -142,6 +154,7 @@
                                   <w:dataBinding w:prefixMappings="xmlns:ns0='http://purl.org/dc/elements/1.1/' xmlns:ns1='http://schemas.openxmlformats.org/package/2006/metadata/core-properties' " w:xpath="/ns1:coreProperties[1]/ns0:subject[1]" w:storeItemID="{6C3C8BC8-F283-45AE-878A-BAB7291924A1}"/>
                                   <w:text/>
                                 </w:sdtPr>
+                                <w:sdtEndPr/>
                                 <w:sdtContent>
                                   <w:p>
                                     <w:pPr>
@@ -180,6 +193,7 @@
                                   <w:dataBinding w:prefixMappings="xmlns:ns0='http://purl.org/dc/elements/1.1/' xmlns:ns1='http://schemas.openxmlformats.org/package/2006/metadata/core-properties' " w:xpath="/ns1:coreProperties[1]/ns0:creator[1]" w:storeItemID="{6C3C8BC8-F283-45AE-878A-BAB7291924A1}"/>
                                   <w:text/>
                                 </w:sdtPr>
+                                <w:sdtEndPr/>
                                 <w:sdtContent>
                                   <w:p>
                                     <w:pPr>
@@ -224,7 +238,7 @@
                   </wp:anchor>
                 </w:drawing>
               </mc:Choice>
-              <mc:Fallback>
+              <mc:Fallback xmlns:w16sdtfl="http://schemas.microsoft.com/office/word/2024/wordml/sdtformatlock" xmlns:w16sdtdh="http://schemas.microsoft.com/office/word/2020/wordml/sdtdatahash" xmlns:w16du="http://schemas.microsoft.com/office/word/2023/wordml/word16du" xmlns:w16="http://schemas.microsoft.com/office/word/2018/wordml" xmlns:w16cex="http://schemas.microsoft.com/office/word/2018/wordml/cex" xmlns:oel="http://schemas.microsoft.com/office/2019/extlst">
                 <w:pict>
                   <v:shapetype w14:anchorId="7FF8355A" id="_x0000_t202" coordsize="21600,21600" o:spt="202" path="m,l,21600r21600,l21600,xe">
                     <v:stroke joinstyle="miter"/>
@@ -354,6 +368,7 @@
           </w:r>
           <w:r>
             <w:rPr>
+              <w:rFonts w:cstheme="minorHAnsi"/>
               <w:noProof/>
             </w:rPr>
             <mc:AlternateContent>
@@ -437,6 +452,7 @@
                                     <w:calendar w:val="gregorian"/>
                                   </w:date>
                                 </w:sdtPr>
+                                <w:sdtEndPr/>
                                 <w:sdtContent>
                                   <w:p>
                                     <w:pPr>
@@ -479,7 +495,7 @@
                   </wp:anchor>
                 </w:drawing>
               </mc:Choice>
-              <mc:Fallback>
+              <mc:Fallback xmlns:w16sdtfl="http://schemas.microsoft.com/office/word/2024/wordml/sdtformatlock" xmlns:w16sdtdh="http://schemas.microsoft.com/office/word/2020/wordml/sdtdatahash" xmlns:w16du="http://schemas.microsoft.com/office/word/2023/wordml/word16du" xmlns:w16="http://schemas.microsoft.com/office/word/2018/wordml" xmlns:w16cex="http://schemas.microsoft.com/office/word/2018/wordml/cex" xmlns:oel="http://schemas.microsoft.com/office/2019/extlst">
                 <w:pict>
                   <v:rect w14:anchorId="278F02FD" id="Rettangolo 132" o:spid="_x0000_s1027" style="position:absolute;margin-left:-4.4pt;margin-top:0;width:46.8pt;height:77.75pt;z-index:251659264;visibility:visible;mso-wrap-style:square;mso-width-percent:76;mso-height-percent:98;mso-top-percent:23;mso-wrap-distance-left:9pt;mso-wrap-distance-top:0;mso-wrap-distance-right:9pt;mso-wrap-distance-bottom:0;mso-position-horizontal:right;mso-position-horizontal-relative:margin;mso-position-vertical-relative:page;mso-width-percent:76;mso-height-percent:98;mso-top-percent:23;mso-width-relative:page;mso-height-relative:page;v-text-anchor:bottom" o:gfxdata="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" fillcolor="#4472c4 [3204]" stroked="f" strokeweight="1pt">
                     <o:lock v:ext="edit" aspectratio="t"/>
@@ -534,6 +550,9 @@
             </mc:AlternateContent>
           </w:r>
           <w:r>
+            <w:rPr>
+              <w:rFonts w:cstheme="minorHAnsi"/>
+            </w:rPr>
             <w:br w:type="page"/>
           </w:r>
         </w:p>
@@ -542,7 +561,7 @@
     <w:sdt>
       <w:sdtPr>
         <w:rPr>
-          <w:rFonts w:asciiTheme="minorHAnsi" w:eastAsiaTheme="minorHAnsi" w:hAnsiTheme="minorHAnsi" w:cstheme="minorBidi"/>
+          <w:rFonts w:asciiTheme="minorHAnsi" w:eastAsiaTheme="minorHAnsi" w:hAnsiTheme="minorHAnsi" w:cstheme="minorHAnsi"/>
           <w:color w:val="auto"/>
           <w:sz w:val="22"/>
           <w:szCs w:val="22"/>
@@ -564,9 +583,13 @@
         <w:p>
           <w:pPr>
             <w:pStyle w:val="Titolosommario"/>
+            <w:rPr>
+              <w:rFonts w:asciiTheme="minorHAnsi" w:hAnsiTheme="minorHAnsi" w:cstheme="minorHAnsi"/>
+            </w:rPr>
           </w:pPr>
           <w:r>
             <w:rPr>
+              <w:rFonts w:asciiTheme="minorHAnsi" w:hAnsiTheme="minorHAnsi" w:cstheme="minorHAnsi"/>
               <w:lang w:val="it-IT"/>
             </w:rPr>
             <w:t>Sommario</w:t>
@@ -579,30 +602,41 @@
               <w:tab w:val="right" w:leader="dot" w:pos="9628"/>
             </w:tabs>
             <w:rPr>
-              <w:rFonts w:eastAsiaTheme="minorEastAsia"/>
+              <w:rFonts w:eastAsiaTheme="minorEastAsia" w:cstheme="minorHAnsi"/>
               <w:noProof/>
               <w:lang w:eastAsia="it-CH"/>
             </w:rPr>
           </w:pPr>
           <w:r>
+            <w:rPr>
+              <w:rFonts w:cstheme="minorHAnsi"/>
+            </w:rPr>
             <w:fldChar w:fldCharType="begin"/>
           </w:r>
           <w:r>
+            <w:rPr>
+              <w:rFonts w:cstheme="minorHAnsi"/>
+            </w:rPr>
             <w:instrText xml:space="preserve"> TOC \o "1-3" \h \z \u </w:instrText>
           </w:r>
           <w:r>
+            <w:rPr>
+              <w:rFonts w:cstheme="minorHAnsi"/>
+            </w:rPr>
             <w:fldChar w:fldCharType="separate"/>
           </w:r>
           <w:hyperlink w:anchor="_Toc195104102" w:history="1">
             <w:r>
               <w:rPr>
                 <w:rStyle w:val="Collegamentoipertestuale"/>
+                <w:rFonts w:cstheme="minorHAnsi"/>
                 <w:noProof/>
               </w:rPr>
               <w:t>Aggiunta di un prodotto normale</w:t>
             </w:r>
             <w:r>
               <w:rPr>
+                <w:rFonts w:cstheme="minorHAnsi"/>
                 <w:noProof/>
                 <w:webHidden/>
               </w:rPr>
@@ -610,6 +644,7 @@
             </w:r>
             <w:r>
               <w:rPr>
+                <w:rFonts w:cstheme="minorHAnsi"/>
                 <w:noProof/>
                 <w:webHidden/>
               </w:rPr>
@@ -617,6 +652,7 @@
             </w:r>
             <w:r>
               <w:rPr>
+                <w:rFonts w:cstheme="minorHAnsi"/>
                 <w:noProof/>
                 <w:webHidden/>
               </w:rPr>
@@ -624,12 +660,14 @@
             </w:r>
             <w:r>
               <w:rPr>
+                <w:rFonts w:cstheme="minorHAnsi"/>
                 <w:noProof/>
                 <w:webHidden/>
               </w:rPr>
             </w:r>
             <w:r>
               <w:rPr>
+                <w:rFonts w:cstheme="minorHAnsi"/>
                 <w:noProof/>
                 <w:webHidden/>
               </w:rPr>
@@ -637,6 +675,7 @@
             </w:r>
             <w:r>
               <w:rPr>
+                <w:rFonts w:cstheme="minorHAnsi"/>
                 <w:noProof/>
                 <w:webHidden/>
               </w:rPr>
@@ -644,6 +683,7 @@
             </w:r>
             <w:r>
               <w:rPr>
+                <w:rFonts w:cstheme="minorHAnsi"/>
                 <w:noProof/>
                 <w:webHidden/>
               </w:rPr>
@@ -658,7 +698,7 @@
               <w:tab w:val="right" w:leader="dot" w:pos="9628"/>
             </w:tabs>
             <w:rPr>
-              <w:rFonts w:eastAsiaTheme="minorEastAsia"/>
+              <w:rFonts w:eastAsiaTheme="minorEastAsia" w:cstheme="minorHAnsi"/>
               <w:noProof/>
               <w:lang w:eastAsia="it-CH"/>
             </w:rPr>
@@ -667,12 +707,14 @@
             <w:r>
               <w:rPr>
                 <w:rStyle w:val="Collegamentoipertestuale"/>
+                <w:rFonts w:cstheme="minorHAnsi"/>
                 <w:noProof/>
               </w:rPr>
               <w:t>Gestione errori</w:t>
             </w:r>
             <w:r>
               <w:rPr>
+                <w:rFonts w:cstheme="minorHAnsi"/>
                 <w:noProof/>
                 <w:webHidden/>
               </w:rPr>
@@ -680,6 +722,7 @@
             </w:r>
             <w:r>
               <w:rPr>
+                <w:rFonts w:cstheme="minorHAnsi"/>
                 <w:noProof/>
                 <w:webHidden/>
               </w:rPr>
@@ -687,6 +730,7 @@
             </w:r>
             <w:r>
               <w:rPr>
+                <w:rFonts w:cstheme="minorHAnsi"/>
                 <w:noProof/>
                 <w:webHidden/>
               </w:rPr>
@@ -694,12 +738,14 @@
             </w:r>
             <w:r>
               <w:rPr>
+                <w:rFonts w:cstheme="minorHAnsi"/>
                 <w:noProof/>
                 <w:webHidden/>
               </w:rPr>
             </w:r>
             <w:r>
               <w:rPr>
+                <w:rFonts w:cstheme="minorHAnsi"/>
                 <w:noProof/>
                 <w:webHidden/>
               </w:rPr>
@@ -707,6 +753,7 @@
             </w:r>
             <w:r>
               <w:rPr>
+                <w:rFonts w:cstheme="minorHAnsi"/>
                 <w:noProof/>
                 <w:webHidden/>
               </w:rPr>
@@ -714,6 +761,7 @@
             </w:r>
             <w:r>
               <w:rPr>
+                <w:rFonts w:cstheme="minorHAnsi"/>
                 <w:noProof/>
                 <w:webHidden/>
               </w:rPr>
@@ -728,7 +776,7 @@
               <w:tab w:val="right" w:leader="dot" w:pos="9628"/>
             </w:tabs>
             <w:rPr>
-              <w:rFonts w:eastAsiaTheme="minorEastAsia"/>
+              <w:rFonts w:eastAsiaTheme="minorEastAsia" w:cstheme="minorHAnsi"/>
               <w:noProof/>
               <w:lang w:eastAsia="it-CH"/>
             </w:rPr>
@@ -737,12 +785,14 @@
             <w:r>
               <w:rPr>
                 <w:rStyle w:val="Collegamentoipertestuale"/>
+                <w:rFonts w:cstheme="minorHAnsi"/>
                 <w:noProof/>
               </w:rPr>
               <w:t>Test</w:t>
             </w:r>
             <w:r>
               <w:rPr>
+                <w:rFonts w:cstheme="minorHAnsi"/>
                 <w:noProof/>
                 <w:webHidden/>
               </w:rPr>
@@ -750,6 +800,7 @@
             </w:r>
             <w:r>
               <w:rPr>
+                <w:rFonts w:cstheme="minorHAnsi"/>
                 <w:noProof/>
                 <w:webHidden/>
               </w:rPr>
@@ -757,6 +808,7 @@
             </w:r>
             <w:r>
               <w:rPr>
+                <w:rFonts w:cstheme="minorHAnsi"/>
                 <w:noProof/>
                 <w:webHidden/>
               </w:rPr>
@@ -764,12 +816,14 @@
             </w:r>
             <w:r>
               <w:rPr>
+                <w:rFonts w:cstheme="minorHAnsi"/>
                 <w:noProof/>
                 <w:webHidden/>
               </w:rPr>
             </w:r>
             <w:r>
               <w:rPr>
+                <w:rFonts w:cstheme="minorHAnsi"/>
                 <w:noProof/>
                 <w:webHidden/>
               </w:rPr>
@@ -777,6 +831,7 @@
             </w:r>
             <w:r>
               <w:rPr>
+                <w:rFonts w:cstheme="minorHAnsi"/>
                 <w:noProof/>
                 <w:webHidden/>
               </w:rPr>
@@ -784,6 +839,7 @@
             </w:r>
             <w:r>
               <w:rPr>
+                <w:rFonts w:cstheme="minorHAnsi"/>
                 <w:noProof/>
                 <w:webHidden/>
               </w:rPr>
@@ -792,8 +848,14 @@
           </w:hyperlink>
         </w:p>
         <w:p>
+          <w:pPr>
+            <w:rPr>
+              <w:rFonts w:cstheme="minorHAnsi"/>
+            </w:rPr>
+          </w:pPr>
           <w:r>
             <w:rPr>
+              <w:rFonts w:cstheme="minorHAnsi"/>
               <w:b/>
               <w:bCs/>
               <w:lang w:val="it-IT"/>
@@ -806,87 +868,101 @@
     <w:p>
       <w:pPr>
         <w:rPr>
-          <w:rFonts w:asciiTheme="majorHAnsi" w:eastAsiaTheme="majorEastAsia" w:hAnsiTheme="majorHAnsi" w:cstheme="majorBidi"/>
+          <w:rFonts w:eastAsiaTheme="majorEastAsia" w:cstheme="minorHAnsi"/>
           <w:color w:val="2F5496" w:themeColor="accent1" w:themeShade="BF"/>
           <w:sz w:val="32"/>
           <w:szCs w:val="32"/>
         </w:rPr>
       </w:pPr>
       <w:r>
+        <w:rPr>
+          <w:rFonts w:cstheme="minorHAnsi"/>
+        </w:rPr>
         <w:br w:type="page"/>
       </w:r>
     </w:p>
     <w:p>
       <w:pPr>
         <w:pStyle w:val="Titolo1"/>
+        <w:rPr>
+          <w:rFonts w:asciiTheme="minorHAnsi" w:hAnsiTheme="minorHAnsi" w:cstheme="minorHAnsi"/>
+        </w:rPr>
       </w:pPr>
       <w:bookmarkStart w:id="0" w:name="_Toc195104102"/>
       <w:r>
+        <w:rPr>
+          <w:rFonts w:asciiTheme="minorHAnsi" w:hAnsiTheme="minorHAnsi" w:cstheme="minorHAnsi"/>
+        </w:rPr>
         <w:lastRenderedPageBreak/>
         <w:t>Aggiunta di un prodotto</w:t>
       </w:r>
       <w:bookmarkEnd w:id="0"/>
     </w:p>
     <w:p>
-      <w:r>
-        <w:t xml:space="preserve">Per </w:t>
-      </w:r>
-      <w:r>
-        <w:t>l’aggiunta di un prodotto</w:t>
-      </w:r>
-      <w:r>
-        <w:t xml:space="preserve"> bisogna accedere alla pagina “</w:t>
+      <w:pPr>
+        <w:rPr>
+          <w:rFonts w:cstheme="minorHAnsi"/>
+        </w:rPr>
+      </w:pPr>
+      <w:r>
+        <w:rPr>
+          <w:rFonts w:cstheme="minorHAnsi"/>
+        </w:rPr>
+        <w:t>Per l’aggiunta di un prodotto bisogna accedere alla pagina “</w:t>
       </w:r>
       <w:proofErr w:type="spellStart"/>
       <w:r>
+        <w:rPr>
+          <w:rFonts w:cstheme="minorHAnsi"/>
+        </w:rPr>
         <w:t>add</w:t>
       </w:r>
       <w:proofErr w:type="spellEnd"/>
       <w:r>
-        <w:t>”,</w:t>
-      </w:r>
-      <w:r>
-        <w:t xml:space="preserve"> contenente un </w:t>
+        <w:rPr>
+          <w:rFonts w:cstheme="minorHAnsi"/>
+        </w:rPr>
+        <w:t xml:space="preserve">”, contenente un form che richiede l’inserimento di informazioni e immagini del prodotto. Una volta inviati i dati, questi vengono passati tramite POST al metodo </w:t>
+      </w:r>
+      <w:proofErr w:type="gramStart"/>
+      <w:r>
+        <w:rPr>
+          <w:rFonts w:cstheme="minorHAnsi"/>
+        </w:rPr>
+        <w:t>upload(</w:t>
+      </w:r>
+      <w:proofErr w:type="gramEnd"/>
+      <w:r>
+        <w:rPr>
+          <w:rFonts w:cstheme="minorHAnsi"/>
+        </w:rPr>
+        <w:t xml:space="preserve">) del </w:t>
       </w:r>
       <w:proofErr w:type="spellStart"/>
       <w:r>
-        <w:t>form</w:t>
+        <w:rPr>
+          <w:rFonts w:cstheme="minorHAnsi"/>
+        </w:rPr>
+        <w:t>VendorController</w:t>
       </w:r>
       <w:proofErr w:type="spellEnd"/>
       <w:r>
-        <w:t xml:space="preserve"> </w:t>
-      </w:r>
-      <w:r>
-        <w:t>che richiede</w:t>
-      </w:r>
-      <w:r>
-        <w:t xml:space="preserve"> l’inserimento</w:t>
-      </w:r>
-      <w:r>
-        <w:t xml:space="preserve"> di informazioni</w:t>
-      </w:r>
-      <w:r>
-        <w:t xml:space="preserve"> e immagini del prodotto. Una volta inviati i dati, questi vengono passati tramite POST al metodo </w:t>
-      </w:r>
-      <w:proofErr w:type="gramStart"/>
-      <w:r>
-        <w:t>upload(</w:t>
-      </w:r>
-      <w:proofErr w:type="gramEnd"/>
-      <w:r>
-        <w:t xml:space="preserve">) del </w:t>
-      </w:r>
-      <w:proofErr w:type="spellStart"/>
-      <w:r>
-        <w:t>VendorController</w:t>
-      </w:r>
-      <w:proofErr w:type="spellEnd"/>
-      <w:r>
+        <w:rPr>
+          <w:rFonts w:cstheme="minorHAnsi"/>
+        </w:rPr>
         <w:t>.</w:t>
       </w:r>
     </w:p>
     <w:p>
-      <w:r>
+      <w:pPr>
+        <w:rPr>
+          <w:rFonts w:cstheme="minorHAnsi"/>
+        </w:rPr>
+      </w:pPr>
+      <w:r>
+        <w:rPr>
+          <w:rFonts w:cstheme="minorHAnsi"/>
+        </w:rPr>
         <w:t>Il sistema crea un nuovo record nella tabella products, e se sono presenti immagini:</w:t>
       </w:r>
     </w:p>
@@ -897,8 +973,14 @@
           <w:numId w:val="1"/>
         </w:numPr>
         <w:spacing w:after="0"/>
-      </w:pPr>
-      <w:r>
+        <w:rPr>
+          <w:rFonts w:cstheme="minorHAnsi"/>
+        </w:rPr>
+      </w:pPr>
+      <w:r>
+        <w:rPr>
+          <w:rFonts w:cstheme="minorHAnsi"/>
+        </w:rPr>
         <w:t>Vengono rinominate con un codice univoco.</w:t>
       </w:r>
     </w:p>
@@ -909,35 +991,29 @@
           <w:numId w:val="1"/>
         </w:numPr>
         <w:spacing w:after="0"/>
-      </w:pPr>
-      <w:r>
+        <w:rPr>
+          <w:rFonts w:cstheme="minorHAnsi"/>
+        </w:rPr>
+      </w:pPr>
+      <w:r>
+        <w:rPr>
+          <w:rFonts w:cstheme="minorHAnsi"/>
+        </w:rPr>
         <w:t>Salvate nella cartella public/</w:t>
       </w:r>
       <w:proofErr w:type="spellStart"/>
       <w:r>
+        <w:rPr>
+          <w:rFonts w:cstheme="minorHAnsi"/>
+        </w:rPr>
         <w:t>productImages</w:t>
       </w:r>
       <w:proofErr w:type="spellEnd"/>
       <w:r>
-        <w:t>/</w:t>
-      </w:r>
-      <w:r>
-        <w:t xml:space="preserve"> (tramite metodo</w:t>
-      </w:r>
-      <w:r>
-        <w:t xml:space="preserve"> “</w:t>
-      </w:r>
-      <w:r>
-        <w:t>store</w:t>
-      </w:r>
-      <w:r>
-        <w:t>”</w:t>
-      </w:r>
-      <w:r>
-        <w:t>)</w:t>
-      </w:r>
-      <w:r>
-        <w:t>.</w:t>
+        <w:rPr>
+          <w:rFonts w:cstheme="minorHAnsi"/>
+        </w:rPr>
+        <w:t>/ (tramite metodo “store”).</w:t>
       </w:r>
     </w:p>
     <w:p>
@@ -947,29 +1023,41 @@
           <w:numId w:val="1"/>
         </w:numPr>
         <w:spacing w:after="0"/>
-      </w:pPr>
-      <w:r>
+        <w:rPr>
+          <w:rFonts w:cstheme="minorHAnsi"/>
+        </w:rPr>
+      </w:pPr>
+      <w:r>
+        <w:rPr>
+          <w:rFonts w:cstheme="minorHAnsi"/>
+        </w:rPr>
         <w:t>Il percorso relativo dell’immagine viene memorizzato nel database nella tabella images.</w:t>
       </w:r>
     </w:p>
     <w:p>
-      <w:r>
-        <w:t>Se l’operazione va a buon fine, il vendor viene reindirizzato alla pagina precedente con un messaggio di conferma</w:t>
-      </w:r>
-      <w:r>
-        <w:t>, altrimenti uno di errore</w:t>
-      </w:r>
-      <w:r>
-        <w:t>.</w:t>
+      <w:pPr>
+        <w:rPr>
+          <w:rFonts w:cstheme="minorHAnsi"/>
+        </w:rPr>
+      </w:pPr>
+      <w:r>
+        <w:rPr>
+          <w:rFonts w:cstheme="minorHAnsi"/>
+        </w:rPr>
+        <w:t>Se l’operazione va a buon fine, il vendor viene reindirizzato alla pagina precedente con un messaggio di conferma, altrimenti uno di errore.</w:t>
       </w:r>
     </w:p>
     <w:p>
       <w:pPr>
         <w:keepNext/>
         <w:jc w:val="center"/>
-      </w:pPr>
-      <w:r>
-        <w:rPr>
+        <w:rPr>
+          <w:rFonts w:cstheme="minorHAnsi"/>
+        </w:rPr>
+      </w:pPr>
+      <w:r>
+        <w:rPr>
+          <w:rFonts w:cstheme="minorHAnsi"/>
           <w:noProof/>
         </w:rPr>
         <w:drawing>
@@ -1018,52 +1106,87 @@
       <w:pPr>
         <w:pStyle w:val="Didascalia"/>
         <w:jc w:val="center"/>
-      </w:pPr>
-      <w:r>
+        <w:rPr>
+          <w:rFonts w:cstheme="minorHAnsi"/>
+        </w:rPr>
+      </w:pPr>
+      <w:r>
+        <w:rPr>
+          <w:rFonts w:cstheme="minorHAnsi"/>
+        </w:rPr>
         <w:t xml:space="preserve">Figura </w:t>
       </w:r>
       <w:r>
+        <w:rPr>
+          <w:rFonts w:cstheme="minorHAnsi"/>
+        </w:rPr>
         <w:fldChar w:fldCharType="begin"/>
       </w:r>
       <w:r>
+        <w:rPr>
+          <w:rFonts w:cstheme="minorHAnsi"/>
+        </w:rPr>
         <w:instrText xml:space="preserve"> SEQ Figura \* ARABIC </w:instrText>
       </w:r>
       <w:r>
+        <w:rPr>
+          <w:rFonts w:cstheme="minorHAnsi"/>
+        </w:rPr>
         <w:fldChar w:fldCharType="separate"/>
       </w:r>
       <w:r>
         <w:rPr>
+          <w:rFonts w:cstheme="minorHAnsi"/>
           <w:noProof/>
         </w:rPr>
         <w:t>1</w:t>
       </w:r>
       <w:r>
+        <w:rPr>
+          <w:rFonts w:cstheme="minorHAnsi"/>
+        </w:rPr>
         <w:fldChar w:fldCharType="end"/>
       </w:r>
       <w:r>
+        <w:rPr>
+          <w:rFonts w:cstheme="minorHAnsi"/>
+        </w:rPr>
         <w:t>: Pagina "</w:t>
       </w:r>
       <w:proofErr w:type="spellStart"/>
       <w:r>
+        <w:rPr>
+          <w:rFonts w:cstheme="minorHAnsi"/>
+        </w:rPr>
         <w:t>add</w:t>
       </w:r>
       <w:proofErr w:type="spellEnd"/>
       <w:r>
+        <w:rPr>
+          <w:rFonts w:cstheme="minorHAnsi"/>
+        </w:rPr>
         <w:t xml:space="preserve"> product"</w:t>
       </w:r>
     </w:p>
     <w:p>
       <w:pPr>
         <w:jc w:val="center"/>
+        <w:rPr>
+          <w:rFonts w:cstheme="minorHAnsi"/>
+        </w:rPr>
       </w:pPr>
     </w:p>
     <w:p>
       <w:pPr>
         <w:keepNext/>
         <w:jc w:val="center"/>
-      </w:pPr>
-      <w:r>
-        <w:rPr>
+        <w:rPr>
+          <w:rFonts w:cstheme="minorHAnsi"/>
+        </w:rPr>
+      </w:pPr>
+      <w:r>
+        <w:rPr>
+          <w:rFonts w:cstheme="minorHAnsi"/>
           <w:noProof/>
         </w:rPr>
         <w:drawing>
@@ -1112,47 +1235,75 @@
       <w:pPr>
         <w:pStyle w:val="Didascalia"/>
         <w:jc w:val="center"/>
-      </w:pPr>
-      <w:r>
+        <w:rPr>
+          <w:rFonts w:cstheme="minorHAnsi"/>
+        </w:rPr>
+      </w:pPr>
+      <w:r>
+        <w:rPr>
+          <w:rFonts w:cstheme="minorHAnsi"/>
+        </w:rPr>
         <w:t xml:space="preserve">Figura </w:t>
       </w:r>
       <w:r>
+        <w:rPr>
+          <w:rFonts w:cstheme="minorHAnsi"/>
+        </w:rPr>
         <w:fldChar w:fldCharType="begin"/>
       </w:r>
       <w:r>
+        <w:rPr>
+          <w:rFonts w:cstheme="minorHAnsi"/>
+        </w:rPr>
         <w:instrText xml:space="preserve"> SEQ Figura \* ARABIC </w:instrText>
       </w:r>
       <w:r>
+        <w:rPr>
+          <w:rFonts w:cstheme="minorHAnsi"/>
+        </w:rPr>
         <w:fldChar w:fldCharType="separate"/>
       </w:r>
       <w:r>
         <w:rPr>
+          <w:rFonts w:cstheme="minorHAnsi"/>
           <w:noProof/>
         </w:rPr>
         <w:t>2</w:t>
       </w:r>
       <w:r>
+        <w:rPr>
+          <w:rFonts w:cstheme="minorHAnsi"/>
+        </w:rPr>
         <w:fldChar w:fldCharType="end"/>
       </w:r>
       <w:r>
+        <w:rPr>
+          <w:rFonts w:cstheme="minorHAnsi"/>
+        </w:rPr>
         <w:t>: Conferma di creazione</w:t>
       </w:r>
     </w:p>
     <w:p>
       <w:pPr>
         <w:jc w:val="center"/>
+        <w:rPr>
+          <w:rFonts w:cstheme="minorHAnsi"/>
+        </w:rPr>
       </w:pPr>
     </w:p>
     <w:p>
       <w:pPr>
         <w:rPr>
-          <w:rFonts w:asciiTheme="majorHAnsi" w:eastAsiaTheme="majorEastAsia" w:hAnsiTheme="majorHAnsi" w:cstheme="majorBidi"/>
+          <w:rFonts w:eastAsiaTheme="majorEastAsia" w:cstheme="minorHAnsi"/>
           <w:color w:val="2F5496" w:themeColor="accent1" w:themeShade="BF"/>
           <w:sz w:val="32"/>
           <w:szCs w:val="32"/>
         </w:rPr>
       </w:pPr>
       <w:r>
+        <w:rPr>
+          <w:rFonts w:cstheme="minorHAnsi"/>
+        </w:rPr>
         <w:br w:type="page"/>
       </w:r>
     </w:p>
@@ -1160,9 +1311,13 @@
       <w:pPr>
         <w:keepNext/>
         <w:jc w:val="center"/>
-      </w:pPr>
-      <w:r>
-        <w:rPr>
+        <w:rPr>
+          <w:rFonts w:cstheme="minorHAnsi"/>
+        </w:rPr>
+      </w:pPr>
+      <w:r>
+        <w:rPr>
+          <w:rFonts w:cstheme="minorHAnsi"/>
           <w:noProof/>
         </w:rPr>
         <w:lastRenderedPageBreak/>
@@ -1212,29 +1367,51 @@
       <w:pPr>
         <w:pStyle w:val="Didascalia"/>
         <w:jc w:val="center"/>
-      </w:pPr>
-      <w:r>
+        <w:rPr>
+          <w:rFonts w:cstheme="minorHAnsi"/>
+        </w:rPr>
+      </w:pPr>
+      <w:r>
+        <w:rPr>
+          <w:rFonts w:cstheme="minorHAnsi"/>
+        </w:rPr>
         <w:t xml:space="preserve">Figura </w:t>
       </w:r>
       <w:r>
+        <w:rPr>
+          <w:rFonts w:cstheme="minorHAnsi"/>
+        </w:rPr>
         <w:fldChar w:fldCharType="begin"/>
       </w:r>
       <w:r>
+        <w:rPr>
+          <w:rFonts w:cstheme="minorHAnsi"/>
+        </w:rPr>
         <w:instrText xml:space="preserve"> SEQ Figura \* ARABIC </w:instrText>
       </w:r>
       <w:r>
+        <w:rPr>
+          <w:rFonts w:cstheme="minorHAnsi"/>
+        </w:rPr>
         <w:fldChar w:fldCharType="separate"/>
       </w:r>
       <w:r>
         <w:rPr>
+          <w:rFonts w:cstheme="minorHAnsi"/>
           <w:noProof/>
         </w:rPr>
         <w:t>3</w:t>
       </w:r>
       <w:r>
+        <w:rPr>
+          <w:rFonts w:cstheme="minorHAnsi"/>
+        </w:rPr>
         <w:fldChar w:fldCharType="end"/>
       </w:r>
       <w:r>
+        <w:rPr>
+          <w:rFonts w:cstheme="minorHAnsi"/>
+        </w:rPr>
         <w:t>: Visualizzazione nell'elenco</w:t>
       </w:r>
     </w:p>
@@ -1242,9 +1419,13 @@
       <w:pPr>
         <w:keepNext/>
         <w:jc w:val="center"/>
-      </w:pPr>
-      <w:r>
-        <w:rPr>
+        <w:rPr>
+          <w:rFonts w:cstheme="minorHAnsi"/>
+        </w:rPr>
+      </w:pPr>
+      <w:r>
+        <w:rPr>
+          <w:rFonts w:cstheme="minorHAnsi"/>
           <w:noProof/>
         </w:rPr>
         <w:drawing>
@@ -1293,51 +1474,82 @@
       <w:pPr>
         <w:pStyle w:val="Didascalia"/>
         <w:jc w:val="center"/>
-      </w:pPr>
-      <w:r>
+        <w:rPr>
+          <w:rFonts w:cstheme="minorHAnsi"/>
+        </w:rPr>
+      </w:pPr>
+      <w:r>
+        <w:rPr>
+          <w:rFonts w:cstheme="minorHAnsi"/>
+        </w:rPr>
         <w:t xml:space="preserve">Figura </w:t>
       </w:r>
       <w:r>
+        <w:rPr>
+          <w:rFonts w:cstheme="minorHAnsi"/>
+        </w:rPr>
         <w:fldChar w:fldCharType="begin"/>
       </w:r>
       <w:r>
+        <w:rPr>
+          <w:rFonts w:cstheme="minorHAnsi"/>
+        </w:rPr>
         <w:instrText xml:space="preserve"> SEQ Figura \* ARABIC </w:instrText>
       </w:r>
       <w:r>
+        <w:rPr>
+          <w:rFonts w:cstheme="minorHAnsi"/>
+        </w:rPr>
         <w:fldChar w:fldCharType="separate"/>
       </w:r>
       <w:r>
         <w:rPr>
+          <w:rFonts w:cstheme="minorHAnsi"/>
           <w:noProof/>
         </w:rPr>
         <w:t>4</w:t>
       </w:r>
       <w:r>
+        <w:rPr>
+          <w:rFonts w:cstheme="minorHAnsi"/>
+        </w:rPr>
         <w:fldChar w:fldCharType="end"/>
       </w:r>
       <w:r>
+        <w:rPr>
+          <w:rFonts w:cstheme="minorHAnsi"/>
+        </w:rPr>
         <w:t>: Visualizzazione nel catalogo</w:t>
       </w:r>
     </w:p>
     <w:p>
       <w:pPr>
         <w:rPr>
-          <w:rFonts w:asciiTheme="majorHAnsi" w:eastAsiaTheme="majorEastAsia" w:hAnsiTheme="majorHAnsi" w:cstheme="majorBidi"/>
+          <w:rFonts w:eastAsiaTheme="majorEastAsia" w:cstheme="minorHAnsi"/>
           <w:color w:val="2F5496" w:themeColor="accent1" w:themeShade="BF"/>
           <w:sz w:val="32"/>
           <w:szCs w:val="32"/>
         </w:rPr>
       </w:pPr>
       <w:r>
+        <w:rPr>
+          <w:rFonts w:cstheme="minorHAnsi"/>
+        </w:rPr>
         <w:br w:type="page"/>
       </w:r>
     </w:p>
     <w:p>
       <w:pPr>
         <w:pStyle w:val="Titolo1"/>
+        <w:rPr>
+          <w:rFonts w:asciiTheme="minorHAnsi" w:hAnsiTheme="minorHAnsi" w:cstheme="minorHAnsi"/>
+        </w:rPr>
       </w:pPr>
       <w:bookmarkStart w:id="1" w:name="_Toc195104103"/>
       <w:r>
+        <w:rPr>
+          <w:rFonts w:asciiTheme="minorHAnsi" w:hAnsiTheme="minorHAnsi" w:cstheme="minorHAnsi"/>
+        </w:rPr>
         <w:lastRenderedPageBreak/>
         <w:t>Gestione errori</w:t>
       </w:r>
@@ -1346,11 +1558,13 @@
     <w:p>
       <w:pPr>
         <w:rPr>
+          <w:rFonts w:cstheme="minorHAnsi"/>
           <w:lang w:val="it-IT"/>
         </w:rPr>
       </w:pPr>
       <w:r>
         <w:rPr>
+          <w:rFonts w:cstheme="minorHAnsi"/>
           <w:lang w:val="it-IT"/>
         </w:rPr>
         <w:t>Gli errori vengono gestiti principalmente dalle classi "</w:t>
@@ -1358,6 +1572,7 @@
       <w:proofErr w:type="spellStart"/>
       <w:r>
         <w:rPr>
+          <w:rFonts w:cstheme="minorHAnsi"/>
           <w:lang w:val="it-IT"/>
         </w:rPr>
         <w:t>Request</w:t>
@@ -1365,6 +1580,7 @@
       <w:proofErr w:type="spellEnd"/>
       <w:r>
         <w:rPr>
+          <w:rFonts w:cstheme="minorHAnsi"/>
           <w:lang w:val="it-IT"/>
         </w:rPr>
         <w:t xml:space="preserve">", all'interno delle quali sono definiti i vincoli per i campi del form, le regole di validazione e i messaggi di errore personalizzati. In caso di errore, </w:t>
@@ -1372,6 +1588,7 @@
       <w:proofErr w:type="spellStart"/>
       <w:r>
         <w:rPr>
+          <w:rFonts w:cstheme="minorHAnsi"/>
           <w:lang w:val="it-IT"/>
         </w:rPr>
         <w:t>Laravel</w:t>
@@ -1379,6 +1596,7 @@
       <w:proofErr w:type="spellEnd"/>
       <w:r>
         <w:rPr>
+          <w:rFonts w:cstheme="minorHAnsi"/>
           <w:lang w:val="it-IT"/>
         </w:rPr>
         <w:t xml:space="preserve"> restituisce automaticamente i messaggi associati, semplificando la gestione lato controller.</w:t>
@@ -1387,11 +1605,13 @@
     <w:p>
       <w:pPr>
         <w:rPr>
+          <w:rFonts w:cstheme="minorHAnsi"/>
           <w:lang w:val="it-IT"/>
         </w:rPr>
       </w:pPr>
       <w:r>
         <w:rPr>
+          <w:rFonts w:cstheme="minorHAnsi"/>
           <w:lang w:val="it-IT"/>
         </w:rPr>
         <w:t>Le classi “</w:t>
@@ -1399,6 +1619,7 @@
       <w:proofErr w:type="spellStart"/>
       <w:r>
         <w:rPr>
+          <w:rFonts w:cstheme="minorHAnsi"/>
           <w:lang w:val="it-IT"/>
         </w:rPr>
         <w:t>Request</w:t>
@@ -1406,6 +1627,7 @@
       <w:proofErr w:type="spellEnd"/>
       <w:r>
         <w:rPr>
+          <w:rFonts w:cstheme="minorHAnsi"/>
           <w:lang w:val="it-IT"/>
         </w:rPr>
         <w:t>” si trovano nel percorso: “app/Http/</w:t>
@@ -1413,6 +1635,7 @@
       <w:proofErr w:type="spellStart"/>
       <w:r>
         <w:rPr>
+          <w:rFonts w:cstheme="minorHAnsi"/>
           <w:lang w:val="it-IT"/>
         </w:rPr>
         <w:t>Requests</w:t>
@@ -1420,6 +1643,7 @@
       <w:proofErr w:type="spellEnd"/>
       <w:r>
         <w:rPr>
+          <w:rFonts w:cstheme="minorHAnsi"/>
           <w:lang w:val="it-IT"/>
         </w:rPr>
         <w:t>”</w:t>
@@ -1433,12 +1657,14 @@
           <w:numId w:val="2"/>
         </w:numPr>
         <w:rPr>
+          <w:rFonts w:asciiTheme="minorHAnsi" w:hAnsiTheme="minorHAnsi" w:cstheme="minorHAnsi"/>
           <w:lang w:val="it-IT"/>
         </w:rPr>
       </w:pPr>
       <w:proofErr w:type="spellStart"/>
       <w:r>
         <w:rPr>
+          <w:rFonts w:asciiTheme="minorHAnsi" w:hAnsiTheme="minorHAnsi" w:cstheme="minorHAnsi"/>
           <w:lang w:val="it-IT"/>
         </w:rPr>
         <w:t>AdminUpdateRequest.php</w:t>
@@ -1453,12 +1679,14 @@
           <w:numId w:val="2"/>
         </w:numPr>
         <w:rPr>
+          <w:rFonts w:asciiTheme="minorHAnsi" w:hAnsiTheme="minorHAnsi" w:cstheme="minorHAnsi"/>
           <w:lang w:val="it-IT"/>
         </w:rPr>
       </w:pPr>
       <w:proofErr w:type="spellStart"/>
       <w:r>
         <w:rPr>
+          <w:rFonts w:asciiTheme="minorHAnsi" w:hAnsiTheme="minorHAnsi" w:cstheme="minorHAnsi"/>
           <w:lang w:val="it-IT"/>
         </w:rPr>
         <w:t>ProductCreateRequest.php</w:t>
@@ -1473,12 +1701,14 @@
           <w:numId w:val="2"/>
         </w:numPr>
         <w:rPr>
+          <w:rFonts w:asciiTheme="minorHAnsi" w:hAnsiTheme="minorHAnsi" w:cstheme="minorHAnsi"/>
           <w:lang w:val="it-IT"/>
         </w:rPr>
       </w:pPr>
       <w:proofErr w:type="spellStart"/>
       <w:r>
         <w:rPr>
+          <w:rFonts w:asciiTheme="minorHAnsi" w:hAnsiTheme="minorHAnsi" w:cstheme="minorHAnsi"/>
           <w:lang w:val="it-IT"/>
         </w:rPr>
         <w:t>ProfileUpdateRequest.php</w:t>
@@ -1493,12 +1723,14 @@
           <w:numId w:val="2"/>
         </w:numPr>
         <w:rPr>
+          <w:rFonts w:asciiTheme="minorHAnsi" w:hAnsiTheme="minorHAnsi" w:cstheme="minorHAnsi"/>
           <w:lang w:val="it-IT"/>
         </w:rPr>
       </w:pPr>
       <w:proofErr w:type="spellStart"/>
       <w:r>
         <w:rPr>
+          <w:rFonts w:asciiTheme="minorHAnsi" w:hAnsiTheme="minorHAnsi" w:cstheme="minorHAnsi"/>
           <w:lang w:val="it-IT"/>
         </w:rPr>
         <w:t>LoginRequest.php</w:t>
@@ -1508,6 +1740,7 @@
     <w:p>
       <w:pPr>
         <w:rPr>
+          <w:rFonts w:cstheme="minorHAnsi"/>
           <w:lang w:val="it-IT"/>
         </w:rPr>
       </w:pPr>
@@ -1516,9 +1749,13 @@
       <w:pPr>
         <w:keepNext/>
         <w:jc w:val="center"/>
-      </w:pPr>
-      <w:r>
-        <w:rPr>
+        <w:rPr>
+          <w:rFonts w:cstheme="minorHAnsi"/>
+        </w:rPr>
+      </w:pPr>
+      <w:r>
+        <w:rPr>
+          <w:rFonts w:cstheme="minorHAnsi"/>
           <w:noProof/>
         </w:rPr>
         <w:drawing>
@@ -1567,43 +1804,72 @@
       <w:pPr>
         <w:pStyle w:val="Didascalia"/>
         <w:jc w:val="center"/>
-      </w:pPr>
-      <w:r>
+        <w:rPr>
+          <w:rFonts w:cstheme="minorHAnsi"/>
+        </w:rPr>
+      </w:pPr>
+      <w:r>
+        <w:rPr>
+          <w:rFonts w:cstheme="minorHAnsi"/>
+        </w:rPr>
         <w:t xml:space="preserve">Figura </w:t>
       </w:r>
       <w:r>
+        <w:rPr>
+          <w:rFonts w:cstheme="minorHAnsi"/>
+        </w:rPr>
         <w:fldChar w:fldCharType="begin"/>
       </w:r>
       <w:r>
+        <w:rPr>
+          <w:rFonts w:cstheme="minorHAnsi"/>
+        </w:rPr>
         <w:instrText xml:space="preserve"> SEQ Figura \* ARABIC </w:instrText>
       </w:r>
       <w:r>
+        <w:rPr>
+          <w:rFonts w:cstheme="minorHAnsi"/>
+        </w:rPr>
         <w:fldChar w:fldCharType="separate"/>
       </w:r>
       <w:r>
         <w:rPr>
+          <w:rFonts w:cstheme="minorHAnsi"/>
           <w:noProof/>
         </w:rPr>
         <w:t>5</w:t>
       </w:r>
       <w:r>
+        <w:rPr>
+          <w:rFonts w:cstheme="minorHAnsi"/>
+        </w:rPr>
         <w:fldChar w:fldCharType="end"/>
       </w:r>
       <w:r>
-        <w:t xml:space="preserve">: </w:t>
-      </w:r>
-      <w:r>
-        <w:t>Errore aggiunta di troppe immagini</w:t>
+        <w:rPr>
+          <w:rFonts w:cstheme="minorHAnsi"/>
+        </w:rPr>
+        <w:t>: Errore aggiunta di troppe immagini</w:t>
       </w:r>
     </w:p>
-    <w:p/>
+    <w:p>
+      <w:pPr>
+        <w:rPr>
+          <w:rFonts w:cstheme="minorHAnsi"/>
+        </w:rPr>
+      </w:pPr>
+    </w:p>
     <w:p>
       <w:pPr>
         <w:keepNext/>
         <w:jc w:val="center"/>
-      </w:pPr>
-      <w:r>
-        <w:rPr>
+        <w:rPr>
+          <w:rFonts w:cstheme="minorHAnsi"/>
+        </w:rPr>
+      </w:pPr>
+      <w:r>
+        <w:rPr>
+          <w:rFonts w:cstheme="minorHAnsi"/>
           <w:noProof/>
         </w:rPr>
         <w:drawing>
@@ -1652,37 +1918,64 @@
       <w:pPr>
         <w:pStyle w:val="Didascalia"/>
         <w:jc w:val="center"/>
-      </w:pPr>
-      <w:r>
+        <w:rPr>
+          <w:rFonts w:cstheme="minorHAnsi"/>
+        </w:rPr>
+      </w:pPr>
+      <w:r>
+        <w:rPr>
+          <w:rFonts w:cstheme="minorHAnsi"/>
+        </w:rPr>
         <w:t xml:space="preserve">Figura </w:t>
       </w:r>
       <w:r>
+        <w:rPr>
+          <w:rFonts w:cstheme="minorHAnsi"/>
+        </w:rPr>
         <w:fldChar w:fldCharType="begin"/>
       </w:r>
       <w:r>
+        <w:rPr>
+          <w:rFonts w:cstheme="minorHAnsi"/>
+        </w:rPr>
         <w:instrText xml:space="preserve"> SEQ Figura \* ARABIC </w:instrText>
       </w:r>
       <w:r>
+        <w:rPr>
+          <w:rFonts w:cstheme="minorHAnsi"/>
+        </w:rPr>
         <w:fldChar w:fldCharType="separate"/>
       </w:r>
       <w:r>
         <w:rPr>
+          <w:rFonts w:cstheme="minorHAnsi"/>
           <w:noProof/>
         </w:rPr>
         <w:t>6</w:t>
       </w:r>
       <w:r>
+        <w:rPr>
+          <w:rFonts w:cstheme="minorHAnsi"/>
+        </w:rPr>
         <w:fldChar w:fldCharType="end"/>
       </w:r>
       <w:r>
-        <w:t xml:space="preserve">: </w:t>
-      </w:r>
-      <w:r>
-        <w:t>Errore lunghezza descrizione</w:t>
+        <w:rPr>
+          <w:rFonts w:cstheme="minorHAnsi"/>
+        </w:rPr>
+        <w:t>: Errore lunghezza descrizione</w:t>
       </w:r>
     </w:p>
     <w:p>
-      <w:r>
+      <w:pPr>
+        <w:rPr>
+          <w:rFonts w:cstheme="minorHAnsi"/>
+        </w:rPr>
+      </w:pPr>
+      <w:r>
+        <w:rPr>
+          <w:rFonts w:cstheme="minorHAnsi"/>
+        </w:rPr>
         <w:br w:type="page"/>
       </w:r>
     </w:p>
@@ -1690,9 +1983,13 @@
       <w:pPr>
         <w:keepNext/>
         <w:jc w:val="center"/>
-      </w:pPr>
-      <w:r>
-        <w:rPr>
+        <w:rPr>
+          <w:rFonts w:cstheme="minorHAnsi"/>
+        </w:rPr>
+      </w:pPr>
+      <w:r>
+        <w:rPr>
+          <w:rFonts w:cstheme="minorHAnsi"/>
           <w:noProof/>
         </w:rPr>
         <w:lastRenderedPageBreak/>
@@ -1742,59 +2039,86 @@
       <w:pPr>
         <w:pStyle w:val="Didascalia"/>
         <w:jc w:val="center"/>
-      </w:pPr>
-      <w:r>
+        <w:rPr>
+          <w:rFonts w:cstheme="minorHAnsi"/>
+        </w:rPr>
+      </w:pPr>
+      <w:r>
+        <w:rPr>
+          <w:rFonts w:cstheme="minorHAnsi"/>
+        </w:rPr>
         <w:t xml:space="preserve">Figura </w:t>
       </w:r>
       <w:r>
+        <w:rPr>
+          <w:rFonts w:cstheme="minorHAnsi"/>
+        </w:rPr>
         <w:fldChar w:fldCharType="begin"/>
       </w:r>
       <w:r>
+        <w:rPr>
+          <w:rFonts w:cstheme="minorHAnsi"/>
+        </w:rPr>
         <w:instrText xml:space="preserve"> SEQ Figura \* ARABIC </w:instrText>
       </w:r>
       <w:r>
+        <w:rPr>
+          <w:rFonts w:cstheme="minorHAnsi"/>
+        </w:rPr>
         <w:fldChar w:fldCharType="separate"/>
       </w:r>
       <w:r>
         <w:rPr>
+          <w:rFonts w:cstheme="minorHAnsi"/>
           <w:noProof/>
         </w:rPr>
         <w:t>7</w:t>
       </w:r>
       <w:r>
+        <w:rPr>
+          <w:rFonts w:cstheme="minorHAnsi"/>
+        </w:rPr>
         <w:fldChar w:fldCharType="end"/>
       </w:r>
       <w:r>
-        <w:t xml:space="preserve">: </w:t>
-      </w:r>
-      <w:r>
-        <w:t>Errore non immissione campo (rimozione “</w:t>
+        <w:rPr>
+          <w:rFonts w:cstheme="minorHAnsi"/>
+        </w:rPr>
+        <w:t>: Errore non immissione campo (rimozione “</w:t>
       </w:r>
       <w:proofErr w:type="spellStart"/>
       <w:r>
+        <w:rPr>
+          <w:rFonts w:cstheme="minorHAnsi"/>
+        </w:rPr>
         <w:t>required</w:t>
       </w:r>
       <w:proofErr w:type="spellEnd"/>
       <w:r>
-        <w:t xml:space="preserve">” dal </w:t>
-      </w:r>
-      <w:proofErr w:type="spellStart"/>
-      <w:r>
-        <w:t>form</w:t>
-      </w:r>
-      <w:proofErr w:type="spellEnd"/>
-      <w:r>
-        <w:t>)</w:t>
+        <w:rPr>
+          <w:rFonts w:cstheme="minorHAnsi"/>
+        </w:rPr>
+        <w:t>” dal form)</w:t>
       </w:r>
     </w:p>
-    <w:p/>
+    <w:p>
+      <w:pPr>
+        <w:rPr>
+          <w:rFonts w:cstheme="minorHAnsi"/>
+        </w:rPr>
+      </w:pPr>
+    </w:p>
     <w:p>
       <w:pPr>
         <w:keepNext/>
         <w:jc w:val="center"/>
-      </w:pPr>
-      <w:r>
-        <w:rPr>
+        <w:rPr>
+          <w:rFonts w:cstheme="minorHAnsi"/>
+        </w:rPr>
+      </w:pPr>
+      <w:r>
+        <w:rPr>
+          <w:rFonts w:cstheme="minorHAnsi"/>
           <w:noProof/>
         </w:rPr>
         <w:drawing>
@@ -1843,43 +2167,72 @@
       <w:pPr>
         <w:pStyle w:val="Didascalia"/>
         <w:jc w:val="center"/>
-      </w:pPr>
-      <w:r>
+        <w:rPr>
+          <w:rFonts w:cstheme="minorHAnsi"/>
+        </w:rPr>
+      </w:pPr>
+      <w:r>
+        <w:rPr>
+          <w:rFonts w:cstheme="minorHAnsi"/>
+        </w:rPr>
         <w:t xml:space="preserve">Figura </w:t>
       </w:r>
       <w:r>
+        <w:rPr>
+          <w:rFonts w:cstheme="minorHAnsi"/>
+        </w:rPr>
         <w:fldChar w:fldCharType="begin"/>
       </w:r>
       <w:r>
+        <w:rPr>
+          <w:rFonts w:cstheme="minorHAnsi"/>
+        </w:rPr>
         <w:instrText xml:space="preserve"> SEQ Figura \* ARABIC </w:instrText>
       </w:r>
       <w:r>
+        <w:rPr>
+          <w:rFonts w:cstheme="minorHAnsi"/>
+        </w:rPr>
         <w:fldChar w:fldCharType="separate"/>
       </w:r>
       <w:r>
         <w:rPr>
+          <w:rFonts w:cstheme="minorHAnsi"/>
           <w:noProof/>
         </w:rPr>
         <w:t>8</w:t>
       </w:r>
       <w:r>
+        <w:rPr>
+          <w:rFonts w:cstheme="minorHAnsi"/>
+        </w:rPr>
         <w:fldChar w:fldCharType="end"/>
       </w:r>
       <w:r>
-        <w:t xml:space="preserve">: </w:t>
-      </w:r>
-      <w:r>
-        <w:t>Errore data incorretta</w:t>
+        <w:rPr>
+          <w:rFonts w:cstheme="minorHAnsi"/>
+        </w:rPr>
+        <w:t>: Errore data incorretta</w:t>
       </w:r>
     </w:p>
-    <w:p/>
+    <w:p>
+      <w:pPr>
+        <w:rPr>
+          <w:rFonts w:cstheme="minorHAnsi"/>
+        </w:rPr>
+      </w:pPr>
+    </w:p>
     <w:p>
       <w:pPr>
         <w:keepNext/>
         <w:jc w:val="center"/>
-      </w:pPr>
-      <w:r>
-        <w:rPr>
+        <w:rPr>
+          <w:rFonts w:cstheme="minorHAnsi"/>
+        </w:rPr>
+      </w:pPr>
+      <w:r>
+        <w:rPr>
+          <w:rFonts w:cstheme="minorHAnsi"/>
           <w:noProof/>
         </w:rPr>
         <w:drawing>
@@ -1928,96 +2281,178 @@
       <w:pPr>
         <w:pStyle w:val="Didascalia"/>
         <w:jc w:val="center"/>
-      </w:pPr>
-      <w:r>
+        <w:rPr>
+          <w:rFonts w:cstheme="minorHAnsi"/>
+        </w:rPr>
+      </w:pPr>
+      <w:r>
+        <w:rPr>
+          <w:rFonts w:cstheme="minorHAnsi"/>
+        </w:rPr>
         <w:t xml:space="preserve">Figura </w:t>
       </w:r>
       <w:r>
+        <w:rPr>
+          <w:rFonts w:cstheme="minorHAnsi"/>
+        </w:rPr>
         <w:fldChar w:fldCharType="begin"/>
       </w:r>
       <w:r>
+        <w:rPr>
+          <w:rFonts w:cstheme="minorHAnsi"/>
+        </w:rPr>
         <w:instrText xml:space="preserve"> SEQ Figura \* ARABIC </w:instrText>
       </w:r>
       <w:r>
+        <w:rPr>
+          <w:rFonts w:cstheme="minorHAnsi"/>
+        </w:rPr>
         <w:fldChar w:fldCharType="separate"/>
       </w:r>
       <w:r>
         <w:rPr>
+          <w:rFonts w:cstheme="minorHAnsi"/>
           <w:noProof/>
         </w:rPr>
         <w:t>9</w:t>
       </w:r>
       <w:r>
+        <w:rPr>
+          <w:rFonts w:cstheme="minorHAnsi"/>
+        </w:rPr>
         <w:fldChar w:fldCharType="end"/>
       </w:r>
       <w:r>
-        <w:t xml:space="preserve">: </w:t>
-      </w:r>
-      <w:r>
-        <w:t>Vincolo formato immagine</w:t>
+        <w:rPr>
+          <w:rFonts w:cstheme="minorHAnsi"/>
+        </w:rPr>
+        <w:t>: Vincolo formato immagine</w:t>
       </w:r>
     </w:p>
     <w:p>
-      <w:r>
+      <w:pPr>
+        <w:rPr>
+          <w:rFonts w:cstheme="minorHAnsi"/>
+        </w:rPr>
+      </w:pPr>
+      <w:r>
+        <w:rPr>
+          <w:rFonts w:cstheme="minorHAnsi"/>
+        </w:rPr>
         <w:br w:type="page"/>
       </w:r>
     </w:p>
     <w:p>
       <w:pPr>
         <w:pStyle w:val="Titolo1"/>
+        <w:rPr>
+          <w:rFonts w:asciiTheme="minorHAnsi" w:hAnsiTheme="minorHAnsi" w:cstheme="minorHAnsi"/>
+        </w:rPr>
       </w:pPr>
       <w:bookmarkStart w:id="2" w:name="_Toc195104104"/>
       <w:r>
+        <w:rPr>
+          <w:rFonts w:asciiTheme="minorHAnsi" w:hAnsiTheme="minorHAnsi" w:cstheme="minorHAnsi"/>
+        </w:rPr>
         <w:lastRenderedPageBreak/>
         <w:t>Paginazione AJAX</w:t>
       </w:r>
     </w:p>
     <w:p>
-      <w:r>
+      <w:pPr>
+        <w:rPr>
+          <w:rFonts w:cstheme="minorHAnsi"/>
+        </w:rPr>
+      </w:pPr>
+      <w:r>
+        <w:rPr>
+          <w:rFonts w:cstheme="minorHAnsi"/>
+        </w:rPr>
         <w:t>La paginazione tramite AJAX serve a distribuire il carico di lavoro del database, per evitare che vengano scaricate tutte le informazioni ogni volta</w:t>
       </w:r>
       <w:r>
+        <w:rPr>
+          <w:rFonts w:cstheme="minorHAnsi"/>
+        </w:rPr>
         <w:t>. Nel nostro caso stampiamo 12 prodotti per pagina</w:t>
       </w:r>
       <w:r>
+        <w:rPr>
+          <w:rFonts w:cstheme="minorHAnsi"/>
+        </w:rPr>
         <w:t xml:space="preserve">, navigabile con una </w:t>
       </w:r>
       <w:proofErr w:type="spellStart"/>
       <w:r>
+        <w:rPr>
+          <w:rFonts w:cstheme="minorHAnsi"/>
+        </w:rPr>
         <w:t>navbar</w:t>
       </w:r>
       <w:proofErr w:type="spellEnd"/>
       <w:r>
+        <w:rPr>
+          <w:rFonts w:cstheme="minorHAnsi"/>
+        </w:rPr>
         <w:t xml:space="preserve"> di un template di bootstrap</w:t>
       </w:r>
       <w:r>
+        <w:rPr>
+          <w:rFonts w:cstheme="minorHAnsi"/>
+        </w:rPr>
         <w:t xml:space="preserve"> (</w:t>
       </w:r>
       <w:proofErr w:type="spellStart"/>
       <w:r>
+        <w:rPr>
+          <w:rFonts w:cstheme="minorHAnsi"/>
+        </w:rPr>
         <w:t>tailwind.blade.php</w:t>
       </w:r>
       <w:proofErr w:type="spellEnd"/>
       <w:r>
+        <w:rPr>
+          <w:rFonts w:cstheme="minorHAnsi"/>
+        </w:rPr>
         <w:t>)</w:t>
       </w:r>
       <w:r>
+        <w:rPr>
+          <w:rFonts w:cstheme="minorHAnsi"/>
+        </w:rPr>
         <w:t>.</w:t>
       </w:r>
       <w:r>
+        <w:rPr>
+          <w:rFonts w:cstheme="minorHAnsi"/>
+        </w:rPr>
         <w:t xml:space="preserve"> </w:t>
       </w:r>
     </w:p>
     <w:p>
-      <w:r>
+      <w:pPr>
+        <w:rPr>
+          <w:rFonts w:cstheme="minorHAnsi"/>
+        </w:rPr>
+      </w:pPr>
+      <w:r>
+        <w:rPr>
+          <w:rFonts w:cstheme="minorHAnsi"/>
+        </w:rPr>
         <w:t>Nel percorso app/http/Controllers è stato creato un Controller chiamato “</w:t>
       </w:r>
       <w:proofErr w:type="spellStart"/>
       <w:r>
+        <w:rPr>
+          <w:rFonts w:cstheme="minorHAnsi"/>
+        </w:rPr>
         <w:t>CatalogController</w:t>
       </w:r>
       <w:proofErr w:type="spellEnd"/>
       <w:r>
+        <w:rPr>
+          <w:rFonts w:cstheme="minorHAnsi"/>
+        </w:rPr>
         <w:t>” che possiede un metodo index che si occupa di quanto descritto in precedenza.</w:t>
       </w:r>
     </w:p>
@@ -2025,9 +2460,13 @@
       <w:pPr>
         <w:keepNext/>
         <w:jc w:val="center"/>
-      </w:pPr>
-      <w:r>
-        <w:rPr>
+        <w:rPr>
+          <w:rFonts w:cstheme="minorHAnsi"/>
+        </w:rPr>
+      </w:pPr>
+      <w:r>
+        <w:rPr>
+          <w:rFonts w:cstheme="minorHAnsi"/>
           <w:noProof/>
         </w:rPr>
         <w:drawing>
@@ -2071,55 +2510,128 @@
       <w:pPr>
         <w:pStyle w:val="Didascalia"/>
         <w:jc w:val="center"/>
-      </w:pPr>
-      <w:r>
+        <w:rPr>
+          <w:rFonts w:cstheme="minorHAnsi"/>
+        </w:rPr>
+      </w:pPr>
+      <w:r>
+        <w:rPr>
+          <w:rFonts w:cstheme="minorHAnsi"/>
+        </w:rPr>
         <w:t xml:space="preserve">Figura </w:t>
       </w:r>
       <w:r>
+        <w:rPr>
+          <w:rFonts w:cstheme="minorHAnsi"/>
+        </w:rPr>
         <w:fldChar w:fldCharType="begin"/>
       </w:r>
       <w:r>
+        <w:rPr>
+          <w:rFonts w:cstheme="minorHAnsi"/>
+        </w:rPr>
         <w:instrText xml:space="preserve"> SEQ Figura \* ARABIC </w:instrText>
       </w:r>
       <w:r>
+        <w:rPr>
+          <w:rFonts w:cstheme="minorHAnsi"/>
+        </w:rPr>
         <w:fldChar w:fldCharType="separate"/>
       </w:r>
       <w:r>
         <w:rPr>
+          <w:rFonts w:cstheme="minorHAnsi"/>
           <w:noProof/>
         </w:rPr>
         <w:t>10</w:t>
       </w:r>
       <w:r>
+        <w:rPr>
+          <w:rFonts w:cstheme="minorHAnsi"/>
+        </w:rPr>
         <w:fldChar w:fldCharType="end"/>
       </w:r>
       <w:r>
-        <w:t xml:space="preserve">: Metodo index del </w:t>
+        <w:rPr>
+          <w:rFonts w:cstheme="minorHAnsi"/>
+        </w:rPr>
+        <w:t xml:space="preserve">: Metodo </w:t>
       </w:r>
       <w:proofErr w:type="spellStart"/>
       <w:r>
+        <w:rPr>
+          <w:rFonts w:cstheme="minorHAnsi"/>
+        </w:rPr>
+        <w:t>index</w:t>
+      </w:r>
+      <w:proofErr w:type="spellEnd"/>
+      <w:r>
+        <w:rPr>
+          <w:rFonts w:cstheme="minorHAnsi"/>
+        </w:rPr>
+        <w:t xml:space="preserve"> del </w:t>
+      </w:r>
+      <w:proofErr w:type="spellStart"/>
+      <w:r>
+        <w:rPr>
+          <w:rFonts w:cstheme="minorHAnsi"/>
+        </w:rPr>
         <w:t>CatalogController</w:t>
       </w:r>
       <w:proofErr w:type="spellEnd"/>
     </w:p>
     <w:p>
-      <w:r>
+      <w:pPr>
+        <w:rPr>
+          <w:rFonts w:cstheme="minorHAnsi"/>
+        </w:rPr>
+      </w:pPr>
+      <w:r>
+        <w:rPr>
+          <w:rFonts w:cstheme="minorHAnsi"/>
+        </w:rPr>
         <w:t xml:space="preserve">All’interno del file </w:t>
       </w:r>
       <w:proofErr w:type="spellStart"/>
       <w:r>
+        <w:rPr>
+          <w:rFonts w:cstheme="minorHAnsi"/>
+        </w:rPr>
         <w:t>web.php</w:t>
       </w:r>
       <w:proofErr w:type="spellEnd"/>
       <w:r>
-        <w:t xml:space="preserve"> è stata aggiunta una rotta dedicata per le richieste AJAX, la quale va a richiamare il metodo index del </w:t>
+        <w:rPr>
+          <w:rFonts w:cstheme="minorHAnsi"/>
+        </w:rPr>
+        <w:t xml:space="preserve"> è stata aggiunta una rotta dedicata per le richieste AJAX, la quale va a richiamare il metodo </w:t>
       </w:r>
       <w:proofErr w:type="spellStart"/>
       <w:r>
+        <w:rPr>
+          <w:rFonts w:cstheme="minorHAnsi"/>
+        </w:rPr>
+        <w:t>index</w:t>
+      </w:r>
+      <w:proofErr w:type="spellEnd"/>
+      <w:r>
+        <w:rPr>
+          <w:rFonts w:cstheme="minorHAnsi"/>
+        </w:rPr>
+        <w:t xml:space="preserve"> del </w:t>
+      </w:r>
+      <w:proofErr w:type="spellStart"/>
+      <w:r>
+        <w:rPr>
+          <w:rFonts w:cstheme="minorHAnsi"/>
+        </w:rPr>
         <w:t>CatalogController</w:t>
       </w:r>
       <w:proofErr w:type="spellEnd"/>
       <w:r>
+        <w:rPr>
+          <w:rFonts w:cstheme="minorHAnsi"/>
+        </w:rPr>
         <w:t>.</w:t>
       </w:r>
     </w:p>
@@ -2127,9 +2639,13 @@
       <w:pPr>
         <w:keepNext/>
         <w:jc w:val="center"/>
-      </w:pPr>
-      <w:r>
-        <w:rPr>
+        <w:rPr>
+          <w:rFonts w:cstheme="minorHAnsi"/>
+        </w:rPr>
+      </w:pPr>
+      <w:r>
+        <w:rPr>
+          <w:rFonts w:cstheme="minorHAnsi"/>
           <w:noProof/>
         </w:rPr>
         <w:drawing>
@@ -2173,93 +2689,169 @@
       <w:pPr>
         <w:pStyle w:val="Didascalia"/>
         <w:jc w:val="center"/>
-      </w:pPr>
-      <w:r>
+        <w:rPr>
+          <w:rFonts w:cstheme="minorHAnsi"/>
+        </w:rPr>
+      </w:pPr>
+      <w:r>
+        <w:rPr>
+          <w:rFonts w:cstheme="minorHAnsi"/>
+        </w:rPr>
         <w:t xml:space="preserve">Figura </w:t>
       </w:r>
       <w:r>
+        <w:rPr>
+          <w:rFonts w:cstheme="minorHAnsi"/>
+        </w:rPr>
         <w:fldChar w:fldCharType="begin"/>
       </w:r>
       <w:r>
+        <w:rPr>
+          <w:rFonts w:cstheme="minorHAnsi"/>
+        </w:rPr>
         <w:instrText xml:space="preserve"> SEQ Figura \* ARABIC </w:instrText>
       </w:r>
       <w:r>
+        <w:rPr>
+          <w:rFonts w:cstheme="minorHAnsi"/>
+        </w:rPr>
         <w:fldChar w:fldCharType="separate"/>
       </w:r>
       <w:r>
         <w:rPr>
+          <w:rFonts w:cstheme="minorHAnsi"/>
           <w:noProof/>
         </w:rPr>
         <w:t>11</w:t>
       </w:r>
       <w:r>
+        <w:rPr>
+          <w:rFonts w:cstheme="minorHAnsi"/>
+        </w:rPr>
         <w:fldChar w:fldCharType="end"/>
       </w:r>
       <w:r>
+        <w:rPr>
+          <w:rFonts w:cstheme="minorHAnsi"/>
+        </w:rPr>
         <w:t>: Rotta per richieste AJAX</w:t>
       </w:r>
     </w:p>
     <w:p>
       <w:pPr>
         <w:rPr>
-          <w:rFonts w:asciiTheme="majorHAnsi" w:eastAsiaTheme="majorEastAsia" w:hAnsiTheme="majorHAnsi" w:cstheme="majorBidi"/>
+          <w:rFonts w:eastAsiaTheme="majorEastAsia" w:cstheme="minorHAnsi"/>
           <w:color w:val="2F5496" w:themeColor="accent1" w:themeShade="BF"/>
           <w:sz w:val="32"/>
           <w:szCs w:val="32"/>
         </w:rPr>
       </w:pPr>
       <w:r>
+        <w:rPr>
+          <w:rFonts w:cstheme="minorHAnsi"/>
+        </w:rPr>
         <w:br w:type="page"/>
       </w:r>
     </w:p>
     <w:p>
       <w:pPr>
         <w:pStyle w:val="Titolo1"/>
-      </w:pPr>
-      <w:r>
+        <w:rPr>
+          <w:rFonts w:asciiTheme="minorHAnsi" w:hAnsiTheme="minorHAnsi" w:cstheme="minorHAnsi"/>
+        </w:rPr>
+      </w:pPr>
+      <w:r>
+        <w:rPr>
+          <w:rFonts w:asciiTheme="minorHAnsi" w:hAnsiTheme="minorHAnsi" w:cstheme="minorHAnsi"/>
+        </w:rPr>
         <w:lastRenderedPageBreak/>
         <w:t>Visualizzazione dettagli del prodotto</w:t>
       </w:r>
     </w:p>
     <w:p>
-      <w:r>
+      <w:pPr>
+        <w:rPr>
+          <w:rFonts w:cstheme="minorHAnsi"/>
+        </w:rPr>
+      </w:pPr>
+      <w:r>
+        <w:rPr>
+          <w:rFonts w:cstheme="minorHAnsi"/>
+        </w:rPr>
         <w:t>Quando si sfoglia il catalogo è possibile cliccare sull’opzione “Dettagli”</w:t>
       </w:r>
       <w:r>
+        <w:rPr>
+          <w:rFonts w:cstheme="minorHAnsi"/>
+        </w:rPr>
         <w:t xml:space="preserve">. Una volta fatto si apre una card che mostra i dettagli del prodotto. Per rendere questo possibile è stata creata una sezione apposita all’interno del file </w:t>
       </w:r>
       <w:proofErr w:type="spellStart"/>
       <w:r>
+        <w:rPr>
+          <w:rFonts w:cstheme="minorHAnsi"/>
+        </w:rPr>
         <w:t>product.blade.php</w:t>
       </w:r>
       <w:proofErr w:type="spellEnd"/>
       <w:r>
+        <w:rPr>
+          <w:rFonts w:cstheme="minorHAnsi"/>
+        </w:rPr>
         <w:t>.</w:t>
       </w:r>
     </w:p>
     <w:p>
-      <w:r>
+      <w:pPr>
+        <w:rPr>
+          <w:rFonts w:cstheme="minorHAnsi"/>
+        </w:rPr>
+      </w:pPr>
+      <w:r>
+        <w:rPr>
+          <w:rFonts w:cstheme="minorHAnsi"/>
+        </w:rPr>
         <w:t>All’interno del Controller “</w:t>
       </w:r>
       <w:proofErr w:type="spellStart"/>
       <w:r>
+        <w:rPr>
+          <w:rFonts w:cstheme="minorHAnsi"/>
+        </w:rPr>
         <w:t>ProductController</w:t>
       </w:r>
       <w:proofErr w:type="spellEnd"/>
       <w:r>
+        <w:rPr>
+          <w:rFonts w:cstheme="minorHAnsi"/>
+        </w:rPr>
         <w:t xml:space="preserve">” è stato creato un metodo </w:t>
       </w:r>
       <w:proofErr w:type="spellStart"/>
       <w:r>
+        <w:rPr>
+          <w:rFonts w:cstheme="minorHAnsi"/>
+        </w:rPr>
         <w:t>get</w:t>
       </w:r>
       <w:proofErr w:type="spellEnd"/>
       <w:r>
+        <w:rPr>
+          <w:rFonts w:cstheme="minorHAnsi"/>
+        </w:rPr>
         <w:t xml:space="preserve"> che estrapola le informazioni specifiche del determinato prodotto di cui si sono voluti visualizzare i dettagli (tramite id del prodotto).</w:t>
       </w:r>
     </w:p>
     <w:p>
-      <w:r>
+      <w:pPr>
+        <w:rPr>
+          <w:rFonts w:cstheme="minorHAnsi"/>
+        </w:rPr>
+      </w:pPr>
+      <w:r>
+        <w:rPr>
+          <w:rFonts w:cstheme="minorHAnsi"/>
+        </w:rPr>
         <w:t>Esso estrapola le immagini riguardanti quel determinato prodotto, le taglie e le quantità.</w:t>
       </w:r>
     </w:p>
@@ -2267,9 +2859,13 @@
       <w:pPr>
         <w:keepNext/>
         <w:jc w:val="center"/>
-      </w:pPr>
-      <w:r>
-        <w:rPr>
+        <w:rPr>
+          <w:rFonts w:cstheme="minorHAnsi"/>
+        </w:rPr>
+      </w:pPr>
+      <w:r>
+        <w:rPr>
+          <w:rFonts w:cstheme="minorHAnsi"/>
           <w:noProof/>
         </w:rPr>
         <w:drawing>
@@ -2313,55 +2909,100 @@
       <w:pPr>
         <w:pStyle w:val="Didascalia"/>
         <w:jc w:val="center"/>
-      </w:pPr>
-      <w:r>
+        <w:rPr>
+          <w:rFonts w:cstheme="minorHAnsi"/>
+        </w:rPr>
+      </w:pPr>
+      <w:r>
+        <w:rPr>
+          <w:rFonts w:cstheme="minorHAnsi"/>
+        </w:rPr>
         <w:t xml:space="preserve">Figura </w:t>
       </w:r>
       <w:r>
+        <w:rPr>
+          <w:rFonts w:cstheme="minorHAnsi"/>
+        </w:rPr>
         <w:fldChar w:fldCharType="begin"/>
       </w:r>
       <w:r>
+        <w:rPr>
+          <w:rFonts w:cstheme="minorHAnsi"/>
+        </w:rPr>
         <w:instrText xml:space="preserve"> SEQ Figura \* ARABIC </w:instrText>
       </w:r>
       <w:r>
+        <w:rPr>
+          <w:rFonts w:cstheme="minorHAnsi"/>
+        </w:rPr>
         <w:fldChar w:fldCharType="separate"/>
       </w:r>
       <w:r>
         <w:rPr>
+          <w:rFonts w:cstheme="minorHAnsi"/>
           <w:noProof/>
         </w:rPr>
         <w:t>12</w:t>
       </w:r>
       <w:r>
+        <w:rPr>
+          <w:rFonts w:cstheme="minorHAnsi"/>
+        </w:rPr>
         <w:fldChar w:fldCharType="end"/>
       </w:r>
       <w:r>
+        <w:rPr>
+          <w:rFonts w:cstheme="minorHAnsi"/>
+        </w:rPr>
         <w:t xml:space="preserve">: Metodo </w:t>
       </w:r>
       <w:proofErr w:type="spellStart"/>
       <w:r>
+        <w:rPr>
+          <w:rFonts w:cstheme="minorHAnsi"/>
+        </w:rPr>
         <w:t>get</w:t>
       </w:r>
       <w:proofErr w:type="spellEnd"/>
       <w:r>
+        <w:rPr>
+          <w:rFonts w:cstheme="minorHAnsi"/>
+        </w:rPr>
         <w:t xml:space="preserve"> del </w:t>
       </w:r>
       <w:proofErr w:type="spellStart"/>
       <w:r>
+        <w:rPr>
+          <w:rFonts w:cstheme="minorHAnsi"/>
+        </w:rPr>
         <w:t>ProductController</w:t>
       </w:r>
       <w:proofErr w:type="spellEnd"/>
     </w:p>
     <w:p>
-      <w:r>
+      <w:pPr>
+        <w:rPr>
+          <w:rFonts w:cstheme="minorHAnsi"/>
+        </w:rPr>
+      </w:pPr>
+      <w:r>
+        <w:rPr>
+          <w:rFonts w:cstheme="minorHAnsi"/>
+        </w:rPr>
         <w:t xml:space="preserve">Nel file </w:t>
       </w:r>
       <w:proofErr w:type="spellStart"/>
       <w:r>
+        <w:rPr>
+          <w:rFonts w:cstheme="minorHAnsi"/>
+        </w:rPr>
         <w:t>web.php</w:t>
       </w:r>
       <w:proofErr w:type="spellEnd"/>
       <w:r>
+        <w:rPr>
+          <w:rFonts w:cstheme="minorHAnsi"/>
+        </w:rPr>
         <w:t xml:space="preserve"> è stata aggiunta una rotta apposita che fa riferimento a questo metodo:</w:t>
       </w:r>
     </w:p>
@@ -2369,9 +3010,13 @@
       <w:pPr>
         <w:keepNext/>
         <w:jc w:val="center"/>
-      </w:pPr>
-      <w:r>
-        <w:rPr>
+        <w:rPr>
+          <w:rFonts w:cstheme="minorHAnsi"/>
+        </w:rPr>
+      </w:pPr>
+      <w:r>
+        <w:rPr>
+          <w:rFonts w:cstheme="minorHAnsi"/>
           <w:noProof/>
         </w:rPr>
         <w:drawing>
@@ -2415,50 +3060,92 @@
       <w:pPr>
         <w:pStyle w:val="Didascalia"/>
         <w:jc w:val="center"/>
-      </w:pPr>
-      <w:r>
+        <w:rPr>
+          <w:rFonts w:cstheme="minorHAnsi"/>
+        </w:rPr>
+      </w:pPr>
+      <w:r>
+        <w:rPr>
+          <w:rFonts w:cstheme="minorHAnsi"/>
+        </w:rPr>
         <w:t xml:space="preserve">Figura </w:t>
       </w:r>
       <w:r>
+        <w:rPr>
+          <w:rFonts w:cstheme="minorHAnsi"/>
+        </w:rPr>
         <w:fldChar w:fldCharType="begin"/>
       </w:r>
       <w:r>
+        <w:rPr>
+          <w:rFonts w:cstheme="minorHAnsi"/>
+        </w:rPr>
         <w:instrText xml:space="preserve"> SEQ Figura \* ARABIC </w:instrText>
       </w:r>
       <w:r>
+        <w:rPr>
+          <w:rFonts w:cstheme="minorHAnsi"/>
+        </w:rPr>
         <w:fldChar w:fldCharType="separate"/>
       </w:r>
       <w:r>
         <w:rPr>
+          <w:rFonts w:cstheme="minorHAnsi"/>
           <w:noProof/>
         </w:rPr>
         <w:t>13</w:t>
       </w:r>
       <w:r>
+        <w:rPr>
+          <w:rFonts w:cstheme="minorHAnsi"/>
+        </w:rPr>
         <w:fldChar w:fldCharType="end"/>
       </w:r>
       <w:r>
+        <w:rPr>
+          <w:rFonts w:cstheme="minorHAnsi"/>
+        </w:rPr>
         <w:t xml:space="preserve">: Rotta per metodo </w:t>
       </w:r>
       <w:proofErr w:type="spellStart"/>
       <w:r>
+        <w:rPr>
+          <w:rFonts w:cstheme="minorHAnsi"/>
+        </w:rPr>
         <w:t>get</w:t>
       </w:r>
       <w:proofErr w:type="spellEnd"/>
       <w:r>
+        <w:rPr>
+          <w:rFonts w:cstheme="minorHAnsi"/>
+        </w:rPr>
         <w:t xml:space="preserve"> del prodotto</w:t>
       </w:r>
     </w:p>
     <w:p>
-      <w:r>
+      <w:pPr>
+        <w:rPr>
+          <w:rFonts w:cstheme="minorHAnsi"/>
+        </w:rPr>
+      </w:pPr>
+      <w:r>
+        <w:rPr>
+          <w:rFonts w:cstheme="minorHAnsi"/>
+        </w:rPr>
         <w:t xml:space="preserve">Inoltre, nel file </w:t>
       </w:r>
       <w:proofErr w:type="spellStart"/>
       <w:r>
+        <w:rPr>
+          <w:rFonts w:cstheme="minorHAnsi"/>
+        </w:rPr>
         <w:t>product.blade.php</w:t>
       </w:r>
       <w:proofErr w:type="spellEnd"/>
       <w:r>
+        <w:rPr>
+          <w:rFonts w:cstheme="minorHAnsi"/>
+        </w:rPr>
         <w:t xml:space="preserve"> è stato aggiunto un controllo per visualizzare il numero di prodotti con la relativa taglia e verificare se sono esauriti oppure disponibili.</w:t>
       </w:r>
     </w:p>
@@ -2466,9 +3153,13 @@
       <w:pPr>
         <w:keepNext/>
         <w:jc w:val="center"/>
-      </w:pPr>
-      <w:r>
-        <w:rPr>
+        <w:rPr>
+          <w:rFonts w:cstheme="minorHAnsi"/>
+        </w:rPr>
+      </w:pPr>
+      <w:r>
+        <w:rPr>
+          <w:rFonts w:cstheme="minorHAnsi"/>
           <w:noProof/>
         </w:rPr>
         <w:drawing>
@@ -2512,37 +3203,65 @@
       <w:pPr>
         <w:pStyle w:val="Didascalia"/>
         <w:jc w:val="center"/>
-      </w:pPr>
-      <w:r>
+        <w:rPr>
+          <w:rFonts w:cstheme="minorHAnsi"/>
+        </w:rPr>
+      </w:pPr>
+      <w:r>
+        <w:rPr>
+          <w:rFonts w:cstheme="minorHAnsi"/>
+        </w:rPr>
         <w:t xml:space="preserve">Figura </w:t>
       </w:r>
       <w:r>
+        <w:rPr>
+          <w:rFonts w:cstheme="minorHAnsi"/>
+        </w:rPr>
         <w:fldChar w:fldCharType="begin"/>
       </w:r>
       <w:r>
+        <w:rPr>
+          <w:rFonts w:cstheme="minorHAnsi"/>
+        </w:rPr>
         <w:instrText xml:space="preserve"> SEQ Figura \* ARABIC </w:instrText>
       </w:r>
       <w:r>
+        <w:rPr>
+          <w:rFonts w:cstheme="minorHAnsi"/>
+        </w:rPr>
         <w:fldChar w:fldCharType="separate"/>
       </w:r>
       <w:r>
         <w:rPr>
+          <w:rFonts w:cstheme="minorHAnsi"/>
           <w:noProof/>
         </w:rPr>
         <w:t>14</w:t>
       </w:r>
       <w:r>
+        <w:rPr>
+          <w:rFonts w:cstheme="minorHAnsi"/>
+        </w:rPr>
         <w:fldChar w:fldCharType="end"/>
       </w:r>
       <w:r>
+        <w:rPr>
+          <w:rFonts w:cstheme="minorHAnsi"/>
+        </w:rPr>
         <w:t>: Controllo per disponibilità prodotto</w:t>
       </w:r>
     </w:p>
     <w:p>
       <w:pPr>
         <w:pStyle w:val="Titolo1"/>
-      </w:pPr>
-      <w:r>
+        <w:rPr>
+          <w:rFonts w:asciiTheme="minorHAnsi" w:hAnsiTheme="minorHAnsi" w:cstheme="minorHAnsi"/>
+        </w:rPr>
+      </w:pPr>
+      <w:r>
+        <w:rPr>
+          <w:rFonts w:asciiTheme="minorHAnsi" w:hAnsiTheme="minorHAnsi" w:cstheme="minorHAnsi"/>
+        </w:rPr>
         <w:lastRenderedPageBreak/>
         <w:t>Test</w:t>
       </w:r>
@@ -2582,7 +3301,7 @@
             <w:pPr>
               <w:pStyle w:val="BodyTextChar"/>
               <w:rPr>
-                <w:rFonts w:ascii="Times New Roman" w:hAnsi="Times New Roman"/>
+                <w:rFonts w:asciiTheme="minorHAnsi" w:hAnsiTheme="minorHAnsi" w:cstheme="minorHAnsi"/>
                 <w:b/>
                 <w:sz w:val="18"/>
                 <w:szCs w:val="18"/>
@@ -2590,7 +3309,7 @@
             </w:pPr>
             <w:r>
               <w:rPr>
-                <w:rFonts w:ascii="Times New Roman" w:hAnsi="Times New Roman"/>
+                <w:rFonts w:asciiTheme="minorHAnsi" w:hAnsiTheme="minorHAnsi" w:cstheme="minorHAnsi"/>
                 <w:b/>
                 <w:sz w:val="18"/>
                 <w:szCs w:val="18"/>
@@ -2602,7 +3321,7 @@
             <w:pPr>
               <w:pStyle w:val="Corpotesto"/>
               <w:rPr>
-                <w:rFonts w:ascii="Times New Roman" w:hAnsi="Times New Roman"/>
+                <w:rFonts w:asciiTheme="minorHAnsi" w:hAnsiTheme="minorHAnsi" w:cstheme="minorHAnsi"/>
                 <w:sz w:val="18"/>
                 <w:szCs w:val="18"/>
                 <w:lang w:val="en-GB" w:eastAsia="en-US"/>
@@ -2611,7 +3330,7 @@
             <w:proofErr w:type="spellStart"/>
             <w:r>
               <w:rPr>
-                <w:rFonts w:ascii="Times New Roman" w:hAnsi="Times New Roman"/>
+                <w:rFonts w:asciiTheme="minorHAnsi" w:hAnsiTheme="minorHAnsi" w:cstheme="minorHAnsi"/>
                 <w:b/>
                 <w:sz w:val="18"/>
                 <w:szCs w:val="18"/>
@@ -2622,7 +3341,7 @@
             <w:proofErr w:type="spellEnd"/>
             <w:r>
               <w:rPr>
-                <w:rFonts w:ascii="Times New Roman" w:hAnsi="Times New Roman"/>
+                <w:rFonts w:asciiTheme="minorHAnsi" w:hAnsiTheme="minorHAnsi" w:cstheme="minorHAnsi"/>
                 <w:sz w:val="18"/>
                 <w:szCs w:val="18"/>
                 <w:lang w:val="en-GB" w:eastAsia="en-US"/>
@@ -2644,14 +3363,14 @@
             <w:pPr>
               <w:pStyle w:val="BodyTextChar"/>
               <w:rPr>
-                <w:rFonts w:ascii="Times New Roman" w:hAnsi="Times New Roman"/>
-                <w:sz w:val="18"/>
-                <w:szCs w:val="18"/>
-              </w:rPr>
-            </w:pPr>
-            <w:r>
-              <w:rPr>
-                <w:rFonts w:ascii="Times New Roman" w:hAnsi="Times New Roman"/>
+                <w:rFonts w:asciiTheme="minorHAnsi" w:hAnsiTheme="minorHAnsi" w:cstheme="minorHAnsi"/>
+                <w:sz w:val="18"/>
+                <w:szCs w:val="18"/>
+              </w:rPr>
+            </w:pPr>
+            <w:r>
+              <w:rPr>
+                <w:rFonts w:asciiTheme="minorHAnsi" w:hAnsiTheme="minorHAnsi" w:cstheme="minorHAnsi"/>
                 <w:sz w:val="18"/>
                 <w:szCs w:val="18"/>
               </w:rPr>
@@ -2661,7 +3380,7 @@
           <w:p>
             <w:pPr>
               <w:rPr>
-                <w:rFonts w:ascii="Times New Roman" w:hAnsi="Times New Roman" w:cs="Times New Roman"/>
+                <w:rFonts w:cstheme="minorHAnsi"/>
                 <w:sz w:val="18"/>
                 <w:szCs w:val="18"/>
                 <w:lang w:val="en-GB"/>
@@ -2669,7 +3388,7 @@
             </w:pPr>
             <w:r>
               <w:rPr>
-                <w:rFonts w:ascii="Times New Roman" w:hAnsi="Times New Roman" w:cs="Times New Roman"/>
+                <w:rFonts w:cstheme="minorHAnsi"/>
                 <w:sz w:val="18"/>
                 <w:szCs w:val="18"/>
               </w:rPr>
@@ -2691,7 +3410,7 @@
             <w:pPr>
               <w:pStyle w:val="BodyTextChar"/>
               <w:rPr>
-                <w:rFonts w:ascii="Times New Roman" w:hAnsi="Times New Roman"/>
+                <w:rFonts w:asciiTheme="minorHAnsi" w:hAnsiTheme="minorHAnsi" w:cstheme="minorHAnsi"/>
                 <w:b/>
                 <w:sz w:val="18"/>
                 <w:szCs w:val="18"/>
@@ -2699,7 +3418,7 @@
             </w:pPr>
             <w:r>
               <w:rPr>
-                <w:rFonts w:ascii="Times New Roman" w:hAnsi="Times New Roman"/>
+                <w:rFonts w:asciiTheme="minorHAnsi" w:hAnsiTheme="minorHAnsi" w:cstheme="minorHAnsi"/>
                 <w:b/>
                 <w:sz w:val="18"/>
                 <w:szCs w:val="18"/>
@@ -2719,30 +3438,22 @@
           <w:p>
             <w:pPr>
               <w:rPr>
-                <w:rFonts w:ascii="Times New Roman" w:hAnsi="Times New Roman" w:cs="Times New Roman"/>
-                <w:sz w:val="18"/>
-                <w:szCs w:val="18"/>
-              </w:rPr>
-            </w:pPr>
-            <w:r>
-              <w:rPr>
-                <w:rFonts w:ascii="Times New Roman" w:hAnsi="Times New Roman" w:cs="Times New Roman"/>
-                <w:sz w:val="18"/>
-                <w:szCs w:val="18"/>
-              </w:rPr>
-              <w:t xml:space="preserve">Verificare </w:t>
-            </w:r>
-            <w:r>
-              <w:rPr>
-                <w:rFonts w:ascii="Times New Roman" w:hAnsi="Times New Roman" w:cs="Times New Roman"/>
-                <w:sz w:val="18"/>
-                <w:szCs w:val="18"/>
-              </w:rPr>
-              <w:t xml:space="preserve">i dettagli del prodotto </w:t>
-            </w:r>
-            <w:r>
-              <w:rPr>
-                <w:rFonts w:ascii="Times New Roman" w:hAnsi="Times New Roman" w:cs="Times New Roman"/>
+                <w:rFonts w:cstheme="minorHAnsi"/>
+                <w:sz w:val="18"/>
+                <w:szCs w:val="18"/>
+              </w:rPr>
+            </w:pPr>
+            <w:r>
+              <w:rPr>
+                <w:rFonts w:cstheme="minorHAnsi"/>
+                <w:sz w:val="18"/>
+                <w:szCs w:val="18"/>
+              </w:rPr>
+              <w:t xml:space="preserve">Verificare i dettagli del prodotto </w:t>
+            </w:r>
+            <w:r>
+              <w:rPr>
+                <w:rFonts w:cstheme="minorHAnsi"/>
                 <w:sz w:val="18"/>
                 <w:szCs w:val="18"/>
               </w:rPr>
@@ -2750,7 +3461,7 @@
             </w:r>
             <w:r>
               <w:rPr>
-                <w:rFonts w:ascii="Times New Roman" w:hAnsi="Times New Roman" w:cs="Times New Roman"/>
+                <w:rFonts w:cstheme="minorHAnsi"/>
                 <w:sz w:val="18"/>
                 <w:szCs w:val="18"/>
               </w:rPr>
@@ -2761,7 +3472,7 @@
             <w:pPr>
               <w:pStyle w:val="BodyTextChar"/>
               <w:rPr>
-                <w:rFonts w:ascii="Times New Roman" w:hAnsi="Times New Roman"/>
+                <w:rFonts w:asciiTheme="minorHAnsi" w:hAnsiTheme="minorHAnsi" w:cstheme="minorHAnsi"/>
                 <w:sz w:val="18"/>
                 <w:szCs w:val="18"/>
                 <w:lang w:val="it-IT"/>
@@ -2783,7 +3494,7 @@
             <w:pPr>
               <w:pStyle w:val="BodyTextChar"/>
               <w:rPr>
-                <w:rFonts w:ascii="Times New Roman" w:hAnsi="Times New Roman"/>
+                <w:rFonts w:asciiTheme="minorHAnsi" w:hAnsiTheme="minorHAnsi" w:cstheme="minorHAnsi"/>
                 <w:b/>
                 <w:sz w:val="18"/>
                 <w:szCs w:val="18"/>
@@ -2792,7 +3503,7 @@
             <w:proofErr w:type="spellStart"/>
             <w:r>
               <w:rPr>
-                <w:rFonts w:ascii="Times New Roman" w:hAnsi="Times New Roman"/>
+                <w:rFonts w:asciiTheme="minorHAnsi" w:hAnsiTheme="minorHAnsi" w:cstheme="minorHAnsi"/>
                 <w:b/>
                 <w:sz w:val="18"/>
                 <w:szCs w:val="18"/>
@@ -2802,7 +3513,7 @@
             <w:proofErr w:type="spellEnd"/>
             <w:r>
               <w:rPr>
-                <w:rFonts w:ascii="Times New Roman" w:hAnsi="Times New Roman"/>
+                <w:rFonts w:asciiTheme="minorHAnsi" w:hAnsiTheme="minorHAnsi" w:cstheme="minorHAnsi"/>
                 <w:b/>
                 <w:sz w:val="18"/>
                 <w:szCs w:val="18"/>
@@ -2823,7 +3534,7 @@
             <w:pPr>
               <w:pStyle w:val="BodyTextChar"/>
               <w:rPr>
-                <w:rFonts w:ascii="Times New Roman" w:hAnsi="Times New Roman"/>
+                <w:rFonts w:asciiTheme="minorHAnsi" w:hAnsiTheme="minorHAnsi" w:cstheme="minorHAnsi"/>
                 <w:sz w:val="18"/>
                 <w:szCs w:val="18"/>
                 <w:lang w:val="it-IT"/>
@@ -2831,7 +3542,7 @@
             </w:pPr>
             <w:r>
               <w:rPr>
-                <w:rFonts w:ascii="Times New Roman" w:hAnsi="Times New Roman"/>
+                <w:rFonts w:asciiTheme="minorHAnsi" w:hAnsiTheme="minorHAnsi" w:cstheme="minorHAnsi"/>
                 <w:sz w:val="18"/>
                 <w:szCs w:val="18"/>
                 <w:lang w:val="it-IT"/>
@@ -2840,7 +3551,7 @@
             </w:r>
             <w:r>
               <w:rPr>
-                <w:rFonts w:ascii="Times New Roman" w:hAnsi="Times New Roman"/>
+                <w:rFonts w:asciiTheme="minorHAnsi" w:hAnsiTheme="minorHAnsi" w:cstheme="minorHAnsi"/>
                 <w:sz w:val="18"/>
                 <w:szCs w:val="18"/>
                 <w:lang w:val="it-IT"/>
@@ -2863,7 +3574,7 @@
             <w:pPr>
               <w:pStyle w:val="BodyTextChar"/>
               <w:rPr>
-                <w:rFonts w:ascii="Times New Roman" w:hAnsi="Times New Roman"/>
+                <w:rFonts w:asciiTheme="minorHAnsi" w:hAnsiTheme="minorHAnsi" w:cstheme="minorHAnsi"/>
                 <w:b/>
                 <w:sz w:val="18"/>
                 <w:szCs w:val="18"/>
@@ -2872,7 +3583,7 @@
             <w:proofErr w:type="spellStart"/>
             <w:r>
               <w:rPr>
-                <w:rFonts w:ascii="Times New Roman" w:hAnsi="Times New Roman"/>
+                <w:rFonts w:asciiTheme="minorHAnsi" w:hAnsiTheme="minorHAnsi" w:cstheme="minorHAnsi"/>
                 <w:b/>
                 <w:sz w:val="18"/>
                 <w:szCs w:val="18"/>
@@ -2882,7 +3593,7 @@
             <w:proofErr w:type="spellEnd"/>
             <w:r>
               <w:rPr>
-                <w:rFonts w:ascii="Times New Roman" w:hAnsi="Times New Roman"/>
+                <w:rFonts w:asciiTheme="minorHAnsi" w:hAnsiTheme="minorHAnsi" w:cstheme="minorHAnsi"/>
                 <w:b/>
                 <w:sz w:val="18"/>
                 <w:szCs w:val="18"/>
@@ -2903,23 +3614,33 @@
             <w:pPr>
               <w:pStyle w:val="BodyTextChar"/>
               <w:rPr>
-                <w:rFonts w:ascii="Times New Roman" w:hAnsi="Times New Roman"/>
-                <w:sz w:val="18"/>
-                <w:szCs w:val="18"/>
-              </w:rPr>
-            </w:pPr>
-            <w:r>
-              <w:rPr>
-                <w:rFonts w:ascii="Times New Roman" w:hAnsi="Times New Roman"/>
-                <w:sz w:val="18"/>
-                <w:szCs w:val="18"/>
-              </w:rPr>
-              <w:t xml:space="preserve">Avere un database </w:t>
-            </w:r>
+                <w:rFonts w:asciiTheme="minorHAnsi" w:hAnsiTheme="minorHAnsi" w:cstheme="minorHAnsi"/>
+                <w:sz w:val="18"/>
+                <w:szCs w:val="18"/>
+              </w:rPr>
+            </w:pPr>
             <w:proofErr w:type="spellStart"/>
             <w:r>
               <w:rPr>
-                <w:rFonts w:ascii="Times New Roman" w:hAnsi="Times New Roman"/>
+                <w:rFonts w:asciiTheme="minorHAnsi" w:hAnsiTheme="minorHAnsi" w:cstheme="minorHAnsi"/>
+                <w:sz w:val="18"/>
+                <w:szCs w:val="18"/>
+              </w:rPr>
+              <w:t>Avere</w:t>
+            </w:r>
+            <w:proofErr w:type="spellEnd"/>
+            <w:r>
+              <w:rPr>
+                <w:rFonts w:asciiTheme="minorHAnsi" w:hAnsiTheme="minorHAnsi" w:cstheme="minorHAnsi"/>
+                <w:sz w:val="18"/>
+                <w:szCs w:val="18"/>
+              </w:rPr>
+              <w:t xml:space="preserve"> un database </w:t>
+            </w:r>
+            <w:proofErr w:type="spellStart"/>
+            <w:r>
+              <w:rPr>
+                <w:rFonts w:asciiTheme="minorHAnsi" w:hAnsiTheme="minorHAnsi" w:cstheme="minorHAnsi"/>
                 <w:sz w:val="18"/>
                 <w:szCs w:val="18"/>
               </w:rPr>
@@ -2942,7 +3663,7 @@
             <w:pPr>
               <w:pStyle w:val="BodyTextChar"/>
               <w:rPr>
-                <w:rFonts w:ascii="Times New Roman" w:hAnsi="Times New Roman"/>
+                <w:rFonts w:asciiTheme="minorHAnsi" w:hAnsiTheme="minorHAnsi" w:cstheme="minorHAnsi"/>
                 <w:b/>
                 <w:sz w:val="18"/>
                 <w:szCs w:val="18"/>
@@ -2951,7 +3672,7 @@
             <w:proofErr w:type="spellStart"/>
             <w:r>
               <w:rPr>
-                <w:rFonts w:ascii="Times New Roman" w:hAnsi="Times New Roman"/>
+                <w:rFonts w:asciiTheme="minorHAnsi" w:hAnsiTheme="minorHAnsi" w:cstheme="minorHAnsi"/>
                 <w:b/>
                 <w:sz w:val="18"/>
                 <w:szCs w:val="18"/>
@@ -2961,7 +3682,7 @@
             <w:proofErr w:type="spellEnd"/>
             <w:r>
               <w:rPr>
-                <w:rFonts w:ascii="Times New Roman" w:hAnsi="Times New Roman"/>
+                <w:rFonts w:asciiTheme="minorHAnsi" w:hAnsiTheme="minorHAnsi" w:cstheme="minorHAnsi"/>
                 <w:b/>
                 <w:sz w:val="18"/>
                 <w:szCs w:val="18"/>
@@ -2986,7 +3707,7 @@
                 <w:numId w:val="3"/>
               </w:numPr>
               <w:rPr>
-                <w:rFonts w:ascii="Times New Roman" w:hAnsi="Times New Roman"/>
+                <w:rFonts w:asciiTheme="minorHAnsi" w:hAnsiTheme="minorHAnsi" w:cstheme="minorHAnsi"/>
                 <w:sz w:val="18"/>
                 <w:szCs w:val="18"/>
               </w:rPr>
@@ -2994,7 +3715,7 @@
             <w:proofErr w:type="spellStart"/>
             <w:r>
               <w:rPr>
-                <w:rFonts w:ascii="Times New Roman" w:hAnsi="Times New Roman"/>
+                <w:rFonts w:asciiTheme="minorHAnsi" w:hAnsiTheme="minorHAnsi" w:cstheme="minorHAnsi"/>
                 <w:sz w:val="18"/>
                 <w:szCs w:val="18"/>
               </w:rPr>
@@ -3003,16 +3724,34 @@
             <w:proofErr w:type="spellEnd"/>
             <w:r>
               <w:rPr>
-                <w:rFonts w:ascii="Times New Roman" w:hAnsi="Times New Roman"/>
-                <w:sz w:val="18"/>
-                <w:szCs w:val="18"/>
-              </w:rPr>
-              <w:t xml:space="preserve"> il </w:t>
+                <w:rFonts w:asciiTheme="minorHAnsi" w:hAnsiTheme="minorHAnsi" w:cstheme="minorHAnsi"/>
+                <w:sz w:val="18"/>
+                <w:szCs w:val="18"/>
+              </w:rPr>
+              <w:t xml:space="preserve"> </w:t>
             </w:r>
             <w:proofErr w:type="spellStart"/>
             <w:r>
               <w:rPr>
-                <w:rFonts w:ascii="Times New Roman" w:hAnsi="Times New Roman"/>
+                <w:rFonts w:asciiTheme="minorHAnsi" w:hAnsiTheme="minorHAnsi" w:cstheme="minorHAnsi"/>
+                <w:sz w:val="18"/>
+                <w:szCs w:val="18"/>
+              </w:rPr>
+              <w:t>il</w:t>
+            </w:r>
+            <w:proofErr w:type="spellEnd"/>
+            <w:r>
+              <w:rPr>
+                <w:rFonts w:asciiTheme="minorHAnsi" w:hAnsiTheme="minorHAnsi" w:cstheme="minorHAnsi"/>
+                <w:sz w:val="18"/>
+                <w:szCs w:val="18"/>
+              </w:rPr>
+              <w:t xml:space="preserve"> </w:t>
+            </w:r>
+            <w:proofErr w:type="spellStart"/>
+            <w:r>
+              <w:rPr>
+                <w:rFonts w:asciiTheme="minorHAnsi" w:hAnsiTheme="minorHAnsi" w:cstheme="minorHAnsi"/>
                 <w:sz w:val="18"/>
                 <w:szCs w:val="18"/>
               </w:rPr>
@@ -3021,29 +3760,11 @@
             <w:proofErr w:type="spellEnd"/>
             <w:r>
               <w:rPr>
-                <w:rFonts w:ascii="Times New Roman" w:hAnsi="Times New Roman"/>
-                <w:sz w:val="18"/>
-                <w:szCs w:val="18"/>
-              </w:rPr>
-              <w:t xml:space="preserve"> -&gt; </w:t>
-            </w:r>
-            <w:proofErr w:type="spellStart"/>
-            <w:r>
-              <w:rPr>
-                <w:rFonts w:ascii="Times New Roman" w:hAnsi="Times New Roman"/>
-                <w:sz w:val="18"/>
-                <w:szCs w:val="18"/>
-              </w:rPr>
-              <w:t>php</w:t>
-            </w:r>
-            <w:proofErr w:type="spellEnd"/>
-            <w:r>
-              <w:rPr>
-                <w:rFonts w:ascii="Times New Roman" w:hAnsi="Times New Roman"/>
-                <w:sz w:val="18"/>
-                <w:szCs w:val="18"/>
-              </w:rPr>
-              <w:t xml:space="preserve"> artisan serve</w:t>
+                <w:rFonts w:asciiTheme="minorHAnsi" w:hAnsiTheme="minorHAnsi" w:cstheme="minorHAnsi"/>
+                <w:sz w:val="18"/>
+                <w:szCs w:val="18"/>
+              </w:rPr>
+              <w:t xml:space="preserve"> -&gt; php artisan serve</w:t>
             </w:r>
           </w:p>
           <w:p>
@@ -3054,14 +3775,14 @@
                 <w:numId w:val="3"/>
               </w:numPr>
               <w:rPr>
-                <w:rFonts w:ascii="Times New Roman" w:hAnsi="Times New Roman"/>
-                <w:sz w:val="18"/>
-                <w:szCs w:val="18"/>
-              </w:rPr>
-            </w:pPr>
-            <w:r>
-              <w:rPr>
-                <w:rFonts w:ascii="Times New Roman" w:hAnsi="Times New Roman"/>
+                <w:rFonts w:asciiTheme="minorHAnsi" w:hAnsiTheme="minorHAnsi" w:cstheme="minorHAnsi"/>
+                <w:sz w:val="18"/>
+                <w:szCs w:val="18"/>
+              </w:rPr>
+            </w:pPr>
+            <w:r>
+              <w:rPr>
+                <w:rFonts w:asciiTheme="minorHAnsi" w:hAnsiTheme="minorHAnsi" w:cstheme="minorHAnsi"/>
                 <w:sz w:val="18"/>
                 <w:szCs w:val="18"/>
               </w:rPr>
@@ -3070,7 +3791,7 @@
             <w:proofErr w:type="spellStart"/>
             <w:r>
               <w:rPr>
-                <w:rFonts w:ascii="Times New Roman" w:hAnsi="Times New Roman"/>
+                <w:rFonts w:asciiTheme="minorHAnsi" w:hAnsiTheme="minorHAnsi" w:cstheme="minorHAnsi"/>
                 <w:sz w:val="18"/>
                 <w:szCs w:val="18"/>
               </w:rPr>
@@ -3079,7 +3800,7 @@
             <w:proofErr w:type="spellEnd"/>
             <w:r>
               <w:rPr>
-                <w:rFonts w:ascii="Times New Roman" w:hAnsi="Times New Roman"/>
+                <w:rFonts w:asciiTheme="minorHAnsi" w:hAnsiTheme="minorHAnsi" w:cstheme="minorHAnsi"/>
                 <w:sz w:val="18"/>
                 <w:szCs w:val="18"/>
               </w:rPr>
@@ -3088,7 +3809,7 @@
             <w:proofErr w:type="spellStart"/>
             <w:r>
               <w:rPr>
-                <w:rFonts w:ascii="Times New Roman" w:hAnsi="Times New Roman"/>
+                <w:rFonts w:asciiTheme="minorHAnsi" w:hAnsiTheme="minorHAnsi" w:cstheme="minorHAnsi"/>
                 <w:sz w:val="18"/>
                 <w:szCs w:val="18"/>
               </w:rPr>
@@ -3097,7 +3818,7 @@
             <w:proofErr w:type="spellEnd"/>
             <w:r>
               <w:rPr>
-                <w:rFonts w:ascii="Times New Roman" w:hAnsi="Times New Roman"/>
+                <w:rFonts w:asciiTheme="minorHAnsi" w:hAnsiTheme="minorHAnsi" w:cstheme="minorHAnsi"/>
                 <w:sz w:val="18"/>
                 <w:szCs w:val="18"/>
               </w:rPr>
@@ -3106,7 +3827,7 @@
             <w:proofErr w:type="spellStart"/>
             <w:r>
               <w:rPr>
-                <w:rFonts w:ascii="Times New Roman" w:hAnsi="Times New Roman"/>
+                <w:rFonts w:asciiTheme="minorHAnsi" w:hAnsiTheme="minorHAnsi" w:cstheme="minorHAnsi"/>
                 <w:sz w:val="18"/>
                 <w:szCs w:val="18"/>
               </w:rPr>
@@ -3115,7 +3836,7 @@
             <w:proofErr w:type="spellEnd"/>
             <w:r>
               <w:rPr>
-                <w:rFonts w:ascii="Times New Roman" w:hAnsi="Times New Roman"/>
+                <w:rFonts w:asciiTheme="minorHAnsi" w:hAnsiTheme="minorHAnsi" w:cstheme="minorHAnsi"/>
                 <w:sz w:val="18"/>
                 <w:szCs w:val="18"/>
               </w:rPr>
@@ -3124,7 +3845,7 @@
             <w:proofErr w:type="spellStart"/>
             <w:r>
               <w:rPr>
-                <w:rFonts w:ascii="Times New Roman" w:hAnsi="Times New Roman"/>
+                <w:rFonts w:asciiTheme="minorHAnsi" w:hAnsiTheme="minorHAnsi" w:cstheme="minorHAnsi"/>
                 <w:sz w:val="18"/>
                 <w:szCs w:val="18"/>
               </w:rPr>
@@ -3133,7 +3854,7 @@
             <w:proofErr w:type="spellEnd"/>
             <w:r>
               <w:rPr>
-                <w:rFonts w:ascii="Times New Roman" w:hAnsi="Times New Roman"/>
+                <w:rFonts w:asciiTheme="minorHAnsi" w:hAnsiTheme="minorHAnsi" w:cstheme="minorHAnsi"/>
                 <w:sz w:val="18"/>
                 <w:szCs w:val="18"/>
               </w:rPr>
@@ -3142,7 +3863,7 @@
             <w:proofErr w:type="spellStart"/>
             <w:r>
               <w:rPr>
-                <w:rFonts w:ascii="Times New Roman" w:hAnsi="Times New Roman"/>
+                <w:rFonts w:asciiTheme="minorHAnsi" w:hAnsiTheme="minorHAnsi" w:cstheme="minorHAnsi"/>
                 <w:sz w:val="18"/>
                 <w:szCs w:val="18"/>
               </w:rPr>
@@ -3151,7 +3872,7 @@
             <w:proofErr w:type="spellEnd"/>
             <w:r>
               <w:rPr>
-                <w:rFonts w:ascii="Times New Roman" w:hAnsi="Times New Roman"/>
+                <w:rFonts w:asciiTheme="minorHAnsi" w:hAnsiTheme="minorHAnsi" w:cstheme="minorHAnsi"/>
                 <w:sz w:val="18"/>
                 <w:szCs w:val="18"/>
               </w:rPr>
@@ -3166,7 +3887,7 @@
                 <w:numId w:val="3"/>
               </w:numPr>
               <w:rPr>
-                <w:rFonts w:ascii="Times New Roman" w:hAnsi="Times New Roman"/>
+                <w:rFonts w:asciiTheme="minorHAnsi" w:hAnsiTheme="minorHAnsi" w:cstheme="minorHAnsi"/>
                 <w:sz w:val="18"/>
                 <w:szCs w:val="18"/>
                 <w:lang w:val="en-GB" w:eastAsia="en-US"/>
@@ -3175,7 +3896,7 @@
             <w:proofErr w:type="spellStart"/>
             <w:r>
               <w:rPr>
-                <w:rFonts w:ascii="Times New Roman" w:hAnsi="Times New Roman"/>
+                <w:rFonts w:asciiTheme="minorHAnsi" w:hAnsiTheme="minorHAnsi" w:cstheme="minorHAnsi"/>
                 <w:sz w:val="18"/>
                 <w:szCs w:val="18"/>
                 <w:lang w:val="en-GB" w:eastAsia="en-US"/>
@@ -3185,7 +3906,7 @@
             <w:proofErr w:type="spellEnd"/>
             <w:r>
               <w:rPr>
-                <w:rFonts w:ascii="Times New Roman" w:hAnsi="Times New Roman"/>
+                <w:rFonts w:asciiTheme="minorHAnsi" w:hAnsiTheme="minorHAnsi" w:cstheme="minorHAnsi"/>
                 <w:sz w:val="18"/>
                 <w:szCs w:val="18"/>
                 <w:lang w:val="en-GB" w:eastAsia="en-US"/>
@@ -3195,7 +3916,7 @@
             <w:proofErr w:type="spellStart"/>
             <w:r>
               <w:rPr>
-                <w:rFonts w:ascii="Times New Roman" w:hAnsi="Times New Roman"/>
+                <w:rFonts w:asciiTheme="minorHAnsi" w:hAnsiTheme="minorHAnsi" w:cstheme="minorHAnsi"/>
                 <w:sz w:val="18"/>
                 <w:szCs w:val="18"/>
                 <w:lang w:val="en-GB" w:eastAsia="en-US"/>
@@ -3205,7 +3926,7 @@
             <w:proofErr w:type="spellEnd"/>
             <w:r>
               <w:rPr>
-                <w:rFonts w:ascii="Times New Roman" w:hAnsi="Times New Roman"/>
+                <w:rFonts w:asciiTheme="minorHAnsi" w:hAnsiTheme="minorHAnsi" w:cstheme="minorHAnsi"/>
                 <w:sz w:val="18"/>
                 <w:szCs w:val="18"/>
                 <w:lang w:val="en-GB" w:eastAsia="en-US"/>
@@ -3215,7 +3936,7 @@
             <w:proofErr w:type="spellStart"/>
             <w:r>
               <w:rPr>
-                <w:rFonts w:ascii="Times New Roman" w:hAnsi="Times New Roman"/>
+                <w:rFonts w:asciiTheme="minorHAnsi" w:hAnsiTheme="minorHAnsi" w:cstheme="minorHAnsi"/>
                 <w:sz w:val="18"/>
                 <w:szCs w:val="18"/>
                 <w:lang w:val="en-GB" w:eastAsia="en-US"/>
@@ -3225,7 +3946,7 @@
             <w:proofErr w:type="spellEnd"/>
             <w:r>
               <w:rPr>
-                <w:rFonts w:ascii="Times New Roman" w:hAnsi="Times New Roman"/>
+                <w:rFonts w:asciiTheme="minorHAnsi" w:hAnsiTheme="minorHAnsi" w:cstheme="minorHAnsi"/>
                 <w:sz w:val="18"/>
                 <w:szCs w:val="18"/>
                 <w:lang w:val="en-GB" w:eastAsia="en-US"/>
@@ -3235,7 +3956,7 @@
             <w:proofErr w:type="spellStart"/>
             <w:r>
               <w:rPr>
-                <w:rFonts w:ascii="Times New Roman" w:hAnsi="Times New Roman"/>
+                <w:rFonts w:asciiTheme="minorHAnsi" w:hAnsiTheme="minorHAnsi" w:cstheme="minorHAnsi"/>
                 <w:sz w:val="18"/>
                 <w:szCs w:val="18"/>
                 <w:lang w:val="en-GB" w:eastAsia="en-US"/>
@@ -3245,7 +3966,7 @@
             <w:proofErr w:type="spellEnd"/>
             <w:r>
               <w:rPr>
-                <w:rFonts w:ascii="Times New Roman" w:hAnsi="Times New Roman"/>
+                <w:rFonts w:asciiTheme="minorHAnsi" w:hAnsiTheme="minorHAnsi" w:cstheme="minorHAnsi"/>
                 <w:sz w:val="18"/>
                 <w:szCs w:val="18"/>
                 <w:lang w:val="en-GB" w:eastAsia="en-US"/>
@@ -3255,7 +3976,7 @@
             <w:proofErr w:type="spellStart"/>
             <w:r>
               <w:rPr>
-                <w:rFonts w:ascii="Times New Roman" w:hAnsi="Times New Roman"/>
+                <w:rFonts w:asciiTheme="minorHAnsi" w:hAnsiTheme="minorHAnsi" w:cstheme="minorHAnsi"/>
                 <w:sz w:val="18"/>
                 <w:szCs w:val="18"/>
                 <w:lang w:val="en-GB" w:eastAsia="en-US"/>
@@ -3265,7 +3986,7 @@
             <w:proofErr w:type="spellEnd"/>
             <w:r>
               <w:rPr>
-                <w:rFonts w:ascii="Times New Roman" w:hAnsi="Times New Roman"/>
+                <w:rFonts w:asciiTheme="minorHAnsi" w:hAnsiTheme="minorHAnsi" w:cstheme="minorHAnsi"/>
                 <w:sz w:val="18"/>
                 <w:szCs w:val="18"/>
                 <w:lang w:val="en-GB" w:eastAsia="en-US"/>
@@ -3288,7 +4009,7 @@
             <w:pPr>
               <w:pStyle w:val="BodyTextChar"/>
               <w:rPr>
-                <w:rFonts w:ascii="Times New Roman" w:hAnsi="Times New Roman"/>
+                <w:rFonts w:asciiTheme="minorHAnsi" w:hAnsiTheme="minorHAnsi" w:cstheme="minorHAnsi"/>
                 <w:b/>
                 <w:sz w:val="18"/>
                 <w:szCs w:val="18"/>
@@ -3297,7 +4018,7 @@
             <w:proofErr w:type="spellStart"/>
             <w:r>
               <w:rPr>
-                <w:rFonts w:ascii="Times New Roman" w:hAnsi="Times New Roman"/>
+                <w:rFonts w:asciiTheme="minorHAnsi" w:hAnsiTheme="minorHAnsi" w:cstheme="minorHAnsi"/>
                 <w:b/>
                 <w:sz w:val="18"/>
                 <w:szCs w:val="18"/>
@@ -3307,7 +4028,7 @@
             <w:proofErr w:type="spellEnd"/>
             <w:r>
               <w:rPr>
-                <w:rFonts w:ascii="Times New Roman" w:hAnsi="Times New Roman"/>
+                <w:rFonts w:asciiTheme="minorHAnsi" w:hAnsiTheme="minorHAnsi" w:cstheme="minorHAnsi"/>
                 <w:b/>
                 <w:sz w:val="18"/>
                 <w:szCs w:val="18"/>
@@ -3317,7 +4038,7 @@
             <w:proofErr w:type="spellStart"/>
             <w:r>
               <w:rPr>
-                <w:rFonts w:ascii="Times New Roman" w:hAnsi="Times New Roman"/>
+                <w:rFonts w:asciiTheme="minorHAnsi" w:hAnsiTheme="minorHAnsi" w:cstheme="minorHAnsi"/>
                 <w:b/>
                 <w:sz w:val="18"/>
                 <w:szCs w:val="18"/>
@@ -3327,7 +4048,7 @@
             <w:proofErr w:type="spellEnd"/>
             <w:r>
               <w:rPr>
-                <w:rFonts w:ascii="Times New Roman" w:hAnsi="Times New Roman"/>
+                <w:rFonts w:asciiTheme="minorHAnsi" w:hAnsiTheme="minorHAnsi" w:cstheme="minorHAnsi"/>
                 <w:b/>
                 <w:sz w:val="18"/>
                 <w:szCs w:val="18"/>
@@ -3348,7 +4069,7 @@
             <w:pPr>
               <w:pStyle w:val="BodyTextChar"/>
               <w:rPr>
-                <w:rFonts w:ascii="Times New Roman" w:hAnsi="Times New Roman"/>
+                <w:rFonts w:asciiTheme="minorHAnsi" w:hAnsiTheme="minorHAnsi" w:cstheme="minorHAnsi"/>
                 <w:sz w:val="18"/>
                 <w:szCs w:val="18"/>
                 <w:lang w:val="it-IT"/>
@@ -3356,7 +4077,7 @@
             </w:pPr>
             <w:r>
               <w:rPr>
-                <w:rFonts w:ascii="Times New Roman" w:hAnsi="Times New Roman"/>
+                <w:rFonts w:asciiTheme="minorHAnsi" w:hAnsiTheme="minorHAnsi" w:cstheme="minorHAnsi"/>
                 <w:sz w:val="18"/>
                 <w:szCs w:val="18"/>
                 <w:lang w:val="it-IT"/>
@@ -3365,7 +4086,7 @@
             </w:r>
             <w:r>
               <w:rPr>
-                <w:rFonts w:ascii="Times New Roman" w:hAnsi="Times New Roman"/>
+                <w:rFonts w:asciiTheme="minorHAnsi" w:hAnsiTheme="minorHAnsi" w:cstheme="minorHAnsi"/>
                 <w:sz w:val="18"/>
                 <w:szCs w:val="18"/>
                 <w:lang w:val="it-IT"/>
@@ -3376,7 +4097,13 @@
         </w:tc>
       </w:tr>
     </w:tbl>
-    <w:p/>
+    <w:p>
+      <w:pPr>
+        <w:rPr>
+          <w:rFonts w:cstheme="minorHAnsi"/>
+        </w:rPr>
+      </w:pPr>
+    </w:p>
     <w:tbl>
       <w:tblPr>
         <w:tblW w:w="9521" w:type="dxa"/>
@@ -3411,7 +4138,7 @@
             <w:pPr>
               <w:pStyle w:val="BodyTextChar"/>
               <w:rPr>
-                <w:rFonts w:ascii="Times New Roman" w:hAnsi="Times New Roman"/>
+                <w:rFonts w:asciiTheme="minorHAnsi" w:hAnsiTheme="minorHAnsi" w:cstheme="minorHAnsi"/>
                 <w:b/>
                 <w:sz w:val="18"/>
                 <w:szCs w:val="18"/>
@@ -3419,7 +4146,7 @@
             </w:pPr>
             <w:r>
               <w:rPr>
-                <w:rFonts w:ascii="Times New Roman" w:hAnsi="Times New Roman"/>
+                <w:rFonts w:asciiTheme="minorHAnsi" w:hAnsiTheme="minorHAnsi" w:cstheme="minorHAnsi"/>
                 <w:b/>
                 <w:sz w:val="18"/>
                 <w:szCs w:val="18"/>
@@ -3431,7 +4158,7 @@
             <w:pPr>
               <w:pStyle w:val="Corpotesto"/>
               <w:rPr>
-                <w:rFonts w:ascii="Times New Roman" w:hAnsi="Times New Roman"/>
+                <w:rFonts w:asciiTheme="minorHAnsi" w:hAnsiTheme="minorHAnsi" w:cstheme="minorHAnsi"/>
                 <w:sz w:val="18"/>
                 <w:szCs w:val="18"/>
                 <w:lang w:val="en-GB" w:eastAsia="en-US"/>
@@ -3440,7 +4167,7 @@
             <w:proofErr w:type="spellStart"/>
             <w:r>
               <w:rPr>
-                <w:rFonts w:ascii="Times New Roman" w:hAnsi="Times New Roman"/>
+                <w:rFonts w:asciiTheme="minorHAnsi" w:hAnsiTheme="minorHAnsi" w:cstheme="minorHAnsi"/>
                 <w:b/>
                 <w:sz w:val="18"/>
                 <w:szCs w:val="18"/>
@@ -3451,7 +4178,7 @@
             <w:proofErr w:type="spellEnd"/>
             <w:r>
               <w:rPr>
-                <w:rFonts w:ascii="Times New Roman" w:hAnsi="Times New Roman"/>
+                <w:rFonts w:asciiTheme="minorHAnsi" w:hAnsiTheme="minorHAnsi" w:cstheme="minorHAnsi"/>
                 <w:sz w:val="18"/>
                 <w:szCs w:val="18"/>
                 <w:lang w:val="en-GB" w:eastAsia="en-US"/>
@@ -3473,32 +4200,24 @@
             <w:pPr>
               <w:pStyle w:val="BodyTextChar"/>
               <w:rPr>
-                <w:rFonts w:ascii="Times New Roman" w:hAnsi="Times New Roman"/>
-                <w:sz w:val="18"/>
-                <w:szCs w:val="18"/>
-              </w:rPr>
-            </w:pPr>
-            <w:r>
-              <w:rPr>
-                <w:rFonts w:ascii="Times New Roman" w:hAnsi="Times New Roman"/>
-                <w:sz w:val="18"/>
-                <w:szCs w:val="18"/>
-              </w:rPr>
-              <w:t>TC-00</w:t>
-            </w:r>
-            <w:r>
-              <w:rPr>
-                <w:rFonts w:ascii="Times New Roman" w:hAnsi="Times New Roman"/>
-                <w:sz w:val="18"/>
-                <w:szCs w:val="18"/>
-              </w:rPr>
-              <w:t>2</w:t>
-            </w:r>
-          </w:p>
-          <w:p>
-            <w:pPr>
-              <w:rPr>
-                <w:rFonts w:ascii="Times New Roman" w:hAnsi="Times New Roman" w:cs="Times New Roman"/>
+                <w:rFonts w:asciiTheme="minorHAnsi" w:hAnsiTheme="minorHAnsi" w:cstheme="minorHAnsi"/>
+                <w:sz w:val="18"/>
+                <w:szCs w:val="18"/>
+              </w:rPr>
+            </w:pPr>
+            <w:r>
+              <w:rPr>
+                <w:rFonts w:asciiTheme="minorHAnsi" w:hAnsiTheme="minorHAnsi" w:cstheme="minorHAnsi"/>
+                <w:sz w:val="18"/>
+                <w:szCs w:val="18"/>
+              </w:rPr>
+              <w:t>TC-002</w:t>
+            </w:r>
+          </w:p>
+          <w:p>
+            <w:pPr>
+              <w:rPr>
+                <w:rFonts w:cstheme="minorHAnsi"/>
                 <w:sz w:val="18"/>
                 <w:szCs w:val="18"/>
                 <w:lang w:val="en-GB"/>
@@ -3506,7 +4225,7 @@
             </w:pPr>
             <w:r>
               <w:rPr>
-                <w:rFonts w:ascii="Times New Roman" w:hAnsi="Times New Roman" w:cs="Times New Roman"/>
+                <w:rFonts w:cstheme="minorHAnsi"/>
                 <w:sz w:val="18"/>
                 <w:szCs w:val="18"/>
               </w:rPr>
@@ -3528,7 +4247,7 @@
             <w:pPr>
               <w:pStyle w:val="BodyTextChar"/>
               <w:rPr>
-                <w:rFonts w:ascii="Times New Roman" w:hAnsi="Times New Roman"/>
+                <w:rFonts w:asciiTheme="minorHAnsi" w:hAnsiTheme="minorHAnsi" w:cstheme="minorHAnsi"/>
                 <w:b/>
                 <w:sz w:val="18"/>
                 <w:szCs w:val="18"/>
@@ -3536,7 +4255,7 @@
             </w:pPr>
             <w:r>
               <w:rPr>
-                <w:rFonts w:ascii="Times New Roman" w:hAnsi="Times New Roman"/>
+                <w:rFonts w:asciiTheme="minorHAnsi" w:hAnsiTheme="minorHAnsi" w:cstheme="minorHAnsi"/>
                 <w:b/>
                 <w:sz w:val="18"/>
                 <w:szCs w:val="18"/>
@@ -3556,14 +4275,14 @@
           <w:p>
             <w:pPr>
               <w:rPr>
-                <w:rFonts w:ascii="Times New Roman" w:hAnsi="Times New Roman" w:cs="Times New Roman"/>
-                <w:sz w:val="18"/>
-                <w:szCs w:val="18"/>
-              </w:rPr>
-            </w:pPr>
-            <w:r>
-              <w:rPr>
-                <w:rFonts w:ascii="Times New Roman" w:hAnsi="Times New Roman" w:cs="Times New Roman"/>
+                <w:rFonts w:cstheme="minorHAnsi"/>
+                <w:sz w:val="18"/>
+                <w:szCs w:val="18"/>
+              </w:rPr>
+            </w:pPr>
+            <w:r>
+              <w:rPr>
+                <w:rFonts w:cstheme="minorHAnsi"/>
                 <w:sz w:val="18"/>
                 <w:szCs w:val="18"/>
               </w:rPr>
@@ -3574,7 +4293,7 @@
             <w:pPr>
               <w:pStyle w:val="BodyTextChar"/>
               <w:rPr>
-                <w:rFonts w:ascii="Times New Roman" w:hAnsi="Times New Roman"/>
+                <w:rFonts w:asciiTheme="minorHAnsi" w:hAnsiTheme="minorHAnsi" w:cstheme="minorHAnsi"/>
                 <w:sz w:val="18"/>
                 <w:szCs w:val="18"/>
                 <w:lang w:val="it-IT"/>
@@ -3596,7 +4315,7 @@
             <w:pPr>
               <w:pStyle w:val="BodyTextChar"/>
               <w:rPr>
-                <w:rFonts w:ascii="Times New Roman" w:hAnsi="Times New Roman"/>
+                <w:rFonts w:asciiTheme="minorHAnsi" w:hAnsiTheme="minorHAnsi" w:cstheme="minorHAnsi"/>
                 <w:b/>
                 <w:sz w:val="18"/>
                 <w:szCs w:val="18"/>
@@ -3605,7 +4324,7 @@
             <w:proofErr w:type="spellStart"/>
             <w:r>
               <w:rPr>
-                <w:rFonts w:ascii="Times New Roman" w:hAnsi="Times New Roman"/>
+                <w:rFonts w:asciiTheme="minorHAnsi" w:hAnsiTheme="minorHAnsi" w:cstheme="minorHAnsi"/>
                 <w:b/>
                 <w:sz w:val="18"/>
                 <w:szCs w:val="18"/>
@@ -3615,7 +4334,7 @@
             <w:proofErr w:type="spellEnd"/>
             <w:r>
               <w:rPr>
-                <w:rFonts w:ascii="Times New Roman" w:hAnsi="Times New Roman"/>
+                <w:rFonts w:asciiTheme="minorHAnsi" w:hAnsiTheme="minorHAnsi" w:cstheme="minorHAnsi"/>
                 <w:b/>
                 <w:sz w:val="18"/>
                 <w:szCs w:val="18"/>
@@ -3636,7 +4355,7 @@
             <w:pPr>
               <w:pStyle w:val="BodyTextChar"/>
               <w:rPr>
-                <w:rFonts w:ascii="Times New Roman" w:hAnsi="Times New Roman"/>
+                <w:rFonts w:asciiTheme="minorHAnsi" w:hAnsiTheme="minorHAnsi" w:cstheme="minorHAnsi"/>
                 <w:sz w:val="18"/>
                 <w:szCs w:val="18"/>
                 <w:lang w:val="it-IT"/>
@@ -3644,7 +4363,7 @@
             </w:pPr>
             <w:r>
               <w:rPr>
-                <w:rFonts w:ascii="Times New Roman" w:hAnsi="Times New Roman"/>
+                <w:rFonts w:asciiTheme="minorHAnsi" w:hAnsiTheme="minorHAnsi" w:cstheme="minorHAnsi"/>
                 <w:sz w:val="18"/>
                 <w:szCs w:val="18"/>
                 <w:lang w:val="it-IT"/>
@@ -3667,7 +4386,7 @@
             <w:pPr>
               <w:pStyle w:val="BodyTextChar"/>
               <w:rPr>
-                <w:rFonts w:ascii="Times New Roman" w:hAnsi="Times New Roman"/>
+                <w:rFonts w:asciiTheme="minorHAnsi" w:hAnsiTheme="minorHAnsi" w:cstheme="minorHAnsi"/>
                 <w:b/>
                 <w:sz w:val="18"/>
                 <w:szCs w:val="18"/>
@@ -3676,7 +4395,7 @@
             <w:proofErr w:type="spellStart"/>
             <w:r>
               <w:rPr>
-                <w:rFonts w:ascii="Times New Roman" w:hAnsi="Times New Roman"/>
+                <w:rFonts w:asciiTheme="minorHAnsi" w:hAnsiTheme="minorHAnsi" w:cstheme="minorHAnsi"/>
                 <w:b/>
                 <w:sz w:val="18"/>
                 <w:szCs w:val="18"/>
@@ -3686,7 +4405,7 @@
             <w:proofErr w:type="spellEnd"/>
             <w:r>
               <w:rPr>
-                <w:rFonts w:ascii="Times New Roman" w:hAnsi="Times New Roman"/>
+                <w:rFonts w:asciiTheme="minorHAnsi" w:hAnsiTheme="minorHAnsi" w:cstheme="minorHAnsi"/>
                 <w:b/>
                 <w:sz w:val="18"/>
                 <w:szCs w:val="18"/>
@@ -3707,23 +4426,33 @@
             <w:pPr>
               <w:pStyle w:val="BodyTextChar"/>
               <w:rPr>
-                <w:rFonts w:ascii="Times New Roman" w:hAnsi="Times New Roman"/>
-                <w:sz w:val="18"/>
-                <w:szCs w:val="18"/>
-              </w:rPr>
-            </w:pPr>
-            <w:r>
-              <w:rPr>
-                <w:rFonts w:ascii="Times New Roman" w:hAnsi="Times New Roman"/>
-                <w:sz w:val="18"/>
-                <w:szCs w:val="18"/>
-              </w:rPr>
-              <w:t xml:space="preserve">Avere un database </w:t>
-            </w:r>
+                <w:rFonts w:asciiTheme="minorHAnsi" w:hAnsiTheme="minorHAnsi" w:cstheme="minorHAnsi"/>
+                <w:sz w:val="18"/>
+                <w:szCs w:val="18"/>
+              </w:rPr>
+            </w:pPr>
             <w:proofErr w:type="spellStart"/>
             <w:r>
               <w:rPr>
-                <w:rFonts w:ascii="Times New Roman" w:hAnsi="Times New Roman"/>
+                <w:rFonts w:asciiTheme="minorHAnsi" w:hAnsiTheme="minorHAnsi" w:cstheme="minorHAnsi"/>
+                <w:sz w:val="18"/>
+                <w:szCs w:val="18"/>
+              </w:rPr>
+              <w:t>Avere</w:t>
+            </w:r>
+            <w:proofErr w:type="spellEnd"/>
+            <w:r>
+              <w:rPr>
+                <w:rFonts w:asciiTheme="minorHAnsi" w:hAnsiTheme="minorHAnsi" w:cstheme="minorHAnsi"/>
+                <w:sz w:val="18"/>
+                <w:szCs w:val="18"/>
+              </w:rPr>
+              <w:t xml:space="preserve"> un database </w:t>
+            </w:r>
+            <w:proofErr w:type="spellStart"/>
+            <w:r>
+              <w:rPr>
+                <w:rFonts w:asciiTheme="minorHAnsi" w:hAnsiTheme="minorHAnsi" w:cstheme="minorHAnsi"/>
                 <w:sz w:val="18"/>
                 <w:szCs w:val="18"/>
               </w:rPr>
@@ -3746,7 +4475,7 @@
             <w:pPr>
               <w:pStyle w:val="BodyTextChar"/>
               <w:rPr>
-                <w:rFonts w:ascii="Times New Roman" w:hAnsi="Times New Roman"/>
+                <w:rFonts w:asciiTheme="minorHAnsi" w:hAnsiTheme="minorHAnsi" w:cstheme="minorHAnsi"/>
                 <w:b/>
                 <w:sz w:val="18"/>
                 <w:szCs w:val="18"/>
@@ -3755,7 +4484,7 @@
             <w:proofErr w:type="spellStart"/>
             <w:r>
               <w:rPr>
-                <w:rFonts w:ascii="Times New Roman" w:hAnsi="Times New Roman"/>
+                <w:rFonts w:asciiTheme="minorHAnsi" w:hAnsiTheme="minorHAnsi" w:cstheme="minorHAnsi"/>
                 <w:b/>
                 <w:sz w:val="18"/>
                 <w:szCs w:val="18"/>
@@ -3765,7 +4494,7 @@
             <w:proofErr w:type="spellEnd"/>
             <w:r>
               <w:rPr>
-                <w:rFonts w:ascii="Times New Roman" w:hAnsi="Times New Roman"/>
+                <w:rFonts w:asciiTheme="minorHAnsi" w:hAnsiTheme="minorHAnsi" w:cstheme="minorHAnsi"/>
                 <w:b/>
                 <w:sz w:val="18"/>
                 <w:szCs w:val="18"/>
@@ -3790,7 +4519,7 @@
                 <w:numId w:val="4"/>
               </w:numPr>
               <w:rPr>
-                <w:rFonts w:ascii="Times New Roman" w:hAnsi="Times New Roman"/>
+                <w:rFonts w:asciiTheme="minorHAnsi" w:hAnsiTheme="minorHAnsi" w:cstheme="minorHAnsi"/>
                 <w:sz w:val="18"/>
                 <w:szCs w:val="18"/>
               </w:rPr>
@@ -3798,7 +4527,7 @@
             <w:proofErr w:type="spellStart"/>
             <w:r>
               <w:rPr>
-                <w:rFonts w:ascii="Times New Roman" w:hAnsi="Times New Roman"/>
+                <w:rFonts w:asciiTheme="minorHAnsi" w:hAnsiTheme="minorHAnsi" w:cstheme="minorHAnsi"/>
                 <w:sz w:val="18"/>
                 <w:szCs w:val="18"/>
               </w:rPr>
@@ -3807,16 +4536,34 @@
             <w:proofErr w:type="spellEnd"/>
             <w:r>
               <w:rPr>
-                <w:rFonts w:ascii="Times New Roman" w:hAnsi="Times New Roman"/>
-                <w:sz w:val="18"/>
-                <w:szCs w:val="18"/>
-              </w:rPr>
-              <w:t xml:space="preserve"> il </w:t>
+                <w:rFonts w:asciiTheme="minorHAnsi" w:hAnsiTheme="minorHAnsi" w:cstheme="minorHAnsi"/>
+                <w:sz w:val="18"/>
+                <w:szCs w:val="18"/>
+              </w:rPr>
+              <w:t xml:space="preserve"> </w:t>
             </w:r>
             <w:proofErr w:type="spellStart"/>
             <w:r>
               <w:rPr>
-                <w:rFonts w:ascii="Times New Roman" w:hAnsi="Times New Roman"/>
+                <w:rFonts w:asciiTheme="minorHAnsi" w:hAnsiTheme="minorHAnsi" w:cstheme="minorHAnsi"/>
+                <w:sz w:val="18"/>
+                <w:szCs w:val="18"/>
+              </w:rPr>
+              <w:t>il</w:t>
+            </w:r>
+            <w:proofErr w:type="spellEnd"/>
+            <w:r>
+              <w:rPr>
+                <w:rFonts w:asciiTheme="minorHAnsi" w:hAnsiTheme="minorHAnsi" w:cstheme="minorHAnsi"/>
+                <w:sz w:val="18"/>
+                <w:szCs w:val="18"/>
+              </w:rPr>
+              <w:t xml:space="preserve"> </w:t>
+            </w:r>
+            <w:proofErr w:type="spellStart"/>
+            <w:r>
+              <w:rPr>
+                <w:rFonts w:asciiTheme="minorHAnsi" w:hAnsiTheme="minorHAnsi" w:cstheme="minorHAnsi"/>
                 <w:sz w:val="18"/>
                 <w:szCs w:val="18"/>
               </w:rPr>
@@ -3825,29 +4572,11 @@
             <w:proofErr w:type="spellEnd"/>
             <w:r>
               <w:rPr>
-                <w:rFonts w:ascii="Times New Roman" w:hAnsi="Times New Roman"/>
-                <w:sz w:val="18"/>
-                <w:szCs w:val="18"/>
-              </w:rPr>
-              <w:t xml:space="preserve"> -&gt; </w:t>
-            </w:r>
-            <w:proofErr w:type="spellStart"/>
-            <w:r>
-              <w:rPr>
-                <w:rFonts w:ascii="Times New Roman" w:hAnsi="Times New Roman"/>
-                <w:sz w:val="18"/>
-                <w:szCs w:val="18"/>
-              </w:rPr>
-              <w:t>php</w:t>
-            </w:r>
-            <w:proofErr w:type="spellEnd"/>
-            <w:r>
-              <w:rPr>
-                <w:rFonts w:ascii="Times New Roman" w:hAnsi="Times New Roman"/>
-                <w:sz w:val="18"/>
-                <w:szCs w:val="18"/>
-              </w:rPr>
-              <w:t xml:space="preserve"> artisan serve</w:t>
+                <w:rFonts w:asciiTheme="minorHAnsi" w:hAnsiTheme="minorHAnsi" w:cstheme="minorHAnsi"/>
+                <w:sz w:val="18"/>
+                <w:szCs w:val="18"/>
+              </w:rPr>
+              <w:t xml:space="preserve"> -&gt; php artisan serve</w:t>
             </w:r>
           </w:p>
           <w:p>
@@ -3858,14 +4587,14 @@
                 <w:numId w:val="4"/>
               </w:numPr>
               <w:rPr>
-                <w:rFonts w:ascii="Times New Roman" w:hAnsi="Times New Roman"/>
-                <w:sz w:val="18"/>
-                <w:szCs w:val="18"/>
-              </w:rPr>
-            </w:pPr>
-            <w:r>
-              <w:rPr>
-                <w:rFonts w:ascii="Times New Roman" w:hAnsi="Times New Roman"/>
+                <w:rFonts w:asciiTheme="minorHAnsi" w:hAnsiTheme="minorHAnsi" w:cstheme="minorHAnsi"/>
+                <w:sz w:val="18"/>
+                <w:szCs w:val="18"/>
+              </w:rPr>
+            </w:pPr>
+            <w:r>
+              <w:rPr>
+                <w:rFonts w:asciiTheme="minorHAnsi" w:hAnsiTheme="minorHAnsi" w:cstheme="minorHAnsi"/>
                 <w:sz w:val="18"/>
                 <w:szCs w:val="18"/>
               </w:rPr>
@@ -3874,7 +4603,7 @@
             <w:proofErr w:type="spellStart"/>
             <w:r>
               <w:rPr>
-                <w:rFonts w:ascii="Times New Roman" w:hAnsi="Times New Roman"/>
+                <w:rFonts w:asciiTheme="minorHAnsi" w:hAnsiTheme="minorHAnsi" w:cstheme="minorHAnsi"/>
                 <w:sz w:val="18"/>
                 <w:szCs w:val="18"/>
               </w:rPr>
@@ -3883,7 +4612,7 @@
             <w:proofErr w:type="spellEnd"/>
             <w:r>
               <w:rPr>
-                <w:rFonts w:ascii="Times New Roman" w:hAnsi="Times New Roman"/>
+                <w:rFonts w:asciiTheme="minorHAnsi" w:hAnsiTheme="minorHAnsi" w:cstheme="minorHAnsi"/>
                 <w:sz w:val="18"/>
                 <w:szCs w:val="18"/>
               </w:rPr>
@@ -3892,7 +4621,7 @@
             <w:proofErr w:type="spellStart"/>
             <w:r>
               <w:rPr>
-                <w:rFonts w:ascii="Times New Roman" w:hAnsi="Times New Roman"/>
+                <w:rFonts w:asciiTheme="minorHAnsi" w:hAnsiTheme="minorHAnsi" w:cstheme="minorHAnsi"/>
                 <w:sz w:val="18"/>
                 <w:szCs w:val="18"/>
               </w:rPr>
@@ -3901,7 +4630,7 @@
             <w:proofErr w:type="spellEnd"/>
             <w:r>
               <w:rPr>
-                <w:rFonts w:ascii="Times New Roman" w:hAnsi="Times New Roman"/>
+                <w:rFonts w:asciiTheme="minorHAnsi" w:hAnsiTheme="minorHAnsi" w:cstheme="minorHAnsi"/>
                 <w:sz w:val="18"/>
                 <w:szCs w:val="18"/>
               </w:rPr>
@@ -3910,7 +4639,7 @@
             <w:proofErr w:type="spellStart"/>
             <w:r>
               <w:rPr>
-                <w:rFonts w:ascii="Times New Roman" w:hAnsi="Times New Roman"/>
+                <w:rFonts w:asciiTheme="minorHAnsi" w:hAnsiTheme="minorHAnsi" w:cstheme="minorHAnsi"/>
                 <w:sz w:val="18"/>
                 <w:szCs w:val="18"/>
               </w:rPr>
@@ -3919,7 +4648,7 @@
             <w:proofErr w:type="spellEnd"/>
             <w:r>
               <w:rPr>
-                <w:rFonts w:ascii="Times New Roman" w:hAnsi="Times New Roman"/>
+                <w:rFonts w:asciiTheme="minorHAnsi" w:hAnsiTheme="minorHAnsi" w:cstheme="minorHAnsi"/>
                 <w:sz w:val="18"/>
                 <w:szCs w:val="18"/>
               </w:rPr>
@@ -3928,7 +4657,7 @@
             <w:proofErr w:type="spellStart"/>
             <w:r>
               <w:rPr>
-                <w:rFonts w:ascii="Times New Roman" w:hAnsi="Times New Roman"/>
+                <w:rFonts w:asciiTheme="minorHAnsi" w:hAnsiTheme="minorHAnsi" w:cstheme="minorHAnsi"/>
                 <w:sz w:val="18"/>
                 <w:szCs w:val="18"/>
               </w:rPr>
@@ -3937,7 +4666,7 @@
             <w:proofErr w:type="spellEnd"/>
             <w:r>
               <w:rPr>
-                <w:rFonts w:ascii="Times New Roman" w:hAnsi="Times New Roman"/>
+                <w:rFonts w:asciiTheme="minorHAnsi" w:hAnsiTheme="minorHAnsi" w:cstheme="minorHAnsi"/>
                 <w:sz w:val="18"/>
                 <w:szCs w:val="18"/>
               </w:rPr>
@@ -3946,7 +4675,7 @@
             <w:proofErr w:type="spellStart"/>
             <w:r>
               <w:rPr>
-                <w:rFonts w:ascii="Times New Roman" w:hAnsi="Times New Roman"/>
+                <w:rFonts w:asciiTheme="minorHAnsi" w:hAnsiTheme="minorHAnsi" w:cstheme="minorHAnsi"/>
                 <w:sz w:val="18"/>
                 <w:szCs w:val="18"/>
               </w:rPr>
@@ -3955,7 +4684,7 @@
             <w:proofErr w:type="spellEnd"/>
             <w:r>
               <w:rPr>
-                <w:rFonts w:ascii="Times New Roman" w:hAnsi="Times New Roman"/>
+                <w:rFonts w:asciiTheme="minorHAnsi" w:hAnsiTheme="minorHAnsi" w:cstheme="minorHAnsi"/>
                 <w:sz w:val="18"/>
                 <w:szCs w:val="18"/>
               </w:rPr>
@@ -3970,7 +4699,7 @@
                 <w:numId w:val="4"/>
               </w:numPr>
               <w:rPr>
-                <w:rFonts w:ascii="Times New Roman" w:hAnsi="Times New Roman"/>
+                <w:rFonts w:asciiTheme="minorHAnsi" w:hAnsiTheme="minorHAnsi" w:cstheme="minorHAnsi"/>
                 <w:sz w:val="18"/>
                 <w:szCs w:val="18"/>
                 <w:lang w:val="en-GB" w:eastAsia="en-US"/>
@@ -3979,7 +4708,7 @@
             <w:proofErr w:type="spellStart"/>
             <w:r>
               <w:rPr>
-                <w:rFonts w:ascii="Times New Roman" w:hAnsi="Times New Roman"/>
+                <w:rFonts w:asciiTheme="minorHAnsi" w:hAnsiTheme="minorHAnsi" w:cstheme="minorHAnsi"/>
                 <w:sz w:val="18"/>
                 <w:szCs w:val="18"/>
                 <w:lang w:val="en-GB" w:eastAsia="en-US"/>
@@ -3989,7 +4718,7 @@
             <w:proofErr w:type="spellEnd"/>
             <w:r>
               <w:rPr>
-                <w:rFonts w:ascii="Times New Roman" w:hAnsi="Times New Roman"/>
+                <w:rFonts w:asciiTheme="minorHAnsi" w:hAnsiTheme="minorHAnsi" w:cstheme="minorHAnsi"/>
                 <w:sz w:val="18"/>
                 <w:szCs w:val="18"/>
                 <w:lang w:val="en-GB" w:eastAsia="en-US"/>
@@ -3999,7 +4728,7 @@
             <w:proofErr w:type="spellStart"/>
             <w:r>
               <w:rPr>
-                <w:rFonts w:ascii="Times New Roman" w:hAnsi="Times New Roman"/>
+                <w:rFonts w:asciiTheme="minorHAnsi" w:hAnsiTheme="minorHAnsi" w:cstheme="minorHAnsi"/>
                 <w:sz w:val="18"/>
                 <w:szCs w:val="18"/>
                 <w:lang w:val="en-GB" w:eastAsia="en-US"/>
@@ -4009,7 +4738,7 @@
             <w:proofErr w:type="spellEnd"/>
             <w:r>
               <w:rPr>
-                <w:rFonts w:ascii="Times New Roman" w:hAnsi="Times New Roman"/>
+                <w:rFonts w:asciiTheme="minorHAnsi" w:hAnsiTheme="minorHAnsi" w:cstheme="minorHAnsi"/>
                 <w:sz w:val="18"/>
                 <w:szCs w:val="18"/>
                 <w:lang w:val="en-GB" w:eastAsia="en-US"/>
@@ -4019,7 +4748,7 @@
             <w:proofErr w:type="spellStart"/>
             <w:r>
               <w:rPr>
-                <w:rFonts w:ascii="Times New Roman" w:hAnsi="Times New Roman"/>
+                <w:rFonts w:asciiTheme="minorHAnsi" w:hAnsiTheme="minorHAnsi" w:cstheme="minorHAnsi"/>
                 <w:sz w:val="18"/>
                 <w:szCs w:val="18"/>
                 <w:lang w:val="en-GB" w:eastAsia="en-US"/>
@@ -4029,7 +4758,7 @@
             <w:proofErr w:type="spellEnd"/>
             <w:r>
               <w:rPr>
-                <w:rFonts w:ascii="Times New Roman" w:hAnsi="Times New Roman"/>
+                <w:rFonts w:asciiTheme="minorHAnsi" w:hAnsiTheme="minorHAnsi" w:cstheme="minorHAnsi"/>
                 <w:sz w:val="18"/>
                 <w:szCs w:val="18"/>
                 <w:lang w:val="en-GB" w:eastAsia="en-US"/>
@@ -4039,7 +4768,7 @@
             <w:proofErr w:type="spellStart"/>
             <w:r>
               <w:rPr>
-                <w:rFonts w:ascii="Times New Roman" w:hAnsi="Times New Roman"/>
+                <w:rFonts w:asciiTheme="minorHAnsi" w:hAnsiTheme="minorHAnsi" w:cstheme="minorHAnsi"/>
                 <w:sz w:val="18"/>
                 <w:szCs w:val="18"/>
                 <w:lang w:val="en-GB" w:eastAsia="en-US"/>
@@ -4049,7 +4778,7 @@
             <w:proofErr w:type="spellEnd"/>
             <w:r>
               <w:rPr>
-                <w:rFonts w:ascii="Times New Roman" w:hAnsi="Times New Roman"/>
+                <w:rFonts w:asciiTheme="minorHAnsi" w:hAnsiTheme="minorHAnsi" w:cstheme="minorHAnsi"/>
                 <w:sz w:val="18"/>
                 <w:szCs w:val="18"/>
                 <w:lang w:val="en-GB" w:eastAsia="en-US"/>
@@ -4059,7 +4788,7 @@
             <w:proofErr w:type="spellStart"/>
             <w:r>
               <w:rPr>
-                <w:rFonts w:ascii="Times New Roman" w:hAnsi="Times New Roman"/>
+                <w:rFonts w:asciiTheme="minorHAnsi" w:hAnsiTheme="minorHAnsi" w:cstheme="minorHAnsi"/>
                 <w:sz w:val="18"/>
                 <w:szCs w:val="18"/>
                 <w:lang w:val="en-GB" w:eastAsia="en-US"/>
@@ -4069,7 +4798,7 @@
             <w:proofErr w:type="spellEnd"/>
             <w:r>
               <w:rPr>
-                <w:rFonts w:ascii="Times New Roman" w:hAnsi="Times New Roman"/>
+                <w:rFonts w:asciiTheme="minorHAnsi" w:hAnsiTheme="minorHAnsi" w:cstheme="minorHAnsi"/>
                 <w:sz w:val="18"/>
                 <w:szCs w:val="18"/>
                 <w:lang w:val="en-GB" w:eastAsia="en-US"/>
@@ -4092,7 +4821,7 @@
             <w:pPr>
               <w:pStyle w:val="BodyTextChar"/>
               <w:rPr>
-                <w:rFonts w:ascii="Times New Roman" w:hAnsi="Times New Roman"/>
+                <w:rFonts w:asciiTheme="minorHAnsi" w:hAnsiTheme="minorHAnsi" w:cstheme="minorHAnsi"/>
                 <w:b/>
                 <w:sz w:val="18"/>
                 <w:szCs w:val="18"/>
@@ -4101,7 +4830,7 @@
             <w:proofErr w:type="spellStart"/>
             <w:r>
               <w:rPr>
-                <w:rFonts w:ascii="Times New Roman" w:hAnsi="Times New Roman"/>
+                <w:rFonts w:asciiTheme="minorHAnsi" w:hAnsiTheme="minorHAnsi" w:cstheme="minorHAnsi"/>
                 <w:b/>
                 <w:sz w:val="18"/>
                 <w:szCs w:val="18"/>
@@ -4111,7 +4840,7 @@
             <w:proofErr w:type="spellEnd"/>
             <w:r>
               <w:rPr>
-                <w:rFonts w:ascii="Times New Roman" w:hAnsi="Times New Roman"/>
+                <w:rFonts w:asciiTheme="minorHAnsi" w:hAnsiTheme="minorHAnsi" w:cstheme="minorHAnsi"/>
                 <w:b/>
                 <w:sz w:val="18"/>
                 <w:szCs w:val="18"/>
@@ -4121,7 +4850,7 @@
             <w:proofErr w:type="spellStart"/>
             <w:r>
               <w:rPr>
-                <w:rFonts w:ascii="Times New Roman" w:hAnsi="Times New Roman"/>
+                <w:rFonts w:asciiTheme="minorHAnsi" w:hAnsiTheme="minorHAnsi" w:cstheme="minorHAnsi"/>
                 <w:b/>
                 <w:sz w:val="18"/>
                 <w:szCs w:val="18"/>
@@ -4131,7 +4860,7 @@
             <w:proofErr w:type="spellEnd"/>
             <w:r>
               <w:rPr>
-                <w:rFonts w:ascii="Times New Roman" w:hAnsi="Times New Roman"/>
+                <w:rFonts w:asciiTheme="minorHAnsi" w:hAnsiTheme="minorHAnsi" w:cstheme="minorHAnsi"/>
                 <w:b/>
                 <w:sz w:val="18"/>
                 <w:szCs w:val="18"/>
@@ -4152,7 +4881,7 @@
             <w:pPr>
               <w:pStyle w:val="BodyTextChar"/>
               <w:rPr>
-                <w:rFonts w:ascii="Times New Roman" w:hAnsi="Times New Roman"/>
+                <w:rFonts w:asciiTheme="minorHAnsi" w:hAnsiTheme="minorHAnsi" w:cstheme="minorHAnsi"/>
                 <w:sz w:val="18"/>
                 <w:szCs w:val="18"/>
                 <w:lang w:val="it-IT"/>
@@ -4160,7 +4889,7 @@
             </w:pPr>
             <w:r>
               <w:rPr>
-                <w:rFonts w:ascii="Times New Roman" w:hAnsi="Times New Roman"/>
+                <w:rFonts w:asciiTheme="minorHAnsi" w:hAnsiTheme="minorHAnsi" w:cstheme="minorHAnsi"/>
                 <w:sz w:val="18"/>
                 <w:szCs w:val="18"/>
                 <w:lang w:val="it-IT"/>
@@ -4171,7 +4900,13 @@
         </w:tc>
       </w:tr>
     </w:tbl>
-    <w:p/>
+    <w:p>
+      <w:pPr>
+        <w:rPr>
+          <w:rFonts w:cstheme="minorHAnsi"/>
+        </w:rPr>
+      </w:pPr>
+    </w:p>
     <w:tbl>
       <w:tblPr>
         <w:tblStyle w:val="Grigliatabella"/>
@@ -4179,15 +4914,24 @@
         <w:tblLook w:val="04A0" w:firstRow="1" w:lastRow="0" w:firstColumn="1" w:lastColumn="0" w:noHBand="0" w:noVBand="1"/>
       </w:tblPr>
       <w:tblGrid>
-        <w:gridCol w:w="1010"/>
-        <w:gridCol w:w="1047"/>
+        <w:gridCol w:w="824"/>
+        <w:gridCol w:w="186"/>
+        <w:gridCol w:w="803"/>
+        <w:gridCol w:w="244"/>
         <w:gridCol w:w="5876"/>
-        <w:gridCol w:w="1560"/>
+        <w:gridCol w:w="366"/>
+        <w:gridCol w:w="1194"/>
+        <w:gridCol w:w="135"/>
       </w:tblGrid>
       <w:tr>
+        <w:trPr>
+          <w:gridAfter w:val="1"/>
+          <w:wAfter w:w="135" w:type="dxa"/>
+        </w:trPr>
         <w:tc>
           <w:tcPr>
             <w:tcW w:w="1010" w:type="dxa"/>
+            <w:gridSpan w:val="2"/>
             <w:shd w:val="clear" w:color="auto" w:fill="D9D9D9" w:themeFill="background1" w:themeFillShade="D9"/>
             <w:vAlign w:val="center"/>
           </w:tcPr>
@@ -4195,6 +4939,7 @@
             <w:pPr>
               <w:jc w:val="center"/>
               <w:rPr>
+                <w:rFonts w:asciiTheme="minorHAnsi" w:hAnsiTheme="minorHAnsi" w:cstheme="minorHAnsi"/>
                 <w:sz w:val="18"/>
                 <w:szCs w:val="18"/>
                 <w:lang w:val="it-IT"/>
@@ -4202,6 +4947,7 @@
             </w:pPr>
             <w:r>
               <w:rPr>
+                <w:rFonts w:asciiTheme="minorHAnsi" w:hAnsiTheme="minorHAnsi" w:cstheme="minorHAnsi"/>
                 <w:sz w:val="18"/>
                 <w:szCs w:val="18"/>
                 <w:lang w:val="it-IT"/>
@@ -4213,6 +4959,7 @@
         <w:tc>
           <w:tcPr>
             <w:tcW w:w="1047" w:type="dxa"/>
+            <w:gridSpan w:val="2"/>
             <w:shd w:val="clear" w:color="auto" w:fill="D9D9D9" w:themeFill="background1" w:themeFillShade="D9"/>
             <w:vAlign w:val="center"/>
           </w:tcPr>
@@ -4220,6 +4967,7 @@
             <w:pPr>
               <w:jc w:val="center"/>
               <w:rPr>
+                <w:rFonts w:asciiTheme="minorHAnsi" w:hAnsiTheme="minorHAnsi" w:cstheme="minorHAnsi"/>
                 <w:sz w:val="18"/>
                 <w:szCs w:val="18"/>
                 <w:lang w:val="it-IT"/>
@@ -4227,6 +4975,7 @@
             </w:pPr>
             <w:r>
               <w:rPr>
+                <w:rFonts w:asciiTheme="minorHAnsi" w:hAnsiTheme="minorHAnsi" w:cstheme="minorHAnsi"/>
                 <w:sz w:val="18"/>
                 <w:szCs w:val="18"/>
                 <w:lang w:val="it-IT"/>
@@ -4245,6 +4994,7 @@
             <w:pPr>
               <w:jc w:val="center"/>
               <w:rPr>
+                <w:rFonts w:asciiTheme="minorHAnsi" w:hAnsiTheme="minorHAnsi" w:cstheme="minorHAnsi"/>
                 <w:sz w:val="18"/>
                 <w:szCs w:val="18"/>
                 <w:lang w:val="it-IT"/>
@@ -4252,6 +5002,7 @@
             </w:pPr>
             <w:r>
               <w:rPr>
+                <w:rFonts w:asciiTheme="minorHAnsi" w:hAnsiTheme="minorHAnsi" w:cstheme="minorHAnsi"/>
                 <w:sz w:val="18"/>
                 <w:szCs w:val="18"/>
                 <w:lang w:val="it-IT"/>
@@ -4263,6 +5014,7 @@
         <w:tc>
           <w:tcPr>
             <w:tcW w:w="1560" w:type="dxa"/>
+            <w:gridSpan w:val="2"/>
             <w:shd w:val="clear" w:color="auto" w:fill="D9D9D9" w:themeFill="background1" w:themeFillShade="D9"/>
             <w:vAlign w:val="center"/>
           </w:tcPr>
@@ -4270,7 +5022,7 @@
             <w:pPr>
               <w:jc w:val="center"/>
               <w:rPr>
-                <w:rFonts w:ascii="Arial" w:hAnsi="Arial" w:cs="Arial"/>
+                <w:rFonts w:asciiTheme="minorHAnsi" w:hAnsiTheme="minorHAnsi" w:cstheme="minorHAnsi"/>
                 <w:sz w:val="18"/>
                 <w:szCs w:val="18"/>
                 <w:lang w:val="it-IT"/>
@@ -4278,7 +5030,7 @@
             </w:pPr>
             <w:r>
               <w:rPr>
-                <w:rFonts w:ascii="Arial" w:hAnsi="Arial" w:cs="Arial"/>
+                <w:rFonts w:asciiTheme="minorHAnsi" w:hAnsiTheme="minorHAnsi" w:cstheme="minorHAnsi"/>
                 <w:sz w:val="18"/>
                 <w:szCs w:val="18"/>
                 <w:lang w:val="it-IT"/>
@@ -4290,16 +5042,20 @@
       </w:tr>
       <w:tr>
         <w:trPr>
+          <w:gridAfter w:val="1"/>
+          <w:wAfter w:w="135" w:type="dxa"/>
           <w:trHeight w:val="5871"/>
         </w:trPr>
         <w:tc>
           <w:tcPr>
             <w:tcW w:w="1010" w:type="dxa"/>
+            <w:gridSpan w:val="2"/>
             <w:vAlign w:val="center"/>
           </w:tcPr>
           <w:p>
             <w:pPr>
               <w:rPr>
+                <w:rFonts w:asciiTheme="minorHAnsi" w:hAnsiTheme="minorHAnsi" w:cstheme="minorHAnsi"/>
                 <w:sz w:val="18"/>
                 <w:szCs w:val="18"/>
                 <w:lang w:val="it-IT"/>
@@ -4307,6 +5063,7 @@
             </w:pPr>
             <w:r>
               <w:rPr>
+                <w:rFonts w:asciiTheme="minorHAnsi" w:hAnsiTheme="minorHAnsi" w:cstheme="minorHAnsi"/>
                 <w:sz w:val="18"/>
                 <w:szCs w:val="18"/>
                 <w:lang w:val="it-IT"/>
@@ -4318,12 +5075,14 @@
         <w:tc>
           <w:tcPr>
             <w:tcW w:w="1047" w:type="dxa"/>
+            <w:gridSpan w:val="2"/>
             <w:shd w:val="clear" w:color="auto" w:fill="92D050"/>
             <w:vAlign w:val="center"/>
           </w:tcPr>
           <w:p>
             <w:pPr>
               <w:rPr>
+                <w:rFonts w:asciiTheme="minorHAnsi" w:hAnsiTheme="minorHAnsi" w:cstheme="minorHAnsi"/>
                 <w:sz w:val="18"/>
                 <w:szCs w:val="18"/>
                 <w:lang w:val="it-IT"/>
@@ -4331,6 +5090,7 @@
             </w:pPr>
             <w:r>
               <w:rPr>
+                <w:rFonts w:asciiTheme="minorHAnsi" w:hAnsiTheme="minorHAnsi" w:cstheme="minorHAnsi"/>
                 <w:sz w:val="18"/>
                 <w:szCs w:val="18"/>
                 <w:lang w:val="it-IT"/>
@@ -4346,36 +5106,33 @@
           <w:p>
             <w:pPr>
               <w:rPr>
-                <w:sz w:val="18"/>
-                <w:szCs w:val="18"/>
-              </w:rPr>
-            </w:pPr>
-            <w:r>
-              <w:rPr>
-                <w:sz w:val="18"/>
-                <w:szCs w:val="18"/>
-              </w:rPr>
-              <w:t xml:space="preserve">Verificare </w:t>
-            </w:r>
-            <w:r>
-              <w:rPr>
-                <w:sz w:val="18"/>
-                <w:szCs w:val="18"/>
-              </w:rPr>
-              <w:t>i dettagli del prodotto scelto.</w:t>
-            </w:r>
-          </w:p>
-          <w:p>
-            <w:pPr>
-              <w:rPr>
-                <w:sz w:val="18"/>
-                <w:szCs w:val="18"/>
-              </w:rPr>
-            </w:pPr>
-          </w:p>
-          <w:p>
-            <w:pPr>
-              <w:rPr>
+                <w:rFonts w:asciiTheme="minorHAnsi" w:hAnsiTheme="minorHAnsi" w:cstheme="minorHAnsi"/>
+                <w:sz w:val="18"/>
+                <w:szCs w:val="18"/>
+              </w:rPr>
+            </w:pPr>
+            <w:r>
+              <w:rPr>
+                <w:rFonts w:asciiTheme="minorHAnsi" w:hAnsiTheme="minorHAnsi" w:cstheme="minorHAnsi"/>
+                <w:sz w:val="18"/>
+                <w:szCs w:val="18"/>
+              </w:rPr>
+              <w:t>Verificare i dettagli del prodotto scelto.</w:t>
+            </w:r>
+          </w:p>
+          <w:p>
+            <w:pPr>
+              <w:rPr>
+                <w:rFonts w:asciiTheme="minorHAnsi" w:hAnsiTheme="minorHAnsi" w:cstheme="minorHAnsi"/>
+                <w:sz w:val="18"/>
+                <w:szCs w:val="18"/>
+              </w:rPr>
+            </w:pPr>
+          </w:p>
+          <w:p>
+            <w:pPr>
+              <w:rPr>
+                <w:rFonts w:asciiTheme="minorHAnsi" w:hAnsiTheme="minorHAnsi" w:cstheme="minorHAnsi"/>
                 <w:b/>
                 <w:bCs/>
                 <w:sz w:val="18"/>
@@ -4385,6 +5142,7 @@
             </w:pPr>
             <w:r>
               <w:rPr>
+                <w:rFonts w:asciiTheme="minorHAnsi" w:hAnsiTheme="minorHAnsi" w:cstheme="minorHAnsi"/>
                 <w:b/>
                 <w:bCs/>
                 <w:sz w:val="18"/>
@@ -4397,6 +5155,7 @@
           <w:p>
             <w:pPr>
               <w:rPr>
+                <w:rFonts w:asciiTheme="minorHAnsi" w:hAnsiTheme="minorHAnsi" w:cstheme="minorHAnsi"/>
                 <w:bCs/>
                 <w:sz w:val="18"/>
                 <w:szCs w:val="18"/>
@@ -4404,6 +5163,7 @@
             </w:pPr>
             <w:r>
               <w:rPr>
+                <w:rFonts w:asciiTheme="minorHAnsi" w:hAnsiTheme="minorHAnsi" w:cstheme="minorHAnsi"/>
                 <w:bCs/>
                 <w:sz w:val="18"/>
                 <w:szCs w:val="18"/>
@@ -4414,6 +5174,7 @@
           <w:p>
             <w:pPr>
               <w:rPr>
+                <w:rFonts w:asciiTheme="minorHAnsi" w:hAnsiTheme="minorHAnsi" w:cstheme="minorHAnsi"/>
                 <w:bCs/>
                 <w:sz w:val="18"/>
                 <w:szCs w:val="18"/>
@@ -4423,6 +5184,7 @@
           <w:p>
             <w:pPr>
               <w:rPr>
+                <w:rFonts w:asciiTheme="minorHAnsi" w:hAnsiTheme="minorHAnsi" w:cstheme="minorHAnsi"/>
                 <w:b/>
                 <w:bCs/>
                 <w:sz w:val="18"/>
@@ -4431,6 +5193,7 @@
             </w:pPr>
             <w:r>
               <w:rPr>
+                <w:rFonts w:asciiTheme="minorHAnsi" w:hAnsiTheme="minorHAnsi" w:cstheme="minorHAnsi"/>
                 <w:b/>
                 <w:bCs/>
                 <w:sz w:val="18"/>
@@ -4442,12 +5205,14 @@
           <w:p>
             <w:pPr>
               <w:rPr>
-                <w:sz w:val="18"/>
-                <w:szCs w:val="18"/>
-              </w:rPr>
-            </w:pPr>
-            <w:r>
-              <w:rPr>
+                <w:rFonts w:asciiTheme="minorHAnsi" w:hAnsiTheme="minorHAnsi" w:cstheme="minorHAnsi"/>
+                <w:sz w:val="18"/>
+                <w:szCs w:val="18"/>
+              </w:rPr>
+            </w:pPr>
+            <w:r>
+              <w:rPr>
+                <w:rFonts w:asciiTheme="minorHAnsi" w:hAnsiTheme="minorHAnsi" w:cstheme="minorHAnsi"/>
                 <w:sz w:val="18"/>
                 <w:szCs w:val="18"/>
               </w:rPr>
@@ -4458,20 +5223,23 @@
             <w:pPr>
               <w:jc w:val="center"/>
               <w:rPr>
-                <w:sz w:val="18"/>
-                <w:szCs w:val="18"/>
-              </w:rPr>
-            </w:pPr>
-          </w:p>
-          <w:p>
-            <w:pPr>
-              <w:rPr>
-                <w:sz w:val="18"/>
-                <w:szCs w:val="18"/>
-              </w:rPr>
-            </w:pPr>
-            <w:r>
-              <w:rPr>
+                <w:rFonts w:asciiTheme="minorHAnsi" w:hAnsiTheme="minorHAnsi" w:cstheme="minorHAnsi"/>
+                <w:sz w:val="18"/>
+                <w:szCs w:val="18"/>
+              </w:rPr>
+            </w:pPr>
+          </w:p>
+          <w:p>
+            <w:pPr>
+              <w:rPr>
+                <w:rFonts w:asciiTheme="minorHAnsi" w:hAnsiTheme="minorHAnsi" w:cstheme="minorHAnsi"/>
+                <w:sz w:val="18"/>
+                <w:szCs w:val="18"/>
+              </w:rPr>
+            </w:pPr>
+            <w:r>
+              <w:rPr>
+                <w:rFonts w:asciiTheme="minorHAnsi" w:hAnsiTheme="minorHAnsi" w:cstheme="minorHAnsi"/>
                 <w:noProof/>
               </w:rPr>
               <w:drawing>
@@ -4536,6 +5304,7 @@
           <w:p>
             <w:pPr>
               <w:rPr>
+                <w:rFonts w:asciiTheme="minorHAnsi" w:hAnsiTheme="minorHAnsi" w:cstheme="minorHAnsi"/>
                 <w:sz w:val="18"/>
                 <w:szCs w:val="18"/>
                 <w:lang w:val="it-IT"/>
@@ -4545,6 +5314,7 @@
           <w:p>
             <w:pPr>
               <w:rPr>
+                <w:rFonts w:asciiTheme="minorHAnsi" w:hAnsiTheme="minorHAnsi" w:cstheme="minorHAnsi"/>
                 <w:sz w:val="18"/>
                 <w:szCs w:val="18"/>
                 <w:lang w:val="it-IT"/>
@@ -4555,6 +5325,7 @@
             <w:pPr>
               <w:jc w:val="center"/>
               <w:rPr>
+                <w:rFonts w:asciiTheme="minorHAnsi" w:hAnsiTheme="minorHAnsi" w:cstheme="minorHAnsi"/>
                 <w:sz w:val="18"/>
                 <w:szCs w:val="18"/>
                 <w:lang w:val="it-IT"/>
@@ -4564,6 +5335,7 @@
           <w:p>
             <w:pPr>
               <w:rPr>
+                <w:rFonts w:asciiTheme="minorHAnsi" w:hAnsiTheme="minorHAnsi" w:cstheme="minorHAnsi"/>
                 <w:sz w:val="18"/>
                 <w:szCs w:val="18"/>
                 <w:lang w:val="it-IT"/>
@@ -4573,6 +5345,7 @@
           <w:p>
             <w:pPr>
               <w:rPr>
+                <w:rFonts w:asciiTheme="minorHAnsi" w:hAnsiTheme="minorHAnsi" w:cstheme="minorHAnsi"/>
                 <w:sz w:val="18"/>
                 <w:szCs w:val="18"/>
                 <w:lang w:val="it-IT"/>
@@ -4582,6 +5355,7 @@
           <w:p>
             <w:pPr>
               <w:rPr>
+                <w:rFonts w:asciiTheme="minorHAnsi" w:hAnsiTheme="minorHAnsi" w:cstheme="minorHAnsi"/>
                 <w:sz w:val="18"/>
                 <w:szCs w:val="18"/>
                 <w:lang w:val="it-IT"/>
@@ -4591,6 +5365,7 @@
           <w:p>
             <w:pPr>
               <w:rPr>
+                <w:rFonts w:asciiTheme="minorHAnsi" w:hAnsiTheme="minorHAnsi" w:cstheme="minorHAnsi"/>
                 <w:sz w:val="18"/>
                 <w:szCs w:val="18"/>
                 <w:lang w:val="it-IT"/>
@@ -4601,6 +5376,7 @@
         <w:tc>
           <w:tcPr>
             <w:tcW w:w="1560" w:type="dxa"/>
+            <w:gridSpan w:val="2"/>
             <w:vAlign w:val="center"/>
           </w:tcPr>
           <w:p>
@@ -4608,6 +5384,7 @@
               <w:keepNext/>
               <w:jc w:val="center"/>
               <w:rPr>
+                <w:rFonts w:asciiTheme="minorHAnsi" w:hAnsiTheme="minorHAnsi" w:cstheme="minorHAnsi"/>
                 <w:sz w:val="18"/>
                 <w:szCs w:val="18"/>
                 <w:lang w:val="it-IT"/>
@@ -4615,6 +5392,7 @@
             </w:pPr>
             <w:r>
               <w:rPr>
+                <w:rFonts w:asciiTheme="minorHAnsi" w:hAnsiTheme="minorHAnsi" w:cstheme="minorHAnsi"/>
                 <w:sz w:val="18"/>
                 <w:szCs w:val="18"/>
                 <w:lang w:val="it-IT"/>
@@ -4624,28 +5402,10 @@
           </w:p>
         </w:tc>
       </w:tr>
-    </w:tbl>
-    <w:p>
-      <w:r>
-        <w:br w:type="page"/>
-      </w:r>
-    </w:p>
-    <w:tbl>
-      <w:tblPr>
-        <w:tblStyle w:val="Grigliatabella"/>
-        <w:tblW w:w="0" w:type="auto"/>
-        <w:tblLook w:val="04A0" w:firstRow="1" w:lastRow="0" w:firstColumn="1" w:lastColumn="0" w:noHBand="0" w:noVBand="1"/>
-      </w:tblPr>
-      <w:tblGrid>
-        <w:gridCol w:w="787"/>
-        <w:gridCol w:w="1047"/>
-        <w:gridCol w:w="6486"/>
-        <w:gridCol w:w="1308"/>
-      </w:tblGrid>
       <w:tr>
         <w:tc>
           <w:tcPr>
-            <w:tcW w:w="1010" w:type="dxa"/>
+            <w:tcW w:w="824" w:type="dxa"/>
             <w:shd w:val="clear" w:color="auto" w:fill="D9D9D9" w:themeFill="background1" w:themeFillShade="D9"/>
             <w:vAlign w:val="center"/>
           </w:tcPr>
@@ -4653,13 +5413,17 @@
             <w:pPr>
               <w:jc w:val="center"/>
               <w:rPr>
+                <w:rFonts w:asciiTheme="minorHAnsi" w:hAnsiTheme="minorHAnsi" w:cstheme="minorHAnsi"/>
                 <w:sz w:val="18"/>
                 <w:szCs w:val="18"/>
                 <w:lang w:val="it-IT"/>
               </w:rPr>
             </w:pPr>
-            <w:r>
-              <w:rPr>
+            <w:bookmarkStart w:id="3" w:name="_GoBack"/>
+            <w:bookmarkEnd w:id="3"/>
+            <w:r>
+              <w:rPr>
+                <w:rFonts w:asciiTheme="minorHAnsi" w:hAnsiTheme="minorHAnsi" w:cstheme="minorHAnsi"/>
                 <w:sz w:val="18"/>
                 <w:szCs w:val="18"/>
                 <w:lang w:val="it-IT"/>
@@ -4671,7 +5435,8 @@
         </w:tc>
         <w:tc>
           <w:tcPr>
-            <w:tcW w:w="1047" w:type="dxa"/>
+            <w:tcW w:w="989" w:type="dxa"/>
+            <w:gridSpan w:val="2"/>
             <w:shd w:val="clear" w:color="auto" w:fill="D9D9D9" w:themeFill="background1" w:themeFillShade="D9"/>
             <w:vAlign w:val="center"/>
           </w:tcPr>
@@ -4679,6 +5444,7 @@
             <w:pPr>
               <w:jc w:val="center"/>
               <w:rPr>
+                <w:rFonts w:asciiTheme="minorHAnsi" w:hAnsiTheme="minorHAnsi" w:cstheme="minorHAnsi"/>
                 <w:sz w:val="18"/>
                 <w:szCs w:val="18"/>
                 <w:lang w:val="it-IT"/>
@@ -4686,6 +5452,7 @@
             </w:pPr>
             <w:r>
               <w:rPr>
+                <w:rFonts w:asciiTheme="minorHAnsi" w:hAnsiTheme="minorHAnsi" w:cstheme="minorHAnsi"/>
                 <w:sz w:val="18"/>
                 <w:szCs w:val="18"/>
                 <w:lang w:val="it-IT"/>
@@ -4696,7 +5463,8 @@
         </w:tc>
         <w:tc>
           <w:tcPr>
-            <w:tcW w:w="5876" w:type="dxa"/>
+            <w:tcW w:w="6486" w:type="dxa"/>
+            <w:gridSpan w:val="3"/>
             <w:shd w:val="clear" w:color="auto" w:fill="D9D9D9" w:themeFill="background1" w:themeFillShade="D9"/>
             <w:vAlign w:val="center"/>
           </w:tcPr>
@@ -4704,6 +5472,7 @@
             <w:pPr>
               <w:jc w:val="center"/>
               <w:rPr>
+                <w:rFonts w:asciiTheme="minorHAnsi" w:hAnsiTheme="minorHAnsi" w:cstheme="minorHAnsi"/>
                 <w:sz w:val="18"/>
                 <w:szCs w:val="18"/>
                 <w:lang w:val="it-IT"/>
@@ -4711,6 +5480,7 @@
             </w:pPr>
             <w:r>
               <w:rPr>
+                <w:rFonts w:asciiTheme="minorHAnsi" w:hAnsiTheme="minorHAnsi" w:cstheme="minorHAnsi"/>
                 <w:sz w:val="18"/>
                 <w:szCs w:val="18"/>
                 <w:lang w:val="it-IT"/>
@@ -4721,7 +5491,8 @@
         </w:tc>
         <w:tc>
           <w:tcPr>
-            <w:tcW w:w="1560" w:type="dxa"/>
+            <w:tcW w:w="1329" w:type="dxa"/>
+            <w:gridSpan w:val="2"/>
             <w:shd w:val="clear" w:color="auto" w:fill="D9D9D9" w:themeFill="background1" w:themeFillShade="D9"/>
             <w:vAlign w:val="center"/>
           </w:tcPr>
@@ -4729,7 +5500,7 @@
             <w:pPr>
               <w:jc w:val="center"/>
               <w:rPr>
-                <w:rFonts w:ascii="Arial" w:hAnsi="Arial" w:cs="Arial"/>
+                <w:rFonts w:asciiTheme="minorHAnsi" w:hAnsiTheme="minorHAnsi" w:cstheme="minorHAnsi"/>
                 <w:sz w:val="18"/>
                 <w:szCs w:val="18"/>
                 <w:lang w:val="it-IT"/>
@@ -4737,7 +5508,7 @@
             </w:pPr>
             <w:r>
               <w:rPr>
-                <w:rFonts w:ascii="Arial" w:hAnsi="Arial" w:cs="Arial"/>
+                <w:rFonts w:asciiTheme="minorHAnsi" w:hAnsiTheme="minorHAnsi" w:cstheme="minorHAnsi"/>
                 <w:sz w:val="18"/>
                 <w:szCs w:val="18"/>
                 <w:lang w:val="it-IT"/>
@@ -4753,12 +5524,13 @@
         </w:trPr>
         <w:tc>
           <w:tcPr>
-            <w:tcW w:w="1010" w:type="dxa"/>
+            <w:tcW w:w="824" w:type="dxa"/>
             <w:vAlign w:val="center"/>
           </w:tcPr>
           <w:p>
             <w:pPr>
               <w:rPr>
+                <w:rFonts w:asciiTheme="minorHAnsi" w:hAnsiTheme="minorHAnsi" w:cstheme="minorHAnsi"/>
                 <w:sz w:val="18"/>
                 <w:szCs w:val="18"/>
                 <w:lang w:val="it-IT"/>
@@ -4766,31 +5538,26 @@
             </w:pPr>
             <w:r>
               <w:rPr>
+                <w:rFonts w:asciiTheme="minorHAnsi" w:hAnsiTheme="minorHAnsi" w:cstheme="minorHAnsi"/>
                 <w:sz w:val="18"/>
                 <w:szCs w:val="18"/>
                 <w:lang w:val="it-IT"/>
               </w:rPr>
-              <w:t>TC-00</w:t>
-            </w:r>
-            <w:r>
-              <w:rPr>
-                <w:sz w:val="18"/>
-                <w:szCs w:val="18"/>
-                <w:lang w:val="it-IT"/>
-              </w:rPr>
-              <w:t>2</w:t>
+              <w:t>TC-002</w:t>
             </w:r>
           </w:p>
         </w:tc>
         <w:tc>
           <w:tcPr>
-            <w:tcW w:w="1047" w:type="dxa"/>
+            <w:tcW w:w="989" w:type="dxa"/>
+            <w:gridSpan w:val="2"/>
             <w:shd w:val="clear" w:color="auto" w:fill="92D050"/>
             <w:vAlign w:val="center"/>
           </w:tcPr>
           <w:p>
             <w:pPr>
               <w:rPr>
+                <w:rFonts w:asciiTheme="minorHAnsi" w:hAnsiTheme="minorHAnsi" w:cstheme="minorHAnsi"/>
                 <w:sz w:val="18"/>
                 <w:szCs w:val="18"/>
                 <w:lang w:val="it-IT"/>
@@ -4798,6 +5565,7 @@
             </w:pPr>
             <w:r>
               <w:rPr>
+                <w:rFonts w:asciiTheme="minorHAnsi" w:hAnsiTheme="minorHAnsi" w:cstheme="minorHAnsi"/>
                 <w:sz w:val="18"/>
                 <w:szCs w:val="18"/>
                 <w:lang w:val="it-IT"/>
@@ -4808,17 +5576,20 @@
         </w:tc>
         <w:tc>
           <w:tcPr>
-            <w:tcW w:w="5876" w:type="dxa"/>
+            <w:tcW w:w="6486" w:type="dxa"/>
+            <w:gridSpan w:val="3"/>
           </w:tcPr>
           <w:p>
             <w:pPr>
               <w:rPr>
-                <w:sz w:val="18"/>
-                <w:szCs w:val="18"/>
-              </w:rPr>
-            </w:pPr>
-            <w:r>
-              <w:rPr>
+                <w:rFonts w:asciiTheme="minorHAnsi" w:hAnsiTheme="minorHAnsi" w:cstheme="minorHAnsi"/>
+                <w:sz w:val="18"/>
+                <w:szCs w:val="18"/>
+              </w:rPr>
+            </w:pPr>
+            <w:r>
+              <w:rPr>
+                <w:rFonts w:asciiTheme="minorHAnsi" w:hAnsiTheme="minorHAnsi" w:cstheme="minorHAnsi"/>
                 <w:sz w:val="18"/>
                 <w:szCs w:val="18"/>
               </w:rPr>
@@ -4828,14 +5599,16 @@
           <w:p>
             <w:pPr>
               <w:rPr>
-                <w:sz w:val="18"/>
-                <w:szCs w:val="18"/>
-              </w:rPr>
-            </w:pPr>
-          </w:p>
-          <w:p>
-            <w:pPr>
-              <w:rPr>
+                <w:rFonts w:asciiTheme="minorHAnsi" w:hAnsiTheme="minorHAnsi" w:cstheme="minorHAnsi"/>
+                <w:sz w:val="18"/>
+                <w:szCs w:val="18"/>
+              </w:rPr>
+            </w:pPr>
+          </w:p>
+          <w:p>
+            <w:pPr>
+              <w:rPr>
+                <w:rFonts w:asciiTheme="minorHAnsi" w:hAnsiTheme="minorHAnsi" w:cstheme="minorHAnsi"/>
                 <w:b/>
                 <w:bCs/>
                 <w:sz w:val="18"/>
@@ -4845,6 +5618,7 @@
             </w:pPr>
             <w:r>
               <w:rPr>
+                <w:rFonts w:asciiTheme="minorHAnsi" w:hAnsiTheme="minorHAnsi" w:cstheme="minorHAnsi"/>
                 <w:b/>
                 <w:bCs/>
                 <w:sz w:val="18"/>
@@ -4857,6 +5631,7 @@
           <w:p>
             <w:pPr>
               <w:rPr>
+                <w:rFonts w:asciiTheme="minorHAnsi" w:hAnsiTheme="minorHAnsi" w:cstheme="minorHAnsi"/>
                 <w:bCs/>
                 <w:sz w:val="18"/>
                 <w:szCs w:val="18"/>
@@ -4864,6 +5639,7 @@
             </w:pPr>
             <w:r>
               <w:rPr>
+                <w:rFonts w:asciiTheme="minorHAnsi" w:hAnsiTheme="minorHAnsi" w:cstheme="minorHAnsi"/>
                 <w:bCs/>
                 <w:sz w:val="18"/>
                 <w:szCs w:val="18"/>
@@ -4874,6 +5650,7 @@
           <w:p>
             <w:pPr>
               <w:rPr>
+                <w:rFonts w:asciiTheme="minorHAnsi" w:hAnsiTheme="minorHAnsi" w:cstheme="minorHAnsi"/>
                 <w:bCs/>
                 <w:sz w:val="18"/>
                 <w:szCs w:val="18"/>
@@ -4883,6 +5660,7 @@
           <w:p>
             <w:pPr>
               <w:rPr>
+                <w:rFonts w:asciiTheme="minorHAnsi" w:hAnsiTheme="minorHAnsi" w:cstheme="minorHAnsi"/>
                 <w:b/>
                 <w:bCs/>
                 <w:sz w:val="18"/>
@@ -4891,6 +5669,7 @@
             </w:pPr>
             <w:r>
               <w:rPr>
+                <w:rFonts w:asciiTheme="minorHAnsi" w:hAnsiTheme="minorHAnsi" w:cstheme="minorHAnsi"/>
                 <w:b/>
                 <w:bCs/>
                 <w:sz w:val="18"/>
@@ -4902,12 +5681,14 @@
           <w:p>
             <w:pPr>
               <w:rPr>
-                <w:sz w:val="18"/>
-                <w:szCs w:val="18"/>
-              </w:rPr>
-            </w:pPr>
-            <w:r>
-              <w:rPr>
+                <w:rFonts w:asciiTheme="minorHAnsi" w:hAnsiTheme="minorHAnsi" w:cstheme="minorHAnsi"/>
+                <w:sz w:val="18"/>
+                <w:szCs w:val="18"/>
+              </w:rPr>
+            </w:pPr>
+            <w:r>
+              <w:rPr>
+                <w:rFonts w:asciiTheme="minorHAnsi" w:hAnsiTheme="minorHAnsi" w:cstheme="minorHAnsi"/>
                 <w:sz w:val="18"/>
                 <w:szCs w:val="18"/>
               </w:rPr>
@@ -4918,20 +5699,23 @@
             <w:pPr>
               <w:jc w:val="center"/>
               <w:rPr>
-                <w:sz w:val="18"/>
-                <w:szCs w:val="18"/>
-              </w:rPr>
-            </w:pPr>
-          </w:p>
-          <w:p>
-            <w:pPr>
-              <w:rPr>
-                <w:sz w:val="18"/>
-                <w:szCs w:val="18"/>
-              </w:rPr>
-            </w:pPr>
-            <w:r>
-              <w:rPr>
+                <w:rFonts w:asciiTheme="minorHAnsi" w:hAnsiTheme="minorHAnsi" w:cstheme="minorHAnsi"/>
+                <w:sz w:val="18"/>
+                <w:szCs w:val="18"/>
+              </w:rPr>
+            </w:pPr>
+          </w:p>
+          <w:p>
+            <w:pPr>
+              <w:rPr>
+                <w:rFonts w:asciiTheme="minorHAnsi" w:hAnsiTheme="minorHAnsi" w:cstheme="minorHAnsi"/>
+                <w:sz w:val="18"/>
+                <w:szCs w:val="18"/>
+              </w:rPr>
+            </w:pPr>
+            <w:r>
+              <w:rPr>
+                <w:rFonts w:asciiTheme="minorHAnsi" w:hAnsiTheme="minorHAnsi" w:cstheme="minorHAnsi"/>
                 <w:noProof/>
               </w:rPr>
               <w:drawing>
@@ -4974,6 +5758,7 @@
           <w:p>
             <w:pPr>
               <w:rPr>
+                <w:rFonts w:asciiTheme="minorHAnsi" w:hAnsiTheme="minorHAnsi" w:cstheme="minorHAnsi"/>
                 <w:sz w:val="18"/>
                 <w:szCs w:val="18"/>
                 <w:lang w:val="it-IT"/>
@@ -4983,6 +5768,7 @@
           <w:p>
             <w:pPr>
               <w:rPr>
+                <w:rFonts w:asciiTheme="minorHAnsi" w:hAnsiTheme="minorHAnsi" w:cstheme="minorHAnsi"/>
                 <w:sz w:val="18"/>
                 <w:szCs w:val="18"/>
                 <w:lang w:val="it-IT"/>
@@ -4993,6 +5779,7 @@
             <w:pPr>
               <w:jc w:val="center"/>
               <w:rPr>
+                <w:rFonts w:asciiTheme="minorHAnsi" w:hAnsiTheme="minorHAnsi" w:cstheme="minorHAnsi"/>
                 <w:sz w:val="18"/>
                 <w:szCs w:val="18"/>
                 <w:lang w:val="it-IT"/>
@@ -5002,6 +5789,7 @@
           <w:p>
             <w:pPr>
               <w:rPr>
+                <w:rFonts w:asciiTheme="minorHAnsi" w:hAnsiTheme="minorHAnsi" w:cstheme="minorHAnsi"/>
                 <w:sz w:val="18"/>
                 <w:szCs w:val="18"/>
                 <w:lang w:val="it-IT"/>
@@ -5011,6 +5799,7 @@
           <w:p>
             <w:pPr>
               <w:rPr>
+                <w:rFonts w:asciiTheme="minorHAnsi" w:hAnsiTheme="minorHAnsi" w:cstheme="minorHAnsi"/>
                 <w:sz w:val="18"/>
                 <w:szCs w:val="18"/>
                 <w:lang w:val="it-IT"/>
@@ -5020,6 +5809,7 @@
           <w:p>
             <w:pPr>
               <w:rPr>
+                <w:rFonts w:asciiTheme="minorHAnsi" w:hAnsiTheme="minorHAnsi" w:cstheme="minorHAnsi"/>
                 <w:sz w:val="18"/>
                 <w:szCs w:val="18"/>
                 <w:lang w:val="it-IT"/>
@@ -5029,6 +5819,7 @@
           <w:p>
             <w:pPr>
               <w:rPr>
+                <w:rFonts w:asciiTheme="minorHAnsi" w:hAnsiTheme="minorHAnsi" w:cstheme="minorHAnsi"/>
                 <w:sz w:val="18"/>
                 <w:szCs w:val="18"/>
                 <w:lang w:val="it-IT"/>
@@ -5038,7 +5829,8 @@
         </w:tc>
         <w:tc>
           <w:tcPr>
-            <w:tcW w:w="1560" w:type="dxa"/>
+            <w:tcW w:w="1329" w:type="dxa"/>
+            <w:gridSpan w:val="2"/>
             <w:vAlign w:val="center"/>
           </w:tcPr>
           <w:p>
@@ -5046,6 +5838,7 @@
               <w:keepNext/>
               <w:jc w:val="center"/>
               <w:rPr>
+                <w:rFonts w:asciiTheme="minorHAnsi" w:hAnsiTheme="minorHAnsi" w:cstheme="minorHAnsi"/>
                 <w:sz w:val="18"/>
                 <w:szCs w:val="18"/>
                 <w:lang w:val="it-IT"/>
@@ -5053,6 +5846,7 @@
             </w:pPr>
             <w:r>
               <w:rPr>
+                <w:rFonts w:asciiTheme="minorHAnsi" w:hAnsiTheme="minorHAnsi" w:cstheme="minorHAnsi"/>
                 <w:sz w:val="18"/>
                 <w:szCs w:val="18"/>
                 <w:lang w:val="it-IT"/>
@@ -5063,8 +5857,20 @@
         </w:tc>
       </w:tr>
     </w:tbl>
-    <w:p/>
-    <w:p/>
+    <w:p>
+      <w:pPr>
+        <w:rPr>
+          <w:rFonts w:cstheme="minorHAnsi"/>
+        </w:rPr>
+      </w:pPr>
+    </w:p>
+    <w:p>
+      <w:pPr>
+        <w:rPr>
+          <w:rFonts w:cstheme="minorHAnsi"/>
+        </w:rPr>
+      </w:pPr>
+    </w:p>
     <w:sectPr>
       <w:headerReference w:type="default" r:id="rId25"/>
       <w:footerReference w:type="default" r:id="rId26"/>
@@ -5080,7 +5886,7 @@
 </file>
 
 <file path=word/endnotes.xml><?xml version="1.0" encoding="utf-8"?>
-<w:endnotes xmlns:wpc="http://schemas.microsoft.com/office/word/2010/wordprocessingCanvas" xmlns:cx="http://schemas.microsoft.com/office/drawing/2014/chartex" xmlns:cx1="http://schemas.microsoft.com/office/drawing/2015/9/8/chartex" xmlns:cx2="http://schemas.microsoft.com/office/drawing/2015/10/21/chartex" xmlns:cx3="http://schemas.microsoft.com/office/drawing/2016/5/9/chartex" xmlns:cx4="http://schemas.microsoft.com/office/drawing/2016/5/10/chartex" xmlns:cx5="http://schemas.microsoft.com/office/drawing/2016/5/11/chartex" xmlns:cx6="http://schemas.microsoft.com/office/drawing/2016/5/12/chartex" xmlns:cx7="http://schemas.microsoft.com/office/drawing/2016/5/13/chartex" xmlns:cx8="http://schemas.microsoft.com/office/drawing/2016/5/14/chartex" xmlns:mc="http://schemas.openxmlformats.org/markup-compatibility/2006" xmlns:aink="http://schemas.microsoft.com/office/drawing/2016/ink" xmlns:am3d="http://schemas.microsoft.com/office/drawing/2017/model3d" xmlns:o="urn:schemas-microsoft-com:office:office" xmlns:oel="http://schemas.microsoft.com/office/2019/extlst" xmlns:r="http://schemas.openxmlformats.org/officeDocument/2006/relationships" xmlns:m="http://schemas.openxmlformats.org/officeDocument/2006/math" xmlns:v="urn:schemas-microsoft-com:vml" xmlns:wp14="http://schemas.microsoft.com/office/word/2010/wordprocessingDrawing" xmlns:wp="http://schemas.openxmlformats.org/drawingml/2006/wordprocessingDrawing" xmlns:w10="urn:schemas-microsoft-com:office:word" xmlns:w="http://schemas.openxmlformats.org/wordprocessingml/2006/main" xmlns:w14="http://schemas.microsoft.com/office/word/2010/wordml" xmlns:w15="http://schemas.microsoft.com/office/word/2012/wordml" xmlns:w16cex="http://schemas.microsoft.com/office/word/2018/wordml/cex" xmlns:w16cid="http://schemas.microsoft.com/office/word/2016/wordml/cid" xmlns:w16="http://schemas.microsoft.com/office/word/2018/wordml" xmlns:w16du="http://schemas.microsoft.com/office/word/2023/wordml/word16du" xmlns:w16sdtdh="http://schemas.microsoft.com/office/word/2020/wordml/sdtdatahash" xmlns:w16sdtfl="http://schemas.microsoft.com/office/word/2024/wordml/sdtformatlock" xmlns:w16se="http://schemas.microsoft.com/office/word/2015/wordml/symex" xmlns:wpg="http://schemas.microsoft.com/office/word/2010/wordprocessingGroup" xmlns:wpi="http://schemas.microsoft.com/office/word/2010/wordprocessingInk" xmlns:wne="http://schemas.microsoft.com/office/word/2006/wordml" xmlns:wps="http://schemas.microsoft.com/office/word/2010/wordprocessingShape" mc:Ignorable="w14 w15 w16se w16cid w16 w16cex w16sdtdh w16sdtfl w16du wp14">
+<w:endnotes xmlns:wpc="http://schemas.microsoft.com/office/word/2010/wordprocessingCanvas" xmlns:cx="http://schemas.microsoft.com/office/drawing/2014/chartex" xmlns:cx1="http://schemas.microsoft.com/office/drawing/2015/9/8/chartex" xmlns:cx2="http://schemas.microsoft.com/office/drawing/2015/10/21/chartex" xmlns:cx3="http://schemas.microsoft.com/office/drawing/2016/5/9/chartex" xmlns:cx4="http://schemas.microsoft.com/office/drawing/2016/5/10/chartex" xmlns:cx5="http://schemas.microsoft.com/office/drawing/2016/5/11/chartex" xmlns:cx6="http://schemas.microsoft.com/office/drawing/2016/5/12/chartex" xmlns:cx7="http://schemas.microsoft.com/office/drawing/2016/5/13/chartex" xmlns:cx8="http://schemas.microsoft.com/office/drawing/2016/5/14/chartex" xmlns:mc="http://schemas.openxmlformats.org/markup-compatibility/2006" xmlns:aink="http://schemas.microsoft.com/office/drawing/2016/ink" xmlns:am3d="http://schemas.microsoft.com/office/drawing/2017/model3d" xmlns:o="urn:schemas-microsoft-com:office:office" xmlns:r="http://schemas.openxmlformats.org/officeDocument/2006/relationships" xmlns:m="http://schemas.openxmlformats.org/officeDocument/2006/math" xmlns:v="urn:schemas-microsoft-com:vml" xmlns:wp14="http://schemas.microsoft.com/office/word/2010/wordprocessingDrawing" xmlns:wp="http://schemas.openxmlformats.org/drawingml/2006/wordprocessingDrawing" xmlns:w10="urn:schemas-microsoft-com:office:word" xmlns:w="http://schemas.openxmlformats.org/wordprocessingml/2006/main" xmlns:w14="http://schemas.microsoft.com/office/word/2010/wordml" xmlns:w15="http://schemas.microsoft.com/office/word/2012/wordml" xmlns:w16cid="http://schemas.microsoft.com/office/word/2016/wordml/cid" xmlns:w16se="http://schemas.microsoft.com/office/word/2015/wordml/symex" xmlns:wpg="http://schemas.microsoft.com/office/word/2010/wordprocessingGroup" xmlns:wpi="http://schemas.microsoft.com/office/word/2010/wordprocessingInk" xmlns:wne="http://schemas.microsoft.com/office/word/2006/wordml" xmlns:wps="http://schemas.microsoft.com/office/word/2010/wordprocessingShape" mc:Ignorable="w14 w15 w16se w16cid wp14">
   <w:endnote w:type="separator" w:id="-1">
     <w:p>
       <w:pPr>
@@ -5105,7 +5911,7 @@
 </file>
 
 <file path=word/footer1.xml><?xml version="1.0" encoding="utf-8"?>
-<w:ftr xmlns:wpc="http://schemas.microsoft.com/office/word/2010/wordprocessingCanvas" xmlns:cx="http://schemas.microsoft.com/office/drawing/2014/chartex" xmlns:cx1="http://schemas.microsoft.com/office/drawing/2015/9/8/chartex" xmlns:cx2="http://schemas.microsoft.com/office/drawing/2015/10/21/chartex" xmlns:cx3="http://schemas.microsoft.com/office/drawing/2016/5/9/chartex" xmlns:cx4="http://schemas.microsoft.com/office/drawing/2016/5/10/chartex" xmlns:cx5="http://schemas.microsoft.com/office/drawing/2016/5/11/chartex" xmlns:cx6="http://schemas.microsoft.com/office/drawing/2016/5/12/chartex" xmlns:cx7="http://schemas.microsoft.com/office/drawing/2016/5/13/chartex" xmlns:cx8="http://schemas.microsoft.com/office/drawing/2016/5/14/chartex" xmlns:mc="http://schemas.openxmlformats.org/markup-compatibility/2006" xmlns:aink="http://schemas.microsoft.com/office/drawing/2016/ink" xmlns:am3d="http://schemas.microsoft.com/office/drawing/2017/model3d" xmlns:o="urn:schemas-microsoft-com:office:office" xmlns:oel="http://schemas.microsoft.com/office/2019/extlst" xmlns:r="http://schemas.openxmlformats.org/officeDocument/2006/relationships" xmlns:m="http://schemas.openxmlformats.org/officeDocument/2006/math" xmlns:v="urn:schemas-microsoft-com:vml" xmlns:wp14="http://schemas.microsoft.com/office/word/2010/wordprocessingDrawing" xmlns:wp="http://schemas.openxmlformats.org/drawingml/2006/wordprocessingDrawing" xmlns:w10="urn:schemas-microsoft-com:office:word" xmlns:w="http://schemas.openxmlformats.org/wordprocessingml/2006/main" xmlns:w14="http://schemas.microsoft.com/office/word/2010/wordml" xmlns:w15="http://schemas.microsoft.com/office/word/2012/wordml" xmlns:w16cex="http://schemas.microsoft.com/office/word/2018/wordml/cex" xmlns:w16cid="http://schemas.microsoft.com/office/word/2016/wordml/cid" xmlns:w16="http://schemas.microsoft.com/office/word/2018/wordml" xmlns:w16du="http://schemas.microsoft.com/office/word/2023/wordml/word16du" xmlns:w16sdtdh="http://schemas.microsoft.com/office/word/2020/wordml/sdtdatahash" xmlns:w16sdtfl="http://schemas.microsoft.com/office/word/2024/wordml/sdtformatlock" xmlns:w16se="http://schemas.microsoft.com/office/word/2015/wordml/symex" xmlns:wpg="http://schemas.microsoft.com/office/word/2010/wordprocessingGroup" xmlns:wpi="http://schemas.microsoft.com/office/word/2010/wordprocessingInk" xmlns:wne="http://schemas.microsoft.com/office/word/2006/wordml" xmlns:wps="http://schemas.microsoft.com/office/word/2010/wordprocessingShape" mc:Ignorable="w14 w15 w16se w16cid w16 w16cex w16sdtdh w16sdtfl w16du wp14">
+<w:ftr xmlns:wpc="http://schemas.microsoft.com/office/word/2010/wordprocessingCanvas" xmlns:cx="http://schemas.microsoft.com/office/drawing/2014/chartex" xmlns:cx1="http://schemas.microsoft.com/office/drawing/2015/9/8/chartex" xmlns:cx2="http://schemas.microsoft.com/office/drawing/2015/10/21/chartex" xmlns:cx3="http://schemas.microsoft.com/office/drawing/2016/5/9/chartex" xmlns:cx4="http://schemas.microsoft.com/office/drawing/2016/5/10/chartex" xmlns:cx5="http://schemas.microsoft.com/office/drawing/2016/5/11/chartex" xmlns:cx6="http://schemas.microsoft.com/office/drawing/2016/5/12/chartex" xmlns:cx7="http://schemas.microsoft.com/office/drawing/2016/5/13/chartex" xmlns:cx8="http://schemas.microsoft.com/office/drawing/2016/5/14/chartex" xmlns:mc="http://schemas.openxmlformats.org/markup-compatibility/2006" xmlns:aink="http://schemas.microsoft.com/office/drawing/2016/ink" xmlns:am3d="http://schemas.microsoft.com/office/drawing/2017/model3d" xmlns:o="urn:schemas-microsoft-com:office:office" xmlns:r="http://schemas.openxmlformats.org/officeDocument/2006/relationships" xmlns:m="http://schemas.openxmlformats.org/officeDocument/2006/math" xmlns:v="urn:schemas-microsoft-com:vml" xmlns:wp14="http://schemas.microsoft.com/office/word/2010/wordprocessingDrawing" xmlns:wp="http://schemas.openxmlformats.org/drawingml/2006/wordprocessingDrawing" xmlns:w10="urn:schemas-microsoft-com:office:word" xmlns:w="http://schemas.openxmlformats.org/wordprocessingml/2006/main" xmlns:w14="http://schemas.microsoft.com/office/word/2010/wordml" xmlns:w15="http://schemas.microsoft.com/office/word/2012/wordml" xmlns:w16cid="http://schemas.microsoft.com/office/word/2016/wordml/cid" xmlns:w16se="http://schemas.microsoft.com/office/word/2015/wordml/symex" xmlns:wpg="http://schemas.microsoft.com/office/word/2010/wordprocessingGroup" xmlns:wpi="http://schemas.microsoft.com/office/word/2010/wordprocessingInk" xmlns:wne="http://schemas.microsoft.com/office/word/2006/wordml" xmlns:wps="http://schemas.microsoft.com/office/word/2010/wordprocessingShape" mc:Ignorable="w14 w15 w16se w16cid wp14">
   <w:sdt>
     <w:sdtPr>
       <w:id w:val="2031689795"/>
@@ -5114,6 +5920,7 @@
         <w:docPartUnique/>
       </w:docPartObj>
     </w:sdtPr>
+    <w:sdtEndPr/>
     <w:sdtContent>
       <w:sdt>
         <w:sdtPr>
@@ -5123,6 +5930,7 @@
             <w:docPartUnique/>
           </w:docPartObj>
         </w:sdtPr>
+        <w:sdtEndPr/>
         <w:sdtContent>
           <w:p>
             <w:pPr>
@@ -5218,7 +6026,7 @@
 </file>
 
 <file path=word/footnotes.xml><?xml version="1.0" encoding="utf-8"?>
-<w:footnotes xmlns:wpc="http://schemas.microsoft.com/office/word/2010/wordprocessingCanvas" xmlns:cx="http://schemas.microsoft.com/office/drawing/2014/chartex" xmlns:cx1="http://schemas.microsoft.com/office/drawing/2015/9/8/chartex" xmlns:cx2="http://schemas.microsoft.com/office/drawing/2015/10/21/chartex" xmlns:cx3="http://schemas.microsoft.com/office/drawing/2016/5/9/chartex" xmlns:cx4="http://schemas.microsoft.com/office/drawing/2016/5/10/chartex" xmlns:cx5="http://schemas.microsoft.com/office/drawing/2016/5/11/chartex" xmlns:cx6="http://schemas.microsoft.com/office/drawing/2016/5/12/chartex" xmlns:cx7="http://schemas.microsoft.com/office/drawing/2016/5/13/chartex" xmlns:cx8="http://schemas.microsoft.com/office/drawing/2016/5/14/chartex" xmlns:mc="http://schemas.openxmlformats.org/markup-compatibility/2006" xmlns:aink="http://schemas.microsoft.com/office/drawing/2016/ink" xmlns:am3d="http://schemas.microsoft.com/office/drawing/2017/model3d" xmlns:o="urn:schemas-microsoft-com:office:office" xmlns:oel="http://schemas.microsoft.com/office/2019/extlst" xmlns:r="http://schemas.openxmlformats.org/officeDocument/2006/relationships" xmlns:m="http://schemas.openxmlformats.org/officeDocument/2006/math" xmlns:v="urn:schemas-microsoft-com:vml" xmlns:wp14="http://schemas.microsoft.com/office/word/2010/wordprocessingDrawing" xmlns:wp="http://schemas.openxmlformats.org/drawingml/2006/wordprocessingDrawing" xmlns:w10="urn:schemas-microsoft-com:office:word" xmlns:w="http://schemas.openxmlformats.org/wordprocessingml/2006/main" xmlns:w14="http://schemas.microsoft.com/office/word/2010/wordml" xmlns:w15="http://schemas.microsoft.com/office/word/2012/wordml" xmlns:w16cex="http://schemas.microsoft.com/office/word/2018/wordml/cex" xmlns:w16cid="http://schemas.microsoft.com/office/word/2016/wordml/cid" xmlns:w16="http://schemas.microsoft.com/office/word/2018/wordml" xmlns:w16du="http://schemas.microsoft.com/office/word/2023/wordml/word16du" xmlns:w16sdtdh="http://schemas.microsoft.com/office/word/2020/wordml/sdtdatahash" xmlns:w16sdtfl="http://schemas.microsoft.com/office/word/2024/wordml/sdtformatlock" xmlns:w16se="http://schemas.microsoft.com/office/word/2015/wordml/symex" xmlns:wpg="http://schemas.microsoft.com/office/word/2010/wordprocessingGroup" xmlns:wpi="http://schemas.microsoft.com/office/word/2010/wordprocessingInk" xmlns:wne="http://schemas.microsoft.com/office/word/2006/wordml" xmlns:wps="http://schemas.microsoft.com/office/word/2010/wordprocessingShape" mc:Ignorable="w14 w15 w16se w16cid w16 w16cex w16sdtdh w16sdtfl w16du wp14">
+<w:footnotes xmlns:wpc="http://schemas.microsoft.com/office/word/2010/wordprocessingCanvas" xmlns:cx="http://schemas.microsoft.com/office/drawing/2014/chartex" xmlns:cx1="http://schemas.microsoft.com/office/drawing/2015/9/8/chartex" xmlns:cx2="http://schemas.microsoft.com/office/drawing/2015/10/21/chartex" xmlns:cx3="http://schemas.microsoft.com/office/drawing/2016/5/9/chartex" xmlns:cx4="http://schemas.microsoft.com/office/drawing/2016/5/10/chartex" xmlns:cx5="http://schemas.microsoft.com/office/drawing/2016/5/11/chartex" xmlns:cx6="http://schemas.microsoft.com/office/drawing/2016/5/12/chartex" xmlns:cx7="http://schemas.microsoft.com/office/drawing/2016/5/13/chartex" xmlns:cx8="http://schemas.microsoft.com/office/drawing/2016/5/14/chartex" xmlns:mc="http://schemas.openxmlformats.org/markup-compatibility/2006" xmlns:aink="http://schemas.microsoft.com/office/drawing/2016/ink" xmlns:am3d="http://schemas.microsoft.com/office/drawing/2017/model3d" xmlns:o="urn:schemas-microsoft-com:office:office" xmlns:r="http://schemas.openxmlformats.org/officeDocument/2006/relationships" xmlns:m="http://schemas.openxmlformats.org/officeDocument/2006/math" xmlns:v="urn:schemas-microsoft-com:vml" xmlns:wp14="http://schemas.microsoft.com/office/word/2010/wordprocessingDrawing" xmlns:wp="http://schemas.openxmlformats.org/drawingml/2006/wordprocessingDrawing" xmlns:w10="urn:schemas-microsoft-com:office:word" xmlns:w="http://schemas.openxmlformats.org/wordprocessingml/2006/main" xmlns:w14="http://schemas.microsoft.com/office/word/2010/wordml" xmlns:w15="http://schemas.microsoft.com/office/word/2012/wordml" xmlns:w16cid="http://schemas.microsoft.com/office/word/2016/wordml/cid" xmlns:w16se="http://schemas.microsoft.com/office/word/2015/wordml/symex" xmlns:wpg="http://schemas.microsoft.com/office/word/2010/wordprocessingGroup" xmlns:wpi="http://schemas.microsoft.com/office/word/2010/wordprocessingInk" xmlns:wne="http://schemas.microsoft.com/office/word/2006/wordml" xmlns:wps="http://schemas.microsoft.com/office/word/2010/wordprocessingShape" mc:Ignorable="w14 w15 w16se w16cid wp14">
   <w:footnote w:type="separator" w:id="-1">
     <w:p>
       <w:pPr>
@@ -5243,7 +6051,7 @@
 </file>
 
 <file path=word/header1.xml><?xml version="1.0" encoding="utf-8"?>
-<w:hdr xmlns:wpc="http://schemas.microsoft.com/office/word/2010/wordprocessingCanvas" xmlns:cx="http://schemas.microsoft.com/office/drawing/2014/chartex" xmlns:cx1="http://schemas.microsoft.com/office/drawing/2015/9/8/chartex" xmlns:cx2="http://schemas.microsoft.com/office/drawing/2015/10/21/chartex" xmlns:cx3="http://schemas.microsoft.com/office/drawing/2016/5/9/chartex" xmlns:cx4="http://schemas.microsoft.com/office/drawing/2016/5/10/chartex" xmlns:cx5="http://schemas.microsoft.com/office/drawing/2016/5/11/chartex" xmlns:cx6="http://schemas.microsoft.com/office/drawing/2016/5/12/chartex" xmlns:cx7="http://schemas.microsoft.com/office/drawing/2016/5/13/chartex" xmlns:cx8="http://schemas.microsoft.com/office/drawing/2016/5/14/chartex" xmlns:mc="http://schemas.openxmlformats.org/markup-compatibility/2006" xmlns:aink="http://schemas.microsoft.com/office/drawing/2016/ink" xmlns:am3d="http://schemas.microsoft.com/office/drawing/2017/model3d" xmlns:o="urn:schemas-microsoft-com:office:office" xmlns:oel="http://schemas.microsoft.com/office/2019/extlst" xmlns:r="http://schemas.openxmlformats.org/officeDocument/2006/relationships" xmlns:m="http://schemas.openxmlformats.org/officeDocument/2006/math" xmlns:v="urn:schemas-microsoft-com:vml" xmlns:wp14="http://schemas.microsoft.com/office/word/2010/wordprocessingDrawing" xmlns:wp="http://schemas.openxmlformats.org/drawingml/2006/wordprocessingDrawing" xmlns:w10="urn:schemas-microsoft-com:office:word" xmlns:w="http://schemas.openxmlformats.org/wordprocessingml/2006/main" xmlns:w14="http://schemas.microsoft.com/office/word/2010/wordml" xmlns:w15="http://schemas.microsoft.com/office/word/2012/wordml" xmlns:w16cex="http://schemas.microsoft.com/office/word/2018/wordml/cex" xmlns:w16cid="http://schemas.microsoft.com/office/word/2016/wordml/cid" xmlns:w16="http://schemas.microsoft.com/office/word/2018/wordml" xmlns:w16du="http://schemas.microsoft.com/office/word/2023/wordml/word16du" xmlns:w16sdtdh="http://schemas.microsoft.com/office/word/2020/wordml/sdtdatahash" xmlns:w16sdtfl="http://schemas.microsoft.com/office/word/2024/wordml/sdtformatlock" xmlns:w16se="http://schemas.microsoft.com/office/word/2015/wordml/symex" xmlns:wpg="http://schemas.microsoft.com/office/word/2010/wordprocessingGroup" xmlns:wpi="http://schemas.microsoft.com/office/word/2010/wordprocessingInk" xmlns:wne="http://schemas.microsoft.com/office/word/2006/wordml" xmlns:wps="http://schemas.microsoft.com/office/word/2010/wordprocessingShape" mc:Ignorable="w14 w15 w16se w16cid w16 w16cex w16sdtdh w16sdtfl w16du wp14">
+<w:hdr xmlns:wpc="http://schemas.microsoft.com/office/word/2010/wordprocessingCanvas" xmlns:cx="http://schemas.microsoft.com/office/drawing/2014/chartex" xmlns:cx1="http://schemas.microsoft.com/office/drawing/2015/9/8/chartex" xmlns:cx2="http://schemas.microsoft.com/office/drawing/2015/10/21/chartex" xmlns:cx3="http://schemas.microsoft.com/office/drawing/2016/5/9/chartex" xmlns:cx4="http://schemas.microsoft.com/office/drawing/2016/5/10/chartex" xmlns:cx5="http://schemas.microsoft.com/office/drawing/2016/5/11/chartex" xmlns:cx6="http://schemas.microsoft.com/office/drawing/2016/5/12/chartex" xmlns:cx7="http://schemas.microsoft.com/office/drawing/2016/5/13/chartex" xmlns:cx8="http://schemas.microsoft.com/office/drawing/2016/5/14/chartex" xmlns:mc="http://schemas.openxmlformats.org/markup-compatibility/2006" xmlns:aink="http://schemas.microsoft.com/office/drawing/2016/ink" xmlns:am3d="http://schemas.microsoft.com/office/drawing/2017/model3d" xmlns:o="urn:schemas-microsoft-com:office:office" xmlns:r="http://schemas.openxmlformats.org/officeDocument/2006/relationships" xmlns:m="http://schemas.openxmlformats.org/officeDocument/2006/math" xmlns:v="urn:schemas-microsoft-com:vml" xmlns:wp14="http://schemas.microsoft.com/office/word/2010/wordprocessingDrawing" xmlns:wp="http://schemas.openxmlformats.org/drawingml/2006/wordprocessingDrawing" xmlns:w10="urn:schemas-microsoft-com:office:word" xmlns:w="http://schemas.openxmlformats.org/wordprocessingml/2006/main" xmlns:w14="http://schemas.microsoft.com/office/word/2010/wordml" xmlns:w15="http://schemas.microsoft.com/office/word/2012/wordml" xmlns:w16cid="http://schemas.microsoft.com/office/word/2016/wordml/cid" xmlns:w16se="http://schemas.microsoft.com/office/word/2015/wordml/symex" xmlns:wpg="http://schemas.microsoft.com/office/word/2010/wordprocessingGroup" xmlns:wpi="http://schemas.microsoft.com/office/word/2010/wordprocessingInk" xmlns:wne="http://schemas.microsoft.com/office/word/2006/wordml" xmlns:wps="http://schemas.microsoft.com/office/word/2010/wordprocessingShape" mc:Ignorable="w14 w15 w16se w16cid wp14">
   <w:p>
     <w:pPr>
       <w:pStyle w:val="Intestazione"/>
@@ -5288,7 +6096,7 @@
 </file>
 
 <file path=word/numbering.xml><?xml version="1.0" encoding="utf-8"?>
-<w:numbering xmlns:wpc="http://schemas.microsoft.com/office/word/2010/wordprocessingCanvas" xmlns:cx="http://schemas.microsoft.com/office/drawing/2014/chartex" xmlns:cx1="http://schemas.microsoft.com/office/drawing/2015/9/8/chartex" xmlns:cx2="http://schemas.microsoft.com/office/drawing/2015/10/21/chartex" xmlns:cx3="http://schemas.microsoft.com/office/drawing/2016/5/9/chartex" xmlns:cx4="http://schemas.microsoft.com/office/drawing/2016/5/10/chartex" xmlns:cx5="http://schemas.microsoft.com/office/drawing/2016/5/11/chartex" xmlns:cx6="http://schemas.microsoft.com/office/drawing/2016/5/12/chartex" xmlns:cx7="http://schemas.microsoft.com/office/drawing/2016/5/13/chartex" xmlns:cx8="http://schemas.microsoft.com/office/drawing/2016/5/14/chartex" xmlns:mc="http://schemas.openxmlformats.org/markup-compatibility/2006" xmlns:aink="http://schemas.microsoft.com/office/drawing/2016/ink" xmlns:am3d="http://schemas.microsoft.com/office/drawing/2017/model3d" xmlns:o="urn:schemas-microsoft-com:office:office" xmlns:oel="http://schemas.microsoft.com/office/2019/extlst" xmlns:r="http://schemas.openxmlformats.org/officeDocument/2006/relationships" xmlns:m="http://schemas.openxmlformats.org/officeDocument/2006/math" xmlns:v="urn:schemas-microsoft-com:vml" xmlns:wp14="http://schemas.microsoft.com/office/word/2010/wordprocessingDrawing" xmlns:wp="http://schemas.openxmlformats.org/drawingml/2006/wordprocessingDrawing" xmlns:w10="urn:schemas-microsoft-com:office:word" xmlns:w="http://schemas.openxmlformats.org/wordprocessingml/2006/main" xmlns:w14="http://schemas.microsoft.com/office/word/2010/wordml" xmlns:w15="http://schemas.microsoft.com/office/word/2012/wordml" xmlns:w16cex="http://schemas.microsoft.com/office/word/2018/wordml/cex" xmlns:w16cid="http://schemas.microsoft.com/office/word/2016/wordml/cid" xmlns:w16="http://schemas.microsoft.com/office/word/2018/wordml" xmlns:w16du="http://schemas.microsoft.com/office/word/2023/wordml/word16du" xmlns:w16sdtdh="http://schemas.microsoft.com/office/word/2020/wordml/sdtdatahash" xmlns:w16sdtfl="http://schemas.microsoft.com/office/word/2024/wordml/sdtformatlock" xmlns:w16se="http://schemas.microsoft.com/office/word/2015/wordml/symex" xmlns:wpg="http://schemas.microsoft.com/office/word/2010/wordprocessingGroup" xmlns:wpi="http://schemas.microsoft.com/office/word/2010/wordprocessingInk" xmlns:wne="http://schemas.microsoft.com/office/word/2006/wordml" xmlns:wps="http://schemas.microsoft.com/office/word/2010/wordprocessingShape" mc:Ignorable="w14 w15 w16se w16cid w16 w16cex w16sdtdh w16sdtfl w16du wp14">
+<w:numbering xmlns:wpc="http://schemas.microsoft.com/office/word/2010/wordprocessingCanvas" xmlns:cx="http://schemas.microsoft.com/office/drawing/2014/chartex" xmlns:cx1="http://schemas.microsoft.com/office/drawing/2015/9/8/chartex" xmlns:cx2="http://schemas.microsoft.com/office/drawing/2015/10/21/chartex" xmlns:cx3="http://schemas.microsoft.com/office/drawing/2016/5/9/chartex" xmlns:cx4="http://schemas.microsoft.com/office/drawing/2016/5/10/chartex" xmlns:cx5="http://schemas.microsoft.com/office/drawing/2016/5/11/chartex" xmlns:cx6="http://schemas.microsoft.com/office/drawing/2016/5/12/chartex" xmlns:cx7="http://schemas.microsoft.com/office/drawing/2016/5/13/chartex" xmlns:cx8="http://schemas.microsoft.com/office/drawing/2016/5/14/chartex" xmlns:mc="http://schemas.openxmlformats.org/markup-compatibility/2006" xmlns:aink="http://schemas.microsoft.com/office/drawing/2016/ink" xmlns:am3d="http://schemas.microsoft.com/office/drawing/2017/model3d" xmlns:o="urn:schemas-microsoft-com:office:office" xmlns:r="http://schemas.openxmlformats.org/officeDocument/2006/relationships" xmlns:m="http://schemas.openxmlformats.org/officeDocument/2006/math" xmlns:v="urn:schemas-microsoft-com:vml" xmlns:wp14="http://schemas.microsoft.com/office/word/2010/wordprocessingDrawing" xmlns:wp="http://schemas.openxmlformats.org/drawingml/2006/wordprocessingDrawing" xmlns:w10="urn:schemas-microsoft-com:office:word" xmlns:w="http://schemas.openxmlformats.org/wordprocessingml/2006/main" xmlns:w14="http://schemas.microsoft.com/office/word/2010/wordml" xmlns:w15="http://schemas.microsoft.com/office/word/2012/wordml" xmlns:w16cid="http://schemas.microsoft.com/office/word/2016/wordml/cid" xmlns:w16se="http://schemas.microsoft.com/office/word/2015/wordml/symex" xmlns:wpg="http://schemas.microsoft.com/office/word/2010/wordprocessingGroup" xmlns:wpi="http://schemas.microsoft.com/office/word/2010/wordprocessingInk" xmlns:wne="http://schemas.microsoft.com/office/word/2006/wordml" xmlns:wps="http://schemas.microsoft.com/office/word/2010/wordprocessingShape" mc:Ignorable="w14 w15 w16se w16cid wp14">
   <w:abstractNum w:abstractNumId="0" w15:restartNumberingAfterBreak="0">
     <w:nsid w:val="20DD04AA"/>
     <w:multiLevelType w:val="multilevel"/>
@@ -5723,23 +6531,23 @@
       </w:pPr>
     </w:lvl>
   </w:abstractNum>
-  <w:num w:numId="1" w16cid:durableId="719019378">
+  <w:num w:numId="1">
     <w:abstractNumId w:val="0"/>
   </w:num>
-  <w:num w:numId="2" w16cid:durableId="1544444664">
+  <w:num w:numId="2">
     <w:abstractNumId w:val="2"/>
   </w:num>
-  <w:num w:numId="3" w16cid:durableId="296104928">
+  <w:num w:numId="3">
     <w:abstractNumId w:val="1"/>
   </w:num>
-  <w:num w:numId="4" w16cid:durableId="1130442375">
+  <w:num w:numId="4">
     <w:abstractNumId w:val="3"/>
   </w:num>
 </w:numbering>
 </file>
 
 <file path=word/styles.xml><?xml version="1.0" encoding="utf-8"?>
-<w:styles xmlns:mc="http://schemas.openxmlformats.org/markup-compatibility/2006" xmlns:r="http://schemas.openxmlformats.org/officeDocument/2006/relationships" xmlns:w="http://schemas.openxmlformats.org/wordprocessingml/2006/main" xmlns:w14="http://schemas.microsoft.com/office/word/2010/wordml" xmlns:w15="http://schemas.microsoft.com/office/word/2012/wordml" xmlns:w16cex="http://schemas.microsoft.com/office/word/2018/wordml/cex" xmlns:w16cid="http://schemas.microsoft.com/office/word/2016/wordml/cid" xmlns:w16="http://schemas.microsoft.com/office/word/2018/wordml" xmlns:w16du="http://schemas.microsoft.com/office/word/2023/wordml/word16du" xmlns:w16sdtdh="http://schemas.microsoft.com/office/word/2020/wordml/sdtdatahash" xmlns:w16sdtfl="http://schemas.microsoft.com/office/word/2024/wordml/sdtformatlock" xmlns:w16se="http://schemas.microsoft.com/office/word/2015/wordml/symex" mc:Ignorable="w14 w15 w16se w16cid w16 w16cex w16sdtdh w16sdtfl w16du">
+<w:styles xmlns:mc="http://schemas.openxmlformats.org/markup-compatibility/2006" xmlns:r="http://schemas.openxmlformats.org/officeDocument/2006/relationships" xmlns:w="http://schemas.openxmlformats.org/wordprocessingml/2006/main" xmlns:w14="http://schemas.microsoft.com/office/word/2010/wordml" xmlns:w15="http://schemas.microsoft.com/office/word/2012/wordml" xmlns:w16cid="http://schemas.microsoft.com/office/word/2016/wordml/cid" xmlns:w16se="http://schemas.microsoft.com/office/word/2015/wordml/symex" mc:Ignorable="w14 w15 w16se w16cid">
   <w:docDefaults>
     <w:rPrDefault>
       <w:rPr>
@@ -5755,7 +6563,7 @@
       </w:pPr>
     </w:pPrDefault>
   </w:docDefaults>
-  <w:latentStyles w:defLockedState="0" w:defUIPriority="99" w:defSemiHidden="0" w:defUnhideWhenUsed="0" w:defQFormat="0" w:count="376">
+  <w:latentStyles w:defLockedState="0" w:defUIPriority="99" w:defSemiHidden="0" w:defUnhideWhenUsed="0" w:defQFormat="0" w:count="375">
     <w:lsdException w:name="Normal" w:uiPriority="0" w:qFormat="1"/>
     <w:lsdException w:name="heading 1" w:uiPriority="9" w:qFormat="1"/>
     <w:lsdException w:name="heading 2" w:semiHidden="1" w:uiPriority="9" w:unhideWhenUsed="1" w:qFormat="1"/>
@@ -6131,7 +6939,6 @@
     <w:lsdException w:name="Smart Hyperlink" w:semiHidden="1" w:unhideWhenUsed="1"/>
     <w:lsdException w:name="Hashtag" w:semiHidden="1" w:unhideWhenUsed="1"/>
     <w:lsdException w:name="Unresolved Mention" w:semiHidden="1" w:unhideWhenUsed="1"/>
-    <w:lsdException w:name="Smart Link" w:semiHidden="1" w:unhideWhenUsed="1"/>
   </w:latentStyles>
   <w:style w:type="paragraph" w:default="1" w:styleId="Normale">
     <w:name w:val="Normal"/>
@@ -6831,7 +7638,7 @@
 </file>
 
 <file path=customXml/itemProps2.xml><?xml version="1.0" encoding="utf-8"?>
-<ds:datastoreItem xmlns:ds="http://schemas.openxmlformats.org/officeDocument/2006/customXml" ds:itemID="{52FD75F9-6AF2-4A59-BDA5-549E517B0F8E}">
+<ds:datastoreItem xmlns:ds="http://schemas.openxmlformats.org/officeDocument/2006/customXml" ds:itemID="{8CD06178-A324-4526-ADB8-409EE1D6ECD5}">
   <ds:schemaRefs>
     <ds:schemaRef ds:uri="http://schemas.openxmlformats.org/officeDocument/2006/bibliography"/>
   </ds:schemaRefs>

--- a/3_Documentazione/da aggiungere alla doc sprint 3.docx
+++ b/3_Documentazione/da aggiungere alla doc sprint 3.docx
@@ -238,13 +238,13 @@
                   </wp:anchor>
                 </w:drawing>
               </mc:Choice>
-              <mc:Fallback xmlns:w16sdtfl="http://schemas.microsoft.com/office/word/2024/wordml/sdtformatlock" xmlns:w16sdtdh="http://schemas.microsoft.com/office/word/2020/wordml/sdtdatahash" xmlns:w16du="http://schemas.microsoft.com/office/word/2023/wordml/word16du" xmlns:w16="http://schemas.microsoft.com/office/word/2018/wordml" xmlns:w16cex="http://schemas.microsoft.com/office/word/2018/wordml/cex" xmlns:oel="http://schemas.microsoft.com/office/2019/extlst">
+              <mc:Fallback>
                 <w:pict>
                   <v:shapetype w14:anchorId="7FF8355A" id="_x0000_t202" coordsize="21600,21600" o:spt="202" path="m,l,21600r21600,l21600,xe">
                     <v:stroke joinstyle="miter"/>
                     <v:path gradientshapeok="t" o:connecttype="rect"/>
                   </v:shapetype>
-                  <v:shape id="Casella di testo 131" o:spid="_x0000_s1026" type="#_x0000_t202" style="position:absolute;margin-left:0;margin-top:0;width:369pt;height:529.2pt;z-index:251660288;visibility:visible;mso-wrap-style:square;mso-width-percent:790;mso-height-percent:350;mso-left-percent:77;mso-top-percent:540;mso-wrap-distance-left:14.4pt;mso-wrap-distance-top:0;mso-wrap-distance-right:14.4pt;mso-wrap-distance-bottom:0;mso-position-horizontal-relative:margin;mso-position-vertical-relative:page;mso-width-percent:790;mso-height-percent:350;mso-left-percent:77;mso-top-percent:540;mso-width-relative:margin;mso-height-relative:page;v-text-anchor:top" o:gfxdata="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" filled="f" stroked="f" strokeweight=".5pt">
+                  <v:shape id="Casella di testo 131" o:spid="_x0000_s1026" type="#_x0000_t202" style="position:absolute;margin-left:0;margin-top:0;width:369pt;height:529.2pt;z-index:251660288;visibility:visible;mso-wrap-style:square;mso-width-percent:790;mso-height-percent:350;mso-left-percent:77;mso-top-percent:540;mso-wrap-distance-left:14.4pt;mso-wrap-distance-top:0;mso-wrap-distance-right:14.4pt;mso-wrap-distance-bottom:0;mso-position-horizontal-relative:margin;mso-position-vertical-relative:page;mso-width-percent:790;mso-height-percent:350;mso-left-percent:77;mso-top-percent:540;mso-width-relative:margin;mso-height-relative:page;v-text-anchor:top" o:gfxdata="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" filled="f" stroked="f" strokeweight=".5pt">
                     <v:textbox style="mso-fit-shape-to-text:t" inset="0,0,0,0">
                       <w:txbxContent>
                         <w:p>
@@ -270,6 +270,7 @@
                               <w:dataBinding w:prefixMappings="xmlns:ns0='http://purl.org/dc/elements/1.1/' xmlns:ns1='http://schemas.openxmlformats.org/package/2006/metadata/core-properties' " w:xpath="/ns1:coreProperties[1]/ns0:title[1]" w:storeItemID="{6C3C8BC8-F283-45AE-878A-BAB7291924A1}"/>
                               <w:text/>
                             </w:sdtPr>
+                            <w:sdtEndPr/>
                             <w:sdtContent>
                               <w:r>
                                 <w:rPr>
@@ -296,6 +297,7 @@
                             <w:dataBinding w:prefixMappings="xmlns:ns0='http://purl.org/dc/elements/1.1/' xmlns:ns1='http://schemas.openxmlformats.org/package/2006/metadata/core-properties' " w:xpath="/ns1:coreProperties[1]/ns0:subject[1]" w:storeItemID="{6C3C8BC8-F283-45AE-878A-BAB7291924A1}"/>
                             <w:text/>
                           </w:sdtPr>
+                          <w:sdtEndPr/>
                           <w:sdtContent>
                             <w:p>
                               <w:pPr>
@@ -334,6 +336,7 @@
                             <w:dataBinding w:prefixMappings="xmlns:ns0='http://purl.org/dc/elements/1.1/' xmlns:ns1='http://schemas.openxmlformats.org/package/2006/metadata/core-properties' " w:xpath="/ns1:coreProperties[1]/ns0:creator[1]" w:storeItemID="{6C3C8BC8-F283-45AE-878A-BAB7291924A1}"/>
                             <w:text/>
                           </w:sdtPr>
+                          <w:sdtEndPr/>
                           <w:sdtContent>
                             <w:p>
                               <w:pPr>
@@ -495,9 +498,9 @@
                   </wp:anchor>
                 </w:drawing>
               </mc:Choice>
-              <mc:Fallback xmlns:w16sdtfl="http://schemas.microsoft.com/office/word/2024/wordml/sdtformatlock" xmlns:w16sdtdh="http://schemas.microsoft.com/office/word/2020/wordml/sdtdatahash" xmlns:w16du="http://schemas.microsoft.com/office/word/2023/wordml/word16du" xmlns:w16="http://schemas.microsoft.com/office/word/2018/wordml" xmlns:w16cex="http://schemas.microsoft.com/office/word/2018/wordml/cex" xmlns:oel="http://schemas.microsoft.com/office/2019/extlst">
+              <mc:Fallback>
                 <w:pict>
-                  <v:rect w14:anchorId="278F02FD" id="Rettangolo 132" o:spid="_x0000_s1027" style="position:absolute;margin-left:-4.4pt;margin-top:0;width:46.8pt;height:77.75pt;z-index:251659264;visibility:visible;mso-wrap-style:square;mso-width-percent:76;mso-height-percent:98;mso-top-percent:23;mso-wrap-distance-left:9pt;mso-wrap-distance-top:0;mso-wrap-distance-right:9pt;mso-wrap-distance-bottom:0;mso-position-horizontal:right;mso-position-horizontal-relative:margin;mso-position-vertical-relative:page;mso-width-percent:76;mso-height-percent:98;mso-top-percent:23;mso-width-relative:page;mso-height-relative:page;v-text-anchor:bottom" o:gfxdata="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" fillcolor="#4472c4 [3204]" stroked="f" strokeweight="1pt">
+                  <v:rect w14:anchorId="278F02FD" id="Rettangolo 132" o:spid="_x0000_s1027" style="position:absolute;margin-left:-4.4pt;margin-top:0;width:46.8pt;height:77.75pt;z-index:251659264;visibility:visible;mso-wrap-style:square;mso-width-percent:76;mso-height-percent:98;mso-top-percent:23;mso-wrap-distance-left:9pt;mso-wrap-distance-top:0;mso-wrap-distance-right:9pt;mso-wrap-distance-bottom:0;mso-position-horizontal:right;mso-position-horizontal-relative:margin;mso-position-vertical-relative:page;mso-width-percent:76;mso-height-percent:98;mso-top-percent:23;mso-width-relative:page;mso-height-relative:page;v-text-anchor:bottom" o:gfxdata="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" fillcolor="#4472c4 [3204]" stroked="f" strokeweight="1pt">
                     <o:lock v:ext="edit" aspectratio="t"/>
                     <v:textbox inset="3.6pt,,3.6pt">
                       <w:txbxContent>
@@ -519,6 +522,7 @@
                               <w:calendar w:val="gregorian"/>
                             </w:date>
                           </w:sdtPr>
+                          <w:sdtEndPr/>
                           <w:sdtContent>
                             <w:p>
                               <w:pPr>
@@ -922,7 +926,21 @@
         <w:rPr>
           <w:rFonts w:cstheme="minorHAnsi"/>
         </w:rPr>
-        <w:t xml:space="preserve">”, contenente un form che richiede l’inserimento di informazioni e immagini del prodotto. Una volta inviati i dati, questi vengono passati tramite POST al metodo </w:t>
+        <w:t xml:space="preserve">”, contenente un </w:t>
+      </w:r>
+      <w:proofErr w:type="spellStart"/>
+      <w:r>
+        <w:rPr>
+          <w:rFonts w:cstheme="minorHAnsi"/>
+        </w:rPr>
+        <w:t>form</w:t>
+      </w:r>
+      <w:proofErr w:type="spellEnd"/>
+      <w:r>
+        <w:rPr>
+          <w:rFonts w:cstheme="minorHAnsi"/>
+        </w:rPr>
+        <w:t xml:space="preserve"> che richiede l’inserimento di informazioni e immagini del prodotto. Una volta inviati i dati, questi vengono passati tramite POST al metodo </w:t>
       </w:r>
       <w:proofErr w:type="gramStart"/>
       <w:r>
@@ -2098,7 +2116,21 @@
         <w:rPr>
           <w:rFonts w:cstheme="minorHAnsi"/>
         </w:rPr>
-        <w:t>” dal form)</w:t>
+        <w:t xml:space="preserve">” dal </w:t>
+      </w:r>
+      <w:proofErr w:type="spellStart"/>
+      <w:r>
+        <w:rPr>
+          <w:rFonts w:cstheme="minorHAnsi"/>
+        </w:rPr>
+        <w:t>form</w:t>
+      </w:r>
+      <w:proofErr w:type="spellEnd"/>
+      <w:r>
+        <w:rPr>
+          <w:rFonts w:cstheme="minorHAnsi"/>
+        </w:rPr>
+        <w:t>)</w:t>
       </w:r>
     </w:p>
     <w:p>
@@ -2335,417 +2367,9 @@
           <w:rFonts w:cstheme="minorHAnsi"/>
         </w:rPr>
       </w:pPr>
-      <w:r>
-        <w:rPr>
-          <w:rFonts w:cstheme="minorHAnsi"/>
-        </w:rPr>
-        <w:br w:type="page"/>
-      </w:r>
-    </w:p>
-    <w:p>
-      <w:pPr>
-        <w:pStyle w:val="Titolo1"/>
-        <w:rPr>
-          <w:rFonts w:asciiTheme="minorHAnsi" w:hAnsiTheme="minorHAnsi" w:cstheme="minorHAnsi"/>
-        </w:rPr>
-      </w:pPr>
       <w:bookmarkStart w:id="2" w:name="_Toc195104104"/>
-      <w:r>
-        <w:rPr>
-          <w:rFonts w:asciiTheme="minorHAnsi" w:hAnsiTheme="minorHAnsi" w:cstheme="minorHAnsi"/>
-        </w:rPr>
-        <w:lastRenderedPageBreak/>
-        <w:t>Paginazione AJAX</w:t>
-      </w:r>
-    </w:p>
-    <w:p>
-      <w:pPr>
-        <w:rPr>
-          <w:rFonts w:cstheme="minorHAnsi"/>
-        </w:rPr>
-      </w:pPr>
-      <w:r>
-        <w:rPr>
-          <w:rFonts w:cstheme="minorHAnsi"/>
-        </w:rPr>
-        <w:t>La paginazione tramite AJAX serve a distribuire il carico di lavoro del database, per evitare che vengano scaricate tutte le informazioni ogni volta</w:t>
-      </w:r>
-      <w:r>
-        <w:rPr>
-          <w:rFonts w:cstheme="minorHAnsi"/>
-        </w:rPr>
-        <w:t>. Nel nostro caso stampiamo 12 prodotti per pagina</w:t>
-      </w:r>
-      <w:r>
-        <w:rPr>
-          <w:rFonts w:cstheme="minorHAnsi"/>
-        </w:rPr>
-        <w:t xml:space="preserve">, navigabile con una </w:t>
-      </w:r>
-      <w:proofErr w:type="spellStart"/>
-      <w:r>
-        <w:rPr>
-          <w:rFonts w:cstheme="minorHAnsi"/>
-        </w:rPr>
-        <w:t>navbar</w:t>
-      </w:r>
-      <w:proofErr w:type="spellEnd"/>
-      <w:r>
-        <w:rPr>
-          <w:rFonts w:cstheme="minorHAnsi"/>
-        </w:rPr>
-        <w:t xml:space="preserve"> di un template di bootstrap</w:t>
-      </w:r>
-      <w:r>
-        <w:rPr>
-          <w:rFonts w:cstheme="minorHAnsi"/>
-        </w:rPr>
-        <w:t xml:space="preserve"> (</w:t>
-      </w:r>
-      <w:proofErr w:type="spellStart"/>
-      <w:r>
-        <w:rPr>
-          <w:rFonts w:cstheme="minorHAnsi"/>
-        </w:rPr>
-        <w:t>tailwind.blade.php</w:t>
-      </w:r>
-      <w:proofErr w:type="spellEnd"/>
-      <w:r>
-        <w:rPr>
-          <w:rFonts w:cstheme="minorHAnsi"/>
-        </w:rPr>
-        <w:t>)</w:t>
-      </w:r>
-      <w:r>
-        <w:rPr>
-          <w:rFonts w:cstheme="minorHAnsi"/>
-        </w:rPr>
-        <w:t>.</w:t>
-      </w:r>
-      <w:r>
-        <w:rPr>
-          <w:rFonts w:cstheme="minorHAnsi"/>
-        </w:rPr>
-        <w:t xml:space="preserve"> </w:t>
-      </w:r>
-    </w:p>
-    <w:p>
-      <w:pPr>
-        <w:rPr>
-          <w:rFonts w:cstheme="minorHAnsi"/>
-        </w:rPr>
-      </w:pPr>
-      <w:r>
-        <w:rPr>
-          <w:rFonts w:cstheme="minorHAnsi"/>
-        </w:rPr>
-        <w:t>Nel percorso app/http/Controllers è stato creato un Controller chiamato “</w:t>
-      </w:r>
-      <w:proofErr w:type="spellStart"/>
-      <w:r>
-        <w:rPr>
-          <w:rFonts w:cstheme="minorHAnsi"/>
-        </w:rPr>
-        <w:t>CatalogController</w:t>
-      </w:r>
-      <w:proofErr w:type="spellEnd"/>
-      <w:r>
-        <w:rPr>
-          <w:rFonts w:cstheme="minorHAnsi"/>
-        </w:rPr>
-        <w:t>” che possiede un metodo index che si occupa di quanto descritto in precedenza.</w:t>
-      </w:r>
-    </w:p>
-    <w:p>
-      <w:pPr>
-        <w:keepNext/>
-        <w:jc w:val="center"/>
-        <w:rPr>
-          <w:rFonts w:cstheme="minorHAnsi"/>
-        </w:rPr>
-      </w:pPr>
-      <w:r>
-        <w:rPr>
-          <w:rFonts w:cstheme="minorHAnsi"/>
-          <w:noProof/>
-        </w:rPr>
-        <w:drawing>
-          <wp:inline distT="0" distB="0" distL="0" distR="0" wp14:anchorId="472B36B6" wp14:editId="300465EF">
-            <wp:extent cx="4749502" cy="3760967"/>
-            <wp:effectExtent l="0" t="0" r="0" b="0"/>
-            <wp:docPr id="1952014732" name="Immagine 1"/>
-            <wp:cNvGraphicFramePr>
-              <a:graphicFrameLocks xmlns:a="http://schemas.openxmlformats.org/drawingml/2006/main" noChangeAspect="1"/>
-            </wp:cNvGraphicFramePr>
-            <a:graphic xmlns:a="http://schemas.openxmlformats.org/drawingml/2006/main">
-              <a:graphicData uri="http://schemas.openxmlformats.org/drawingml/2006/picture">
-                <pic:pic xmlns:pic="http://schemas.openxmlformats.org/drawingml/2006/picture">
-                  <pic:nvPicPr>
-                    <pic:cNvPr id="1952014732" name=""/>
-                    <pic:cNvPicPr/>
-                  </pic:nvPicPr>
-                  <pic:blipFill>
-                    <a:blip r:embed="rId18"/>
-                    <a:stretch>
-                      <a:fillRect/>
-                    </a:stretch>
-                  </pic:blipFill>
-                  <pic:spPr>
-                    <a:xfrm>
-                      <a:off x="0" y="0"/>
-                      <a:ext cx="4761445" cy="3770424"/>
-                    </a:xfrm>
-                    <a:prstGeom prst="rect">
-                      <a:avLst/>
-                    </a:prstGeom>
-                  </pic:spPr>
-                </pic:pic>
-              </a:graphicData>
-            </a:graphic>
-          </wp:inline>
-        </w:drawing>
-      </w:r>
-    </w:p>
-    <w:p>
-      <w:pPr>
-        <w:pStyle w:val="Didascalia"/>
-        <w:jc w:val="center"/>
-        <w:rPr>
-          <w:rFonts w:cstheme="minorHAnsi"/>
-        </w:rPr>
-      </w:pPr>
-      <w:r>
-        <w:rPr>
-          <w:rFonts w:cstheme="minorHAnsi"/>
-        </w:rPr>
-        <w:t xml:space="preserve">Figura </w:t>
-      </w:r>
-      <w:r>
-        <w:rPr>
-          <w:rFonts w:cstheme="minorHAnsi"/>
-        </w:rPr>
-        <w:fldChar w:fldCharType="begin"/>
-      </w:r>
-      <w:r>
-        <w:rPr>
-          <w:rFonts w:cstheme="minorHAnsi"/>
-        </w:rPr>
-        <w:instrText xml:space="preserve"> SEQ Figura \* ARABIC </w:instrText>
-      </w:r>
-      <w:r>
-        <w:rPr>
-          <w:rFonts w:cstheme="minorHAnsi"/>
-        </w:rPr>
-        <w:fldChar w:fldCharType="separate"/>
-      </w:r>
-      <w:r>
-        <w:rPr>
-          <w:rFonts w:cstheme="minorHAnsi"/>
-          <w:noProof/>
-        </w:rPr>
-        <w:t>10</w:t>
-      </w:r>
-      <w:r>
-        <w:rPr>
-          <w:rFonts w:cstheme="minorHAnsi"/>
-        </w:rPr>
-        <w:fldChar w:fldCharType="end"/>
-      </w:r>
-      <w:r>
-        <w:rPr>
-          <w:rFonts w:cstheme="minorHAnsi"/>
-        </w:rPr>
-        <w:t xml:space="preserve">: Metodo </w:t>
-      </w:r>
-      <w:proofErr w:type="spellStart"/>
-      <w:r>
-        <w:rPr>
-          <w:rFonts w:cstheme="minorHAnsi"/>
-        </w:rPr>
-        <w:t>index</w:t>
-      </w:r>
-      <w:proofErr w:type="spellEnd"/>
-      <w:r>
-        <w:rPr>
-          <w:rFonts w:cstheme="minorHAnsi"/>
-        </w:rPr>
-        <w:t xml:space="preserve"> del </w:t>
-      </w:r>
-      <w:proofErr w:type="spellStart"/>
-      <w:r>
-        <w:rPr>
-          <w:rFonts w:cstheme="minorHAnsi"/>
-        </w:rPr>
-        <w:t>CatalogController</w:t>
-      </w:r>
-      <w:proofErr w:type="spellEnd"/>
-    </w:p>
-    <w:p>
-      <w:pPr>
-        <w:rPr>
-          <w:rFonts w:cstheme="minorHAnsi"/>
-        </w:rPr>
-      </w:pPr>
-      <w:r>
-        <w:rPr>
-          <w:rFonts w:cstheme="minorHAnsi"/>
-        </w:rPr>
-        <w:t xml:space="preserve">All’interno del file </w:t>
-      </w:r>
-      <w:proofErr w:type="spellStart"/>
-      <w:r>
-        <w:rPr>
-          <w:rFonts w:cstheme="minorHAnsi"/>
-        </w:rPr>
-        <w:t>web.php</w:t>
-      </w:r>
-      <w:proofErr w:type="spellEnd"/>
-      <w:r>
-        <w:rPr>
-          <w:rFonts w:cstheme="minorHAnsi"/>
-        </w:rPr>
-        <w:t xml:space="preserve"> è stata aggiunta una rotta dedicata per le richieste AJAX, la quale va a richiamare il metodo </w:t>
-      </w:r>
-      <w:proofErr w:type="spellStart"/>
-      <w:r>
-        <w:rPr>
-          <w:rFonts w:cstheme="minorHAnsi"/>
-        </w:rPr>
-        <w:t>index</w:t>
-      </w:r>
-      <w:proofErr w:type="spellEnd"/>
-      <w:r>
-        <w:rPr>
-          <w:rFonts w:cstheme="minorHAnsi"/>
-        </w:rPr>
-        <w:t xml:space="preserve"> del </w:t>
-      </w:r>
-      <w:proofErr w:type="spellStart"/>
-      <w:r>
-        <w:rPr>
-          <w:rFonts w:cstheme="minorHAnsi"/>
-        </w:rPr>
-        <w:t>CatalogController</w:t>
-      </w:r>
-      <w:proofErr w:type="spellEnd"/>
-      <w:r>
-        <w:rPr>
-          <w:rFonts w:cstheme="minorHAnsi"/>
-        </w:rPr>
-        <w:t>.</w:t>
-      </w:r>
-    </w:p>
-    <w:p>
-      <w:pPr>
-        <w:keepNext/>
-        <w:jc w:val="center"/>
-        <w:rPr>
-          <w:rFonts w:cstheme="minorHAnsi"/>
-        </w:rPr>
-      </w:pPr>
-      <w:r>
-        <w:rPr>
-          <w:rFonts w:cstheme="minorHAnsi"/>
-          <w:noProof/>
-        </w:rPr>
-        <w:drawing>
-          <wp:inline distT="0" distB="0" distL="0" distR="0" wp14:anchorId="5EB90879" wp14:editId="3EF2E01D">
-            <wp:extent cx="4644529" cy="588397"/>
-            <wp:effectExtent l="0" t="0" r="3810" b="2540"/>
-            <wp:docPr id="956636656" name="Immagine 1"/>
-            <wp:cNvGraphicFramePr>
-              <a:graphicFrameLocks xmlns:a="http://schemas.openxmlformats.org/drawingml/2006/main" noChangeAspect="1"/>
-            </wp:cNvGraphicFramePr>
-            <a:graphic xmlns:a="http://schemas.openxmlformats.org/drawingml/2006/main">
-              <a:graphicData uri="http://schemas.openxmlformats.org/drawingml/2006/picture">
-                <pic:pic xmlns:pic="http://schemas.openxmlformats.org/drawingml/2006/picture">
-                  <pic:nvPicPr>
-                    <pic:cNvPr id="956636656" name=""/>
-                    <pic:cNvPicPr/>
-                  </pic:nvPicPr>
-                  <pic:blipFill>
-                    <a:blip r:embed="rId19"/>
-                    <a:stretch>
-                      <a:fillRect/>
-                    </a:stretch>
-                  </pic:blipFill>
-                  <pic:spPr>
-                    <a:xfrm>
-                      <a:off x="0" y="0"/>
-                      <a:ext cx="4718769" cy="597802"/>
-                    </a:xfrm>
-                    <a:prstGeom prst="rect">
-                      <a:avLst/>
-                    </a:prstGeom>
-                  </pic:spPr>
-                </pic:pic>
-              </a:graphicData>
-            </a:graphic>
-          </wp:inline>
-        </w:drawing>
-      </w:r>
-    </w:p>
-    <w:p>
-      <w:pPr>
-        <w:pStyle w:val="Didascalia"/>
-        <w:jc w:val="center"/>
-        <w:rPr>
-          <w:rFonts w:cstheme="minorHAnsi"/>
-        </w:rPr>
-      </w:pPr>
-      <w:r>
-        <w:rPr>
-          <w:rFonts w:cstheme="minorHAnsi"/>
-        </w:rPr>
-        <w:t xml:space="preserve">Figura </w:t>
-      </w:r>
-      <w:r>
-        <w:rPr>
-          <w:rFonts w:cstheme="minorHAnsi"/>
-        </w:rPr>
-        <w:fldChar w:fldCharType="begin"/>
-      </w:r>
-      <w:r>
-        <w:rPr>
-          <w:rFonts w:cstheme="minorHAnsi"/>
-        </w:rPr>
-        <w:instrText xml:space="preserve"> SEQ Figura \* ARABIC </w:instrText>
-      </w:r>
-      <w:r>
-        <w:rPr>
-          <w:rFonts w:cstheme="minorHAnsi"/>
-        </w:rPr>
-        <w:fldChar w:fldCharType="separate"/>
-      </w:r>
-      <w:r>
-        <w:rPr>
-          <w:rFonts w:cstheme="minorHAnsi"/>
-          <w:noProof/>
-        </w:rPr>
-        <w:t>11</w:t>
-      </w:r>
-      <w:r>
-        <w:rPr>
-          <w:rFonts w:cstheme="minorHAnsi"/>
-        </w:rPr>
-        <w:fldChar w:fldCharType="end"/>
-      </w:r>
-      <w:r>
-        <w:rPr>
-          <w:rFonts w:cstheme="minorHAnsi"/>
-        </w:rPr>
-        <w:t>: Rotta per richieste AJAX</w:t>
-      </w:r>
-    </w:p>
-    <w:p>
-      <w:pPr>
-        <w:rPr>
-          <w:rFonts w:eastAsiaTheme="majorEastAsia" w:cstheme="minorHAnsi"/>
-          <w:color w:val="2F5496" w:themeColor="accent1" w:themeShade="BF"/>
-          <w:sz w:val="32"/>
-          <w:szCs w:val="32"/>
-        </w:rPr>
-      </w:pPr>
+      <w:bookmarkStart w:id="3" w:name="_GoBack"/>
+      <w:bookmarkEnd w:id="3"/>
       <w:r>
         <w:rPr>
           <w:rFonts w:cstheme="minorHAnsi"/>
@@ -2884,7 +2508,7 @@
                     <pic:cNvPicPr/>
                   </pic:nvPicPr>
                   <pic:blipFill>
-                    <a:blip r:embed="rId20"/>
+                    <a:blip r:embed="rId18"/>
                     <a:stretch>
                       <a:fillRect/>
                     </a:stretch>
@@ -3035,7 +2659,7 @@
                     <pic:cNvPicPr/>
                   </pic:nvPicPr>
                   <pic:blipFill>
-                    <a:blip r:embed="rId21"/>
+                    <a:blip r:embed="rId19"/>
                     <a:stretch>
                       <a:fillRect/>
                     </a:stretch>
@@ -3178,7 +2802,7 @@
                     <pic:cNvPicPr/>
                   </pic:nvPicPr>
                   <pic:blipFill>
-                    <a:blip r:embed="rId22"/>
+                    <a:blip r:embed="rId20"/>
                     <a:stretch>
                       <a:fillRect/>
                     </a:stretch>
@@ -5239,7 +4863,7 @@
             </w:pPr>
             <w:r>
               <w:rPr>
-                <w:rFonts w:asciiTheme="minorHAnsi" w:hAnsiTheme="minorHAnsi" w:cstheme="minorHAnsi"/>
+                <w:rFonts w:cstheme="minorHAnsi"/>
                 <w:noProof/>
               </w:rPr>
               <w:drawing>
@@ -5274,7 +4898,7 @@
                           <pic:cNvPicPr/>
                         </pic:nvPicPr>
                         <pic:blipFill>
-                          <a:blip r:embed="rId23" cstate="print">
+                          <a:blip r:embed="rId21" cstate="print">
                             <a:extLst>
                               <a:ext uri="{28A0092B-C50C-407E-A947-70E740481C1C}">
                                 <a14:useLocalDpi xmlns:a14="http://schemas.microsoft.com/office/drawing/2010/main" val="0"/>
@@ -5419,8 +5043,6 @@
                 <w:lang w:val="it-IT"/>
               </w:rPr>
             </w:pPr>
-            <w:bookmarkStart w:id="3" w:name="_GoBack"/>
-            <w:bookmarkEnd w:id="3"/>
             <w:r>
               <w:rPr>
                 <w:rFonts w:asciiTheme="minorHAnsi" w:hAnsiTheme="minorHAnsi" w:cstheme="minorHAnsi"/>
@@ -5715,7 +5337,7 @@
             </w:pPr>
             <w:r>
               <w:rPr>
-                <w:rFonts w:asciiTheme="minorHAnsi" w:hAnsiTheme="minorHAnsi" w:cstheme="minorHAnsi"/>
+                <w:rFonts w:cstheme="minorHAnsi"/>
                 <w:noProof/>
               </w:rPr>
               <w:drawing>
@@ -5734,7 +5356,7 @@
                           <pic:cNvPicPr/>
                         </pic:nvPicPr>
                         <pic:blipFill>
-                          <a:blip r:embed="rId24"/>
+                          <a:blip r:embed="rId22"/>
                           <a:stretch>
                             <a:fillRect/>
                           </a:stretch>
@@ -5872,8 +5494,8 @@
       </w:pPr>
     </w:p>
     <w:sectPr>
-      <w:headerReference w:type="default" r:id="rId25"/>
-      <w:footerReference w:type="default" r:id="rId26"/>
+      <w:headerReference w:type="default" r:id="rId23"/>
+      <w:footerReference w:type="default" r:id="rId24"/>
       <w:pgSz w:w="11906" w:h="16838"/>
       <w:pgMar w:top="1417" w:right="1134" w:bottom="1134" w:left="1134" w:header="708" w:footer="708" w:gutter="0"/>
       <w:pgNumType w:start="0"/>
@@ -7638,7 +7260,7 @@
 </file>
 
 <file path=customXml/itemProps2.xml><?xml version="1.0" encoding="utf-8"?>
-<ds:datastoreItem xmlns:ds="http://schemas.openxmlformats.org/officeDocument/2006/customXml" ds:itemID="{8CD06178-A324-4526-ADB8-409EE1D6ECD5}">
+<ds:datastoreItem xmlns:ds="http://schemas.openxmlformats.org/officeDocument/2006/customXml" ds:itemID="{07BA5120-3751-4D81-AC96-FE18F7096DDA}">
   <ds:schemaRefs>
     <ds:schemaRef ds:uri="http://schemas.openxmlformats.org/officeDocument/2006/bibliography"/>
   </ds:schemaRefs>
